--- a/downloads/teacher/ai-4-week-09.docx
+++ b/downloads/teacher/ai-4-week-09.docx
@@ -2836,6 +2836,396 @@
         <w:t>For your Responsible Plant Classifier, save the input, procedure, observed result and limitation of this check. Label this worked example as practice; use a different, previously unreviewed case when checking independent understanding.</w:t>
       </w:r>
     </w:p>
+    <w:p>
+      <w:pPr>
+        <w:pStyle w:val="Heading1"/>
+      </w:pPr>
+      <w:r>
+        <w:t>07. Prepare, teach and assess</w:t>
+      </w:r>
+    </w:p>
+    <w:p>
+      <w:r>
+        <w:t>Teaching target: Inspect row meaning missing values and repeated records</w:t>
+      </w:r>
+    </w:p>
+    <w:p>
+      <w:r>
+        <w:t>Prepare the labelled worked-case picture, the matching workbook, fictional input cards and a place for individual responses. Check a local Python 3 environment before class; have a paper-trace version ready.</w:t>
+      </w:r>
+    </w:p>
+    <w:tbl>
+      <w:tblPr>
+        <w:tblStyle w:val="LightShading-Accent1"/>
+        <w:tblW w:type="auto" w:w="0"/>
+        <w:tblLook w:firstColumn="1" w:firstRow="1" w:lastColumn="0" w:lastRow="0" w:noHBand="0" w:noVBand="1" w:val="04A0"/>
+      </w:tblPr>
+      <w:tblGrid>
+        <w:gridCol w:w="3408"/>
+        <w:gridCol w:w="3408"/>
+        <w:gridCol w:w="3408"/>
+      </w:tblGrid>
+      <w:tr>
+        <w:trPr>
+          <w:tblHeader/>
+        </w:trPr>
+        <w:tc>
+          <w:tcPr>
+            <w:tcW w:type="dxa" w:w="3408"/>
+          </w:tcPr>
+          <w:p>
+            <w:r>
+              <w:t>Session</w:t>
+            </w:r>
+          </w:p>
+        </w:tc>
+        <w:tc>
+          <w:tcPr>
+            <w:tcW w:type="dxa" w:w="3408"/>
+          </w:tcPr>
+          <w:p>
+            <w:r>
+              <w:t>Plan</w:t>
+            </w:r>
+          </w:p>
+        </w:tc>
+        <w:tc>
+          <w:tcPr>
+            <w:tcW w:type="dxa" w:w="3408"/>
+          </w:tcPr>
+          <w:p>
+            <w:r>
+              <w:t>Resources</w:t>
+            </w:r>
+          </w:p>
+        </w:tc>
+      </w:tr>
+      <w:tr>
+        <w:tc>
+          <w:tcPr>
+            <w:tcW w:type="dxa" w:w="3408"/>
+          </w:tcPr>
+          <w:p>
+            <w:r>
+              <w:t>Session 1 · Understand · 45 min</w:t>
+            </w:r>
+          </w:p>
+        </w:tc>
+        <w:tc>
+          <w:tcPr>
+            <w:tcW w:type="dxa" w:w="3408"/>
+          </w:tcPr>
+          <w:p>
+            <w:r>
+              <w:t>0–7: recall and prerequisite; 7–15: inspect the concrete case and predict; 15–30: teacher models the worked trace; 30–40: learners explain a step using the text and visual; 40–45: check the core idea.</w:t>
+            </w:r>
+          </w:p>
+        </w:tc>
+        <w:tc>
+          <w:tcPr>
+            <w:tcW w:type="dxa" w:w="3408"/>
+          </w:tcPr>
+          <w:p>
+            <w:r>
+              <w:t>Sections 1–6; record the brief recall in the workbook.</w:t>
+            </w:r>
+          </w:p>
+        </w:tc>
+      </w:tr>
+      <w:tr>
+        <w:tc>
+          <w:tcPr>
+            <w:tcW w:type="dxa" w:w="3408"/>
+          </w:tcPr>
+          <w:p>
+            <w:r>
+              <w:t>Session 2 · Practise · 45 min</w:t>
+            </w:r>
+          </w:p>
+        </w:tc>
+        <w:tc>
+          <w:tcPr>
+            <w:tcW w:type="dxa" w:w="3408"/>
+          </w:tcPr>
+          <w:p>
+            <w:r>
+              <w:t>0–5: retrieve the procedure; 5–15: W2 completion practice; 15–23: explain and check with a partner; 23–30: each learner answers the misconception check; 30–40: targeted reteaching or a harder variation; 40–45: prepare the investigation.</w:t>
+            </w:r>
+          </w:p>
+        </w:tc>
+        <w:tc>
+          <w:tcPr>
+            <w:tcW w:type="dxa" w:w="3408"/>
+          </w:tcPr>
+          <w:p>
+            <w:r>
+              <w:t>Sections 7–10; use the matching workbook W2 and misconception check.</w:t>
+            </w:r>
+          </w:p>
+        </w:tc>
+      </w:tr>
+      <w:tr>
+        <w:tc>
+          <w:tcPr>
+            <w:tcW w:type="dxa" w:w="3408"/>
+          </w:tcPr>
+          <w:p>
+            <w:r>
+              <w:t>Session 3 · Investigate and transfer · 45 min</w:t>
+            </w:r>
+          </w:p>
+        </w:tc>
+        <w:tc>
+          <w:tcPr>
+            <w:tcW w:type="dxa" w:w="3408"/>
+          </w:tcPr>
+          <w:p>
+            <w:r>
+              <w:t>0–5: retrieve the decision rule; 5–20: investigate or trace; 20–30: start the independent case; 30–38: connect the project; 38–43: act on feedback; 43–45: plan the return check.</w:t>
+            </w:r>
+          </w:p>
+        </w:tc>
+        <w:tc>
+          <w:tcPr>
+            <w:tcW w:type="dxa" w:w="3408"/>
+          </w:tcPr>
+          <w:p>
+            <w:r>
+              <w:t>Sections 9 and 11–14. Give extra time to finish the full task set; use Section 15 when the week includes a coding lab.</w:t>
+            </w:r>
+          </w:p>
+        </w:tc>
+      </w:tr>
+    </w:tbl>
+    <w:p>
+      <w:r>
+        <w:t>Before class, solve the supported practice: Explain each number in 5 4 2 1. How many extra ID occurrences are there, and how many rows belong to a repeated-ID group?</w:t>
+      </w:r>
+    </w:p>
+    <w:p>
+      <w:r>
+        <w:t>Reasoned practice answer: The numbers mean 5 raw rows, 4 distinct IDs, 2 missing durations and 1 negative duration. There is 1 extra ID occurrence; 2 rows belong to the repeated-ID group B. These are different counts.</w:t>
+      </w:r>
+    </w:p>
+    <w:p>
+      <w:r>
+        <w:t>Check every learner before discussion: Use the worked case for Dataset inspection and cards. Proposed explanation: “A complete card certifies data quality”. Decide whether this explanation is supported. Point to the step or supplied fact that decides; explain your repair if needed.</w:t>
+      </w:r>
+    </w:p>
+    <w:p>
+      <w:r>
+        <w:t>Misconception repair: The card records evidence and gaps; its claims still need checking. Documentation does not prove suitability.</w:t>
+      </w:r>
+    </w:p>
+    <w:p>
+      <w:r>
+        <w:t>Support: read the exact case aloud, enlarge the labelled picture, supply input cards and model only the first deciding step. Accept a spoken explanation or drawing; retain the reasoning goal.</w:t>
+      </w:r>
+    </w:p>
+    <w:p>
+      <w:r>
+        <w:t>Extension: The dataset adds 6 outdoor photos of the same plants. Require a prediction and a reason before comparing. Expected result: Photo count becomes 24, plant count remains 6; lighting coverage changes. Reason: Additional views broaden conditions without creating new independent plant identities.</w:t>
+      </w:r>
+    </w:p>
+    <w:p>
+      <w:r>
+        <w:t>Independent assessment: withhold the reserved answer until the learner has attempted the new case. Record support separately from correctness.</w:t>
+      </w:r>
+    </w:p>
+    <w:tbl>
+      <w:tblPr>
+        <w:tblStyle w:val="LightShading-Accent1"/>
+        <w:tblW w:type="auto" w:w="0"/>
+        <w:tblLook w:firstColumn="1" w:firstRow="1" w:lastColumn="0" w:lastRow="0" w:noHBand="0" w:noVBand="1" w:val="04A0"/>
+      </w:tblPr>
+      <w:tblGrid>
+        <w:gridCol w:w="2556"/>
+        <w:gridCol w:w="2556"/>
+        <w:gridCol w:w="2556"/>
+        <w:gridCol w:w="2556"/>
+      </w:tblGrid>
+      <w:tr>
+        <w:trPr>
+          <w:tblHeader/>
+        </w:trPr>
+        <w:tc>
+          <w:tcPr>
+            <w:tcW w:type="dxa" w:w="2556"/>
+          </w:tcPr>
+          <w:p>
+            <w:r>
+              <w:t>Criterion</w:t>
+            </w:r>
+          </w:p>
+        </w:tc>
+        <w:tc>
+          <w:tcPr>
+            <w:tcW w:type="dxa" w:w="2556"/>
+          </w:tcPr>
+          <w:p>
+            <w:r>
+              <w:t>Not yet</w:t>
+            </w:r>
+          </w:p>
+        </w:tc>
+        <w:tc>
+          <w:tcPr>
+            <w:tcW w:type="dxa" w:w="2556"/>
+          </w:tcPr>
+          <w:p>
+            <w:r>
+              <w:t>With support</w:t>
+            </w:r>
+          </w:p>
+        </w:tc>
+        <w:tc>
+          <w:tcPr>
+            <w:tcW w:type="dxa" w:w="2556"/>
+          </w:tcPr>
+          <w:p>
+            <w:r>
+              <w:t>Independent</w:t>
+            </w:r>
+          </w:p>
+        </w:tc>
+      </w:tr>
+      <w:tr>
+        <w:tc>
+          <w:tcPr>
+            <w:tcW w:type="dxa" w:w="2556"/>
+          </w:tcPr>
+          <w:p>
+            <w:r>
+              <w:t>Explanation</w:t>
+            </w:r>
+          </w:p>
+        </w:tc>
+        <w:tc>
+          <w:tcPr>
+            <w:tcW w:type="dxa" w:w="2556"/>
+          </w:tcPr>
+          <w:p>
+            <w:r>
+              <w:t>Names an answer without a deciding fact</w:t>
+            </w:r>
+          </w:p>
+        </w:tc>
+        <w:tc>
+          <w:tcPr>
+            <w:tcW w:type="dxa" w:w="2556"/>
+          </w:tcPr>
+          <w:p>
+            <w:r>
+              <w:t>Uses a hint to link fact and decision</w:t>
+            </w:r>
+          </w:p>
+        </w:tc>
+        <w:tc>
+          <w:tcPr>
+            <w:tcW w:type="dxa" w:w="2556"/>
+          </w:tcPr>
+          <w:p>
+            <w:r>
+              <w:t>Explains the deciding fact in own words</w:t>
+            </w:r>
+          </w:p>
+        </w:tc>
+      </w:tr>
+      <w:tr>
+        <w:tc>
+          <w:tcPr>
+            <w:tcW w:type="dxa" w:w="2556"/>
+          </w:tcPr>
+          <w:p>
+            <w:r>
+              <w:t>Trace or test</w:t>
+            </w:r>
+          </w:p>
+        </w:tc>
+        <w:tc>
+          <w:tcPr>
+            <w:tcW w:type="dxa" w:w="2556"/>
+          </w:tcPr>
+          <w:p>
+            <w:r>
+              <w:t>Cannot connect input and result</w:t>
+            </w:r>
+          </w:p>
+        </w:tc>
+        <w:tc>
+          <w:tcPr>
+            <w:tcW w:type="dxa" w:w="2556"/>
+          </w:tcPr>
+          <w:p>
+            <w:r>
+              <w:t>Completes steps with prompts</w:t>
+            </w:r>
+          </w:p>
+        </w:tc>
+        <w:tc>
+          <w:tcPr>
+            <w:tcW w:type="dxa" w:w="2556"/>
+          </w:tcPr>
+          <w:p>
+            <w:r>
+              <w:t>Traces or tests a changed case accurately</w:t>
+            </w:r>
+          </w:p>
+        </w:tc>
+      </w:tr>
+      <w:tr>
+        <w:tc>
+          <w:tcPr>
+            <w:tcW w:type="dxa" w:w="2556"/>
+          </w:tcPr>
+          <w:p>
+            <w:r>
+              <w:t>Limits and revision</w:t>
+            </w:r>
+          </w:p>
+        </w:tc>
+        <w:tc>
+          <w:tcPr>
+            <w:tcW w:type="dxa" w:w="2556"/>
+          </w:tcPr>
+          <w:p>
+            <w:r>
+              <w:t>Claims more than evidence supports</w:t>
+            </w:r>
+          </w:p>
+        </w:tc>
+        <w:tc>
+          <w:tcPr>
+            <w:tcW w:type="dxa" w:w="2556"/>
+          </w:tcPr>
+          <w:p>
+            <w:r>
+              <w:t>Names a limit after a prompt</w:t>
+            </w:r>
+          </w:p>
+        </w:tc>
+        <w:tc>
+          <w:tcPr>
+            <w:tcW w:type="dxa" w:w="2556"/>
+          </w:tcPr>
+          <w:p>
+            <w:r>
+              <w:t>States a defensible limit and useful next test</w:t>
+            </w:r>
+          </w:p>
+        </w:tc>
+      </w:tr>
+    </w:tbl>
+    <w:p>
+      <w:r>
+        <w:t>Project checkpoint: Make a transparent first version. Keep a trace of how one input becomes an output; explain the rule or learned component.</w:t>
+      </w:r>
+    </w:p>
+    <w:p>
+      <w:r>
+        <w:t>Use the weekly teacher answer for topic-specific reasoning. A saved progress tick is an activity record; judge mastery from the learner’s explanation and evidence.</w:t>
+      </w:r>
+    </w:p>
     <w:sectPr>
       <w:pgSz w:w="12240" w:h="15840"/>
       <w:pgMar w:top="936" w:right="1008" w:bottom="936" w:left="1008" w:header="720" w:footer="720" w:gutter="0"/>

--- a/downloads/teacher/ai-4-week-09.docx
+++ b/downloads/teacher/ai-4-week-09.docx
@@ -3226,6 +3226,39 @@
         <w:t>Use the weekly teacher answer for topic-specific reasoning. A saved progress tick is an activity record; judge mastery from the learner’s explanation and evidence.</w:t>
       </w:r>
     </w:p>
+    <w:p>
+      <w:pPr>
+        <w:pStyle w:val="Heading1"/>
+      </w:pPr>
+      <w:r>
+        <w:t>08. Use feedback, labs and repair paths</w:t>
+      </w:r>
+    </w:p>
+    <w:p>
+      <w:r>
+        <w:t>Use the two formative questions as supported practice, not as independent mastery scores. Discuss the deciding evidence rather than accepting a guessed selection.</w:t>
+      </w:r>
+    </w:p>
+    <w:p>
+      <w:r>
+        <w:t>The feedback comes from the reviewed public worked case. Do not reveal the separately reserved independent teacher answer until the learner has attempted that case.</w:t>
+      </w:r>
+    </w:p>
+    <w:p>
+      <w:r>
+        <w:t>Ask students to predict before running code. Preserve errors and actual outputs; collect a changed test and an explanation. The branch-boundary and indexing lessons deliberately include failure cases.</w:t>
+      </w:r>
+    </w:p>
+    <w:p>
+      <w:r>
+        <w:t>Use the earlier worked-explanation links to address a specific missing building block, then return to the current question. Adapt this suggestion after observing the learner; it is not an automatic diagnosis.</w:t>
+      </w:r>
+    </w:p>
+    <w:p>
+      <w:r>
+        <w:t>Collect the completed-work portfolio as evidence. Record support separately from correctness, and assess explanation, trace/test and limitations. Progress ticks and quiz selections alone do not establish mastery.</w:t>
+      </w:r>
+    </w:p>
     <w:sectPr>
       <w:pgSz w:w="12240" w:h="15840"/>
       <w:pgMar w:top="936" w:right="1008" w:bottom="936" w:left="1008" w:header="720" w:footer="720" w:gutter="0"/>

--- a/downloads/teacher/ai-4-week-09.docx
+++ b/downloads/teacher/ai-4-week-09.docx
@@ -29,6 +29,11 @@
       </w:r>
     </w:p>
     <w:p>
+      <w:r>
+        <w:t>Prepare Dataset Cards: check the target, prerequisites, resources and adaptable teaching schedule.</w:t>
+      </w:r>
+    </w:p>
+    <w:p>
       <w:pPr>
         <w:pStyle w:val="Heading3"/>
       </w:pPr>
@@ -37,8 +42,26 @@
       </w:r>
     </w:p>
     <w:p>
-      <w:r>
-        <w:t>Primary target: Inspect row meaning missing values and repeated records</w:t>
+      <w:pPr>
+        <w:spacing w:line="336" w:lineRule="auto" w:after="180"/>
+      </w:pPr>
+      <w:r>
+        <w:rPr>
+          <w:b w:val="0"/>
+        </w:rPr>
+        <w:t xml:space="preserve">Primary target: Inspect row meaning </w:t>
+      </w:r>
+      <w:r>
+        <w:rPr>
+          <w:b/>
+        </w:rPr>
+        <w:t>missing value</w:t>
+      </w:r>
+      <w:r>
+        <w:rPr>
+          <w:b w:val="0"/>
+        </w:rPr>
+        <w:t>s and repeated records</w:t>
       </w:r>
     </w:p>
     <w:tbl>
@@ -185,12 +208,47 @@
       </w:tr>
     </w:tbl>
     <w:p>
-      <w:r>
-        <w:t>This is a starting allocation of 135 minutes, not a validated duration. Preserve all named topics. Schedule extra time for connected examples, the full investigation, independent cases and project building. Repeated copies of a case share one recorded attempt; they are not new evidence.</w:t>
-      </w:r>
-    </w:p>
-    <w:p>
-      <w:r>
+      <w:pPr>
+        <w:spacing w:line="336" w:lineRule="auto" w:after="180"/>
+      </w:pPr>
+      <w:r>
+        <w:rPr>
+          <w:b w:val="0"/>
+        </w:rPr>
+        <w:t>This is a starting allocation of 135 minutes, not a validated duration. Preserve all named topics. Schedule extra time for connected examples, the full investigation, independent cases and project building.</w:t>
+      </w:r>
+    </w:p>
+    <w:p>
+      <w:pPr>
+        <w:spacing w:line="336" w:lineRule="auto" w:after="180"/>
+      </w:pPr>
+      <w:r>
+        <w:rPr>
+          <w:b w:val="0"/>
+        </w:rPr>
+        <w:t xml:space="preserve">Repeated copies of a case share one recorded attempt; they are not new </w:t>
+      </w:r>
+      <w:r>
+        <w:rPr>
+          <w:b/>
+        </w:rPr>
+        <w:t>evidence</w:t>
+      </w:r>
+      <w:r>
+        <w:rPr>
+          <w:b w:val="0"/>
+        </w:rPr>
+        <w:t>.</w:t>
+      </w:r>
+    </w:p>
+    <w:p>
+      <w:pPr>
+        <w:spacing w:line="336" w:lineRule="auto" w:after="180"/>
+      </w:pPr>
+      <w:r>
+        <w:rPr>
+          <w:b w:val="0"/>
+        </w:rPr>
         <w:t>Case exposure check: this source example appears in ai-4/5, ai-4/7, ai-4/9. Reuse a familiar case for recall or modelling; verify that the case used to assess transfer has not already received feedback.</w:t>
       </w:r>
     </w:p>
@@ -211,18 +269,71 @@
       </w:r>
     </w:p>
     <w:p>
-      <w:r>
+      <w:pPr>
+        <w:spacing w:line="336" w:lineRule="auto" w:after="180"/>
+      </w:pPr>
+      <w:r>
+        <w:rPr>
+          <w:b w:val="0"/>
+        </w:rPr>
         <w:t>Without opening the old lesson, explain one key idea from Leakage. Give an example and a mistake that the idea helps you avoid.</w:t>
       </w:r>
     </w:p>
     <w:p>
-      <w:r>
-        <w:t>Look for: Choose a split unit that matches the intended prediction claim</w:t>
-      </w:r>
-    </w:p>
-    <w:p>
-      <w:r>
-        <w:t>Reference example, not the only acceptable wording: Training fits the model; validation compares development choices; test evaluates after choices are fixed. Repeatedly selecting by the test score uses that set for development, so it is no longer an untouched final evaluation.</w:t>
+      <w:pPr>
+        <w:spacing w:line="336" w:lineRule="auto" w:after="180"/>
+      </w:pPr>
+      <w:r>
+        <w:rPr>
+          <w:b w:val="0"/>
+        </w:rPr>
+        <w:t xml:space="preserve">Look for: Choose a split unit that matches the intended </w:t>
+      </w:r>
+      <w:r>
+        <w:rPr>
+          <w:b/>
+        </w:rPr>
+        <w:t>prediction</w:t>
+      </w:r>
+      <w:r>
+        <w:rPr>
+          <w:b w:val="0"/>
+        </w:rPr>
+        <w:t xml:space="preserve"> claim</w:t>
+      </w:r>
+    </w:p>
+    <w:p>
+      <w:pPr>
+        <w:spacing w:line="336" w:lineRule="auto" w:after="180"/>
+      </w:pPr>
+      <w:r>
+        <w:rPr>
+          <w:b w:val="0"/>
+        </w:rPr>
+        <w:t xml:space="preserve">Reference example, not the only acceptable wording: </w:t>
+      </w:r>
+      <w:r>
+        <w:rPr>
+          <w:b/>
+        </w:rPr>
+        <w:t>Training</w:t>
+      </w:r>
+      <w:r>
+        <w:rPr>
+          <w:b w:val="0"/>
+        </w:rPr>
+        <w:t xml:space="preserve"> fits the model; validation compares development choices; test evaluates after choices are fixed.</w:t>
+      </w:r>
+    </w:p>
+    <w:p>
+      <w:pPr>
+        <w:spacing w:line="336" w:lineRule="auto" w:after="180"/>
+      </w:pPr>
+      <w:r>
+        <w:rPr>
+          <w:b w:val="0"/>
+        </w:rPr>
+        <w:t>Repeatedly selecting by the test score uses that set for development, so it is no longer an untouched final evaluation.</w:t>
       </w:r>
     </w:p>
     <w:p>
@@ -234,18 +345,47 @@
       </w:r>
     </w:p>
     <w:p>
-      <w:r>
+      <w:pPr>
+        <w:spacing w:line="336" w:lineRule="auto" w:after="180"/>
+      </w:pPr>
+      <w:r>
+        <w:rPr>
+          <w:b w:val="0"/>
+        </w:rPr>
         <w:t>Without opening the old lesson, explain one key idea from Label Quality. Give an example and a mistake that the idea helps you avoid.</w:t>
       </w:r>
     </w:p>
     <w:p>
-      <w:r>
+      <w:pPr>
+        <w:spacing w:line="336" w:lineRule="auto" w:after="180"/>
+      </w:pPr>
+      <w:r>
+        <w:rPr>
+          <w:b w:val="0"/>
+        </w:rPr>
         <w:t>Look for: Write an observable label rule with boundaries and a review option</w:t>
       </w:r>
     </w:p>
     <w:p>
-      <w:r>
-        <w:t>Reference example, not the only acceptable wording: Touching is blocked. An object entirely outside is clear only when all objects are outside and the entire lane is visible. A partly hidden lane requires review because clear cannot be established from the available description.</w:t>
+      <w:pPr>
+        <w:spacing w:line="336" w:lineRule="auto" w:after="180"/>
+      </w:pPr>
+      <w:r>
+        <w:rPr>
+          <w:b w:val="0"/>
+        </w:rPr>
+        <w:t>Reference example, not the only acceptable wording: Touching is blocked. An object entirely outside is clear only when all objects are outside and the entire lane is visible.</w:t>
+      </w:r>
+    </w:p>
+    <w:p>
+      <w:pPr>
+        <w:spacing w:line="336" w:lineRule="auto" w:after="180"/>
+      </w:pPr>
+      <w:r>
+        <w:rPr>
+          <w:b w:val="0"/>
+        </w:rPr>
+        <w:t>A partly hidden lane requires review because clear cannot be established from the available description.</w:t>
       </w:r>
     </w:p>
     <w:p>
@@ -257,22 +397,57 @@
       </w:r>
     </w:p>
     <w:p>
-      <w:r>
+      <w:pPr>
+        <w:spacing w:line="336" w:lineRule="auto" w:after="180"/>
+      </w:pPr>
+      <w:r>
+        <w:rPr>
+          <w:b w:val="0"/>
+        </w:rPr>
         <w:t>Without opening the old lesson, explain one key idea from Classification or Regression?. Give an example and a mistake that the idea helps you avoid.</w:t>
       </w:r>
     </w:p>
     <w:p>
-      <w:r>
+      <w:pPr>
+        <w:spacing w:line="336" w:lineRule="auto" w:after="180"/>
+      </w:pPr>
+      <w:r>
+        <w:rPr>
+          <w:b w:val="0"/>
+        </w:rPr>
         <w:t>Look for: Identify a task from the meaning of its target</w:t>
       </w:r>
     </w:p>
     <w:p>
-      <w:r>
-        <w:t>Reference example, not the only acceptable wording: Route type is classification because 1 and 2 encode categories. Whole-minute duration is regression because numerical differences measure time. Exceeding 10 minutes is binary classification because the target is yes or no.</w:t>
-      </w:r>
-    </w:p>
-    <w:p>
-      <w:r>
+      <w:pPr>
+        <w:spacing w:line="336" w:lineRule="auto" w:after="180"/>
+      </w:pPr>
+      <w:r>
+        <w:rPr>
+          <w:b w:val="0"/>
+        </w:rPr>
+        <w:t>Reference example, not the only acceptable wording: Route type is classification because 1 and 2 encode categories. Whole-minute duration is regression because numerical differences measure time.</w:t>
+      </w:r>
+    </w:p>
+    <w:p>
+      <w:pPr>
+        <w:spacing w:line="336" w:lineRule="auto" w:after="180"/>
+      </w:pPr>
+      <w:r>
+        <w:rPr>
+          <w:b w:val="0"/>
+        </w:rPr>
+        <w:t>Exceeding 10 minutes is binary classification because the target is yes or no.</w:t>
+      </w:r>
+    </w:p>
+    <w:p>
+      <w:pPr>
+        <w:spacing w:line="336" w:lineRule="auto" w:after="180"/>
+      </w:pPr>
+      <w:r>
+        <w:rPr>
+          <w:b w:val="0"/>
+        </w:rPr>
         <w:t>Use the student module and workbook section with this exact week title. The worked case, independent question and answers below form one aligned lesson sequence.</w:t>
       </w:r>
     </w:p>
@@ -285,7 +460,13 @@
       </w:r>
     </w:p>
     <w:p>
-      <w:r>
+      <w:pPr>
+        <w:spacing w:line="336" w:lineRule="auto" w:after="180"/>
+      </w:pPr>
+      <w:r>
+        <w:rPr>
+          <w:b w:val="0"/>
+        </w:rPr>
         <w:t>Write five dataset-card fields for a leaf dataset and explain why '1000 images' alone is insufficient.</w:t>
       </w:r>
     </w:p>
@@ -298,8 +479,50 @@
       </w:r>
     </w:p>
     <w:p>
-      <w:r>
-        <w:t>A dataset card records where data came from, why it exists, its fields, collection process, known gaps, risks, and prohibited uses.</w:t>
+      <w:pPr>
+        <w:spacing w:line="336" w:lineRule="auto" w:after="180"/>
+      </w:pPr>
+      <w:r>
+        <w:rPr>
+          <w:b w:val="0"/>
+        </w:rPr>
+        <w:t xml:space="preserve">A </w:t>
+      </w:r>
+      <w:r>
+        <w:rPr>
+          <w:b/>
+        </w:rPr>
+        <w:t>dataset card</w:t>
+      </w:r>
+      <w:r>
+        <w:rPr>
+          <w:b w:val="0"/>
+        </w:rPr>
+        <w:t xml:space="preserve"> records where data came from, why it exists, its fields, collection </w:t>
+      </w:r>
+      <w:r>
+        <w:rPr>
+          <w:b/>
+        </w:rPr>
+        <w:t>process</w:t>
+      </w:r>
+      <w:r>
+        <w:rPr>
+          <w:b w:val="0"/>
+        </w:rPr>
+        <w:t xml:space="preserve">, known gaps, risks, and </w:t>
+      </w:r>
+      <w:r>
+        <w:rPr>
+          <w:b/>
+        </w:rPr>
+        <w:t>prohibited use</w:t>
+      </w:r>
+      <w:r>
+        <w:rPr>
+          <w:b w:val="0"/>
+        </w:rPr>
+        <w:t>s.</w:t>
       </w:r>
     </w:p>
     <w:tbl>
@@ -435,12 +658,38 @@
       </w:r>
     </w:p>
     <w:p>
-      <w:r>
+      <w:pPr>
+        <w:spacing w:line="336" w:lineRule="auto" w:after="180"/>
+      </w:pPr>
+      <w:r>
+        <w:rPr>
+          <w:b w:val="0"/>
+        </w:rPr>
         <w:t>Use the supplied scenario, student illustrations and blank paper. For numeric work, offer counters or a calculator after learners show the setup. Fictional records are supplied; personal data and paid accounts are unnecessary.</w:t>
       </w:r>
     </w:p>
     <w:p>
-      <w:r>
+      <w:pPr>
+        <w:pStyle w:val="Heading3"/>
+      </w:pPr>
+      <w:r>
+        <w:t>Alternative compact allocation</w:t>
+      </w:r>
+    </w:p>
+    <w:p>
+      <w:r>
+        <w:t>This compact option is not the full-week schedule. Use the main teaching cycle and allow extra sessions for the investigation, independent work and project.</w:t>
+      </w:r>
+    </w:p>
+    <w:p>
+      <w:pPr>
+        <w:spacing w:line="336" w:lineRule="auto" w:after="180"/>
+        <w:shd w:fill="F1F6F8"/>
+      </w:pPr>
+      <w:r>
+        <w:rPr>
+          <w:b w:val="0"/>
+        </w:rPr>
         <w:t>Allow 80 minutes: recall 8; explanation 12; worked demonstration 15; guided practice 20; independent assessment 15; project and reflection 10. Extend the lab into a second session when needed.</w:t>
       </w:r>
     </w:p>
@@ -453,8 +702,96 @@
       </w:r>
     </w:p>
     <w:p>
-      <w:r>
-        <w:t>Teach inspection before modelling in two 45-minute sessions. Use fictional data only. Emphasize the unit of observation, provenance, units, unknown values and overlapping audit flags. The dataset card is a concise classroom documentation exercise inspired by datasheets for datasets, not a claim to implement every part of a research framework. Students must distinguish observations from unsupported repairs and from evidence of model fitness.</w:t>
+      <w:pPr>
+        <w:spacing w:line="336" w:lineRule="auto" w:after="180"/>
+      </w:pPr>
+      <w:r>
+        <w:rPr>
+          <w:b w:val="0"/>
+        </w:rPr>
+        <w:t xml:space="preserve">Teach inspection before modelling in two 45-minute sessions. Use fictional data only. Emphasize the unit of </w:t>
+      </w:r>
+      <w:r>
+        <w:rPr>
+          <w:b/>
+        </w:rPr>
+        <w:t>observation</w:t>
+      </w:r>
+      <w:r>
+        <w:rPr>
+          <w:b w:val="0"/>
+        </w:rPr>
+        <w:t xml:space="preserve">, </w:t>
+      </w:r>
+      <w:r>
+        <w:rPr>
+          <w:b/>
+        </w:rPr>
+        <w:t>provenance</w:t>
+      </w:r>
+      <w:r>
+        <w:rPr>
+          <w:b w:val="0"/>
+        </w:rPr>
+        <w:t>, units, unknown values and overlapping audit flags.</w:t>
+      </w:r>
+    </w:p>
+    <w:p>
+      <w:pPr>
+        <w:spacing w:line="336" w:lineRule="auto" w:after="180"/>
+      </w:pPr>
+      <w:r>
+        <w:rPr>
+          <w:b w:val="0"/>
+        </w:rPr>
+        <w:t xml:space="preserve">The </w:t>
+      </w:r>
+      <w:r>
+        <w:rPr>
+          <w:b/>
+        </w:rPr>
+        <w:t>dataset card</w:t>
+      </w:r>
+      <w:r>
+        <w:rPr>
+          <w:b w:val="0"/>
+        </w:rPr>
+        <w:t xml:space="preserve"> is a concise classroom documentation exercise inspired by datasheets for datasets, not a claim to implement every part of a research framework.</w:t>
+      </w:r>
+    </w:p>
+    <w:p>
+      <w:pPr>
+        <w:spacing w:line="336" w:lineRule="auto" w:after="180"/>
+      </w:pPr>
+      <w:r>
+        <w:rPr>
+          <w:b w:val="0"/>
+        </w:rPr>
+        <w:t xml:space="preserve">Students must distinguish </w:t>
+      </w:r>
+      <w:r>
+        <w:rPr>
+          <w:b/>
+        </w:rPr>
+        <w:t>observation</w:t>
+      </w:r>
+      <w:r>
+        <w:rPr>
+          <w:b w:val="0"/>
+        </w:rPr>
+        <w:t xml:space="preserve">s from unsupported repairs and from </w:t>
+      </w:r>
+      <w:r>
+        <w:rPr>
+          <w:b/>
+        </w:rPr>
+        <w:t>evidence</w:t>
+      </w:r>
+      <w:r>
+        <w:rPr>
+          <w:b w:val="0"/>
+        </w:rPr>
+        <w:t xml:space="preserve"> of model fitness.</w:t>
       </w:r>
     </w:p>
     <w:p>
@@ -466,28 +803,70 @@
       </w:r>
     </w:p>
     <w:p>
-      <w:r>
+      <w:pPr>
+        <w:spacing w:line="336" w:lineRule="auto" w:after="180"/>
+      </w:pPr>
+      <w:r>
+        <w:rPr>
+          <w:b w:val="0"/>
+        </w:rPr>
         <w:t>It is a numerical quantity whose differences measure time. Whole-number formatting does not turn it into a category.</w:t>
       </w:r>
     </w:p>
     <w:p>
-      <w:r>
+      <w:pPr>
+        <w:spacing w:line="336" w:lineRule="auto" w:after="180"/>
+      </w:pPr>
+      <w:r>
+        <w:rPr>
+          <w:b w:val="0"/>
+        </w:rPr>
         <w:t>Printed lesson and workbook</w:t>
       </w:r>
     </w:p>
     <w:p>
-      <w:r>
+      <w:pPr>
+        <w:spacing w:line="336" w:lineRule="auto" w:after="180"/>
+      </w:pPr>
+      <w:r>
+        <w:rPr>
+          <w:b w:val="0"/>
+        </w:rPr>
         <w:t>Cards for the five raw rows including both B rows</w:t>
       </w:r>
     </w:p>
     <w:p>
-      <w:r>
+      <w:pPr>
+        <w:spacing w:line="336" w:lineRule="auto" w:after="180"/>
+      </w:pPr>
+      <w:r>
+        <w:rPr>
+          <w:b w:val="0"/>
+        </w:rPr>
         <w:t>Optional Python 3 editor; no packages required</w:t>
       </w:r>
     </w:p>
     <w:p>
-      <w:r>
-        <w:t>Blank card headings: purpose source row schema findings changes limits version owner</w:t>
+      <w:pPr>
+        <w:spacing w:line="336" w:lineRule="auto" w:after="180"/>
+      </w:pPr>
+      <w:r>
+        <w:rPr>
+          <w:b w:val="0"/>
+        </w:rPr>
+        <w:t xml:space="preserve">Blank card headings: purpose source row </w:t>
+      </w:r>
+      <w:r>
+        <w:rPr>
+          <w:b/>
+        </w:rPr>
+        <w:t>schema</w:t>
+      </w:r>
+      <w:r>
+        <w:rPr>
+          <w:b w:val="0"/>
+        </w:rPr>
+        <w:t xml:space="preserve"> findings changes limits version owner</w:t>
       </w:r>
     </w:p>
     <w:p>
@@ -499,12 +878,48 @@
       </w:r>
     </w:p>
     <w:p>
-      <w:r>
-        <w:t>By the end, I can explain dataset cards using a traced example and a stated limitation.</w:t>
-      </w:r>
-    </w:p>
-    <w:p>
-      <w:r>
+      <w:pPr>
+        <w:spacing w:line="336" w:lineRule="auto" w:after="180"/>
+      </w:pPr>
+      <w:r>
+        <w:rPr>
+          <w:b w:val="0"/>
+        </w:rPr>
+        <w:t xml:space="preserve">By the end, I can explain </w:t>
+      </w:r>
+      <w:r>
+        <w:rPr>
+          <w:b/>
+        </w:rPr>
+        <w:t>dataset card</w:t>
+      </w:r>
+      <w:r>
+        <w:rPr>
+          <w:b w:val="0"/>
+        </w:rPr>
+        <w:t xml:space="preserve">s using a traced example and a stated </w:t>
+      </w:r>
+      <w:r>
+        <w:rPr>
+          <w:b/>
+        </w:rPr>
+        <w:t>limitation</w:t>
+      </w:r>
+      <w:r>
+        <w:rPr>
+          <w:b w:val="0"/>
+        </w:rPr>
+        <w:t>.</w:t>
+      </w:r>
+    </w:p>
+    <w:p>
+      <w:pPr>
+        <w:spacing w:line="336" w:lineRule="auto" w:after="180"/>
+      </w:pPr>
+      <w:r>
+        <w:rPr>
+          <w:b w:val="0"/>
+        </w:rPr>
         <w:t>This added worked case illustrates the week’s main idea. Retain all original and connected topics; schedule its practice within the teaching cycle.</w:t>
       </w:r>
     </w:p>
@@ -517,76 +932,313 @@
       </w:r>
     </w:p>
     <w:p>
+      <w:r>
+        <w:t>Model Dataset Cards using the supplied case, labelled mechanism and reasoning. Make the scope of each conclusion explicit.</w:t>
+      </w:r>
+    </w:p>
+    <w:p>
+      <w:pPr>
+        <w:spacing w:line="336" w:lineRule="auto" w:after="180"/>
+      </w:pPr>
+      <w:r>
+        <w:rPr>
+          <w:b w:val="0"/>
+        </w:rPr>
+        <w:t>Trace the information, fitted behavior, and evaluation proof separately.</w:t>
+      </w:r>
+    </w:p>
+    <w:p>
       <w:pPr>
         <w:pStyle w:val="Heading3"/>
       </w:pPr>
       <w:r>
-        <w:t>Explain the mechanism</w:t>
-      </w:r>
-    </w:p>
-    <w:p>
-      <w:r>
-        <w:t>Trace the information, fitted behavior, and evaluation proof separately.</w:t>
-      </w:r>
-    </w:p>
-    <w:p>
-      <w:r>
-        <w:t>QUESTION Complete a dataset card and identify two uses the data cannot support.</w:t>
-      </w:r>
-    </w:p>
-    <w:p>
-      <w:r>
-        <w:t>MODEL IDEA A dataset card records where data came from, why it exists, its fields, collection process, known gaps, risks, and prohibited uses.</w:t>
-      </w:r>
-    </w:p>
-    <w:p>
-      <w:r>
-        <w:t>PROOF NEEDED Use an unseen case, visible calculation, error analysis, and a stated limitation.</w:t>
-      </w:r>
-    </w:p>
-    <w:p>
-      <w:r>
+        <w:t>Question to explain</w:t>
+      </w:r>
+    </w:p>
+    <w:p>
+      <w:pPr>
+        <w:spacing w:line="336" w:lineRule="auto" w:after="180"/>
+        <w:shd w:fill="F5F1FB"/>
+      </w:pPr>
+      <w:r>
+        <w:rPr>
+          <w:b w:val="0"/>
+        </w:rPr>
+        <w:t xml:space="preserve">QUESTION Complete a </w:t>
+      </w:r>
+      <w:r>
+        <w:rPr>
+          <w:b/>
+        </w:rPr>
+        <w:t>dataset card</w:t>
+      </w:r>
+      <w:r>
+        <w:rPr>
+          <w:b w:val="0"/>
+        </w:rPr>
+        <w:t xml:space="preserve"> and identify two uses the data cannot support.</w:t>
+      </w:r>
+    </w:p>
+    <w:p>
+      <w:pPr>
+        <w:spacing w:line="336" w:lineRule="auto" w:after="180"/>
+      </w:pPr>
+      <w:r>
+        <w:rPr>
+          <w:b w:val="0"/>
+        </w:rPr>
+        <w:t xml:space="preserve">MODEL IDEA A </w:t>
+      </w:r>
+      <w:r>
+        <w:rPr>
+          <w:b/>
+        </w:rPr>
+        <w:t>dataset card</w:t>
+      </w:r>
+      <w:r>
+        <w:rPr>
+          <w:b w:val="0"/>
+        </w:rPr>
+        <w:t xml:space="preserve"> records where data came from, why it exists, its fields, collection </w:t>
+      </w:r>
+      <w:r>
+        <w:rPr>
+          <w:b/>
+        </w:rPr>
+        <w:t>process</w:t>
+      </w:r>
+      <w:r>
+        <w:rPr>
+          <w:b w:val="0"/>
+        </w:rPr>
+        <w:t xml:space="preserve">, known gaps, risks, and </w:t>
+      </w:r>
+      <w:r>
+        <w:rPr>
+          <w:b/>
+        </w:rPr>
+        <w:t>prohibited use</w:t>
+      </w:r>
+      <w:r>
+        <w:rPr>
+          <w:b w:val="0"/>
+        </w:rPr>
+        <w:t>s.</w:t>
+      </w:r>
+    </w:p>
+    <w:p>
+      <w:pPr>
+        <w:spacing w:line="336" w:lineRule="auto" w:after="180"/>
+      </w:pPr>
+      <w:r>
+        <w:rPr>
+          <w:b w:val="0"/>
+        </w:rPr>
+        <w:t xml:space="preserve">PROOF NEEDED Use an unseen case, visible calculation, error analysis, and a stated </w:t>
+      </w:r>
+      <w:r>
+        <w:rPr>
+          <w:b/>
+        </w:rPr>
+        <w:t>limitation</w:t>
+      </w:r>
+      <w:r>
+        <w:rPr>
+          <w:b w:val="0"/>
+        </w:rPr>
+        <w:t>.</w:t>
+      </w:r>
+    </w:p>
+    <w:p>
+      <w:pPr>
+        <w:pStyle w:val="Heading3"/>
+      </w:pPr>
+      <w:r>
+        <w:t>How the mechanism works</w:t>
+      </w:r>
+    </w:p>
+    <w:p>
+      <w:pPr>
+        <w:spacing w:line="336" w:lineRule="auto" w:after="180"/>
+        <w:shd w:fill="F1F6F8"/>
+      </w:pPr>
+      <w:r>
+        <w:rPr>
+          <w:b w:val="0"/>
+        </w:rPr>
         <w:t>UNDER THE HOOD Source: student-collected classroom plant photos with permission. Purpose: teach a low-stakes healthy-versus-spotted classifier.</w:t>
       </w:r>
     </w:p>
     <w:p>
-      <w:r>
-        <w:t>Draw a fresh data → model → prediction → evaluation trace:</w:t>
-      </w:r>
-    </w:p>
-    <w:p>
-      <w:r>
-        <w:t>Predict first. Then check each step. A correct answer without visible evidence cannot be audited.</w:t>
-      </w:r>
-    </w:p>
-    <w:p>
-      <w:r>
+      <w:pPr>
+        <w:spacing w:line="336" w:lineRule="auto" w:after="180"/>
+      </w:pPr>
+      <w:r>
+        <w:rPr>
+          <w:b w:val="0"/>
+        </w:rPr>
+        <w:t xml:space="preserve">Draw a fresh data → model → </w:t>
+      </w:r>
+      <w:r>
+        <w:rPr>
+          <w:b/>
+        </w:rPr>
+        <w:t>prediction</w:t>
+      </w:r>
+      <w:r>
+        <w:rPr>
+          <w:b w:val="0"/>
+        </w:rPr>
+        <w:t xml:space="preserve"> → evaluation trace:</w:t>
+      </w:r>
+    </w:p>
+    <w:p>
+      <w:pPr>
+        <w:spacing w:line="336" w:lineRule="auto" w:after="180"/>
+      </w:pPr>
+      <w:r>
+        <w:rPr>
+          <w:b w:val="0"/>
+        </w:rPr>
+        <w:t xml:space="preserve">Predict first. Then check each step. A correct answer without visible </w:t>
+      </w:r>
+      <w:r>
+        <w:rPr>
+          <w:b/>
+        </w:rPr>
+        <w:t>evidence</w:t>
+      </w:r>
+      <w:r>
+        <w:rPr>
+          <w:b w:val="0"/>
+        </w:rPr>
+        <w:t xml:space="preserve"> cannot be audited.</w:t>
+      </w:r>
+    </w:p>
+    <w:p>
+      <w:pPr>
+        <w:pStyle w:val="Heading3"/>
+      </w:pPr>
+      <w:r>
+        <w:t>Step 1</w:t>
+      </w:r>
+    </w:p>
+    <w:p>
+      <w:pPr>
+        <w:spacing w:line="336" w:lineRule="auto" w:after="180"/>
+        <w:shd w:fill="F4F9FC"/>
+      </w:pPr>
+      <w:r>
+        <w:rPr>
+          <w:b w:val="0"/>
+        </w:rPr>
         <w:t>STEP 1 Source: student-collected classroom plant photos with permission.</w:t>
       </w:r>
     </w:p>
     <w:p>
-      <w:r>
+      <w:pPr>
+        <w:pStyle w:val="Heading3"/>
+      </w:pPr>
+      <w:r>
+        <w:t>Step 2</w:t>
+      </w:r>
+    </w:p>
+    <w:p>
+      <w:pPr>
+        <w:spacing w:line="336" w:lineRule="auto" w:after="180"/>
+        <w:shd w:fill="F4F9FC"/>
+      </w:pPr>
+      <w:r>
+        <w:rPr>
+          <w:b w:val="0"/>
+        </w:rPr>
         <w:t>STEP 2 Purpose: teach a low-stakes healthy-versus-spotted classifier.</w:t>
       </w:r>
     </w:p>
     <w:p>
-      <w:r>
-        <w:t>STEP 3 Gap: few evening-light photos and no outdoor disease diagnosis evidence.</w:t>
-      </w:r>
-    </w:p>
-    <w:p>
-      <w:r>
+      <w:pPr>
+        <w:pStyle w:val="Heading3"/>
+      </w:pPr>
+      <w:r>
+        <w:t>Step 3</w:t>
+      </w:r>
+    </w:p>
+    <w:p>
+      <w:pPr>
+        <w:spacing w:line="336" w:lineRule="auto" w:after="180"/>
+        <w:shd w:fill="F4F9FC"/>
+      </w:pPr>
+      <w:r>
+        <w:rPr>
+          <w:b w:val="0"/>
+        </w:rPr>
+        <w:t xml:space="preserve">STEP 3 Gap: few evening-light photos and no outdoor disease diagnosis </w:t>
+      </w:r>
+      <w:r>
+        <w:rPr>
+          <w:b/>
+        </w:rPr>
+        <w:t>evidence</w:t>
+      </w:r>
+      <w:r>
+        <w:rPr>
+          <w:b w:val="0"/>
+        </w:rPr>
+        <w:t>.</w:t>
+      </w:r>
+    </w:p>
+    <w:p>
+      <w:pPr>
+        <w:pStyle w:val="Heading3"/>
+      </w:pPr>
+      <w:r>
+        <w:t>Step 4</w:t>
+      </w:r>
+    </w:p>
+    <w:p>
+      <w:pPr>
+        <w:spacing w:line="336" w:lineRule="auto" w:after="180"/>
+        <w:shd w:fill="F4F9FC"/>
+      </w:pPr>
+      <w:r>
+        <w:rPr>
+          <w:b w:val="0"/>
+        </w:rPr>
         <w:t>STEP 4 Prohibit medical, agricultural, or pesticide decisions; require teacher review.</w:t>
       </w:r>
     </w:p>
     <w:p>
-      <w:r>
+      <w:pPr>
+        <w:spacing w:line="336" w:lineRule="auto" w:after="180"/>
+      </w:pPr>
+      <w:r>
+        <w:rPr>
+          <w:b w:val="0"/>
+        </w:rPr>
         <w:t>CHECK Verify the denominator, unit, split, class definition, and data version before interpreting a score.</w:t>
       </w:r>
     </w:p>
     <w:p>
-      <w:r>
-        <w:t>Recalculate, retrace, or restate the evidence independently:</w:t>
+      <w:pPr>
+        <w:spacing w:line="336" w:lineRule="auto" w:after="180"/>
+      </w:pPr>
+      <w:r>
+        <w:rPr>
+          <w:b w:val="0"/>
+        </w:rPr>
+        <w:t xml:space="preserve">Recalculate, retrace, or restate the </w:t>
+      </w:r>
+      <w:r>
+        <w:rPr>
+          <w:b/>
+        </w:rPr>
+        <w:t>evidence</w:t>
+      </w:r>
+      <w:r>
+        <w:rPr>
+          <w:b w:val="0"/>
+        </w:rPr>
+        <w:t xml:space="preserve"> independently:</w:t>
       </w:r>
     </w:p>
     <w:p>
@@ -598,12 +1250,54 @@
       </w:r>
     </w:p>
     <w:p>
-      <w:r>
-        <w:t>A dataset card lists fields but omits source and intended use.</w:t>
-      </w:r>
-    </w:p>
-    <w:p>
-      <w:r>
+      <w:pPr>
+        <w:pStyle w:val="Heading3"/>
+      </w:pPr>
+      <w:r>
+        <w:t>The teaching case</w:t>
+      </w:r>
+    </w:p>
+    <w:p>
+      <w:pPr>
+        <w:spacing w:line="336" w:lineRule="auto" w:after="180"/>
+        <w:shd w:fill="F1F6FC"/>
+      </w:pPr>
+      <w:r>
+        <w:rPr>
+          <w:b w:val="0"/>
+        </w:rPr>
+        <w:t xml:space="preserve">A </w:t>
+      </w:r>
+      <w:r>
+        <w:rPr>
+          <w:b/>
+        </w:rPr>
+        <w:t>dataset card</w:t>
+      </w:r>
+      <w:r>
+        <w:rPr>
+          <w:b w:val="0"/>
+        </w:rPr>
+        <w:t xml:space="preserve"> lists fields but omits source and intended use.</w:t>
+      </w:r>
+    </w:p>
+    <w:p>
+      <w:pPr>
+        <w:pStyle w:val="Heading3"/>
+      </w:pPr>
+      <w:r>
+        <w:t>The teaching case</w:t>
+      </w:r>
+    </w:p>
+    <w:p>
+      <w:pPr>
+        <w:spacing w:line="336" w:lineRule="auto" w:after="180"/>
+        <w:shd w:fill="F1F6FC"/>
+      </w:pPr>
+      <w:r>
+        <w:rPr>
+          <w:b w:val="0"/>
+        </w:rPr>
         <w:t>Add information needed to assess suitability.</w:t>
       </w:r>
     </w:p>
@@ -616,41 +1310,255 @@
       </w:r>
     </w:p>
     <w:p>
-      <w:r>
-        <w:t>Provenance, permissions, collection method/time/conditions, label definitions, coverage, exclusions, missingness, use and limitations. Fields alone are insufficient.</w:t>
-      </w:r>
-    </w:p>
-    <w:p>
       <w:pPr>
         <w:pStyle w:val="Heading3"/>
       </w:pPr>
       <w:r>
+        <w:t>Why the result follows</w:t>
+      </w:r>
+    </w:p>
+    <w:p>
+      <w:pPr>
+        <w:spacing w:line="336" w:lineRule="auto" w:after="180"/>
+        <w:shd w:fill="F1F6FC"/>
+      </w:pPr>
+      <w:r>
+        <w:rPr>
+          <w:b/>
+        </w:rPr>
+        <w:t>Provenance</w:t>
+      </w:r>
+      <w:r>
+        <w:rPr>
+          <w:b w:val="0"/>
+        </w:rPr>
+        <w:t xml:space="preserve">, permissions, collection method/time/conditions, label definitions, coverage, exclusions, missingness, use and </w:t>
+      </w:r>
+      <w:r>
+        <w:rPr>
+          <w:b/>
+        </w:rPr>
+        <w:t>limitation</w:t>
+      </w:r>
+      <w:r>
+        <w:rPr>
+          <w:b w:val="0"/>
+        </w:rPr>
+        <w:t>s. Fields alone are insufficient.</w:t>
+      </w:r>
+    </w:p>
+    <w:p>
+      <w:pPr>
+        <w:pStyle w:val="Heading3"/>
+      </w:pPr>
+      <w:r>
         <w:t>Explain the added worked example</w:t>
       </w:r>
     </w:p>
     <w:p>
-      <w:r>
-        <w:t>A dataset can look like a neat table and still contain missing outcomes, repeated records or impossible values. Before fitting a model, inspect what one row represents and document where the table came from. A dataset card is a short record of its purpose, contents, collection, changes and limits. It helps another person decide whether the data suits a proposed use.</w:t>
-      </w:r>
-    </w:p>
-    <w:p>
-      <w:r>
-        <w:t>Our source is a teacher-authored fictional export called Robot practice v1, created for this lesson. Each row is intended to describe one trip, with one unique trip ID and elapsed duration in minutes. Durations may be zero or positive; None means unknown. All trips are described as indoor practice trips. No real robot measurements or personal records were collected, and there is no evidence about outdoor performance.</w:t>
-      </w:r>
-    </w:p>
-    <w:p>
-      <w:r>
-        <w:t>Keep this raw version unchanged. At this stage a flag means investigate, not automatically delete or replace. A repeated ID might be a copied row or a problem with the supposed one-row-per-trip definition. We need evidence before deciding what happened.</w:t>
-      </w:r>
-    </w:p>
-    <w:p>
-      <w:r>
-        <w:t>A set stores each distinct ID once. The output is 5 4 2 1: five rows, four distinct IDs, two rows with unknown duration and one row with a negative duration. There is one extra occurrence beyond the four distinct IDs. This is not a count of all rows in repeated-ID groups: both B rows belong to that group.</w:t>
-      </w:r>
-    </w:p>
-    <w:p>
-      <w:r>
-        <w:t>The code assumes every row is a pair and each duration is a number or None. It is a small audit, not full schema validation. It does not check text values, units, source truth or whether IDs refer to real unique events. A successful run does not certify data quality.</w:t>
+      <w:pPr>
+        <w:pStyle w:val="Heading3"/>
+      </w:pPr>
+      <w:r>
+        <w:t>Explain the added worked example · 1</w:t>
+      </w:r>
+    </w:p>
+    <w:p>
+      <w:pPr>
+        <w:spacing w:line="336" w:lineRule="auto" w:after="180"/>
+      </w:pPr>
+      <w:r>
+        <w:rPr>
+          <w:b w:val="0"/>
+        </w:rPr>
+        <w:t xml:space="preserve">A dataset can look like a neat table and still contain missing outcomes, repeated records or impossible values. Before </w:t>
+      </w:r>
+      <w:r>
+        <w:rPr>
+          <w:b/>
+        </w:rPr>
+        <w:t>fitting</w:t>
+      </w:r>
+      <w:r>
+        <w:rPr>
+          <w:b w:val="0"/>
+        </w:rPr>
+        <w:t xml:space="preserve"> a model, inspect what one row represents and document where the table came from.</w:t>
+      </w:r>
+    </w:p>
+    <w:p>
+      <w:pPr>
+        <w:spacing w:line="336" w:lineRule="auto" w:after="180"/>
+      </w:pPr>
+      <w:r>
+        <w:rPr>
+          <w:b w:val="0"/>
+        </w:rPr>
+        <w:t xml:space="preserve">A </w:t>
+      </w:r>
+      <w:r>
+        <w:rPr>
+          <w:b/>
+        </w:rPr>
+        <w:t>dataset card</w:t>
+      </w:r>
+      <w:r>
+        <w:rPr>
+          <w:b w:val="0"/>
+        </w:rPr>
+        <w:t xml:space="preserve"> is a short record of its purpose, contents, collection, changes and limits. It helps another person decide whether the data suits a proposed use.</w:t>
+      </w:r>
+    </w:p>
+    <w:p>
+      <w:pPr>
+        <w:pStyle w:val="Heading3"/>
+      </w:pPr>
+      <w:r>
+        <w:t>Explain the added worked example · 2</w:t>
+      </w:r>
+    </w:p>
+    <w:p>
+      <w:pPr>
+        <w:spacing w:line="336" w:lineRule="auto" w:after="180"/>
+      </w:pPr>
+      <w:r>
+        <w:rPr>
+          <w:b w:val="0"/>
+        </w:rPr>
+        <w:t>Our source is a teacher-authored fictional export called Robot practice v1, created for this lesson. Each row is intended to describe one trip, with one unique trip ID and elapsed duration in minutes.</w:t>
+      </w:r>
+    </w:p>
+    <w:p>
+      <w:pPr>
+        <w:spacing w:line="336" w:lineRule="auto" w:after="180"/>
+      </w:pPr>
+      <w:r>
+        <w:rPr>
+          <w:b w:val="0"/>
+        </w:rPr>
+        <w:t xml:space="preserve">Durations may be zero or positive; None means unknown. All trips are described as indoor practice trips. No real robot measurements or personal records were collected, and there is no </w:t>
+      </w:r>
+      <w:r>
+        <w:rPr>
+          <w:b/>
+        </w:rPr>
+        <w:t>evidence</w:t>
+      </w:r>
+      <w:r>
+        <w:rPr>
+          <w:b w:val="0"/>
+        </w:rPr>
+        <w:t xml:space="preserve"> about outdoor performance.</w:t>
+      </w:r>
+    </w:p>
+    <w:p>
+      <w:pPr>
+        <w:spacing w:line="336" w:lineRule="auto" w:after="180"/>
+      </w:pPr>
+      <w:r>
+        <w:rPr>
+          <w:b w:val="0"/>
+        </w:rPr>
+        <w:t>Keep this raw version unchanged. At this stage a flag means investigate, not automatically delete or replace. A repeated ID might be a copied row or a problem with the supposed one-row-per-trip definition.</w:t>
+      </w:r>
+    </w:p>
+    <w:p>
+      <w:pPr>
+        <w:spacing w:line="336" w:lineRule="auto" w:after="180"/>
+      </w:pPr>
+      <w:r>
+        <w:rPr>
+          <w:b w:val="0"/>
+        </w:rPr>
+        <w:t xml:space="preserve">We need </w:t>
+      </w:r>
+      <w:r>
+        <w:rPr>
+          <w:b/>
+        </w:rPr>
+        <w:t>evidence</w:t>
+      </w:r>
+      <w:r>
+        <w:rPr>
+          <w:b w:val="0"/>
+        </w:rPr>
+        <w:t xml:space="preserve"> before deciding what happened.</w:t>
+      </w:r>
+    </w:p>
+    <w:p>
+      <w:pPr>
+        <w:pStyle w:val="Heading3"/>
+      </w:pPr>
+      <w:r>
+        <w:t>Explain the added worked example · 3</w:t>
+      </w:r>
+    </w:p>
+    <w:p>
+      <w:pPr>
+        <w:spacing w:line="336" w:lineRule="auto" w:after="180"/>
+      </w:pPr>
+      <w:r>
+        <w:rPr>
+          <w:b w:val="0"/>
+        </w:rPr>
+        <w:t xml:space="preserve">A set stores each distinct ID once. The </w:t>
+      </w:r>
+      <w:r>
+        <w:rPr>
+          <w:b/>
+        </w:rPr>
+        <w:t>output</w:t>
+      </w:r>
+      <w:r>
+        <w:rPr>
+          <w:b w:val="0"/>
+        </w:rPr>
+        <w:t xml:space="preserve"> is 5 4 2 1: five rows, four distinct IDs, two rows with unknown duration and one row with a negative duration. There is one extra occurrence beyond the four distinct IDs.</w:t>
+      </w:r>
+    </w:p>
+    <w:p>
+      <w:pPr>
+        <w:spacing w:line="336" w:lineRule="auto" w:after="180"/>
+      </w:pPr>
+      <w:r>
+        <w:rPr>
+          <w:b w:val="0"/>
+        </w:rPr>
+        <w:t>This is not a count of all rows in repeated-ID groups: both B rows belong to that group.</w:t>
+      </w:r>
+    </w:p>
+    <w:p>
+      <w:pPr>
+        <w:spacing w:line="336" w:lineRule="auto" w:after="180"/>
+      </w:pPr>
+      <w:r>
+        <w:rPr>
+          <w:b w:val="0"/>
+        </w:rPr>
+        <w:t xml:space="preserve">The code assumes every row is a pair and each duration is a number or None. It is a small audit, not full </w:t>
+      </w:r>
+      <w:r>
+        <w:rPr>
+          <w:b/>
+        </w:rPr>
+        <w:t>schema</w:t>
+      </w:r>
+      <w:r>
+        <w:rPr>
+          <w:b w:val="0"/>
+        </w:rPr>
+        <w:t xml:space="preserve"> validation. It does not check text values, units, source truth or whether IDs refer to real unique events.</w:t>
+      </w:r>
+    </w:p>
+    <w:p>
+      <w:pPr>
+        <w:spacing w:line="336" w:lineRule="auto" w:after="180"/>
+      </w:pPr>
+      <w:r>
+        <w:rPr>
+          <w:b w:val="0"/>
+        </w:rPr>
+        <w:t>A successful run does not certify data quality.</w:t>
       </w:r>
     </w:p>
     <w:p>
@@ -794,18 +1702,119 @@
       </w:r>
     </w:p>
     <w:p>
-      <w:r>
-        <w:t>Use the complete worked example below before asking learners to complete W2. Reveal a small part, invite a prediction, then explain the deciding step. These teacher notes contain solutions; do not reveal the independent case answer during modelling.</w:t>
-      </w:r>
-    </w:p>
-    <w:p>
-      <w:r>
-        <w:t>For Robot practice v1, record the purpose as practising inspection, the source as teacher-authored fictional data, and the row meaning as an intended single indoor trip. Record the five-row count, the ID field, minutes as the duration unit and None as unknown. List the duplicate-ID and invalid-duration findings. State that no cleaning has occurred, no train/test split is assigned, and no model has been evaluated.</w:t>
-      </w:r>
-    </w:p>
-    <w:p>
-      <w:r>
-        <w:t>Add intended use, excluded uses, known gaps, version and a contact or owner. Here the lesson teacher maintains the practice copy; its allowed classroom purpose is inspection practice. Do not describe it as validated navigation data. For a real external dataset, also verify its actual permission or licence and collection context; an absent field in the documentation is an unanswered question, not permission to invent a value.</w:t>
+      <w:pPr>
+        <w:spacing w:line="336" w:lineRule="auto" w:after="180"/>
+      </w:pPr>
+      <w:r>
+        <w:rPr>
+          <w:b w:val="0"/>
+        </w:rPr>
+        <w:t xml:space="preserve">Use the complete worked example below before asking learners to complete W2. Reveal a small part, invite a </w:t>
+      </w:r>
+      <w:r>
+        <w:rPr>
+          <w:b/>
+        </w:rPr>
+        <w:t>prediction</w:t>
+      </w:r>
+      <w:r>
+        <w:rPr>
+          <w:b w:val="0"/>
+        </w:rPr>
+        <w:t>, then explain the deciding step.</w:t>
+      </w:r>
+    </w:p>
+    <w:p>
+      <w:pPr>
+        <w:spacing w:line="336" w:lineRule="auto" w:after="180"/>
+      </w:pPr>
+      <w:r>
+        <w:rPr>
+          <w:b w:val="0"/>
+        </w:rPr>
+        <w:t>These teacher notes contain solutions; do not reveal the independent case answer during modelling.</w:t>
+      </w:r>
+    </w:p>
+    <w:p>
+      <w:pPr>
+        <w:pStyle w:val="Heading3"/>
+      </w:pPr>
+      <w:r>
+        <w:t>Model the reasoning aloud · 4</w:t>
+      </w:r>
+    </w:p>
+    <w:p>
+      <w:pPr>
+        <w:spacing w:line="336" w:lineRule="auto" w:after="180"/>
+      </w:pPr>
+      <w:r>
+        <w:rPr>
+          <w:b w:val="0"/>
+        </w:rPr>
+        <w:t>For Robot practice v1, record the purpose as practising inspection, the source as teacher-authored fictional data, and the row meaning as an intended single indoor trip.</w:t>
+      </w:r>
+    </w:p>
+    <w:p>
+      <w:pPr>
+        <w:spacing w:line="336" w:lineRule="auto" w:after="180"/>
+      </w:pPr>
+      <w:r>
+        <w:rPr>
+          <w:b w:val="0"/>
+        </w:rPr>
+        <w:t>Record the five-row count, the ID field, minutes as the duration unit and None as unknown. List the duplicate-ID and invalid-duration findings.</w:t>
+      </w:r>
+    </w:p>
+    <w:p>
+      <w:pPr>
+        <w:spacing w:line="336" w:lineRule="auto" w:after="180"/>
+      </w:pPr>
+      <w:r>
+        <w:rPr>
+          <w:b w:val="0"/>
+        </w:rPr>
+        <w:t>State that no cleaning has occurred, no train/test split is assigned, and no model has been evaluated.</w:t>
+      </w:r>
+    </w:p>
+    <w:p>
+      <w:pPr>
+        <w:pStyle w:val="Heading3"/>
+      </w:pPr>
+      <w:r>
+        <w:t>Model the reasoning aloud · 5</w:t>
+      </w:r>
+    </w:p>
+    <w:p>
+      <w:pPr>
+        <w:spacing w:line="336" w:lineRule="auto" w:after="180"/>
+      </w:pPr>
+      <w:r>
+        <w:rPr>
+          <w:b w:val="0"/>
+        </w:rPr>
+        <w:t>Add intended use, excluded uses, known gaps, version and a contact or owner. Here the lesson teacher maintains the practice copy; its allowed classroom purpose is inspection practice.</w:t>
+      </w:r>
+    </w:p>
+    <w:p>
+      <w:pPr>
+        <w:spacing w:line="336" w:lineRule="auto" w:after="180"/>
+      </w:pPr>
+      <w:r>
+        <w:rPr>
+          <w:b w:val="0"/>
+        </w:rPr>
+        <w:t>Do not describe it as validated navigation data.</w:t>
+      </w:r>
+    </w:p>
+    <w:p>
+      <w:pPr>
+        <w:spacing w:line="336" w:lineRule="auto" w:after="180"/>
+      </w:pPr>
+      <w:r>
+        <w:rPr>
+          <w:b w:val="0"/>
+        </w:rPr>
+        <w:t>For a real external dataset, also verify its actual permission or licence and collection context; an absent field in the documentation is an unanswered question, not permission to invent a value.</w:t>
       </w:r>
     </w:p>
     <w:p>
@@ -944,7 +1953,13 @@
       </w:tr>
     </w:tbl>
     <w:p>
-      <w:r>
+      <w:pPr>
+        <w:spacing w:line="336" w:lineRule="auto" w:after="180"/>
+      </w:pPr>
+      <w:r>
+        <w:rPr>
+          <w:b w:val="0"/>
+        </w:rPr>
         <w:t>Use the diagram and verbal explanation together. Ask learners to match a sentence to a specific visual step; do not assign learners fixed visual or auditory learning styles.</w:t>
       </w:r>
     </w:p>
@@ -957,8 +1972,26 @@
       </w:r>
     </w:p>
     <w:p>
-      <w:r>
-        <w:t>Build a dataset card that reveals what the photo count hides.</w:t>
+      <w:pPr>
+        <w:spacing w:line="336" w:lineRule="auto" w:after="180"/>
+      </w:pPr>
+      <w:r>
+        <w:rPr>
+          <w:b w:val="0"/>
+        </w:rPr>
+        <w:t xml:space="preserve">Build a </w:t>
+      </w:r>
+      <w:r>
+        <w:rPr>
+          <w:b/>
+        </w:rPr>
+        <w:t>dataset card</w:t>
+      </w:r>
+      <w:r>
+        <w:rPr>
+          <w:b w:val="0"/>
+        </w:rPr>
+        <w:t xml:space="preserve"> that reveals what the photo count hides.</w:t>
       </w:r>
     </w:p>
     <w:p>
@@ -970,13 +2003,55 @@
       </w:r>
     </w:p>
     <w:p>
-      <w:r>
+      <w:pPr>
+        <w:pStyle w:val="Heading3"/>
+      </w:pPr>
+      <w:r>
+        <w:t>Supplied facts</w:t>
+      </w:r>
+    </w:p>
+    <w:p>
+      <w:pPr>
+        <w:spacing w:line="336" w:lineRule="auto" w:after="180"/>
+        <w:shd w:fill="F1F6FC"/>
+      </w:pPr>
+      <w:r>
+        <w:rPr>
+          <w:b w:val="0"/>
+        </w:rPr>
         <w:t>Teacher-created dataset: 18 photos of 6 fictional plants, 3 views each, one tablet, indoor fluorescent light. Label rule is visible spot/no visible spot/review.</w:t>
       </w:r>
     </w:p>
     <w:p>
-      <w:r>
-        <w:t>All inputs and outcomes in this worked example are invented classroom data; no real model run is claimed.</w:t>
+      <w:pPr>
+        <w:pStyle w:val="Heading3"/>
+      </w:pPr>
+      <w:r>
+        <w:t>Supplied facts</w:t>
+      </w:r>
+    </w:p>
+    <w:p>
+      <w:pPr>
+        <w:spacing w:line="336" w:lineRule="auto" w:after="180"/>
+        <w:shd w:fill="F1F6FC"/>
+      </w:pPr>
+      <w:r>
+        <w:rPr>
+          <w:b w:val="0"/>
+        </w:rPr>
+        <w:t xml:space="preserve">All </w:t>
+      </w:r>
+      <w:r>
+        <w:rPr>
+          <w:b/>
+        </w:rPr>
+        <w:t>input</w:t>
+      </w:r>
+      <w:r>
+        <w:rPr>
+          <w:b w:val="0"/>
+        </w:rPr>
+        <w:t>s and outcomes in this worked example are invented classroom data; no real model run is claimed.</w:t>
       </w:r>
     </w:p>
     <w:p>
@@ -1139,43 +2214,172 @@
       </w:r>
     </w:p>
     <w:p>
-      <w:r>
-        <w:t>Read the picture in order. Split by plant; state that outdoor use and disease diagnosis have not been evaluated. The arrows show which recorded input or intermediate result each decision uses. Explain the deciding step aloud before checking the changed case; pointing to the final answer alone does not show how it follows.</w:t>
-      </w:r>
-    </w:p>
-    <w:p>
       <w:pPr>
         <w:pStyle w:val="Heading3"/>
       </w:pPr>
       <w:r>
+        <w:t>Why the result follows</w:t>
+      </w:r>
+    </w:p>
+    <w:p>
+      <w:pPr>
+        <w:spacing w:line="336" w:lineRule="auto" w:after="180"/>
+        <w:shd w:fill="F1F6FC"/>
+      </w:pPr>
+      <w:r>
+        <w:rPr>
+          <w:b w:val="0"/>
+        </w:rPr>
+        <w:t xml:space="preserve">Read the picture in order. Split by plant; state that outdoor use and disease diagnosis have not been evaluated. The arrows show which recorded </w:t>
+      </w:r>
+      <w:r>
+        <w:rPr>
+          <w:b/>
+        </w:rPr>
+        <w:t>input</w:t>
+      </w:r>
+      <w:r>
+        <w:rPr>
+          <w:b w:val="0"/>
+        </w:rPr>
+        <w:t xml:space="preserve"> or intermediate result each decision uses.</w:t>
+      </w:r>
+    </w:p>
+    <w:p>
+      <w:pPr>
+        <w:spacing w:line="336" w:lineRule="auto" w:after="180"/>
+        <w:shd w:fill="F1F6FC"/>
+      </w:pPr>
+      <w:r>
+        <w:rPr>
+          <w:b w:val="0"/>
+        </w:rPr>
+        <w:t>Explain the deciding step aloud before checking the changed case; pointing to the final answer alone does not show how it follows.</w:t>
+      </w:r>
+    </w:p>
+    <w:p>
+      <w:pPr>
+        <w:pStyle w:val="Heading3"/>
+      </w:pPr>
+      <w:r>
         <w:t>What this example does not establish</w:t>
       </w:r>
     </w:p>
     <w:p>
-      <w:r>
-        <w:t>A dataset card documents evidence and gaps; writing one does not fix biased sampling or inaccurate labels.</w:t>
-      </w:r>
-    </w:p>
-    <w:p>
       <w:pPr>
         <w:pStyle w:val="Heading3"/>
       </w:pPr>
       <w:r>
+        <w:t>Keep the stated limit</w:t>
+      </w:r>
+    </w:p>
+    <w:p>
+      <w:pPr>
+        <w:spacing w:line="336" w:lineRule="auto" w:after="180"/>
+        <w:shd w:fill="FFF5E6"/>
+      </w:pPr>
+      <w:r>
+        <w:rPr>
+          <w:b w:val="0"/>
+        </w:rPr>
+        <w:t xml:space="preserve">A </w:t>
+      </w:r>
+      <w:r>
+        <w:rPr>
+          <w:b/>
+        </w:rPr>
+        <w:t>dataset card</w:t>
+      </w:r>
+      <w:r>
+        <w:rPr>
+          <w:b w:val="0"/>
+        </w:rPr>
+        <w:t xml:space="preserve"> documents </w:t>
+      </w:r>
+      <w:r>
+        <w:rPr>
+          <w:b/>
+        </w:rPr>
+        <w:t>evidence</w:t>
+      </w:r>
+      <w:r>
+        <w:rPr>
+          <w:b w:val="0"/>
+        </w:rPr>
+        <w:t xml:space="preserve"> and gaps; writing one does not fix biased sampling or inaccurate labels.</w:t>
+      </w:r>
+    </w:p>
+    <w:p>
+      <w:pPr>
+        <w:pStyle w:val="Heading3"/>
+      </w:pPr>
+      <w:r>
         <w:t>Change one thing in the pictured case</w:t>
       </w:r>
     </w:p>
     <w:p>
-      <w:r>
+      <w:pPr>
+        <w:pStyle w:val="Heading3"/>
+      </w:pPr>
+      <w:r>
+        <w:t>Change one thing</w:t>
+      </w:r>
+    </w:p>
+    <w:p>
+      <w:pPr>
+        <w:spacing w:line="336" w:lineRule="auto" w:after="180"/>
+        <w:shd w:fill="F5F1FB"/>
+      </w:pPr>
+      <w:r>
+        <w:rPr>
+          <w:b w:val="0"/>
+        </w:rPr>
         <w:t>Change: The dataset adds 6 outdoor photos of the same plants.</w:t>
       </w:r>
     </w:p>
     <w:p>
-      <w:r>
-        <w:t>Prediction: Photo count becomes 24, plant count remains 6; lighting coverage changes.</w:t>
-      </w:r>
-    </w:p>
-    <w:p>
-      <w:r>
+      <w:pPr>
+        <w:pStyle w:val="Heading3"/>
+      </w:pPr>
+      <w:r>
+        <w:t>Predicted result</w:t>
+      </w:r>
+    </w:p>
+    <w:p>
+      <w:pPr>
+        <w:spacing w:line="336" w:lineRule="auto" w:after="180"/>
+        <w:shd w:fill="F1F6FC"/>
+      </w:pPr>
+      <w:r>
+        <w:rPr>
+          <w:b/>
+        </w:rPr>
+        <w:t>Prediction</w:t>
+      </w:r>
+      <w:r>
+        <w:rPr>
+          <w:b w:val="0"/>
+        </w:rPr>
+        <w:t>: Photo count becomes 24, plant count remains 6; lighting coverage changes.</w:t>
+      </w:r>
+    </w:p>
+    <w:p>
+      <w:pPr>
+        <w:pStyle w:val="Heading3"/>
+      </w:pPr>
+      <w:r>
+        <w:t>Why the result follows</w:t>
+      </w:r>
+    </w:p>
+    <w:p>
+      <w:pPr>
+        <w:spacing w:line="336" w:lineRule="auto" w:after="180"/>
+        <w:shd w:fill="F1F6FC"/>
+      </w:pPr>
+      <w:r>
+        <w:rPr>
+          <w:b w:val="0"/>
+        </w:rPr>
         <w:t>Reason: Additional views broaden conditions without creating new independent plant identities.</w:t>
       </w:r>
     </w:p>
@@ -1188,8 +2392,57 @@
       </w:r>
     </w:p>
     <w:p>
-      <w:r>
-        <w:t>Cover the result. Ask learners to name the inputs and predict the next step. Uncover one step, connect the icon to the actual procedure, and explain its evidence. Then change the supplied condition and compare. The picture is a representation; it does not document execution of a real AI model.</w:t>
+      <w:pPr>
+        <w:pStyle w:val="Heading3"/>
+      </w:pPr>
+      <w:r>
+        <w:t>Ask while showing the picture · 6</w:t>
+      </w:r>
+    </w:p>
+    <w:p>
+      <w:pPr>
+        <w:spacing w:line="336" w:lineRule="auto" w:after="180"/>
+      </w:pPr>
+      <w:r>
+        <w:rPr>
+          <w:b w:val="0"/>
+        </w:rPr>
+        <w:t xml:space="preserve">Cover the result. Ask learners to name the </w:t>
+      </w:r>
+      <w:r>
+        <w:rPr>
+          <w:b/>
+        </w:rPr>
+        <w:t>input</w:t>
+      </w:r>
+      <w:r>
+        <w:rPr>
+          <w:b w:val="0"/>
+        </w:rPr>
+        <w:t xml:space="preserve">s and predict the next step. Uncover one step, connect the icon to the actual procedure, and explain its </w:t>
+      </w:r>
+      <w:r>
+        <w:rPr>
+          <w:b/>
+        </w:rPr>
+        <w:t>evidence</w:t>
+      </w:r>
+      <w:r>
+        <w:rPr>
+          <w:b w:val="0"/>
+        </w:rPr>
+        <w:t>. Then change the supplied condition and compare.</w:t>
+      </w:r>
+    </w:p>
+    <w:p>
+      <w:pPr>
+        <w:spacing w:line="336" w:lineRule="auto" w:after="180"/>
+      </w:pPr>
+      <w:r>
+        <w:rPr>
+          <w:b w:val="0"/>
+        </w:rPr>
+        <w:t>The picture is a representation; it does not document execution of a real AI model.</w:t>
       </w:r>
     </w:p>
     <w:p>
@@ -1201,11 +2454,16 @@
       </w:r>
     </w:p>
     <w:p>
+      <w:r>
+        <w:t>Demonstrate Dataset Cards, reduce support deliberately and check individual reasoning before discussing answers.</w:t>
+      </w:r>
+    </w:p>
+    <w:p>
       <w:pPr>
         <w:pStyle w:val="Heading3"/>
       </w:pPr>
       <w:r>
-        <w:t>Demonstrate and guide practice</w:t>
+        <w:t>Board sequence</w:t>
       </w:r>
     </w:p>
     <w:p>
@@ -1213,55 +2471,221 @@
         <w:pStyle w:val="Heading3"/>
       </w:pPr>
       <w:r>
-        <w:t>Board sequence</w:t>
-      </w:r>
-    </w:p>
-    <w:p>
-      <w:r>
-        <w:t>Write the given facts: A dataset card lists fields but omits source and intended use.</w:t>
-      </w:r>
-    </w:p>
-    <w:p>
-      <w:r>
+        <w:t>1. Put the facts on the board</w:t>
+      </w:r>
+    </w:p>
+    <w:p>
+      <w:pPr>
+        <w:spacing w:line="336" w:lineRule="auto" w:after="180"/>
+        <w:shd w:fill="F4F9FC"/>
+      </w:pPr>
+      <w:r>
+        <w:rPr>
+          <w:b w:val="0"/>
+        </w:rPr>
+        <w:t xml:space="preserve">Write the given facts: A </w:t>
+      </w:r>
+      <w:r>
+        <w:rPr>
+          <w:b/>
+        </w:rPr>
+        <w:t>dataset card</w:t>
+      </w:r>
+      <w:r>
+        <w:rPr>
+          <w:b w:val="0"/>
+        </w:rPr>
+        <w:t xml:space="preserve"> lists fields but omits source and intended use.</w:t>
+      </w:r>
+    </w:p>
+    <w:p>
+      <w:pPr>
+        <w:pStyle w:val="Heading3"/>
+      </w:pPr>
+      <w:r>
+        <w:t>2. State the decision to explain</w:t>
+      </w:r>
+    </w:p>
+    <w:p>
+      <w:pPr>
+        <w:spacing w:line="336" w:lineRule="auto" w:after="180"/>
+        <w:shd w:fill="F4F9FC"/>
+      </w:pPr>
+      <w:r>
+        <w:rPr>
+          <w:b w:val="0"/>
+        </w:rPr>
         <w:t>Write the question to explain: Add information needed to assess suitability.</w:t>
       </w:r>
     </w:p>
     <w:p>
-      <w:r>
-        <w:t>Reveal after predictions: Provenance, permissions, collection method/time/conditions, label definitions, coverage, exclusions, missingness, use and limitations. Fields alone are insufficient.</w:t>
-      </w:r>
-    </w:p>
-    <w:p>
-      <w:r>
-        <w:t>Keep for an independent attempt: A dataset card lists 500 images but omits collection conditions and intended use. Add two essential entries and explain their value.</w:t>
-      </w:r>
-    </w:p>
-    <w:p>
       <w:pPr>
         <w:pStyle w:val="Heading3"/>
       </w:pPr>
       <w:r>
+        <w:t>3. Reveal the worked reasoning</w:t>
+      </w:r>
+    </w:p>
+    <w:p>
+      <w:pPr>
+        <w:spacing w:line="336" w:lineRule="auto" w:after="180"/>
+        <w:shd w:fill="F1F6FC"/>
+      </w:pPr>
+      <w:r>
+        <w:rPr>
+          <w:b w:val="0"/>
+        </w:rPr>
+        <w:t xml:space="preserve">Reveal after </w:t>
+      </w:r>
+      <w:r>
+        <w:rPr>
+          <w:b/>
+        </w:rPr>
+        <w:t>prediction</w:t>
+      </w:r>
+      <w:r>
+        <w:rPr>
+          <w:b w:val="0"/>
+        </w:rPr>
+        <w:t xml:space="preserve">s: </w:t>
+      </w:r>
+      <w:r>
+        <w:rPr>
+          <w:b/>
+        </w:rPr>
+        <w:t>Provenance</w:t>
+      </w:r>
+      <w:r>
+        <w:rPr>
+          <w:b w:val="0"/>
+        </w:rPr>
+        <w:t xml:space="preserve">, permissions, collection method/time/conditions, label definitions, coverage, exclusions, missingness, use and </w:t>
+      </w:r>
+      <w:r>
+        <w:rPr>
+          <w:b/>
+        </w:rPr>
+        <w:t>limitation</w:t>
+      </w:r>
+      <w:r>
+        <w:rPr>
+          <w:b w:val="0"/>
+        </w:rPr>
+        <w:t>s. Fields alone are insufficient.</w:t>
+      </w:r>
+    </w:p>
+    <w:p>
+      <w:pPr>
+        <w:pStyle w:val="Heading3"/>
+      </w:pPr>
+      <w:r>
+        <w:t>Hold back the independent task</w:t>
+      </w:r>
+    </w:p>
+    <w:p>
+      <w:pPr>
+        <w:spacing w:line="336" w:lineRule="auto" w:after="180"/>
+        <w:shd w:fill="FFF5E6"/>
+      </w:pPr>
+      <w:r>
+        <w:rPr>
+          <w:b w:val="0"/>
+        </w:rPr>
+        <w:t xml:space="preserve">Keep for an independent attempt: A </w:t>
+      </w:r>
+      <w:r>
+        <w:rPr>
+          <w:b/>
+        </w:rPr>
+        <w:t>dataset card</w:t>
+      </w:r>
+      <w:r>
+        <w:rPr>
+          <w:b w:val="0"/>
+        </w:rPr>
+        <w:t xml:space="preserve"> lists 500 images but omits collection conditions and intended use. Add two essential entries and explain their value.</w:t>
+      </w:r>
+    </w:p>
+    <w:p>
+      <w:pPr>
+        <w:pStyle w:val="Heading3"/>
+      </w:pPr>
+      <w:r>
         <w:t>Classroom dialogue</w:t>
       </w:r>
     </w:p>
     <w:p>
-      <w:r>
+      <w:pPr>
+        <w:pStyle w:val="Heading3"/>
+      </w:pPr>
+      <w:r>
+        <w:t>Ask the class</w:t>
+      </w:r>
+    </w:p>
+    <w:p>
+      <w:pPr>
+        <w:spacing w:line="336" w:lineRule="auto" w:after="180"/>
+        <w:shd w:fill="F5F1FB"/>
+      </w:pPr>
+      <w:r>
+        <w:rPr>
+          <w:b w:val="0"/>
+        </w:rPr>
         <w:t>Ask: Which facts are given, and which would we have to assume? Learners mark relevant details before discussing answers.</w:t>
       </w:r>
     </w:p>
     <w:p>
-      <w:r>
+      <w:pPr>
+        <w:pStyle w:val="Heading3"/>
+      </w:pPr>
+      <w:r>
+        <w:t>Language to model</w:t>
+      </w:r>
+    </w:p>
+    <w:p>
+      <w:pPr>
+        <w:spacing w:line="336" w:lineRule="auto" w:after="180"/>
+        <w:shd w:fill="F1F6F8"/>
+      </w:pPr>
+      <w:r>
+        <w:rPr>
+          <w:b w:val="0"/>
+        </w:rPr>
         <w:t>Say: Predict first. Show the rule, information path or calculation that would produce the result. A correct guess is not yet an explanation.</w:t>
       </w:r>
     </w:p>
     <w:p>
-      <w:r>
+      <w:pPr>
+        <w:spacing w:line="336" w:lineRule="auto" w:after="180"/>
+      </w:pPr>
+      <w:r>
+        <w:rPr>
+          <w:b w:val="0"/>
+        </w:rPr>
         <w:t>Reveal reasoning one step at a time. Explain why a tempting alternative fails. Write units and denominators for arithmetic, trace conditions for decisions, and identify supporting sources for claims.</w:t>
       </w:r>
     </w:p>
     <w:p>
-      <w:r>
-        <w:t>In pairs, one learner solves while the other checks evidence; exchange roles. Remove the worked answer before independent assessment.</w:t>
+      <w:pPr>
+        <w:spacing w:line="336" w:lineRule="auto" w:after="180"/>
+      </w:pPr>
+      <w:r>
+        <w:rPr>
+          <w:b w:val="0"/>
+        </w:rPr>
+        <w:t xml:space="preserve">In pairs, one learner solves while the other checks </w:t>
+      </w:r>
+      <w:r>
+        <w:rPr>
+          <w:b/>
+        </w:rPr>
+        <w:t>evidence</w:t>
+      </w:r>
+      <w:r>
+        <w:rPr>
+          <w:b w:val="0"/>
+        </w:rPr>
+        <w:t>; exchange roles. Remove the worked answer before independent assessment.</w:t>
       </w:r>
     </w:p>
     <w:p>
@@ -1273,8 +2697,48 @@
       </w:r>
     </w:p>
     <w:p>
-      <w:r>
-        <w:t>Guided: 2 of 5 raw rows have unknown duration, or 40 percent. No: the extra B occurrence is already among the missing rows, so subtracting all three flag counts double-counts it. A distinct usable-trip count requires a stated resolution policy and source review. Exit examples include duplicate IDs, impossible values, units, provenance and coverage. A defensible statement is that this five-row fictional export has documented quality flags and is suitable for inspection practice, with no model-readiness claim.</w:t>
+      <w:pPr>
+        <w:spacing w:line="336" w:lineRule="auto" w:after="180"/>
+      </w:pPr>
+      <w:r>
+        <w:rPr>
+          <w:b w:val="0"/>
+        </w:rPr>
+        <w:t>Guided: 2 of 5 raw rows have unknown duration, or 40 percent. No: the extra B occurrence is already among the missing rows, so subtracting all three flag counts double-counts it.</w:t>
+      </w:r>
+    </w:p>
+    <w:p>
+      <w:pPr>
+        <w:spacing w:line="336" w:lineRule="auto" w:after="180"/>
+      </w:pPr>
+      <w:r>
+        <w:rPr>
+          <w:b w:val="0"/>
+        </w:rPr>
+        <w:t xml:space="preserve">A distinct usable-trip count requires a stated resolution policy and source review. Exit examples include duplicate IDs, impossible values, units, </w:t>
+      </w:r>
+      <w:r>
+        <w:rPr>
+          <w:b/>
+        </w:rPr>
+        <w:t>provenance</w:t>
+      </w:r>
+      <w:r>
+        <w:rPr>
+          <w:b w:val="0"/>
+        </w:rPr>
+        <w:t xml:space="preserve"> and coverage.</w:t>
+      </w:r>
+    </w:p>
+    <w:p>
+      <w:pPr>
+        <w:spacing w:line="336" w:lineRule="auto" w:after="180"/>
+      </w:pPr>
+      <w:r>
+        <w:rPr>
+          <w:b w:val="0"/>
+        </w:rPr>
+        <w:t>A defensible statement is that this five-row fictional export has documented quality flags and is suitable for inspection practice, with no model-readiness claim.</w:t>
       </w:r>
     </w:p>
     <w:p>
@@ -1506,18 +2970,77 @@
       </w:r>
     </w:p>
     <w:p>
-      <w:r>
+      <w:pPr>
+        <w:pStyle w:val="Heading3"/>
+      </w:pPr>
+      <w:r>
+        <w:t>Completion practice</w:t>
+      </w:r>
+    </w:p>
+    <w:p>
+      <w:pPr>
+        <w:spacing w:line="336" w:lineRule="auto" w:after="180"/>
+        <w:shd w:fill="F5F1FB"/>
+      </w:pPr>
+      <w:r>
+        <w:rPr>
+          <w:b w:val="0"/>
+        </w:rPr>
         <w:t>Completion task: Explain each number in 5 4 2 1. How many extra ID occurrences are there, and how many rows belong to a repeated-ID group?</w:t>
       </w:r>
     </w:p>
     <w:p>
-      <w:r>
+      <w:pPr>
+        <w:pStyle w:val="Heading3"/>
+      </w:pPr>
+      <w:r>
+        <w:t>Reasoning to listen for</w:t>
+      </w:r>
+    </w:p>
+    <w:p>
+      <w:pPr>
+        <w:spacing w:line="336" w:lineRule="auto" w:after="180"/>
+        <w:shd w:fill="F1F6FC"/>
+      </w:pPr>
+      <w:r>
+        <w:rPr>
+          <w:b w:val="0"/>
+        </w:rPr>
         <w:t>Teacher check: The numbers mean 5 raw rows, 4 distinct IDs, 2 missing durations and 1 negative duration. There is 1 extra ID occurrence; 2 rows belong to the repeated-ID group B. These are different counts.</w:t>
       </w:r>
     </w:p>
     <w:p>
-      <w:r>
-        <w:t>Start by identifying the given inputs together. Leave the intermediate steps blank. If needed, model one step, then withdraw that help on the next step. Move to a full trace only when the partial trace is understood. For partners, alternate explainer and checker; collect a response from every learner before discussion.</w:t>
+      <w:pPr>
+        <w:spacing w:line="336" w:lineRule="auto" w:after="180"/>
+      </w:pPr>
+      <w:r>
+        <w:rPr>
+          <w:b w:val="0"/>
+        </w:rPr>
+        <w:t xml:space="preserve">Start by identifying the given </w:t>
+      </w:r>
+      <w:r>
+        <w:rPr>
+          <w:b/>
+        </w:rPr>
+        <w:t>input</w:t>
+      </w:r>
+      <w:r>
+        <w:rPr>
+          <w:b w:val="0"/>
+        </w:rPr>
+        <w:t>s together. Leave the intermediate steps blank. If needed, model one step, then withdraw that help on the next step. Move to a full trace only when the partial trace is understood.</w:t>
+      </w:r>
+    </w:p>
+    <w:p>
+      <w:pPr>
+        <w:spacing w:line="336" w:lineRule="auto" w:after="180"/>
+      </w:pPr>
+      <w:r>
+        <w:rPr>
+          <w:b w:val="0"/>
+        </w:rPr>
+        <w:t>For partners, alternate explainer and checker; collect a response from every learner before discussion.</w:t>
       </w:r>
     </w:p>
     <w:p>
@@ -1529,18 +3052,25 @@
       </w:r>
     </w:p>
     <w:p>
-      <w:r>
-        <w:t>Use the worked case for Dataset inspection and cards. Proposed explanation: “A complete card certifies data quality”. Decide whether this explanation is supported. Point to the step or supplied fact that decides; explain your repair if needed.</w:t>
-      </w:r>
-    </w:p>
-    <w:p>
-      <w:r>
-        <w:t>Expected correction: The card records evidence and gaps; its claims still need checking. Documentation does not prove suitability.</w:t>
-      </w:r>
-    </w:p>
-    <w:p>
-      <w:r>
-        <w:t>Collect explanations, not only yes/no votes. If a misunderstanding is common, re-model the relevant step for the class. If it affects a few learners, give a short targeted group explanation while others solve a more demanding variation.</w:t>
+      <w:pPr>
+        <w:spacing w:line="336" w:lineRule="auto" w:after="180"/>
+      </w:pPr>
+      <w:r>
+        <w:rPr>
+          <w:b w:val="0"/>
+        </w:rPr>
+        <w:t>Use the worked case for Dataset inspection and cards. Proposed explanation: “A complete card certifies data quality”. Decide whether this explanation is supported.</w:t>
+      </w:r>
+    </w:p>
+    <w:p>
+      <w:pPr>
+        <w:spacing w:line="336" w:lineRule="auto" w:after="180"/>
+      </w:pPr>
+      <w:r>
+        <w:rPr>
+          <w:b w:val="0"/>
+        </w:rPr>
+        <w:t>Point to the step or supplied fact that decides; explain your repair if needed.</w:t>
       </w:r>
     </w:p>
     <w:p>
@@ -1548,12 +3078,84 @@
         <w:pStyle w:val="Heading3"/>
       </w:pPr>
       <w:r>
+        <w:t>Expected repair</w:t>
+      </w:r>
+    </w:p>
+    <w:p>
+      <w:pPr>
+        <w:spacing w:line="336" w:lineRule="auto" w:after="180"/>
+        <w:shd w:fill="F1F6FC"/>
+      </w:pPr>
+      <w:r>
+        <w:rPr>
+          <w:b w:val="0"/>
+        </w:rPr>
+        <w:t xml:space="preserve">Expected correction: The card records </w:t>
+      </w:r>
+      <w:r>
+        <w:rPr>
+          <w:b/>
+        </w:rPr>
+        <w:t>evidence</w:t>
+      </w:r>
+      <w:r>
+        <w:rPr>
+          <w:b w:val="0"/>
+        </w:rPr>
+        <w:t xml:space="preserve"> and gaps; its claims still need checking. Documentation does not prove suitability.</w:t>
+      </w:r>
+    </w:p>
+    <w:p>
+      <w:pPr>
+        <w:spacing w:line="336" w:lineRule="auto" w:after="180"/>
+      </w:pPr>
+      <w:r>
+        <w:rPr>
+          <w:b w:val="0"/>
+        </w:rPr>
+        <w:t>Collect explanations, not only yes/no votes. If a misunderstanding is common, re-model the relevant step for the class.</w:t>
+      </w:r>
+    </w:p>
+    <w:p>
+      <w:pPr>
+        <w:spacing w:line="336" w:lineRule="auto" w:after="180"/>
+      </w:pPr>
+      <w:r>
+        <w:rPr>
+          <w:b w:val="0"/>
+        </w:rPr>
+        <w:t>If it affects a few learners, give a short targeted group explanation while others solve a more demanding variation.</w:t>
+      </w:r>
+    </w:p>
+    <w:p>
+      <w:pPr>
+        <w:pStyle w:val="Heading3"/>
+      </w:pPr>
+      <w:r>
         <w:t>Pictorial practice question</w:t>
       </w:r>
     </w:p>
     <w:p>
-      <w:r>
-        <w:t>What two counts should the revised card show? Point to the relevant step in the picture, then write the changed result and the rule or evidence that supports it.</w:t>
+      <w:pPr>
+        <w:spacing w:line="336" w:lineRule="auto" w:after="180"/>
+      </w:pPr>
+      <w:r>
+        <w:rPr>
+          <w:b w:val="0"/>
+        </w:rPr>
+        <w:t xml:space="preserve">What two counts should the revised card show? Point to the relevant step in the picture, then write the changed result and the rule or </w:t>
+      </w:r>
+      <w:r>
+        <w:rPr>
+          <w:b/>
+        </w:rPr>
+        <w:t>evidence</w:t>
+      </w:r>
+      <w:r>
+        <w:rPr>
+          <w:b w:val="0"/>
+        </w:rPr>
+        <w:t xml:space="preserve"> that supports it.</w:t>
       </w:r>
     </w:p>
     <w:p>
@@ -1565,18 +3167,71 @@
       </w:r>
     </w:p>
     <w:p>
-      <w:r>
-        <w:t>24 photos and 6 plants, with view relationships, source and indoor/outdoor conditions documented. Changed-case check: Photo count becomes 24, plant count remains 6; lighting coverage changes. Additional views broaden conditions without creating new independent plant identities.</w:t>
-      </w:r>
-    </w:p>
-    <w:p>
-      <w:r>
+      <w:pPr>
+        <w:spacing w:line="336" w:lineRule="auto" w:after="180"/>
+      </w:pPr>
+      <w:r>
+        <w:rPr>
+          <w:b w:val="0"/>
+        </w:rPr>
+        <w:t>24 photos and 6 plants, with view relationships, source and indoor/outdoor conditions documented. Changed-case check: Photo count becomes 24, plant count remains 6; lighting coverage changes.</w:t>
+      </w:r>
+    </w:p>
+    <w:p>
+      <w:pPr>
+        <w:spacing w:line="336" w:lineRule="auto" w:after="180"/>
+      </w:pPr>
+      <w:r>
+        <w:rPr>
+          <w:b w:val="0"/>
+        </w:rPr>
+        <w:t>Additional views broaden conditions without creating new independent plant identities.</w:t>
+      </w:r>
+    </w:p>
+    <w:p>
+      <w:pPr>
+        <w:spacing w:line="336" w:lineRule="auto" w:after="180"/>
+      </w:pPr>
+      <w:r>
+        <w:rPr>
+          <w:b w:val="0"/>
+        </w:rPr>
         <w:t>Changed-case reasoning: Photo count becomes 24, plant count remains 6; lighting coverage changes. Additional views broaden conditions without creating new independent plant identities.</w:t>
       </w:r>
     </w:p>
     <w:p>
-      <w:r>
-        <w:t>Collect each learner’s explanation before discussion. Use the first missing connection between input, deciding step and result to choose support. This question is worked-case practice, not fresh mastery evidence.</w:t>
+      <w:pPr>
+        <w:spacing w:line="336" w:lineRule="auto" w:after="180"/>
+      </w:pPr>
+      <w:r>
+        <w:rPr>
+          <w:b w:val="0"/>
+        </w:rPr>
+        <w:t xml:space="preserve">Collect each learner’s explanation before discussion. Use the first missing connection between </w:t>
+      </w:r>
+      <w:r>
+        <w:rPr>
+          <w:b/>
+        </w:rPr>
+        <w:t>input</w:t>
+      </w:r>
+      <w:r>
+        <w:rPr>
+          <w:b w:val="0"/>
+        </w:rPr>
+        <w:t xml:space="preserve">, deciding step and result to choose support. This question is worked-case practice, not fresh mastery </w:t>
+      </w:r>
+      <w:r>
+        <w:rPr>
+          <w:b/>
+        </w:rPr>
+        <w:t>evidence</w:t>
+      </w:r>
+      <w:r>
+        <w:rPr>
+          <w:b w:val="0"/>
+        </w:rPr>
+        <w:t>.</w:t>
       </w:r>
     </w:p>
     <w:p>
@@ -1588,54 +3243,145 @@
       </w:r>
     </w:p>
     <w:p>
+      <w:r>
+        <w:t>Run the Dataset Cards investigation and use the first unsupported step to choose a teaching response.</w:t>
+      </w:r>
+    </w:p>
+    <w:p>
+      <w:pPr>
+        <w:spacing w:line="336" w:lineRule="auto" w:after="180"/>
+      </w:pPr>
+      <w:r>
+        <w:rPr>
+          <w:b w:val="0"/>
+        </w:rPr>
+        <w:t>Keep the test conditions fixed, record every result, and change only one planned factor.</w:t>
+      </w:r>
+    </w:p>
+    <w:p>
+      <w:pPr>
+        <w:spacing w:line="336" w:lineRule="auto" w:after="180"/>
+        <w:shd w:fill="F4F9FC"/>
+      </w:pPr>
+      <w:r>
+        <w:rPr>
+          <w:b w:val="0"/>
+        </w:rPr>
+        <w:t xml:space="preserve">1. Write the hypothesis and expected </w:t>
+      </w:r>
+      <w:r>
+        <w:rPr>
+          <w:b/>
+        </w:rPr>
+        <w:t>evidence</w:t>
+      </w:r>
+      <w:r>
+        <w:rPr>
+          <w:b w:val="0"/>
+        </w:rPr>
+        <w:t xml:space="preserve"> before running.</w:t>
+      </w:r>
+    </w:p>
+    <w:p>
+      <w:pPr>
+        <w:spacing w:line="336" w:lineRule="auto" w:after="180"/>
+        <w:shd w:fill="F4F9FC"/>
+      </w:pPr>
+      <w:r>
+        <w:rPr>
+          <w:b w:val="0"/>
+        </w:rPr>
+        <w:t xml:space="preserve">2. </w:t>
+      </w:r>
+      <w:r>
+        <w:rPr>
+          <w:b/>
+        </w:rPr>
+        <w:t>Dataset Card</w:t>
+      </w:r>
+      <w:r>
+        <w:rPr>
+          <w:b w:val="0"/>
+        </w:rPr>
+        <w:t xml:space="preserve"> Review: inspect two incomplete cards, find missing </w:t>
+      </w:r>
+      <w:r>
+        <w:rPr>
+          <w:b/>
+        </w:rPr>
+        <w:t>provenance</w:t>
+      </w:r>
+      <w:r>
+        <w:rPr>
+          <w:b w:val="0"/>
+        </w:rPr>
+        <w:t xml:space="preserve"> or risks, and write a defensible replacement.</w:t>
+      </w:r>
+    </w:p>
+    <w:p>
+      <w:pPr>
+        <w:spacing w:line="336" w:lineRule="auto" w:after="180"/>
+        <w:shd w:fill="F4F9FC"/>
+      </w:pPr>
+      <w:r>
+        <w:rPr>
+          <w:b w:val="0"/>
+        </w:rPr>
+        <w:t>3. Run one normal, one boundary, one missing, and one shifted case.</w:t>
+      </w:r>
+    </w:p>
+    <w:p>
+      <w:pPr>
+        <w:spacing w:line="336" w:lineRule="auto" w:after="180"/>
+        <w:shd w:fill="F4F9FC"/>
+      </w:pPr>
+      <w:r>
+        <w:rPr>
+          <w:b w:val="0"/>
+        </w:rPr>
+        <w:t>4. Calculate the metric from raw counts or row-level errors.</w:t>
+      </w:r>
+    </w:p>
+    <w:p>
+      <w:pPr>
+        <w:spacing w:line="336" w:lineRule="auto" w:after="180"/>
+        <w:shd w:fill="F4F9FC"/>
+      </w:pPr>
+      <w:r>
+        <w:rPr>
+          <w:b w:val="0"/>
+        </w:rPr>
+        <w:t>5. Interpret what changed, what did not, and what remains unsafe or unknown.</w:t>
+      </w:r>
+    </w:p>
+    <w:p>
       <w:pPr>
         <w:pStyle w:val="Heading3"/>
       </w:pPr>
       <w:r>
-        <w:t>Run the weekly evidence lab</w:t>
-      </w:r>
-    </w:p>
-    <w:p>
-      <w:r>
-        <w:t>Keep the test conditions fixed, record every result, and change only one planned factor.</w:t>
-      </w:r>
-    </w:p>
-    <w:p>
-      <w:r>
-        <w:t>1. Write the hypothesis and expected evidence before running.</w:t>
-      </w:r>
-    </w:p>
-    <w:p>
-      <w:r>
-        <w:t>2. Dataset Card Review: inspect two incomplete cards, find missing provenance or risks, and write a defensible replacement.</w:t>
-      </w:r>
-    </w:p>
-    <w:p>
-      <w:r>
-        <w:t>3. Run one normal, one boundary, one missing, and one shifted case.</w:t>
-      </w:r>
-    </w:p>
-    <w:p>
-      <w:r>
-        <w:t>4. Calculate the metric from raw counts or row-level errors.</w:t>
-      </w:r>
-    </w:p>
-    <w:p>
-      <w:r>
-        <w:t>5. Interpret what changed, what did not, and what remains unsafe or unknown.</w:t>
-      </w:r>
-    </w:p>
-    <w:p>
-      <w:pPr>
-        <w:pStyle w:val="Heading3"/>
-      </w:pPr>
-      <w:r>
         <w:t>Make the lab runnable</w:t>
       </w:r>
     </w:p>
     <w:p>
-      <w:r>
-        <w:t>Use the concrete case as the shared normal case and the independent question as a second case. Each pair creates a boundary or missing-information case and predicts its result before testing. Keep the expected result separate from an observed mistake.</w:t>
+      <w:pPr>
+        <w:spacing w:line="336" w:lineRule="auto" w:after="180"/>
+      </w:pPr>
+      <w:r>
+        <w:rPr>
+          <w:b w:val="0"/>
+        </w:rPr>
+        <w:t>Use the concrete case as the shared normal case and the independent question as a second case. Each pair creates a boundary or missing-information case and predicts its result before testing.</w:t>
+      </w:r>
+    </w:p>
+    <w:p>
+      <w:pPr>
+        <w:spacing w:line="336" w:lineRule="auto" w:after="180"/>
+      </w:pPr>
+      <w:r>
+        <w:rPr>
+          <w:b w:val="0"/>
+        </w:rPr>
+        <w:t>Keep the expected result separate from an observed mistake.</w:t>
       </w:r>
     </w:p>
     <w:tbl>
@@ -1793,13 +3539,36 @@
       </w:r>
     </w:p>
     <w:p>
-      <w:r>
+      <w:pPr>
+        <w:spacing w:line="336" w:lineRule="auto" w:after="180"/>
+      </w:pPr>
+      <w:r>
+        <w:rPr>
+          <w:b w:val="0"/>
+        </w:rPr>
         <w:t>MISCONCEPTION TO REPAIR A file name and list of columns are enough documentation for responsible reuse.</w:t>
       </w:r>
     </w:p>
     <w:p>
-      <w:r>
-        <w:t>For guessing, return to given facts and request a trace. For vocabulary without application, use one example and one non-example. For arithmetic errors, check the setup before the calculation. Finish with a different uncoached case before recording mastery.</w:t>
+      <w:pPr>
+        <w:spacing w:line="336" w:lineRule="auto" w:after="180"/>
+      </w:pPr>
+      <w:r>
+        <w:rPr>
+          <w:b w:val="0"/>
+        </w:rPr>
+        <w:t>For guessing, return to given facts and request a trace. For vocabulary without application, use one example and one non-example. For arithmetic errors, check the setup before the calculation.</w:t>
+      </w:r>
+    </w:p>
+    <w:p>
+      <w:pPr>
+        <w:spacing w:line="336" w:lineRule="auto" w:after="180"/>
+      </w:pPr>
+      <w:r>
+        <w:rPr>
+          <w:b w:val="0"/>
+        </w:rPr>
+        <w:t>Finish with a different uncoached case before recording mastery.</w:t>
       </w:r>
     </w:p>
     <w:p>
@@ -1811,17 +3580,59 @@
       </w:r>
     </w:p>
     <w:p>
-      <w:r>
-        <w:t>A complete card certifies data quality: The card records evidence and gaps; its claims still need checking. Documentation does not prove suitability.</w:t>
-      </w:r>
-    </w:p>
-    <w:p>
-      <w:r>
-        <w:t>Missing means zero: None is unknown; zero is a specific allowed value in this exercise. Substitution without evidence changes the meaning.</w:t>
-      </w:r>
-    </w:p>
-    <w:p>
-      <w:r>
+      <w:pPr>
+        <w:spacing w:line="336" w:lineRule="auto" w:after="180"/>
+      </w:pPr>
+      <w:r>
+        <w:rPr>
+          <w:b w:val="0"/>
+        </w:rPr>
+        <w:t xml:space="preserve">A complete card certifies data quality: The card records </w:t>
+      </w:r>
+      <w:r>
+        <w:rPr>
+          <w:b/>
+        </w:rPr>
+        <w:t>evidence</w:t>
+      </w:r>
+      <w:r>
+        <w:rPr>
+          <w:b w:val="0"/>
+        </w:rPr>
+        <w:t xml:space="preserve"> and gaps; its claims still need checking. Documentation does not prove suitability.</w:t>
+      </w:r>
+    </w:p>
+    <w:p>
+      <w:pPr>
+        <w:spacing w:line="336" w:lineRule="auto" w:after="180"/>
+      </w:pPr>
+      <w:r>
+        <w:rPr>
+          <w:b w:val="0"/>
+        </w:rPr>
+        <w:t xml:space="preserve">Missing means zero: None is unknown; zero is a specific allowed value in this exercise. Substitution without </w:t>
+      </w:r>
+      <w:r>
+        <w:rPr>
+          <w:b/>
+        </w:rPr>
+        <w:t>evidence</w:t>
+      </w:r>
+      <w:r>
+        <w:rPr>
+          <w:b w:val="0"/>
+        </w:rPr>
+        <w:t xml:space="preserve"> changes the meaning.</w:t>
+      </w:r>
+    </w:p>
+    <w:p>
+      <w:pPr>
+        <w:spacing w:line="336" w:lineRule="auto" w:after="180"/>
+      </w:pPr>
+      <w:r>
+        <w:rPr>
+          <w:b w:val="0"/>
+        </w:rPr>
         <w:t>Flag counts can always be added: The same row can have multiple flags. Count rows or unique events under an explicit policy and retain the raw denominator.</w:t>
       </w:r>
     </w:p>
@@ -1980,8 +3791,25 @@
       </w:tr>
     </w:tbl>
     <w:p>
-      <w:r>
-        <w:t>Offer an oral explanation, drawing, enlarged visual or fewer examples when that removes a reading/writing barrier. Keep the same reasoning goal. Stretch secure learners by changing a boundary or assumption and asking them to defend the effect, not simply by assigning more of the same questions.</w:t>
+      <w:pPr>
+        <w:spacing w:line="336" w:lineRule="auto" w:after="180"/>
+      </w:pPr>
+      <w:r>
+        <w:rPr>
+          <w:b w:val="0"/>
+        </w:rPr>
+        <w:t>Offer an oral explanation, drawing, enlarged visual or fewer examples when that removes a reading/writing barrier. Keep the same reasoning goal.</w:t>
+      </w:r>
+    </w:p>
+    <w:p>
+      <w:pPr>
+        <w:spacing w:line="336" w:lineRule="auto" w:after="180"/>
+      </w:pPr>
+      <w:r>
+        <w:rPr>
+          <w:b w:val="0"/>
+        </w:rPr>
+        <w:t>Stretch secure learners by changing a boundary or assumption and asking them to defend the effect, not simply by assigning more of the same questions.</w:t>
       </w:r>
     </w:p>
     <w:p>
@@ -1993,11 +3821,16 @@
       </w:r>
     </w:p>
     <w:p>
+      <w:r>
+        <w:t>Use the Dataset Cards questions, teacher keys and criteria after the relevant attempts. Previously discussed cases are practice; protect the separately selected independent task.</w:t>
+      </w:r>
+    </w:p>
+    <w:p>
       <w:pPr>
         <w:pStyle w:val="Heading3"/>
       </w:pPr>
       <w:r>
-        <w:t>Assess and explain the answers</w:t>
+        <w:t>Worked case answer</w:t>
       </w:r>
     </w:p>
     <w:p>
@@ -2005,12 +3838,37 @@
         <w:pStyle w:val="Heading3"/>
       </w:pPr>
       <w:r>
-        <w:t>Worked case answer</w:t>
-      </w:r>
-    </w:p>
-    <w:p>
-      <w:r>
-        <w:t>Provenance, permissions, collection method/time/conditions, label definitions, coverage, exclusions, missingness, use and limitations. Fields alone are insufficient.</w:t>
+        <w:t>Teacher key · Worked case answer</w:t>
+      </w:r>
+    </w:p>
+    <w:p>
+      <w:pPr>
+        <w:spacing w:line="336" w:lineRule="auto" w:after="180"/>
+        <w:shd w:fill="F1F6FC"/>
+      </w:pPr>
+      <w:r>
+        <w:rPr>
+          <w:b/>
+        </w:rPr>
+        <w:t>Provenance</w:t>
+      </w:r>
+      <w:r>
+        <w:rPr>
+          <w:b w:val="0"/>
+        </w:rPr>
+        <w:t xml:space="preserve">, permissions, collection method/time/conditions, label definitions, coverage, exclusions, missingness, use and </w:t>
+      </w:r>
+      <w:r>
+        <w:rPr>
+          <w:b/>
+        </w:rPr>
+        <w:t>limitation</w:t>
+      </w:r>
+      <w:r>
+        <w:rPr>
+          <w:b w:val="0"/>
+        </w:rPr>
+        <w:t>s. Fields alone are insufficient.</w:t>
       </w:r>
     </w:p>
     <w:p>
@@ -2022,20 +3880,62 @@
       </w:r>
     </w:p>
     <w:p>
-      <w:r>
-        <w:t>A dataset card lists 500 images but omits collection conditions and intended use. Add two essential entries and explain their value.</w:t>
-      </w:r>
-    </w:p>
-    <w:p>
       <w:pPr>
         <w:pStyle w:val="Heading3"/>
       </w:pPr>
       <w:r>
+        <w:t>Independent question · withhold the key</w:t>
+      </w:r>
+    </w:p>
+    <w:p>
+      <w:pPr>
+        <w:spacing w:line="336" w:lineRule="auto" w:after="180"/>
+        <w:shd w:fill="F5F1FB"/>
+      </w:pPr>
+      <w:r>
+        <w:rPr>
+          <w:b w:val="0"/>
+        </w:rPr>
+        <w:t xml:space="preserve">A </w:t>
+      </w:r>
+      <w:r>
+        <w:rPr>
+          <w:b/>
+        </w:rPr>
+        <w:t>dataset card</w:t>
+      </w:r>
+      <w:r>
+        <w:rPr>
+          <w:b w:val="0"/>
+        </w:rPr>
+        <w:t xml:space="preserve"> lists 500 images but omits collection conditions and intended use. Add two essential entries and explain their value.</w:t>
+      </w:r>
+    </w:p>
+    <w:p>
+      <w:pPr>
+        <w:pStyle w:val="Heading3"/>
+      </w:pPr>
+      <w:r>
         <w:t>Expected independent answer</w:t>
       </w:r>
     </w:p>
     <w:p>
-      <w:r>
+      <w:pPr>
+        <w:pStyle w:val="Heading3"/>
+      </w:pPr>
+      <w:r>
+        <w:t>Teacher key · Expected independent answer</w:t>
+      </w:r>
+    </w:p>
+    <w:p>
+      <w:pPr>
+        <w:spacing w:line="336" w:lineRule="auto" w:after="180"/>
+        <w:shd w:fill="F1F6FC"/>
+      </w:pPr>
+      <w:r>
+        <w:rPr>
+          <w:b w:val="0"/>
+        </w:rPr>
         <w:t>Document where and how images were collected and the intended or excluded uses. These help readers judge suitability, coverage and limits beyond row count.</w:t>
       </w:r>
     </w:p>
@@ -2274,8 +4174,25 @@
       </w:tr>
     </w:tbl>
     <w:p>
-      <w:r>
-        <w:t>Use 6/8 as a classroom checkpoint, with 2 required for both Result and Reasoning. This is a proposed teaching rule, not a validated certification threshold. Do not count a coached answer as independent mastery; correct unsafe or unsupported claims regardless of total.</w:t>
+      <w:pPr>
+        <w:spacing w:line="336" w:lineRule="auto" w:after="180"/>
+      </w:pPr>
+      <w:r>
+        <w:rPr>
+          <w:b w:val="0"/>
+        </w:rPr>
+        <w:t>Use 6/8 as a classroom checkpoint, with 2 required for both Result and Reasoning. This is a proposed teaching rule, not a validated certification threshold.</w:t>
+      </w:r>
+    </w:p>
+    <w:p>
+      <w:pPr>
+        <w:spacing w:line="336" w:lineRule="auto" w:after="180"/>
+      </w:pPr>
+      <w:r>
+        <w:rPr>
+          <w:b w:val="0"/>
+        </w:rPr>
+        <w:t>Do not count a coached answer as independent mastery; correct unsafe or unsupported claims regardless of total.</w:t>
       </w:r>
     </w:p>
     <w:p>
@@ -2287,8 +4204,26 @@
       </w:r>
     </w:p>
     <w:p>
-      <w:r>
-        <w:t>Ask the learner to find the evidence that challenges this claim: “The number of rows alone adequately describes a dataset.” Keep the first attempt and an uncoached retry separate.</w:t>
+      <w:pPr>
+        <w:spacing w:line="336" w:lineRule="auto" w:after="180"/>
+      </w:pPr>
+      <w:r>
+        <w:rPr>
+          <w:b w:val="0"/>
+        </w:rPr>
+        <w:t xml:space="preserve">Ask the learner to find the </w:t>
+      </w:r>
+      <w:r>
+        <w:rPr>
+          <w:b/>
+        </w:rPr>
+        <w:t>evidence</w:t>
+      </w:r>
+      <w:r>
+        <w:rPr>
+          <w:b w:val="0"/>
+        </w:rPr>
+        <w:t xml:space="preserve"> that challenges this claim: “The number of rows alone adequately describes a dataset.” Keep the first attempt and an uncoached retry separate.</w:t>
       </w:r>
     </w:p>
     <w:p>
@@ -2300,15 +4235,54 @@
       </w:r>
     </w:p>
     <w:p>
-      <w:r>
-        <w:t>Include provenance/permission, collection conditions and dates, leaf identity groups, operational label definitions and class/condition coverage, plus missingness, intended use and exclusions. A large count can consist of duplicates or narrow conditions.</w:t>
-      </w:r>
-    </w:p>
-    <w:p>
       <w:pPr>
         <w:pStyle w:val="Heading3"/>
       </w:pPr>
       <w:r>
+        <w:t>Teacher key · Original transfer answer</w:t>
+      </w:r>
+    </w:p>
+    <w:p>
+      <w:pPr>
+        <w:spacing w:line="336" w:lineRule="auto" w:after="180"/>
+        <w:shd w:fill="F1F6FC"/>
+      </w:pPr>
+      <w:r>
+        <w:rPr>
+          <w:b w:val="0"/>
+        </w:rPr>
+        <w:t xml:space="preserve">Include </w:t>
+      </w:r>
+      <w:r>
+        <w:rPr>
+          <w:b/>
+        </w:rPr>
+        <w:t>provenance</w:t>
+      </w:r>
+      <w:r>
+        <w:rPr>
+          <w:b w:val="0"/>
+        </w:rPr>
+        <w:t>/permission, collection conditions and dates, leaf identity groups, operational label definitions and class/condition coverage, plus missingness, intended use and exclusions.</w:t>
+      </w:r>
+    </w:p>
+    <w:p>
+      <w:pPr>
+        <w:spacing w:line="336" w:lineRule="auto" w:after="180"/>
+        <w:shd w:fill="F1F6FC"/>
+      </w:pPr>
+      <w:r>
+        <w:rPr>
+          <w:b w:val="0"/>
+        </w:rPr>
+        <w:t>A large count can consist of duplicates or narrow conditions.</w:t>
+      </w:r>
+    </w:p>
+    <w:p>
+      <w:pPr>
+        <w:pStyle w:val="Heading3"/>
+      </w:pPr>
+      <w:r>
         <w:t>Explanations for the additional workbook examples</w:t>
       </w:r>
     </w:p>
@@ -2321,12 +4295,42 @@
       </w:r>
     </w:p>
     <w:p>
-      <w:r>
+      <w:pPr>
+        <w:pStyle w:val="Heading3"/>
+      </w:pPr>
+      <w:r>
+        <w:t>Workbook question · W1</w:t>
+      </w:r>
+    </w:p>
+    <w:p>
+      <w:pPr>
+        <w:spacing w:line="336" w:lineRule="auto" w:after="180"/>
+        <w:shd w:fill="F5F1FB"/>
+      </w:pPr>
+      <w:r>
+        <w:rPr>
+          <w:b w:val="0"/>
+        </w:rPr>
         <w:t>For Robot practice v1, state what one row is intended to represent, the source, the unit and the meaning of None.</w:t>
       </w:r>
     </w:p>
     <w:p>
-      <w:r>
+      <w:pPr>
+        <w:pStyle w:val="Heading3"/>
+      </w:pPr>
+      <w:r>
+        <w:t>Teacher reasoning · W1</w:t>
+      </w:r>
+    </w:p>
+    <w:p>
+      <w:pPr>
+        <w:spacing w:line="336" w:lineRule="auto" w:after="180"/>
+        <w:shd w:fill="F1F6FC"/>
+      </w:pPr>
+      <w:r>
+        <w:rPr>
+          <w:b w:val="0"/>
+        </w:rPr>
         <w:t>One row is intended to represent one indoor practice trip. The source is a teacher-authored fictional export for this lesson, duration uses minutes, and None means unknown rather than zero.</w:t>
       </w:r>
     </w:p>
@@ -2339,12 +4343,42 @@
       </w:r>
     </w:p>
     <w:p>
-      <w:r>
+      <w:pPr>
+        <w:pStyle w:val="Heading3"/>
+      </w:pPr>
+      <w:r>
+        <w:t>Workbook question · W2</w:t>
+      </w:r>
+    </w:p>
+    <w:p>
+      <w:pPr>
+        <w:spacing w:line="336" w:lineRule="auto" w:after="180"/>
+        <w:shd w:fill="F5F1FB"/>
+      </w:pPr>
+      <w:r>
+        <w:rPr>
+          <w:b w:val="0"/>
+        </w:rPr>
         <w:t>Explain each number in 5 4 2 1. How many extra ID occurrences are there, and how many rows belong to a repeated-ID group?</w:t>
       </w:r>
     </w:p>
     <w:p>
-      <w:r>
+      <w:pPr>
+        <w:pStyle w:val="Heading3"/>
+      </w:pPr>
+      <w:r>
+        <w:t>Teacher reasoning · W2</w:t>
+      </w:r>
+    </w:p>
+    <w:p>
+      <w:pPr>
+        <w:spacing w:line="336" w:lineRule="auto" w:after="180"/>
+        <w:shd w:fill="F1F6FC"/>
+      </w:pPr>
+      <w:r>
+        <w:rPr>
+          <w:b w:val="0"/>
+        </w:rPr>
         <w:t>The numbers mean 5 raw rows, 4 distinct IDs, 2 missing durations and 1 negative duration. There is 1 extra ID occurrence; 2 rows belong to the repeated-ID group B. These are different counts.</w:t>
       </w:r>
     </w:p>
@@ -2357,61 +4391,274 @@
       </w:r>
     </w:p>
     <w:p>
-      <w:r>
+      <w:pPr>
+        <w:pStyle w:val="Heading3"/>
+      </w:pPr>
+      <w:r>
+        <w:t>Workbook question · W3</w:t>
+      </w:r>
+    </w:p>
+    <w:p>
+      <w:pPr>
+        <w:spacing w:line="336" w:lineRule="auto" w:after="180"/>
+        <w:shd w:fill="F5F1FB"/>
+      </w:pPr>
+      <w:r>
+        <w:rPr>
+          <w:b w:val="0"/>
+        </w:rPr>
         <w:t>A learner changes None to 0 and -2 to 2, then reports a clean dataset. Explain why this is not a justified repair and what record should be kept.</w:t>
       </w:r>
     </w:p>
     <w:p>
-      <w:r>
-        <w:t>Those edits invent outcomes without source evidence. Preserve the raw version, flag the affected rows and investigate. Record any supported correction with old value, new value, reason and version; unresolved values remain uncertain.</w:t>
-      </w:r>
-    </w:p>
-    <w:p>
       <w:pPr>
         <w:pStyle w:val="Heading3"/>
       </w:pPr>
       <w:r>
+        <w:t>Teacher reasoning · W3</w:t>
+      </w:r>
+    </w:p>
+    <w:p>
+      <w:pPr>
+        <w:spacing w:line="336" w:lineRule="auto" w:after="180"/>
+        <w:shd w:fill="F1F6FC"/>
+      </w:pPr>
+      <w:r>
+        <w:rPr>
+          <w:b w:val="0"/>
+        </w:rPr>
+        <w:t xml:space="preserve">Those edits invent outcomes without source </w:t>
+      </w:r>
+      <w:r>
+        <w:rPr>
+          <w:b/>
+        </w:rPr>
+        <w:t>evidence</w:t>
+      </w:r>
+      <w:r>
+        <w:rPr>
+          <w:b w:val="0"/>
+        </w:rPr>
+        <w:t>. Preserve the raw version, flag the affected rows and investigate.</w:t>
+      </w:r>
+    </w:p>
+    <w:p>
+      <w:pPr>
+        <w:spacing w:line="336" w:lineRule="auto" w:after="180"/>
+        <w:shd w:fill="F1F6FC"/>
+      </w:pPr>
+      <w:r>
+        <w:rPr>
+          <w:b w:val="0"/>
+        </w:rPr>
+        <w:t>Record any supported correction with old value, new value, reason and version; unresolved values remain uncertain.</w:t>
+      </w:r>
+    </w:p>
+    <w:p>
+      <w:pPr>
+        <w:pStyle w:val="Heading3"/>
+      </w:pPr>
+      <w:r>
         <w:t>W4 Inspect and document independently</w:t>
       </w:r>
     </w:p>
     <w:p>
-      <w:r>
-        <w:t>A new fictional indoor trip export has (P,4), (Q,None), (Q,None), (R,-1), (S,6), (T,0), with durations in minutes and the same schema. Count raw rows, distinct IDs, missing durations, negative durations and extra ID occurrences. Identify overlap. Draft a short dataset card stating source, row meaning, unit, findings, unchanged version and one excluded use.</w:t>
-      </w:r>
-    </w:p>
-    <w:p>
-      <w:r>
-        <w:t>There are 6 rows, 5 distinct IDs, 2 missing durations, 1 negative duration and 1 extra ID occurrence. Both Q rows are missing, so the duplicate and missing flags overlap. Zero for T is allowed by the stated schema. The card should identify the supplied fictional indoor export, one intended row per trip, minutes, all findings, raw unchanged version and no evidence for real or outdoor navigation use.</w:t>
-      </w:r>
-    </w:p>
-    <w:p>
       <w:pPr>
         <w:pStyle w:val="Heading3"/>
       </w:pPr>
       <w:r>
+        <w:t>Workbook question · W4</w:t>
+      </w:r>
+    </w:p>
+    <w:p>
+      <w:pPr>
+        <w:spacing w:line="336" w:lineRule="auto" w:after="180"/>
+        <w:shd w:fill="F5F1FB"/>
+      </w:pPr>
+      <w:r>
+        <w:rPr>
+          <w:b w:val="0"/>
+        </w:rPr>
+        <w:t xml:space="preserve">A new fictional indoor trip export has (P,4), (Q,None), (Q,None), (R,-1), (S,6), (T,0), with durations in minutes and the same </w:t>
+      </w:r>
+      <w:r>
+        <w:rPr>
+          <w:b/>
+        </w:rPr>
+        <w:t>schema</w:t>
+      </w:r>
+      <w:r>
+        <w:rPr>
+          <w:b w:val="0"/>
+        </w:rPr>
+        <w:t>.</w:t>
+      </w:r>
+    </w:p>
+    <w:p>
+      <w:pPr>
+        <w:spacing w:line="336" w:lineRule="auto" w:after="180"/>
+        <w:shd w:fill="F5F1FB"/>
+      </w:pPr>
+      <w:r>
+        <w:rPr>
+          <w:b w:val="0"/>
+        </w:rPr>
+        <w:t xml:space="preserve">Count raw rows, distinct IDs, missing durations, negative durations and extra ID occurrences. Identify overlap. Draft a short </w:t>
+      </w:r>
+      <w:r>
+        <w:rPr>
+          <w:b/>
+        </w:rPr>
+        <w:t>dataset card</w:t>
+      </w:r>
+      <w:r>
+        <w:rPr>
+          <w:b w:val="0"/>
+        </w:rPr>
+        <w:t xml:space="preserve"> stating source, row meaning, unit, findings, unchanged version and one excluded use.</w:t>
+      </w:r>
+    </w:p>
+    <w:p>
+      <w:pPr>
+        <w:pStyle w:val="Heading3"/>
+      </w:pPr>
+      <w:r>
+        <w:t>Teacher reasoning · W4</w:t>
+      </w:r>
+    </w:p>
+    <w:p>
+      <w:pPr>
+        <w:spacing w:line="336" w:lineRule="auto" w:after="180"/>
+        <w:shd w:fill="F1F6FC"/>
+      </w:pPr>
+      <w:r>
+        <w:rPr>
+          <w:b w:val="0"/>
+        </w:rPr>
+        <w:t xml:space="preserve">There are 6 rows, 5 distinct IDs, 2 missing durations, 1 negative duration and 1 extra ID occurrence. Both Q rows are missing, so the duplicate and missing flags overlap. Zero for T is allowed by the stated </w:t>
+      </w:r>
+      <w:r>
+        <w:rPr>
+          <w:b/>
+        </w:rPr>
+        <w:t>schema</w:t>
+      </w:r>
+      <w:r>
+        <w:rPr>
+          <w:b w:val="0"/>
+        </w:rPr>
+        <w:t>.</w:t>
+      </w:r>
+    </w:p>
+    <w:p>
+      <w:pPr>
+        <w:spacing w:line="336" w:lineRule="auto" w:after="180"/>
+        <w:shd w:fill="F1F6FC"/>
+      </w:pPr>
+      <w:r>
+        <w:rPr>
+          <w:b w:val="0"/>
+        </w:rPr>
+        <w:t xml:space="preserve">The card should identify the supplied fictional indoor export, one intended row per trip, minutes, all findings, raw unchanged version and no </w:t>
+      </w:r>
+      <w:r>
+        <w:rPr>
+          <w:b/>
+        </w:rPr>
+        <w:t>evidence</w:t>
+      </w:r>
+      <w:r>
+        <w:rPr>
+          <w:b w:val="0"/>
+        </w:rPr>
+        <w:t xml:space="preserve"> for real or outdoor navigation use.</w:t>
+      </w:r>
+    </w:p>
+    <w:p>
+      <w:pPr>
+        <w:pStyle w:val="Heading3"/>
+      </w:pPr>
+      <w:r>
         <w:t>W5 State an evidence gap</w:t>
       </w:r>
     </w:p>
     <w:p>
-      <w:r>
+      <w:pPr>
+        <w:pStyle w:val="Heading3"/>
+      </w:pPr>
+      <w:r>
+        <w:t>Workbook question · W5</w:t>
+      </w:r>
+    </w:p>
+    <w:p>
+      <w:pPr>
+        <w:spacing w:line="336" w:lineRule="auto" w:after="180"/>
+        <w:shd w:fill="F5F1FB"/>
+      </w:pPr>
+      <w:r>
+        <w:rPr>
+          <w:b w:val="0"/>
+        </w:rPr>
         <w:t>Someone duplicates each row ten times and claims the export now covers more kinds of trips. Explain what changed and what did not.</w:t>
       </w:r>
     </w:p>
     <w:p>
-      <w:r>
-        <w:t>The row count increased but no new trip conditions or independent observations were added. Coverage remains limited to the same supplied fictional indoor cases; the larger count does not establish broader usefulness.</w:t>
-      </w:r>
-    </w:p>
-    <w:p>
       <w:pPr>
         <w:pStyle w:val="Heading3"/>
       </w:pPr>
       <w:r>
+        <w:t>Teacher reasoning · W5</w:t>
+      </w:r>
+    </w:p>
+    <w:p>
+      <w:pPr>
+        <w:spacing w:line="336" w:lineRule="auto" w:after="180"/>
+        <w:shd w:fill="F1F6FC"/>
+      </w:pPr>
+      <w:r>
+        <w:rPr>
+          <w:b w:val="0"/>
+        </w:rPr>
+        <w:t xml:space="preserve">The row count increased but no new trip conditions or independent </w:t>
+      </w:r>
+      <w:r>
+        <w:rPr>
+          <w:b/>
+        </w:rPr>
+        <w:t>observation</w:t>
+      </w:r>
+      <w:r>
+        <w:rPr>
+          <w:b w:val="0"/>
+        </w:rPr>
+        <w:t>s were added. Coverage remains limited to the same supplied fictional indoor cases; the larger count does not establish broader usefulness.</w:t>
+      </w:r>
+    </w:p>
+    <w:p>
+      <w:pPr>
+        <w:pStyle w:val="Heading3"/>
+      </w:pPr>
+      <w:r>
         <w:t>Assess independent transfer</w:t>
       </w:r>
     </w:p>
     <w:p>
-      <w:r>
+      <w:pPr>
+        <w:pStyle w:val="Heading3"/>
+      </w:pPr>
+      <w:r>
+        <w:t>Independent question · withhold the key</w:t>
+      </w:r>
+    </w:p>
+    <w:p>
+      <w:pPr>
+        <w:spacing w:line="336" w:lineRule="auto" w:after="180"/>
+        <w:shd w:fill="F5F1FB"/>
+      </w:pPr>
+      <w:r>
+        <w:rPr>
+          <w:b w:val="0"/>
+        </w:rPr>
         <w:t>Selected case: Write key dataset-card entries for20 photos: five plants, four views each, one phone, one indoor setting. Growth labels have not been supplied.</w:t>
       </w:r>
     </w:p>
@@ -2424,8 +4671,47 @@
       </w:r>
     </w:p>
     <w:p>
-      <w:r>
-        <w:t>Record collection source,20 images and five plant groups, view/device/setting coverage, missing label definitions, intended use and limitations. Specify a plant-group split and obtain a defensible label rule. Twenty images are not20 independent plants; no accuracy claim is supported without labels and evaluation.</w:t>
+      <w:pPr>
+        <w:pStyle w:val="Heading3"/>
+      </w:pPr>
+      <w:r>
+        <w:t>Teacher key · Selected case answer</w:t>
+      </w:r>
+    </w:p>
+    <w:p>
+      <w:pPr>
+        <w:spacing w:line="336" w:lineRule="auto" w:after="180"/>
+        <w:shd w:fill="F1F6FC"/>
+      </w:pPr>
+      <w:r>
+        <w:rPr>
+          <w:b w:val="0"/>
+        </w:rPr>
+        <w:t xml:space="preserve">Record collection source,20 images and five plant groups, view/device/setting coverage, missing label definitions, intended use and </w:t>
+      </w:r>
+      <w:r>
+        <w:rPr>
+          <w:b/>
+        </w:rPr>
+        <w:t>limitation</w:t>
+      </w:r>
+      <w:r>
+        <w:rPr>
+          <w:b w:val="0"/>
+        </w:rPr>
+        <w:t>s. Specify a plant-group split and obtain a defensible label rule.</w:t>
+      </w:r>
+    </w:p>
+    <w:p>
+      <w:pPr>
+        <w:spacing w:line="336" w:lineRule="auto" w:after="180"/>
+        <w:shd w:fill="F1F6FC"/>
+      </w:pPr>
+      <w:r>
+        <w:rPr>
+          <w:b w:val="0"/>
+        </w:rPr>
+        <w:t>Twenty images are not20 independent plants; no accuracy claim is supported without labels and evaluation.</w:t>
       </w:r>
     </w:p>
     <w:tbl>
@@ -2531,21 +4817,77 @@
       </w:tr>
     </w:tbl>
     <w:p>
-      <w:r>
-        <w:t>Record each dimension as not yet, with support, or independent. Accept a valid alternative procedure with a defensible trace. Do not penalise an honestly recorded model failure if the learner correctly explains its evidence and limits.</w:t>
-      </w:r>
-    </w:p>
-    <w:p>
       <w:pPr>
         <w:pStyle w:val="Heading3"/>
       </w:pPr>
       <w:r>
+        <w:t>Teacher key · Selected case answer</w:t>
+      </w:r>
+    </w:p>
+    <w:p>
+      <w:pPr>
+        <w:spacing w:line="336" w:lineRule="auto" w:after="180"/>
+        <w:shd w:fill="F1F6FC"/>
+      </w:pPr>
+      <w:r>
+        <w:rPr>
+          <w:b w:val="0"/>
+        </w:rPr>
+        <w:t>Record each dimension as not yet, with support, or independent. Accept a valid alternative procedure with a defensible trace.</w:t>
+      </w:r>
+    </w:p>
+    <w:p>
+      <w:pPr>
+        <w:spacing w:line="336" w:lineRule="auto" w:after="180"/>
+        <w:shd w:fill="F1F6FC"/>
+      </w:pPr>
+      <w:r>
+        <w:rPr>
+          <w:b w:val="0"/>
+        </w:rPr>
+        <w:t xml:space="preserve">Do not penalise an honestly recorded model failure if the learner correctly explains its </w:t>
+      </w:r>
+      <w:r>
+        <w:rPr>
+          <w:b/>
+        </w:rPr>
+        <w:t>evidence</w:t>
+      </w:r>
+      <w:r>
+        <w:rPr>
+          <w:b w:val="0"/>
+        </w:rPr>
+        <w:t xml:space="preserve"> and limits.</w:t>
+      </w:r>
+    </w:p>
+    <w:p>
+      <w:pPr>
+        <w:pStyle w:val="Heading3"/>
+      </w:pPr>
+      <w:r>
         <w:t>Feedback that the learner uses</w:t>
       </w:r>
     </w:p>
     <w:p>
-      <w:r>
-        <w:t>Name the earliest unsupported step and give one action to repair it. Have the learner make that repair now and explain why. Then assess the relevant skill on a fresh, fully specified case. Confirm it was not previously practised with feedback; solve and check the new case before assigning it. A follow-up design prompt is a starting brief, not automatically an equivalent test.</w:t>
+      <w:pPr>
+        <w:spacing w:line="336" w:lineRule="auto" w:after="180"/>
+      </w:pPr>
+      <w:r>
+        <w:rPr>
+          <w:b w:val="0"/>
+        </w:rPr>
+        <w:t>Name the earliest unsupported step and give one action to repair it. Have the learner make that repair now and explain why. Then assess the relevant skill on a fresh, fully specified case.</w:t>
+      </w:r>
+    </w:p>
+    <w:p>
+      <w:pPr>
+        <w:spacing w:line="336" w:lineRule="auto" w:after="180"/>
+      </w:pPr>
+      <w:r>
+        <w:rPr>
+          <w:b w:val="0"/>
+        </w:rPr>
+        <w:t>Confirm it was not previously practised with feedback; solve and check the new case before assigning it. A follow-up design prompt is a starting brief, not automatically an equivalent test.</w:t>
       </w:r>
     </w:p>
     <w:p>
@@ -2557,11 +4899,86 @@
       </w:r>
     </w:p>
     <w:p>
+      <w:r>
+        <w:t>Connect Dataset Cards to Responsible Plant Classifier, adapt support and plan a later changed-case check.</w:t>
+      </w:r>
+    </w:p>
+    <w:p>
       <w:pPr>
         <w:pStyle w:val="Heading3"/>
       </w:pPr>
       <w:r>
-        <w:t>Connect and extend learning</w:t>
+        <w:t>Responsible Plant Classifier</w:t>
+      </w:r>
+    </w:p>
+    <w:p>
+      <w:pPr>
+        <w:spacing w:line="336" w:lineRule="auto" w:after="180"/>
+      </w:pPr>
+      <w:r>
+        <w:rPr>
+          <w:b w:val="0"/>
+        </w:rPr>
+        <w:t xml:space="preserve">Publish the Plant Classifier </w:t>
+      </w:r>
+      <w:r>
+        <w:rPr>
+          <w:b/>
+        </w:rPr>
+        <w:t>dataset card</w:t>
+      </w:r>
+      <w:r>
+        <w:rPr>
+          <w:b w:val="0"/>
+        </w:rPr>
+        <w:t xml:space="preserve"> before model experiments begin; update it when data changes.</w:t>
+      </w:r>
+    </w:p>
+    <w:p>
+      <w:pPr>
+        <w:spacing w:line="336" w:lineRule="auto" w:after="180"/>
+      </w:pPr>
+      <w:r>
+        <w:rPr>
+          <w:b w:val="0"/>
+        </w:rPr>
+        <w:t xml:space="preserve">Keep the decision, </w:t>
+      </w:r>
+      <w:r>
+        <w:rPr>
+          <w:b/>
+        </w:rPr>
+        <w:t>input</w:t>
+      </w:r>
+      <w:r>
+        <w:rPr>
+          <w:b w:val="0"/>
+        </w:rPr>
+        <w:t xml:space="preserve">, result, explanation and remaining </w:t>
+      </w:r>
+      <w:r>
+        <w:rPr>
+          <w:b/>
+        </w:rPr>
+        <w:t>limitation</w:t>
+      </w:r>
+      <w:r>
+        <w:rPr>
+          <w:b w:val="0"/>
+        </w:rPr>
+        <w:t xml:space="preserve"> in the project </w:t>
+      </w:r>
+      <w:r>
+        <w:rPr>
+          <w:b/>
+        </w:rPr>
+        <w:t>evidence</w:t>
+      </w:r>
+      <w:r>
+        <w:rPr>
+          <w:b w:val="0"/>
+        </w:rPr>
+        <w:t xml:space="preserve"> record. Retrieve this record next week rather than restarting the project.</w:t>
       </w:r>
     </w:p>
     <w:p>
@@ -2569,17 +4986,18 @@
         <w:pStyle w:val="Heading3"/>
       </w:pPr>
       <w:r>
-        <w:t>Responsible Plant Classifier</w:t>
-      </w:r>
-    </w:p>
-    <w:p>
-      <w:r>
-        <w:t>Publish the Plant Classifier dataset card before model experiments begin; update it when data changes.</w:t>
-      </w:r>
-    </w:p>
-    <w:p>
-      <w:r>
-        <w:t>Keep the decision, input, result, explanation and remaining limitation in the project evidence record. Retrieve this record next week rather than restarting the project.</w:t>
+        <w:t>Support and stretch</w:t>
+      </w:r>
+    </w:p>
+    <w:p>
+      <w:pPr>
+        <w:spacing w:line="336" w:lineRule="auto" w:after="180"/>
+      </w:pPr>
+      <w:r>
+        <w:rPr>
+          <w:b w:val="0"/>
+        </w:rPr>
+        <w:t>Use a tiny labelled dataset, explicit units and a named positive class. Stretch: require a baseline, held-out evaluation and subgroup or shifted-condition analysis with denominators.</w:t>
       </w:r>
     </w:p>
     <w:p>
@@ -2587,12 +5005,30 @@
         <w:pStyle w:val="Heading3"/>
       </w:pPr>
       <w:r>
-        <w:t>Support and stretch</w:t>
-      </w:r>
-    </w:p>
-    <w:p>
-      <w:r>
-        <w:t>Use a tiny labelled dataset, explicit units and a named positive class. Stretch: require a baseline, held-out evaluation and subgroup or shifted-condition analysis with denominators.</w:t>
+        <w:t>Exit reflection</w:t>
+      </w:r>
+    </w:p>
+    <w:p>
+      <w:pPr>
+        <w:spacing w:line="336" w:lineRule="auto" w:after="180"/>
+      </w:pPr>
+      <w:r>
+        <w:rPr>
+          <w:b w:val="0"/>
+        </w:rPr>
+        <w:t xml:space="preserve">Ask for one decision the learner can now justify and one situation requiring more </w:t>
+      </w:r>
+      <w:r>
+        <w:rPr>
+          <w:b/>
+        </w:rPr>
+        <w:t>evidence</w:t>
+      </w:r>
+      <w:r>
+        <w:rPr>
+          <w:b w:val="0"/>
+        </w:rPr>
+        <w:t xml:space="preserve"> or human review. Confidence ratings are separate from correct independent performance.</w:t>
       </w:r>
     </w:p>
     <w:p>
@@ -2600,12 +5036,30 @@
         <w:pStyle w:val="Heading3"/>
       </w:pPr>
       <w:r>
-        <w:t>Exit reflection</w:t>
-      </w:r>
-    </w:p>
-    <w:p>
-      <w:r>
-        <w:t>Ask for one decision the learner can now justify and one situation requiring more evidence or human review. Confidence ratings are separate from correct independent performance.</w:t>
+        <w:t>Bridge to the next week</w:t>
+      </w:r>
+    </w:p>
+    <w:p>
+      <w:pPr>
+        <w:spacing w:line="336" w:lineRule="auto" w:after="180"/>
+      </w:pPr>
+      <w:r>
+        <w:rPr>
+          <w:b w:val="0"/>
+        </w:rPr>
+        <w:t xml:space="preserve">Next: Week 10: Baselines First. Retrieve today’s </w:t>
+      </w:r>
+      <w:r>
+        <w:rPr>
+          <w:b/>
+        </w:rPr>
+        <w:t>evidence</w:t>
+      </w:r>
+      <w:r>
+        <w:rPr>
+          <w:b w:val="0"/>
+        </w:rPr>
+        <w:t xml:space="preserve"> and identify what carries forward and what is new.</w:t>
       </w:r>
     </w:p>
     <w:p>
@@ -2613,12 +5067,109 @@
         <w:pStyle w:val="Heading3"/>
       </w:pPr>
       <w:r>
-        <w:t>Bridge to the next week</w:t>
-      </w:r>
-    </w:p>
-    <w:p>
-      <w:r>
-        <w:t>Next: Week 10: Baselines First. Retrieve today’s evidence and identify what carries forward and what is new.</w:t>
+        <w:t>Support and fresh reassessment</w:t>
+      </w:r>
+    </w:p>
+    <w:p>
+      <w:pPr>
+        <w:spacing w:line="336" w:lineRule="auto" w:after="180"/>
+      </w:pPr>
+      <w:r>
+        <w:rPr>
+          <w:b w:val="0"/>
+        </w:rPr>
+        <w:t>Use physical row cards and overlapping circles for flags. Supply blank card headings but no completed findings.</w:t>
+      </w:r>
+    </w:p>
+    <w:p>
+      <w:pPr>
+        <w:spacing w:line="336" w:lineRule="auto" w:after="180"/>
+      </w:pPr>
+      <w:r>
+        <w:rPr>
+          <w:b w:val="0"/>
+        </w:rPr>
+        <w:t xml:space="preserve">Extension: explain how to record an </w:t>
+      </w:r>
+      <w:r>
+        <w:rPr>
+          <w:b/>
+        </w:rPr>
+        <w:t>evidence</w:t>
+      </w:r>
+      <w:r>
+        <w:rPr>
+          <w:b w:val="0"/>
+        </w:rPr>
+        <w:t>d seconds-to-minutes conversion while preserving the raw value, unit and version, and why a unit guess is not enough.</w:t>
+      </w:r>
+    </w:p>
+    <w:p>
+      <w:pPr>
+        <w:spacing w:line="336" w:lineRule="auto" w:after="180"/>
+      </w:pPr>
+      <w:r>
+        <w:rPr>
+          <w:b w:val="0"/>
+        </w:rPr>
+        <w:t xml:space="preserve">Require W4 counts 6,5,2,1,1 in the stated order, the Q overlap, acceptance of zero under this </w:t>
+      </w:r>
+      <w:r>
+        <w:rPr>
+          <w:b/>
+        </w:rPr>
+        <w:t>schema</w:t>
+      </w:r>
+      <w:r>
+        <w:rPr>
+          <w:b w:val="0"/>
+        </w:rPr>
+        <w:t>, and a card with source, unit, raw version and excluded use. Fresh retry: rows (L,3), (M,None), (N,-2), (N,-2), (O,0).</w:t>
+      </w:r>
+    </w:p>
+    <w:p>
+      <w:pPr>
+        <w:spacing w:line="336" w:lineRule="auto" w:after="180"/>
+      </w:pPr>
+      <w:r>
+        <w:rPr>
+          <w:b w:val="0"/>
+        </w:rPr>
+        <w:t>Counts are 5 raw, 4 IDs, 1 missing, 2 negative and 1 extra ID occurrence. The negative and repeated-ID flags overlap on N. Do not infer whether the two N rows describe one event without checking the source.</w:t>
+      </w:r>
+    </w:p>
+    <w:p>
+      <w:pPr>
+        <w:spacing w:line="336" w:lineRule="auto" w:after="180"/>
+      </w:pPr>
+      <w:r>
+        <w:rPr>
+          <w:b w:val="0"/>
+        </w:rPr>
+        <w:t xml:space="preserve">Week 5 examines label definitions and disagreement. Carry forward the </w:t>
+      </w:r>
+      <w:r>
+        <w:rPr>
+          <w:b/>
+        </w:rPr>
+        <w:t>dataset card</w:t>
+      </w:r>
+      <w:r>
+        <w:rPr>
+          <w:b w:val="0"/>
+        </w:rPr>
+        <w:t>, source questions and explicit distinction between unknown and observed values.</w:t>
+      </w:r>
+    </w:p>
+    <w:p>
+      <w:pPr>
+        <w:spacing w:line="336" w:lineRule="auto" w:after="180"/>
+      </w:pPr>
+      <w:r>
+        <w:rPr>
+          <w:b w:val="0"/>
+        </w:rPr>
+        <w:t>Teacher reference: https://arxiv.org/abs/1803.09010 (Datasheets for Datasets; reviewed 2026-09-26).</w:t>
       </w:r>
     </w:p>
     <w:p>
@@ -2626,40 +5177,40 @@
         <w:pStyle w:val="Heading3"/>
       </w:pPr>
       <w:r>
-        <w:t>Support and fresh reassessment</w:t>
-      </w:r>
-    </w:p>
-    <w:p>
-      <w:r>
-        <w:t>Use physical row cards and overlapping circles for flags. Supply blank card headings but no completed findings. Extension: explain how to record an evidenced seconds-to-minutes conversion while preserving the raw value, unit and version, and why a unit guess is not enough.</w:t>
-      </w:r>
-    </w:p>
-    <w:p>
-      <w:r>
-        <w:t>Require W4 counts 6,5,2,1,1 in the stated order, the Q overlap, acceptance of zero under this schema, and a card with source, unit, raw version and excluded use. Fresh retry: rows (L,3), (M,None), (N,-2), (N,-2), (O,0). Counts are 5 raw, 4 IDs, 1 missing, 2 negative and 1 extra ID occurrence. The negative and repeated-ID flags overlap on N. Do not infer whether the two N rows describe one event without checking the source.</w:t>
-      </w:r>
-    </w:p>
-    <w:p>
-      <w:r>
-        <w:t>Week 5 examines label definitions and disagreement. Carry forward the dataset card, source questions and explicit distinction between unknown and observed values. Teacher reference: https://arxiv.org/abs/1803.09010 (Datasheets for Datasets; reviewed 2026-09-26).</w:t>
-      </w:r>
-    </w:p>
-    <w:p>
-      <w:pPr>
-        <w:pStyle w:val="Heading3"/>
-      </w:pPr>
-      <w:r>
         <w:t>Plan the delayed return</w:t>
       </w:r>
     </w:p>
     <w:p>
-      <w:r>
+      <w:pPr>
+        <w:spacing w:line="336" w:lineRule="auto" w:after="180"/>
+      </w:pPr>
+      <w:r>
+        <w:rPr>
+          <w:b w:val="0"/>
+        </w:rPr>
         <w:t>Suggested return points in this level: ai-4/10, ai-4/12, ai-4/15. Use actual classroom dates, adjusting for holidays and gaps. One, three and six teaching weeks are scheduling choices, not a claimed optimal spacing.</w:t>
       </w:r>
     </w:p>
     <w:p>
-      <w:r>
-        <w:t>At a delayed check, ask for the idea from memory and a changed application. Compare with the earlier independent response and record support used. For a new level, revisit the previous capstone before checking the new prerequisites.</w:t>
+      <w:pPr>
+        <w:spacing w:line="336" w:lineRule="auto" w:after="180"/>
+      </w:pPr>
+      <w:r>
+        <w:rPr>
+          <w:b w:val="0"/>
+        </w:rPr>
+        <w:t>At a delayed check, ask for the idea from memory and a changed application. Compare with the earlier independent response and record support used.</w:t>
+      </w:r>
+    </w:p>
+    <w:p>
+      <w:pPr>
+        <w:spacing w:line="336" w:lineRule="auto" w:after="180"/>
+      </w:pPr>
+      <w:r>
+        <w:rPr>
+          <w:b w:val="0"/>
+        </w:rPr>
+        <w:t>For a new level, revisit the previous capstone before checking the new prerequisites.</w:t>
       </w:r>
     </w:p>
     <w:tbl>
@@ -2819,8 +5370,26 @@
       </w:tr>
     </w:tbl>
     <w:p>
-      <w:r>
-        <w:t>Use the evidence to choose reteaching or the next step. A completed page, confidence rating or attractive project does not by itself demonstrate understanding.</w:t>
+      <w:pPr>
+        <w:spacing w:line="336" w:lineRule="auto" w:after="180"/>
+      </w:pPr>
+      <w:r>
+        <w:rPr>
+          <w:b w:val="0"/>
+        </w:rPr>
+        <w:t xml:space="preserve">Use the </w:t>
+      </w:r>
+      <w:r>
+        <w:rPr>
+          <w:b/>
+        </w:rPr>
+        <w:t>evidence</w:t>
+      </w:r>
+      <w:r>
+        <w:rPr>
+          <w:b w:val="0"/>
+        </w:rPr>
+        <w:t xml:space="preserve"> to choose reteaching or the next step. A completed page, confidence rating or attractive project does not by itself demonstrate understanding.</w:t>
       </w:r>
     </w:p>
     <w:p>
@@ -2832,8 +5401,49 @@
       </w:r>
     </w:p>
     <w:p>
-      <w:r>
-        <w:t>For your Responsible Plant Classifier, save the input, procedure, observed result and limitation of this check. Label this worked example as practice; use a different, previously unreviewed case when checking independent understanding.</w:t>
+      <w:pPr>
+        <w:spacing w:line="336" w:lineRule="auto" w:after="180"/>
+      </w:pPr>
+      <w:r>
+        <w:rPr>
+          <w:b w:val="0"/>
+        </w:rPr>
+        <w:t xml:space="preserve">For your Responsible Plant Classifier, save the </w:t>
+      </w:r>
+      <w:r>
+        <w:rPr>
+          <w:b/>
+        </w:rPr>
+        <w:t>input</w:t>
+      </w:r>
+      <w:r>
+        <w:rPr>
+          <w:b w:val="0"/>
+        </w:rPr>
+        <w:t xml:space="preserve">, procedure, observed result and </w:t>
+      </w:r>
+      <w:r>
+        <w:rPr>
+          <w:b/>
+        </w:rPr>
+        <w:t>limitation</w:t>
+      </w:r>
+      <w:r>
+        <w:rPr>
+          <w:b w:val="0"/>
+        </w:rPr>
+        <w:t xml:space="preserve"> of this check.</w:t>
+      </w:r>
+    </w:p>
+    <w:p>
+      <w:pPr>
+        <w:spacing w:line="336" w:lineRule="auto" w:after="180"/>
+      </w:pPr>
+      <w:r>
+        <w:rPr>
+          <w:b w:val="0"/>
+        </w:rPr>
+        <w:t>Label this worked example as practice; use a different, previously unreviewed case when checking independent understanding.</w:t>
       </w:r>
     </w:p>
     <w:p>
@@ -2846,12 +5456,62 @@
     </w:p>
     <w:p>
       <w:r>
-        <w:t>Teaching target: Inspect row meaning missing values and repeated records</w:t>
-      </w:r>
-    </w:p>
-    <w:p>
-      <w:r>
-        <w:t>Prepare the labelled worked-case picture, the matching workbook, fictional input cards and a place for individual responses. Check a local Python 3 environment before class; have a paper-trace version ready.</w:t>
+        <w:t>Use this preparation summary alongside the detailed Dataset Cards lesson; it is a checklist rather than a replacement for the full sequence.</w:t>
+      </w:r>
+    </w:p>
+    <w:p>
+      <w:pPr>
+        <w:pStyle w:val="Heading3"/>
+      </w:pPr>
+      <w:r>
+        <w:t>Teaching target</w:t>
+      </w:r>
+    </w:p>
+    <w:p>
+      <w:pPr>
+        <w:spacing w:line="336" w:lineRule="auto" w:after="180"/>
+        <w:shd w:fill="EDF7F3"/>
+      </w:pPr>
+      <w:r>
+        <w:rPr>
+          <w:b w:val="0"/>
+        </w:rPr>
+        <w:t xml:space="preserve">Teaching target: Inspect row meaning </w:t>
+      </w:r>
+      <w:r>
+        <w:rPr>
+          <w:b/>
+        </w:rPr>
+        <w:t>missing value</w:t>
+      </w:r>
+      <w:r>
+        <w:rPr>
+          <w:b w:val="0"/>
+        </w:rPr>
+        <w:t>s and repeated records</w:t>
+      </w:r>
+    </w:p>
+    <w:p>
+      <w:pPr>
+        <w:spacing w:line="336" w:lineRule="auto" w:after="180"/>
+      </w:pPr>
+      <w:r>
+        <w:rPr>
+          <w:b w:val="0"/>
+        </w:rPr>
+        <w:t xml:space="preserve">Prepare the labelled worked-case picture, the matching workbook, fictional </w:t>
+      </w:r>
+      <w:r>
+        <w:rPr>
+          <w:b/>
+        </w:rPr>
+        <w:t>input</w:t>
+      </w:r>
+      <w:r>
+        <w:rPr>
+          <w:b w:val="0"/>
+        </w:rPr>
+        <w:t xml:space="preserve"> cards and a place for individual responses. Check a local Python 3 environment before class; have a paper-trace version ready.</w:t>
       </w:r>
     </w:p>
     <w:tbl>
@@ -2998,37 +5658,184 @@
       </w:tr>
     </w:tbl>
     <w:p>
-      <w:r>
+      <w:pPr>
+        <w:spacing w:line="336" w:lineRule="auto" w:after="180"/>
+        <w:shd w:fill="F5F1FB"/>
+      </w:pPr>
+      <w:r>
+        <w:rPr>
+          <w:b w:val="0"/>
+        </w:rPr>
         <w:t>Before class, solve the supported practice: Explain each number in 5 4 2 1. How many extra ID occurrences are there, and how many rows belong to a repeated-ID group?</w:t>
       </w:r>
     </w:p>
     <w:p>
-      <w:r>
+      <w:pPr>
+        <w:pStyle w:val="Heading3"/>
+      </w:pPr>
+      <w:r>
+        <w:t>Supported practice answer</w:t>
+      </w:r>
+    </w:p>
+    <w:p>
+      <w:pPr>
+        <w:spacing w:line="336" w:lineRule="auto" w:after="180"/>
+        <w:shd w:fill="F1F6FC"/>
+      </w:pPr>
+      <w:r>
+        <w:rPr>
+          <w:b w:val="0"/>
+        </w:rPr>
         <w:t>Reasoned practice answer: The numbers mean 5 raw rows, 4 distinct IDs, 2 missing durations and 1 negative duration. There is 1 extra ID occurrence; 2 rows belong to the repeated-ID group B. These are different counts.</w:t>
       </w:r>
     </w:p>
     <w:p>
-      <w:r>
-        <w:t>Check every learner before discussion: Use the worked case for Dataset inspection and cards. Proposed explanation: “A complete card certifies data quality”. Decide whether this explanation is supported. Point to the step or supplied fact that decides; explain your repair if needed.</w:t>
-      </w:r>
-    </w:p>
-    <w:p>
-      <w:r>
-        <w:t>Misconception repair: The card records evidence and gaps; its claims still need checking. Documentation does not prove suitability.</w:t>
-      </w:r>
-    </w:p>
-    <w:p>
-      <w:r>
-        <w:t>Support: read the exact case aloud, enlarge the labelled picture, supply input cards and model only the first deciding step. Accept a spoken explanation or drawing; retain the reasoning goal.</w:t>
-      </w:r>
-    </w:p>
-    <w:p>
-      <w:r>
-        <w:t>Extension: The dataset adds 6 outdoor photos of the same plants. Require a prediction and a reason before comparing. Expected result: Photo count becomes 24, plant count remains 6; lighting coverage changes. Reason: Additional views broaden conditions without creating new independent plant identities.</w:t>
-      </w:r>
-    </w:p>
-    <w:p>
-      <w:r>
+      <w:pPr>
+        <w:spacing w:line="336" w:lineRule="auto" w:after="180"/>
+      </w:pPr>
+      <w:r>
+        <w:rPr>
+          <w:b w:val="0"/>
+        </w:rPr>
+        <w:t>Check every learner before discussion: Use the worked case for Dataset inspection and cards. Proposed explanation: “A complete card certifies data quality”. Decide whether this explanation is supported.</w:t>
+      </w:r>
+    </w:p>
+    <w:p>
+      <w:pPr>
+        <w:spacing w:line="336" w:lineRule="auto" w:after="180"/>
+      </w:pPr>
+      <w:r>
+        <w:rPr>
+          <w:b w:val="0"/>
+        </w:rPr>
+        <w:t>Point to the step or supplied fact that decides; explain your repair if needed.</w:t>
+      </w:r>
+    </w:p>
+    <w:p>
+      <w:pPr>
+        <w:pStyle w:val="Heading3"/>
+      </w:pPr>
+      <w:r>
+        <w:t>Repair the misconception</w:t>
+      </w:r>
+    </w:p>
+    <w:p>
+      <w:pPr>
+        <w:spacing w:line="336" w:lineRule="auto" w:after="180"/>
+        <w:shd w:fill="FFF5E6"/>
+      </w:pPr>
+      <w:r>
+        <w:rPr>
+          <w:b w:val="0"/>
+        </w:rPr>
+        <w:t xml:space="preserve">Misconception repair: The card records </w:t>
+      </w:r>
+      <w:r>
+        <w:rPr>
+          <w:b/>
+        </w:rPr>
+        <w:t>evidence</w:t>
+      </w:r>
+      <w:r>
+        <w:rPr>
+          <w:b w:val="0"/>
+        </w:rPr>
+        <w:t xml:space="preserve"> and gaps; its claims still need checking. Documentation does not prove suitability.</w:t>
+      </w:r>
+    </w:p>
+    <w:p>
+      <w:pPr>
+        <w:pStyle w:val="Heading3"/>
+      </w:pPr>
+      <w:r>
+        <w:t>Support without giving away the answer</w:t>
+      </w:r>
+    </w:p>
+    <w:p>
+      <w:pPr>
+        <w:spacing w:line="336" w:lineRule="auto" w:after="180"/>
+        <w:shd w:fill="F1F6F8"/>
+      </w:pPr>
+      <w:r>
+        <w:rPr>
+          <w:b w:val="0"/>
+        </w:rPr>
+        <w:t xml:space="preserve">Support: read the exact case aloud, enlarge the labelled picture, supply </w:t>
+      </w:r>
+      <w:r>
+        <w:rPr>
+          <w:b/>
+        </w:rPr>
+        <w:t>input</w:t>
+      </w:r>
+      <w:r>
+        <w:rPr>
+          <w:b w:val="0"/>
+        </w:rPr>
+        <w:t xml:space="preserve"> cards and model only the first deciding step. Accept a spoken explanation or drawing; retain the reasoning goal.</w:t>
+      </w:r>
+    </w:p>
+    <w:p>
+      <w:pPr>
+        <w:pStyle w:val="Heading3"/>
+      </w:pPr>
+      <w:r>
+        <w:t>Extend the reasoning</w:t>
+      </w:r>
+    </w:p>
+    <w:p>
+      <w:pPr>
+        <w:spacing w:line="336" w:lineRule="auto" w:after="180"/>
+        <w:shd w:fill="F5F1FB"/>
+      </w:pPr>
+      <w:r>
+        <w:rPr>
+          <w:b w:val="0"/>
+        </w:rPr>
+        <w:t xml:space="preserve">Extension: The dataset adds 6 outdoor photos of the same plants. Require a </w:t>
+      </w:r>
+      <w:r>
+        <w:rPr>
+          <w:b/>
+        </w:rPr>
+        <w:t>prediction</w:t>
+      </w:r>
+      <w:r>
+        <w:rPr>
+          <w:b w:val="0"/>
+        </w:rPr>
+        <w:t xml:space="preserve"> and a reason before comparing. Expected result: Photo count becomes 24, plant count remains 6; lighting coverage changes.</w:t>
+      </w:r>
+    </w:p>
+    <w:p>
+      <w:pPr>
+        <w:spacing w:line="336" w:lineRule="auto" w:after="180"/>
+        <w:shd w:fill="F5F1FB"/>
+      </w:pPr>
+      <w:r>
+        <w:rPr>
+          <w:b w:val="0"/>
+        </w:rPr>
+        <w:t>Reason: Additional views broaden conditions without creating new independent plant identities.</w:t>
+      </w:r>
+    </w:p>
+    <w:p>
+      <w:pPr>
+        <w:pStyle w:val="Heading3"/>
+      </w:pPr>
+      <w:r>
+        <w:t>Protect the independent attempt</w:t>
+      </w:r>
+    </w:p>
+    <w:p>
+      <w:pPr>
+        <w:spacing w:line="336" w:lineRule="auto" w:after="180"/>
+        <w:shd w:fill="FFF5E6"/>
+      </w:pPr>
+      <w:r>
+        <w:rPr>
+          <w:b w:val="0"/>
+        </w:rPr>
         <w:t>Independent assessment: withhold the reserved answer until the learner has attempted the new case. Record support separately from correctness.</w:t>
       </w:r>
     </w:p>
@@ -3217,13 +6024,70 @@
       </w:tr>
     </w:tbl>
     <w:p>
-      <w:r>
-        <w:t>Project checkpoint: Make a transparent first version. Keep a trace of how one input becomes an output; explain the rule or learned component.</w:t>
-      </w:r>
-    </w:p>
-    <w:p>
-      <w:r>
-        <w:t>Use the weekly teacher answer for topic-specific reasoning. A saved progress tick is an activity record; judge mastery from the learner’s explanation and evidence.</w:t>
+      <w:pPr>
+        <w:pStyle w:val="Heading3"/>
+      </w:pPr>
+      <w:r>
+        <w:t>Project checkpoint</w:t>
+      </w:r>
+    </w:p>
+    <w:p>
+      <w:pPr>
+        <w:spacing w:line="336" w:lineRule="auto" w:after="180"/>
+        <w:shd w:fill="EDF7F3"/>
+      </w:pPr>
+      <w:r>
+        <w:rPr>
+          <w:b w:val="0"/>
+        </w:rPr>
+        <w:t xml:space="preserve">Project checkpoint: Make a transparent first version. Keep a trace of how one </w:t>
+      </w:r>
+      <w:r>
+        <w:rPr>
+          <w:b/>
+        </w:rPr>
+        <w:t>input</w:t>
+      </w:r>
+      <w:r>
+        <w:rPr>
+          <w:b w:val="0"/>
+        </w:rPr>
+        <w:t xml:space="preserve"> becomes an </w:t>
+      </w:r>
+      <w:r>
+        <w:rPr>
+          <w:b/>
+        </w:rPr>
+        <w:t>output</w:t>
+      </w:r>
+      <w:r>
+        <w:rPr>
+          <w:b w:val="0"/>
+        </w:rPr>
+        <w:t>; explain the rule or learned component.</w:t>
+      </w:r>
+    </w:p>
+    <w:p>
+      <w:pPr>
+        <w:spacing w:line="336" w:lineRule="auto" w:after="180"/>
+      </w:pPr>
+      <w:r>
+        <w:rPr>
+          <w:b w:val="0"/>
+        </w:rPr>
+        <w:t xml:space="preserve">Use the weekly teacher answer for topic-specific reasoning. A saved progress tick is an activity record; judge mastery from the learner’s explanation and </w:t>
+      </w:r>
+      <w:r>
+        <w:rPr>
+          <w:b/>
+        </w:rPr>
+        <w:t>evidence</w:t>
+      </w:r>
+      <w:r>
+        <w:rPr>
+          <w:b w:val="0"/>
+        </w:rPr>
+        <w:t>.</w:t>
       </w:r>
     </w:p>
     <w:p>
@@ -3236,27 +6100,985 @@
     </w:p>
     <w:p>
       <w:r>
-        <w:t>Use the two formative questions as supported practice, not as independent mastery scores. Discuss the deciding evidence rather than accepting a guessed selection.</w:t>
-      </w:r>
-    </w:p>
-    <w:p>
-      <w:r>
+        <w:t>Use feedback, earlier review and portfolios purposefully. Apply the coding routine only when this lesson has an executable lab.</w:t>
+      </w:r>
+    </w:p>
+    <w:p>
+      <w:pPr>
+        <w:spacing w:line="336" w:lineRule="auto" w:after="180"/>
+      </w:pPr>
+      <w:r>
+        <w:rPr>
+          <w:b w:val="0"/>
+        </w:rPr>
+        <w:t xml:space="preserve">Use the two formative questions as supported practice, not as independent mastery scores. Discuss the deciding </w:t>
+      </w:r>
+      <w:r>
+        <w:rPr>
+          <w:b/>
+        </w:rPr>
+        <w:t>evidence</w:t>
+      </w:r>
+      <w:r>
+        <w:rPr>
+          <w:b w:val="0"/>
+        </w:rPr>
+        <w:t xml:space="preserve"> rather than accepting a guessed selection.</w:t>
+      </w:r>
+    </w:p>
+    <w:p>
+      <w:pPr>
+        <w:spacing w:line="336" w:lineRule="auto" w:after="180"/>
+      </w:pPr>
+      <w:r>
+        <w:rPr>
+          <w:b w:val="0"/>
+        </w:rPr>
         <w:t>The feedback comes from the reviewed public worked case. Do not reveal the separately reserved independent teacher answer until the learner has attempted that case.</w:t>
       </w:r>
     </w:p>
     <w:p>
-      <w:r>
-        <w:t>Ask students to predict before running code. Preserve errors and actual outputs; collect a changed test and an explanation. The branch-boundary and indexing lessons deliberately include failure cases.</w:t>
-      </w:r>
-    </w:p>
-    <w:p>
-      <w:r>
+      <w:pPr>
+        <w:spacing w:line="336" w:lineRule="auto" w:after="180"/>
+      </w:pPr>
+      <w:r>
+        <w:rPr>
+          <w:b w:val="0"/>
+        </w:rPr>
+        <w:t xml:space="preserve">Ask students to predict before running code. Preserve errors and actual </w:t>
+      </w:r>
+      <w:r>
+        <w:rPr>
+          <w:b/>
+        </w:rPr>
+        <w:t>output</w:t>
+      </w:r>
+      <w:r>
+        <w:rPr>
+          <w:b w:val="0"/>
+        </w:rPr>
+        <w:t>s; collect a changed test and an explanation. The branch-boundary and indexing lessons deliberately include failure cases.</w:t>
+      </w:r>
+    </w:p>
+    <w:p>
+      <w:pPr>
+        <w:spacing w:line="336" w:lineRule="auto" w:after="180"/>
+      </w:pPr>
+      <w:r>
+        <w:rPr>
+          <w:b w:val="0"/>
+        </w:rPr>
         <w:t>Use the earlier worked-explanation links to address a specific missing building block, then return to the current question. Adapt this suggestion after observing the learner; it is not an automatic diagnosis.</w:t>
       </w:r>
     </w:p>
     <w:p>
-      <w:r>
-        <w:t>Collect the completed-work portfolio as evidence. Record support separately from correctness, and assess explanation, trace/test and limitations. Progress ticks and quiz selections alone do not establish mastery.</w:t>
+      <w:pPr>
+        <w:spacing w:line="336" w:lineRule="auto" w:after="180"/>
+      </w:pPr>
+      <w:r>
+        <w:rPr>
+          <w:b w:val="0"/>
+        </w:rPr>
+        <w:t xml:space="preserve">Collect the completed-work portfolio as </w:t>
+      </w:r>
+      <w:r>
+        <w:rPr>
+          <w:b/>
+        </w:rPr>
+        <w:t>evidence</w:t>
+      </w:r>
+      <w:r>
+        <w:rPr>
+          <w:b w:val="0"/>
+        </w:rPr>
+        <w:t xml:space="preserve">. Record support separately from correctness, and assess explanation, trace/test and </w:t>
+      </w:r>
+      <w:r>
+        <w:rPr>
+          <w:b/>
+        </w:rPr>
+        <w:t>limitation</w:t>
+      </w:r>
+      <w:r>
+        <w:rPr>
+          <w:b w:val="0"/>
+        </w:rPr>
+        <w:t>s. Progress ticks and quiz selections alone do not establish mastery.</w:t>
+      </w:r>
+    </w:p>
+    <w:p>
+      <w:pPr>
+        <w:pStyle w:val="Heading1"/>
+      </w:pPr>
+      <w:r>
+        <w:t>09. Visual concept journey</w:t>
+      </w:r>
+    </w:p>
+    <w:p>
+      <w:r>
+        <w:t>Show one Dataset Cards graphic at a time, request a prediction and discuss its trace before the independent assessment.</w:t>
+      </w:r>
+    </w:p>
+    <w:p>
+      <w:pPr>
+        <w:spacing w:line="336" w:lineRule="auto" w:after="180"/>
+      </w:pPr>
+      <w:r>
+        <w:rPr>
+          <w:b w:val="0"/>
+        </w:rPr>
+        <w:t xml:space="preserve">Use one picture at a time. Hide a worked result before asking for a </w:t>
+      </w:r>
+      <w:r>
+        <w:rPr>
+          <w:b/>
+        </w:rPr>
+        <w:t>prediction</w:t>
+      </w:r>
+      <w:r>
+        <w:rPr>
+          <w:b w:val="0"/>
+        </w:rPr>
+        <w:t>, then reveal it for feedback. These are supported teaching cases; retain the separate independent assessment for a fresh first attempt.</w:t>
+      </w:r>
+    </w:p>
+    <w:p>
+      <w:pPr>
+        <w:pStyle w:val="Heading3"/>
+      </w:pPr>
+      <w:r>
+        <w:t>01. Dataset Cards: the case</w:t>
+      </w:r>
+    </w:p>
+    <w:p>
+      <w:r>
+        <w:drawing>
+          <wp:inline xmlns:a="http://schemas.openxmlformats.org/drawingml/2006/main" xmlns:pic="http://schemas.openxmlformats.org/drawingml/2006/picture">
+            <wp:extent cx="5486400" cy="3142488"/>
+            <wp:docPr id="2" name="Picture 2" descr="Build a dataset card that reveals what the photo count hides. Supplied facts: Teacher-created dataset: 18 photos of 6 fictional plants, 3 views each, one tablet, indoor fluorescent light. Label rule is visible spot/no visible spot/review. All inputs and outcomes in this worked example are invented classroom data; no real model run is claimed."/>
+            <wp:cNvGraphicFramePr>
+              <a:graphicFrameLocks noChangeAspect="1"/>
+            </wp:cNvGraphicFramePr>
+            <a:graphic>
+              <a:graphicData uri="http://schemas.openxmlformats.org/drawingml/2006/picture">
+                <pic:pic>
+                  <pic:nvPicPr>
+                    <pic:cNvPr id="0" name="academy-story-ai-4-9-01.png"/>
+                    <pic:cNvPicPr/>
+                  </pic:nvPicPr>
+                  <pic:blipFill>
+                    <a:blip r:embed="rId10"/>
+                    <a:stretch>
+                      <a:fillRect/>
+                    </a:stretch>
+                  </pic:blipFill>
+                  <pic:spPr>
+                    <a:xfrm>
+                      <a:off x="0" y="0"/>
+                      <a:ext cx="5486400" cy="3142488"/>
+                    </a:xfrm>
+                    <a:prstGeom prst="rect"/>
+                  </pic:spPr>
+                </pic:pic>
+              </a:graphicData>
+            </a:graphic>
+          </wp:inline>
+        </w:drawing>
+      </w:r>
+    </w:p>
+    <w:p>
+      <w:pPr>
+        <w:spacing w:line="336" w:lineRule="auto" w:after="180"/>
+      </w:pPr>
+      <w:r>
+        <w:rPr>
+          <w:b w:val="0"/>
+        </w:rPr>
+        <w:t xml:space="preserve">Build a </w:t>
+      </w:r>
+      <w:r>
+        <w:rPr>
+          <w:b/>
+        </w:rPr>
+        <w:t>dataset card</w:t>
+      </w:r>
+      <w:r>
+        <w:rPr>
+          <w:b w:val="0"/>
+        </w:rPr>
+        <w:t xml:space="preserve"> that reveals what the photo count hides. Supplied facts: Teacher-created dataset: 18 photos of 6 fictional plants, 3 views each, one tablet, indoor fluorescent light.</w:t>
+      </w:r>
+    </w:p>
+    <w:p>
+      <w:pPr>
+        <w:spacing w:line="336" w:lineRule="auto" w:after="180"/>
+      </w:pPr>
+      <w:r>
+        <w:rPr>
+          <w:b w:val="0"/>
+        </w:rPr>
+        <w:t xml:space="preserve">Label rule is visible spot/no visible spot/review. All </w:t>
+      </w:r>
+      <w:r>
+        <w:rPr>
+          <w:b/>
+        </w:rPr>
+        <w:t>input</w:t>
+      </w:r>
+      <w:r>
+        <w:rPr>
+          <w:b w:val="0"/>
+        </w:rPr>
+        <w:t>s and outcomes in this worked example are invented classroom data; no real model run is claimed.</w:t>
+      </w:r>
+    </w:p>
+    <w:p>
+      <w:pPr>
+        <w:spacing w:line="336" w:lineRule="auto" w:after="180"/>
+        <w:shd w:fill="F5F1FB"/>
+      </w:pPr>
+      <w:r>
+        <w:rPr>
+          <w:b w:val="0"/>
+        </w:rPr>
+        <w:t>Point to the given fact that matters most. Explain why it matters.</w:t>
+      </w:r>
+    </w:p>
+    <w:p>
+      <w:pPr>
+        <w:pStyle w:val="Heading3"/>
+      </w:pPr>
+      <w:r>
+        <w:t>Discuss while showing the picture</w:t>
+      </w:r>
+    </w:p>
+    <w:p>
+      <w:pPr>
+        <w:spacing w:line="336" w:lineRule="auto" w:after="180"/>
+        <w:shd w:fill="F1F6F8"/>
+      </w:pPr>
+      <w:r>
+        <w:rPr>
+          <w:b w:val="0"/>
+        </w:rPr>
+        <w:t>Teacher prompt: Point to the given fact that matters most. Explain why it matters. Ask learners to describe one label or arrow in ordinary words. Use the adjacent transcript if the image is difficult to see.</w:t>
+      </w:r>
+    </w:p>
+    <w:p>
+      <w:pPr>
+        <w:pStyle w:val="Heading3"/>
+      </w:pPr>
+      <w:r>
+        <w:t>02. Follow the deciding steps</w:t>
+      </w:r>
+    </w:p>
+    <w:p>
+      <w:r>
+        <w:drawing>
+          <wp:inline xmlns:a="http://schemas.openxmlformats.org/drawingml/2006/main" xmlns:pic="http://schemas.openxmlformats.org/drawingml/2006/picture">
+            <wp:extent cx="5486400" cy="3493008"/>
+            <wp:docPr id="3" name="Picture 3" descr="Describe source: Record teacher-created fictional source, one tablet and indoor fluorescent lighting. → Describe units: 18 photo rows come from only 6 plant identities. → Record limits: Split by plant; state that outdoor use and disease diagnosis have not been evaluated."/>
+            <wp:cNvGraphicFramePr>
+              <a:graphicFrameLocks noChangeAspect="1"/>
+            </wp:cNvGraphicFramePr>
+            <a:graphic>
+              <a:graphicData uri="http://schemas.openxmlformats.org/drawingml/2006/picture">
+                <pic:pic>
+                  <pic:nvPicPr>
+                    <pic:cNvPr id="0" name="academy-story-ai-4-9-02.png"/>
+                    <pic:cNvPicPr/>
+                  </pic:nvPicPr>
+                  <pic:blipFill>
+                    <a:blip r:embed="rId11"/>
+                    <a:stretch>
+                      <a:fillRect/>
+                    </a:stretch>
+                  </pic:blipFill>
+                  <pic:spPr>
+                    <a:xfrm>
+                      <a:off x="0" y="0"/>
+                      <a:ext cx="5486400" cy="3493008"/>
+                    </a:xfrm>
+                    <a:prstGeom prst="rect"/>
+                  </pic:spPr>
+                </pic:pic>
+              </a:graphicData>
+            </a:graphic>
+          </wp:inline>
+        </w:drawing>
+      </w:r>
+    </w:p>
+    <w:p>
+      <w:pPr>
+        <w:spacing w:line="336" w:lineRule="auto" w:after="180"/>
+      </w:pPr>
+      <w:r>
+        <w:rPr>
+          <w:b w:val="0"/>
+        </w:rPr>
+        <w:t>Describe source: Record teacher-created fictional source, one tablet and indoor fluorescent lighting. → Describe units: 18 photo rows come from only 6 plant identities. → Record limits: Split by plant; state that outdoor use and disease diagnosis have not been evaluated.</w:t>
+      </w:r>
+    </w:p>
+    <w:p>
+      <w:pPr>
+        <w:spacing w:line="336" w:lineRule="auto" w:after="180"/>
+        <w:shd w:fill="F5F1FB"/>
+      </w:pPr>
+      <w:r>
+        <w:rPr>
+          <w:b w:val="0"/>
+        </w:rPr>
+        <w:t xml:space="preserve">Point to each numbered stage and explain which recorded </w:t>
+      </w:r>
+      <w:r>
+        <w:rPr>
+          <w:b/>
+        </w:rPr>
+        <w:t>input</w:t>
+      </w:r>
+      <w:r>
+        <w:rPr>
+          <w:b w:val="0"/>
+        </w:rPr>
+        <w:t xml:space="preserve"> it uses.</w:t>
+      </w:r>
+    </w:p>
+    <w:p>
+      <w:pPr>
+        <w:pStyle w:val="Heading3"/>
+      </w:pPr>
+      <w:r>
+        <w:t>Discuss while showing the picture</w:t>
+      </w:r>
+    </w:p>
+    <w:p>
+      <w:pPr>
+        <w:spacing w:line="336" w:lineRule="auto" w:after="180"/>
+        <w:shd w:fill="F1F6F8"/>
+      </w:pPr>
+      <w:r>
+        <w:rPr>
+          <w:b w:val="0"/>
+        </w:rPr>
+        <w:t xml:space="preserve">Teacher prompt: Point to each numbered stage and explain which recorded </w:t>
+      </w:r>
+      <w:r>
+        <w:rPr>
+          <w:b/>
+        </w:rPr>
+        <w:t>input</w:t>
+      </w:r>
+      <w:r>
+        <w:rPr>
+          <w:b w:val="0"/>
+        </w:rPr>
+        <w:t xml:space="preserve"> it uses. Ask learners to describe one label or arrow in ordinary words. Use the adjacent transcript if the image is difficult to see.</w:t>
+      </w:r>
+    </w:p>
+    <w:p>
+      <w:pPr>
+        <w:pStyle w:val="Heading3"/>
+      </w:pPr>
+      <w:r>
+        <w:t>03. Turn an observation into a documented action</w:t>
+      </w:r>
+    </w:p>
+    <w:p>
+      <w:r>
+        <w:drawing>
+          <wp:inline xmlns:a="http://schemas.openxmlformats.org/drawingml/2006/main" xmlns:pic="http://schemas.openxmlformats.org/drawingml/2006/picture">
+            <wp:extent cx="5486400" cy="2834640"/>
+            <wp:docPr id="4" name="Picture 4" descr="Turn an observation into a documented action. B appears twice | Identity needs review | Check export history. Two None values | 2 of 5 rows lack duration | Keep unknown explicit. C has minus 2 | Invalid elapsed duration | Check source and units"/>
+            <wp:cNvGraphicFramePr>
+              <a:graphicFrameLocks noChangeAspect="1"/>
+            </wp:cNvGraphicFramePr>
+            <a:graphic>
+              <a:graphicData uri="http://schemas.openxmlformats.org/drawingml/2006/picture">
+                <pic:pic>
+                  <pic:nvPicPr>
+                    <pic:cNvPr id="0" name="academy-story-ai-4-9-03.png"/>
+                    <pic:cNvPicPr/>
+                  </pic:nvPicPr>
+                  <pic:blipFill>
+                    <a:blip r:embed="rId12"/>
+                    <a:stretch>
+                      <a:fillRect/>
+                    </a:stretch>
+                  </pic:blipFill>
+                  <pic:spPr>
+                    <a:xfrm>
+                      <a:off x="0" y="0"/>
+                      <a:ext cx="5486400" cy="2834640"/>
+                    </a:xfrm>
+                    <a:prstGeom prst="rect"/>
+                  </pic:spPr>
+                </pic:pic>
+              </a:graphicData>
+            </a:graphic>
+          </wp:inline>
+        </w:drawing>
+      </w:r>
+    </w:p>
+    <w:p>
+      <w:pPr>
+        <w:spacing w:line="336" w:lineRule="auto" w:after="180"/>
+      </w:pPr>
+      <w:r>
+        <w:rPr>
+          <w:b w:val="0"/>
+        </w:rPr>
+        <w:t xml:space="preserve">Turn an </w:t>
+      </w:r>
+      <w:r>
+        <w:rPr>
+          <w:b/>
+        </w:rPr>
+        <w:t>observation</w:t>
+      </w:r>
+      <w:r>
+        <w:rPr>
+          <w:b w:val="0"/>
+        </w:rPr>
+        <w:t xml:space="preserve"> into a documented action. B appears twice | Identity needs review | Check export history. Two None values | 2 of 5 rows lack duration | Keep unknown explicit.</w:t>
+      </w:r>
+    </w:p>
+    <w:p>
+      <w:pPr>
+        <w:spacing w:line="336" w:lineRule="auto" w:after="180"/>
+      </w:pPr>
+      <w:r>
+        <w:rPr>
+          <w:b w:val="0"/>
+        </w:rPr>
+        <w:t>C has minus 2 | Invalid elapsed duration | Check source and units</w:t>
+      </w:r>
+    </w:p>
+    <w:p>
+      <w:pPr>
+        <w:spacing w:line="336" w:lineRule="auto" w:after="180"/>
+        <w:shd w:fill="F5F1FB"/>
+      </w:pPr>
+      <w:r>
+        <w:rPr>
+          <w:b w:val="0"/>
+        </w:rPr>
+        <w:t>Read the labels and values. Explain the relationship the model shows.</w:t>
+      </w:r>
+    </w:p>
+    <w:p>
+      <w:pPr>
+        <w:pStyle w:val="Heading3"/>
+      </w:pPr>
+      <w:r>
+        <w:t>Discuss while showing the picture</w:t>
+      </w:r>
+    </w:p>
+    <w:p>
+      <w:pPr>
+        <w:spacing w:line="336" w:lineRule="auto" w:after="180"/>
+        <w:shd w:fill="F1F6F8"/>
+      </w:pPr>
+      <w:r>
+        <w:rPr>
+          <w:b w:val="0"/>
+        </w:rPr>
+        <w:t>Teacher prompt: Read the labels and values. Explain the relationship the model shows. Ask learners to describe one label or arrow in ordinary words. Use the adjacent transcript if the image is difficult to see.</w:t>
+      </w:r>
+    </w:p>
+    <w:p>
+      <w:pPr>
+        <w:pStyle w:val="Heading3"/>
+      </w:pPr>
+      <w:r>
+        <w:t>04. Change one thing. Trace what follows.</w:t>
+      </w:r>
+    </w:p>
+    <w:p>
+      <w:r>
+        <w:drawing>
+          <wp:inline xmlns:a="http://schemas.openxmlformats.org/drawingml/2006/main" xmlns:pic="http://schemas.openxmlformats.org/drawingml/2006/picture">
+            <wp:extent cx="5486400" cy="3026664"/>
+            <wp:docPr id="5" name="Picture 5" descr="Original case: Split by plant; state that outdoor use and disease diagnosis have not been evaluated. Changed condition: The dataset adds 6 outdoor photos of the same plants. Expected result: Photo count becomes 24, plant count remains 6; lighting coverage changes. Reason: Additional views broaden conditions without creating new independent plant identities."/>
+            <wp:cNvGraphicFramePr>
+              <a:graphicFrameLocks noChangeAspect="1"/>
+            </wp:cNvGraphicFramePr>
+            <a:graphic>
+              <a:graphicData uri="http://schemas.openxmlformats.org/drawingml/2006/picture">
+                <pic:pic>
+                  <pic:nvPicPr>
+                    <pic:cNvPr id="0" name="academy-story-ai-4-9-04.png"/>
+                    <pic:cNvPicPr/>
+                  </pic:nvPicPr>
+                  <pic:blipFill>
+                    <a:blip r:embed="rId13"/>
+                    <a:stretch>
+                      <a:fillRect/>
+                    </a:stretch>
+                  </pic:blipFill>
+                  <pic:spPr>
+                    <a:xfrm>
+                      <a:off x="0" y="0"/>
+                      <a:ext cx="5486400" cy="3026664"/>
+                    </a:xfrm>
+                    <a:prstGeom prst="rect"/>
+                  </pic:spPr>
+                </pic:pic>
+              </a:graphicData>
+            </a:graphic>
+          </wp:inline>
+        </w:drawing>
+      </w:r>
+    </w:p>
+    <w:p>
+      <w:pPr>
+        <w:spacing w:line="336" w:lineRule="auto" w:after="180"/>
+      </w:pPr>
+      <w:r>
+        <w:rPr>
+          <w:b w:val="0"/>
+        </w:rPr>
+        <w:t>Original case: Split by plant; state that outdoor use and disease diagnosis have not been evaluated. Changed condition: The dataset adds 6 outdoor photos of the same plants.</w:t>
+      </w:r>
+    </w:p>
+    <w:p>
+      <w:pPr>
+        <w:spacing w:line="336" w:lineRule="auto" w:after="180"/>
+      </w:pPr>
+      <w:r>
+        <w:rPr>
+          <w:b w:val="0"/>
+        </w:rPr>
+        <w:t>Expected result: Photo count becomes 24, plant count remains 6; lighting coverage changes. Reason: Additional views broaden conditions without creating new independent plant identities.</w:t>
+      </w:r>
+    </w:p>
+    <w:p>
+      <w:pPr>
+        <w:spacing w:line="336" w:lineRule="auto" w:after="180"/>
+        <w:shd w:fill="F5F1FB"/>
+      </w:pPr>
+      <w:r>
+        <w:rPr>
+          <w:b w:val="0"/>
+        </w:rPr>
+        <w:t>Predict before checking the worked changed-case result. Name what changed and what the supplied facts allow you to conclude.</w:t>
+      </w:r>
+    </w:p>
+    <w:p>
+      <w:pPr>
+        <w:pStyle w:val="Heading3"/>
+      </w:pPr>
+      <w:r>
+        <w:t>Discuss while showing the picture</w:t>
+      </w:r>
+    </w:p>
+    <w:p>
+      <w:pPr>
+        <w:spacing w:line="336" w:lineRule="auto" w:after="180"/>
+        <w:shd w:fill="F1F6F8"/>
+      </w:pPr>
+      <w:r>
+        <w:rPr>
+          <w:b w:val="0"/>
+        </w:rPr>
+        <w:t>Teacher prompt: Predict before checking the worked changed-case result. Name what changed and what the supplied facts allow you to conclude. Ask learners to describe one label or arrow in ordinary words.</w:t>
+      </w:r>
+    </w:p>
+    <w:p>
+      <w:pPr>
+        <w:spacing w:line="336" w:lineRule="auto" w:after="180"/>
+        <w:shd w:fill="F1F6F8"/>
+      </w:pPr>
+      <w:r>
+        <w:rPr>
+          <w:b w:val="0"/>
+        </w:rPr>
+        <w:t>Use the adjacent transcript if the image is difficult to see. Changed-case reasoning: Additional views broaden conditions without creating new independent plant identities.</w:t>
+      </w:r>
+    </w:p>
+    <w:p>
+      <w:pPr>
+        <w:pStyle w:val="Heading3"/>
+      </w:pPr>
+      <w:r>
+        <w:t>05. Connect the explanation to its limit</w:t>
+      </w:r>
+    </w:p>
+    <w:p>
+      <w:r>
+        <w:drawing>
+          <wp:inline xmlns:a="http://schemas.openxmlformats.org/drawingml/2006/main" xmlns:pic="http://schemas.openxmlformats.org/drawingml/2006/picture">
+            <wp:extent cx="5486400" cy="2834640"/>
+            <wp:docPr id="6" name="Picture 6" descr="Read the picture in order. Split by plant; state that outdoor use and disease diagnosis have not been evaluated. The arrows show which recorded input or intermediate result each decision uses. Explain the deciding step aloud before checking the changed case; pointing to the final answer alone does not show how it follows. Limit: A dataset card documents evidence and gaps; writing one does not fix biased sampling or inaccurate labels."/>
+            <wp:cNvGraphicFramePr>
+              <a:graphicFrameLocks noChangeAspect="1"/>
+            </wp:cNvGraphicFramePr>
+            <a:graphic>
+              <a:graphicData uri="http://schemas.openxmlformats.org/drawingml/2006/picture">
+                <pic:pic>
+                  <pic:nvPicPr>
+                    <pic:cNvPr id="0" name="academy-story-ai-4-9-05.png"/>
+                    <pic:cNvPicPr/>
+                  </pic:nvPicPr>
+                  <pic:blipFill>
+                    <a:blip r:embed="rId14"/>
+                    <a:stretch>
+                      <a:fillRect/>
+                    </a:stretch>
+                  </pic:blipFill>
+                  <pic:spPr>
+                    <a:xfrm>
+                      <a:off x="0" y="0"/>
+                      <a:ext cx="5486400" cy="2834640"/>
+                    </a:xfrm>
+                    <a:prstGeom prst="rect"/>
+                  </pic:spPr>
+                </pic:pic>
+              </a:graphicData>
+            </a:graphic>
+          </wp:inline>
+        </w:drawing>
+      </w:r>
+    </w:p>
+    <w:p>
+      <w:pPr>
+        <w:spacing w:line="336" w:lineRule="auto" w:after="180"/>
+      </w:pPr>
+      <w:r>
+        <w:rPr>
+          <w:b w:val="0"/>
+        </w:rPr>
+        <w:t xml:space="preserve">Read the picture in order. Split by plant; state that outdoor use and disease diagnosis have not been evaluated. The arrows show which recorded </w:t>
+      </w:r>
+      <w:r>
+        <w:rPr>
+          <w:b/>
+        </w:rPr>
+        <w:t>input</w:t>
+      </w:r>
+      <w:r>
+        <w:rPr>
+          <w:b w:val="0"/>
+        </w:rPr>
+        <w:t xml:space="preserve"> or intermediate result each decision uses.</w:t>
+      </w:r>
+    </w:p>
+    <w:p>
+      <w:pPr>
+        <w:spacing w:line="336" w:lineRule="auto" w:after="180"/>
+      </w:pPr>
+      <w:r>
+        <w:rPr>
+          <w:b w:val="0"/>
+        </w:rPr>
+        <w:t>Explain the deciding step aloud before checking the changed case; pointing to the final answer alone does not show how it follows.</w:t>
+      </w:r>
+    </w:p>
+    <w:p>
+      <w:pPr>
+        <w:spacing w:line="336" w:lineRule="auto" w:after="180"/>
+      </w:pPr>
+      <w:r>
+        <w:rPr>
+          <w:b w:val="0"/>
+        </w:rPr>
+        <w:t xml:space="preserve">Limit: A </w:t>
+      </w:r>
+      <w:r>
+        <w:rPr>
+          <w:b/>
+        </w:rPr>
+        <w:t>dataset card</w:t>
+      </w:r>
+      <w:r>
+        <w:rPr>
+          <w:b w:val="0"/>
+        </w:rPr>
+        <w:t xml:space="preserve"> documents </w:t>
+      </w:r>
+      <w:r>
+        <w:rPr>
+          <w:b/>
+        </w:rPr>
+        <w:t>evidence</w:t>
+      </w:r>
+      <w:r>
+        <w:rPr>
+          <w:b w:val="0"/>
+        </w:rPr>
+        <w:t xml:space="preserve"> and gaps; writing one does not fix biased sampling or inaccurate labels.</w:t>
+      </w:r>
+    </w:p>
+    <w:p>
+      <w:pPr>
+        <w:spacing w:line="336" w:lineRule="auto" w:after="180"/>
+        <w:shd w:fill="F5F1FB"/>
+      </w:pPr>
+      <w:r>
+        <w:rPr>
+          <w:b w:val="0"/>
+        </w:rPr>
+        <w:t>Explain the case, then point to a limit on the claim.</w:t>
+      </w:r>
+    </w:p>
+    <w:p>
+      <w:pPr>
+        <w:pStyle w:val="Heading3"/>
+      </w:pPr>
+      <w:r>
+        <w:t>Discuss while showing the picture</w:t>
+      </w:r>
+    </w:p>
+    <w:p>
+      <w:pPr>
+        <w:spacing w:line="336" w:lineRule="auto" w:after="180"/>
+        <w:shd w:fill="F1F6F8"/>
+      </w:pPr>
+      <w:r>
+        <w:rPr>
+          <w:b w:val="0"/>
+        </w:rPr>
+        <w:t>Teacher prompt: Explain the case, then point to a limit on the claim. Ask learners to describe one label or arrow in ordinary words. Use the adjacent transcript if the image is difficult to see.</w:t>
+      </w:r>
+    </w:p>
+    <w:p>
+      <w:pPr>
+        <w:spacing w:line="336" w:lineRule="auto" w:after="180"/>
+        <w:shd w:fill="F1F6F8"/>
+      </w:pPr>
+      <w:r>
+        <w:rPr>
+          <w:b w:val="0"/>
+        </w:rPr>
+        <w:t xml:space="preserve">Keep the stated scope: A </w:t>
+      </w:r>
+      <w:r>
+        <w:rPr>
+          <w:b/>
+        </w:rPr>
+        <w:t>dataset card</w:t>
+      </w:r>
+      <w:r>
+        <w:rPr>
+          <w:b w:val="0"/>
+        </w:rPr>
+        <w:t xml:space="preserve"> documents </w:t>
+      </w:r>
+      <w:r>
+        <w:rPr>
+          <w:b/>
+        </w:rPr>
+        <w:t>evidence</w:t>
+      </w:r>
+      <w:r>
+        <w:rPr>
+          <w:b w:val="0"/>
+        </w:rPr>
+        <w:t xml:space="preserve"> and gaps; writing one does not fix biased sampling or inaccurate labels.</w:t>
+      </w:r>
+    </w:p>
+    <w:p>
+      <w:pPr>
+        <w:pStyle w:val="Heading3"/>
+      </w:pPr>
+      <w:r>
+        <w:t>06. Make the idea visible in your project</w:t>
+      </w:r>
+    </w:p>
+    <w:p>
+      <w:r>
+        <w:drawing>
+          <wp:inline xmlns:a="http://schemas.openxmlformats.org/drawingml/2006/main" xmlns:pic="http://schemas.openxmlformats.org/drawingml/2006/picture">
+            <wp:extent cx="5486400" cy="3681984"/>
+            <wp:docPr id="7" name="Picture 7" descr="For your Responsible Plant Classifier, save the input, procedure, observed result and limitation of this check. Label this worked example as practice; use a different, previously unreviewed case when checking independent understanding. Draw your input, deciding step, result and limit. Supported question: What two counts should the revised card show? Point to the relevant step in the picture, then write the changed result and the rule or evidence that supports it."/>
+            <wp:cNvGraphicFramePr>
+              <a:graphicFrameLocks noChangeAspect="1"/>
+            </wp:cNvGraphicFramePr>
+            <a:graphic>
+              <a:graphicData uri="http://schemas.openxmlformats.org/drawingml/2006/picture">
+                <pic:pic>
+                  <pic:nvPicPr>
+                    <pic:cNvPr id="0" name="academy-story-ai-4-9-06.png"/>
+                    <pic:cNvPicPr/>
+                  </pic:nvPicPr>
+                  <pic:blipFill>
+                    <a:blip r:embed="rId15"/>
+                    <a:stretch>
+                      <a:fillRect/>
+                    </a:stretch>
+                  </pic:blipFill>
+                  <pic:spPr>
+                    <a:xfrm>
+                      <a:off x="0" y="0"/>
+                      <a:ext cx="5486400" cy="3681984"/>
+                    </a:xfrm>
+                    <a:prstGeom prst="rect"/>
+                  </pic:spPr>
+                </pic:pic>
+              </a:graphicData>
+            </a:graphic>
+          </wp:inline>
+        </w:drawing>
+      </w:r>
+    </w:p>
+    <w:p>
+      <w:pPr>
+        <w:spacing w:line="336" w:lineRule="auto" w:after="180"/>
+      </w:pPr>
+      <w:r>
+        <w:rPr>
+          <w:b w:val="0"/>
+        </w:rPr>
+        <w:t xml:space="preserve">For your Responsible Plant Classifier, save the </w:t>
+      </w:r>
+      <w:r>
+        <w:rPr>
+          <w:b/>
+        </w:rPr>
+        <w:t>input</w:t>
+      </w:r>
+      <w:r>
+        <w:rPr>
+          <w:b w:val="0"/>
+        </w:rPr>
+        <w:t xml:space="preserve">, procedure, observed result and </w:t>
+      </w:r>
+      <w:r>
+        <w:rPr>
+          <w:b/>
+        </w:rPr>
+        <w:t>limitation</w:t>
+      </w:r>
+      <w:r>
+        <w:rPr>
+          <w:b w:val="0"/>
+        </w:rPr>
+        <w:t xml:space="preserve"> of this check.</w:t>
+      </w:r>
+    </w:p>
+    <w:p>
+      <w:pPr>
+        <w:spacing w:line="336" w:lineRule="auto" w:after="180"/>
+      </w:pPr>
+      <w:r>
+        <w:rPr>
+          <w:b w:val="0"/>
+        </w:rPr>
+        <w:t xml:space="preserve">Label this worked example as practice; use a different, previously unreviewed case when checking independent understanding. Draw your </w:t>
+      </w:r>
+      <w:r>
+        <w:rPr>
+          <w:b/>
+        </w:rPr>
+        <w:t>input</w:t>
+      </w:r>
+      <w:r>
+        <w:rPr>
+          <w:b w:val="0"/>
+        </w:rPr>
+        <w:t>, deciding step, result and limit.</w:t>
+      </w:r>
+    </w:p>
+    <w:p>
+      <w:pPr>
+        <w:spacing w:line="336" w:lineRule="auto" w:after="180"/>
+      </w:pPr>
+      <w:r>
+        <w:rPr>
+          <w:b w:val="0"/>
+        </w:rPr>
+        <w:t xml:space="preserve">Supported question: What two counts should the revised card show? Point to the relevant step in the picture, then write the changed result and the rule or </w:t>
+      </w:r>
+      <w:r>
+        <w:rPr>
+          <w:b/>
+        </w:rPr>
+        <w:t>evidence</w:t>
+      </w:r>
+      <w:r>
+        <w:rPr>
+          <w:b w:val="0"/>
+        </w:rPr>
+        <w:t xml:space="preserve"> that supports it.</w:t>
+      </w:r>
+    </w:p>
+    <w:p>
+      <w:pPr>
+        <w:spacing w:line="336" w:lineRule="auto" w:after="180"/>
+        <w:shd w:fill="F5F1FB"/>
+      </w:pPr>
+      <w:r>
+        <w:rPr>
+          <w:b w:val="0"/>
+        </w:rPr>
+        <w:t xml:space="preserve">Draw your project trace and justify the deciding step using </w:t>
+      </w:r>
+      <w:r>
+        <w:rPr>
+          <w:b/>
+        </w:rPr>
+        <w:t>evidence</w:t>
+      </w:r>
+      <w:r>
+        <w:rPr>
+          <w:b w:val="0"/>
+        </w:rPr>
+        <w:t>.</w:t>
+      </w:r>
+    </w:p>
+    <w:p>
+      <w:pPr>
+        <w:pStyle w:val="Heading3"/>
+      </w:pPr>
+      <w:r>
+        <w:t>Discuss while showing the picture</w:t>
+      </w:r>
+    </w:p>
+    <w:p>
+      <w:pPr>
+        <w:spacing w:line="336" w:lineRule="auto" w:after="180"/>
+        <w:shd w:fill="F1F6F8"/>
+      </w:pPr>
+      <w:r>
+        <w:rPr>
+          <w:b w:val="0"/>
+        </w:rPr>
+        <w:t xml:space="preserve">Teacher prompt: Draw your project trace and justify the deciding step using </w:t>
+      </w:r>
+      <w:r>
+        <w:rPr>
+          <w:b/>
+        </w:rPr>
+        <w:t>evidence</w:t>
+      </w:r>
+      <w:r>
+        <w:rPr>
+          <w:b w:val="0"/>
+        </w:rPr>
+        <w:t>. Ask learners to describe one label or arrow in ordinary words. Use the adjacent transcript if the image is difficult to see.</w:t>
+      </w:r>
+    </w:p>
+    <w:p>
+      <w:pPr>
+        <w:spacing w:line="336" w:lineRule="auto" w:after="180"/>
+        <w:shd w:fill="F1F6F8"/>
+      </w:pPr>
+      <w:r>
+        <w:rPr>
+          <w:b w:val="0"/>
+        </w:rPr>
+        <w:t>Supported practice key: 24 photos and 6 plants, with view relationships, source and indoor/outdoor conditions documented. Changed-case check: Photo count becomes 24, plant count remains 6; lighting coverage changes.</w:t>
+      </w:r>
+    </w:p>
+    <w:p>
+      <w:pPr>
+        <w:spacing w:line="336" w:lineRule="auto" w:after="180"/>
+        <w:shd w:fill="F1F6F8"/>
+      </w:pPr>
+      <w:r>
+        <w:rPr>
+          <w:b w:val="0"/>
+        </w:rPr>
+        <w:t>Additional views broaden conditions without creating new independent plant identities.</w:t>
       </w:r>
     </w:p>
     <w:sectPr>

--- a/downloads/teacher/ai-4-week-09.docx
+++ b/downloads/teacher/ai-4-week-09.docx
@@ -201,7 +201,7 @@
           </w:tcPr>
           <w:p>
             <w:r>
-              <w:t>Sections 9 and 11–14. Give extra time to finish the full task set; use Section 15 when the week includes a coding lab.</w:t>
+              <w:t>Use “Run the investigation”, “Connect your project”, “Show what you know”, “Study a complete case” and “Try a new case independently”. Give extra time for the full task set. If this week has a coding lab, use its named section; section numbers can change when extra explanations are included.</w:t>
             </w:r>
           </w:p>
         </w:tc>
@@ -2456,6 +2456,26 @@
     <w:p>
       <w:r>
         <w:t>Demonstrate Dataset Cards, reduce support deliberately and check individual reasoning before discussing answers.</w:t>
+      </w:r>
+    </w:p>
+    <w:p>
+      <w:pPr>
+        <w:pStyle w:val="Heading3"/>
+      </w:pPr>
+      <w:r>
+        <w:t>Choose the pacing route</w:t>
+      </w:r>
+    </w:p>
+    <w:p>
+      <w:pPr>
+        <w:spacing w:line="336" w:lineRule="auto" w:after="180"/>
+        <w:shd w:fill="F1F6F8"/>
+      </w:pPr>
+      <w:r>
+        <w:rPr>
+          <w:b w:val="0"/>
+        </w:rPr>
+        <w:t>Compact alternative: this two-session sequence covers selected core tasks. Use the three-session weekly plan for the full lesson, independent transfer, feedback and project work; allow extra time for extensions.</w:t>
       </w:r>
     </w:p>
     <w:p>
@@ -5651,7 +5671,7 @@
           </w:tcPr>
           <w:p>
             <w:r>
-              <w:t>Sections 9 and 11–14. Give extra time to finish the full task set; use Section 15 when the week includes a coding lab.</w:t>
+              <w:t>Use “Run the investigation”, “Connect your project”, “Show what you know”, “Study a complete case” and “Try a new case independently”. Give extra time for the full task set. If this week has a coding lab, use its named section; section numbers can change when extra explanations are included.</w:t>
             </w:r>
           </w:p>
         </w:tc>

--- a/downloads/teacher/ai-4-week-09.docx
+++ b/downloads/teacher/ai-4-week-09.docx
@@ -25,20 +25,38 @@
         <w:pStyle w:val="Heading1"/>
       </w:pPr>
       <w:r>
-        <w:t>01. Dataset Cards</w:t>
-      </w:r>
-    </w:p>
-    <w:p>
-      <w:r>
-        <w:t>Prepare Dataset Cards: check the target, prerequisites, resources and adaptable teaching schedule.</w:t>
-      </w:r>
-    </w:p>
-    <w:p>
-      <w:pPr>
-        <w:pStyle w:val="Heading3"/>
-      </w:pPr>
-      <w:r>
-        <w:t>Teach the learning cycle</w:t>
+        <w:t>Teach a card as an evidence-linked account.</w:t>
+      </w:r>
+    </w:p>
+    <w:p>
+      <w:r>
+        <w:t>Replace repeated audit tasks on the main route with current card-writing tasks while preserving saved earlier responses.</w:t>
+      </w:r>
+    </w:p>
+    <w:p>
+      <w:r>
+        <w:t>Assess supported facts, explicit unknowns, proposed versus completed actions and bounded reuse conclusions.</w:t>
+      </w:r>
+    </w:p>
+    <w:p>
+      <w:pPr>
+        <w:pStyle w:val="Heading1"/>
+      </w:pPr>
+      <w:r>
+        <w:t>01. Prepare the connected experiment</w:t>
+      </w:r>
+    </w:p>
+    <w:p>
+      <w:r>
+        <w:t>Keep prior exposure, shared practice and independent evidence distinct.</w:t>
+      </w:r>
+    </w:p>
+    <w:p>
+      <w:pPr>
+        <w:pStyle w:val="Heading2"/>
+      </w:pPr>
+      <w:r>
+        <w:t>Goal and main teaching plan</w:t>
       </w:r>
     </w:p>
     <w:p>
@@ -49,19 +67,7 @@
         <w:rPr>
           <w:b w:val="0"/>
         </w:rPr>
-        <w:t xml:space="preserve">Primary target: Inspect row meaning </w:t>
-      </w:r>
-      <w:r>
-        <w:rPr>
-          <w:b/>
-        </w:rPr>
-        <w:t>missing value</w:t>
-      </w:r>
-      <w:r>
-        <w:rPr>
-          <w:b w:val="0"/>
-        </w:rPr>
-        <w:t>s and repeated records</w:t>
+        <w:t>Primary target: Document a dataset’s source purpose row unit and version</w:t>
       </w:r>
     </w:p>
     <w:tbl>
@@ -243,12 +249,332 @@
     </w:p>
     <w:p>
       <w:pPr>
+        <w:pStyle w:val="Heading2"/>
+      </w:pPr>
+      <w:r>
+        <w:t>Materials and prerequisite</w:t>
+      </w:r>
+    </w:p>
+    <w:p>
+      <w:pPr>
         <w:spacing w:line="336" w:lineRule="auto" w:after="180"/>
       </w:pPr>
       <w:r>
         <w:rPr>
           <w:b w:val="0"/>
         </w:rPr>
+        <w:t xml:space="preserve">Use the three-session route to build a card from complete supplied fictional facts, distinguish unknown fields, and version a condition/count update. Earlier trip-audit material remains review. A card records </w:t>
+      </w:r>
+      <w:r>
+        <w:rPr>
+          <w:b/>
+        </w:rPr>
+        <w:t>evidence</w:t>
+      </w:r>
+      <w:r>
+        <w:rPr>
+          <w:b w:val="0"/>
+        </w:rPr>
+        <w:t xml:space="preserve"> and questions; it does not certify quality, permission or model performance.</w:t>
+      </w:r>
+    </w:p>
+    <w:p>
+      <w:pPr>
+        <w:spacing w:line="336" w:lineRule="auto" w:after="180"/>
+      </w:pPr>
+      <w:r>
+        <w:rPr>
+          <w:b w:val="0"/>
+        </w:rPr>
+        <w:t>Use the supplied scenario, student illustrations and blank paper. For numeric work, offer counters or a calculator after learners show the setup. Fictional records are supplied; personal data and paid accounts are unnecessary.</w:t>
+      </w:r>
+    </w:p>
+    <w:p>
+      <w:pPr>
+        <w:spacing w:line="336" w:lineRule="auto" w:after="180"/>
+      </w:pPr>
+      <w:r>
+        <w:rPr>
+          <w:b w:val="0"/>
+        </w:rPr>
+        <w:t>Retain original source and group IDs, exact assignments, intended prediction claim, label version and training-only preprocessing fit. A source record can document these without claiming that evaluation has happened.</w:t>
+      </w:r>
+    </w:p>
+    <w:p>
+      <w:pPr>
+        <w:spacing w:line="336" w:lineRule="auto" w:after="180"/>
+      </w:pPr>
+      <w:r>
+        <w:rPr>
+          <w:b w:val="0"/>
+        </w:rPr>
+        <w:t>Printed lesson and workbook</w:t>
+      </w:r>
+    </w:p>
+    <w:p>
+      <w:pPr>
+        <w:spacing w:line="336" w:lineRule="auto" w:after="180"/>
+      </w:pPr>
+      <w:r>
+        <w:rPr>
+          <w:b w:val="0"/>
+        </w:rPr>
+        <w:t>Supplied six-plant photo manifest, blank card headings and update record</w:t>
+      </w:r>
+    </w:p>
+    <w:p>
+      <w:pPr>
+        <w:spacing w:line="336" w:lineRule="auto" w:after="180"/>
+      </w:pPr>
+      <w:r>
+        <w:rPr>
+          <w:b w:val="0"/>
+        </w:rPr>
+        <w:t>Optional Python 3 editor; no packages required</w:t>
+      </w:r>
+    </w:p>
+    <w:p>
+      <w:pPr>
+        <w:spacing w:line="336" w:lineRule="auto" w:after="180"/>
+      </w:pPr>
+      <w:r>
+        <w:rPr>
+          <w:b w:val="0"/>
+        </w:rPr>
+        <w:t>Card headings: purpose source row/group counts conditions labels transformations splits limits version owner unresolved questions</w:t>
+      </w:r>
+    </w:p>
+    <w:p>
+      <w:pPr>
+        <w:pStyle w:val="Heading2"/>
+      </w:pPr>
+      <w:r>
+        <w:t>Opening retrieval</w:t>
+      </w:r>
+    </w:p>
+    <w:p>
+      <w:pPr>
+        <w:spacing w:line="336" w:lineRule="auto" w:after="180"/>
+      </w:pPr>
+      <w:r>
+        <w:rPr>
+          <w:b w:val="0"/>
+        </w:rPr>
+        <w:t>Without opening the old lesson, explain one key idea from Leakage. Give an example and a mistake that the idea helps you avoid.</w:t>
+      </w:r>
+    </w:p>
+    <w:p>
+      <w:pPr>
+        <w:spacing w:line="336" w:lineRule="auto" w:after="180"/>
+      </w:pPr>
+      <w:r>
+        <w:rPr>
+          <w:b w:val="0"/>
+        </w:rPr>
+        <w:t xml:space="preserve">Look for: Choose a split unit that matches the intended </w:t>
+      </w:r>
+      <w:r>
+        <w:rPr>
+          <w:b/>
+        </w:rPr>
+        <w:t>prediction</w:t>
+      </w:r>
+      <w:r>
+        <w:rPr>
+          <w:b w:val="0"/>
+        </w:rPr>
+        <w:t xml:space="preserve"> claim</w:t>
+      </w:r>
+    </w:p>
+    <w:p>
+      <w:pPr>
+        <w:spacing w:line="336" w:lineRule="auto" w:after="180"/>
+      </w:pPr>
+      <w:r>
+        <w:rPr>
+          <w:b w:val="0"/>
+        </w:rPr>
+        <w:t xml:space="preserve">Reference example, not the only acceptable wording: </w:t>
+      </w:r>
+      <w:r>
+        <w:rPr>
+          <w:b/>
+        </w:rPr>
+        <w:t>Training</w:t>
+      </w:r>
+      <w:r>
+        <w:rPr>
+          <w:b w:val="0"/>
+        </w:rPr>
+        <w:t xml:space="preserve"> fits the model; validation compares development choices; test evaluates after choices are fixed.</w:t>
+      </w:r>
+    </w:p>
+    <w:p>
+      <w:pPr>
+        <w:spacing w:line="336" w:lineRule="auto" w:after="180"/>
+      </w:pPr>
+      <w:r>
+        <w:rPr>
+          <w:b w:val="0"/>
+        </w:rPr>
+        <w:t>Repeatedly selecting by the test score uses that set for development, so it is no longer an untouched final evaluation.</w:t>
+      </w:r>
+    </w:p>
+    <w:p>
+      <w:pPr>
+        <w:spacing w:line="336" w:lineRule="auto" w:after="180"/>
+      </w:pPr>
+      <w:r>
+        <w:rPr>
+          <w:b w:val="0"/>
+        </w:rPr>
+        <w:t>Without opening the old lesson, explain one key idea from Label Quality. Give an example and a mistake that the idea helps you avoid.</w:t>
+      </w:r>
+    </w:p>
+    <w:p>
+      <w:pPr>
+        <w:spacing w:line="336" w:lineRule="auto" w:after="180"/>
+      </w:pPr>
+      <w:r>
+        <w:rPr>
+          <w:b w:val="0"/>
+        </w:rPr>
+        <w:t>Look for: Write an observable label rule with boundaries and a review option</w:t>
+      </w:r>
+    </w:p>
+    <w:p>
+      <w:pPr>
+        <w:spacing w:line="336" w:lineRule="auto" w:after="180"/>
+      </w:pPr>
+      <w:r>
+        <w:rPr>
+          <w:b w:val="0"/>
+        </w:rPr>
+        <w:t>Reference example, not the only acceptable wording: Touching is blocked. An object entirely outside is clear only when all objects are outside and the entire lane is visible.</w:t>
+      </w:r>
+    </w:p>
+    <w:p>
+      <w:pPr>
+        <w:spacing w:line="336" w:lineRule="auto" w:after="180"/>
+      </w:pPr>
+      <w:r>
+        <w:rPr>
+          <w:b w:val="0"/>
+        </w:rPr>
+        <w:t>A partly hidden lane requires review because clear cannot be established from the available description.</w:t>
+      </w:r>
+    </w:p>
+    <w:p>
+      <w:pPr>
+        <w:spacing w:line="336" w:lineRule="auto" w:after="180"/>
+      </w:pPr>
+      <w:r>
+        <w:rPr>
+          <w:b w:val="0"/>
+        </w:rPr>
+        <w:t>Without opening the old lesson, explain one key idea from Classification or Regression?. Give an example and a mistake that the idea helps you avoid.</w:t>
+      </w:r>
+    </w:p>
+    <w:p>
+      <w:pPr>
+        <w:spacing w:line="336" w:lineRule="auto" w:after="180"/>
+      </w:pPr>
+      <w:r>
+        <w:rPr>
+          <w:b w:val="0"/>
+        </w:rPr>
+        <w:t>Look for: Identify a task from the meaning of its target</w:t>
+      </w:r>
+    </w:p>
+    <w:p>
+      <w:pPr>
+        <w:spacing w:line="336" w:lineRule="auto" w:after="180"/>
+      </w:pPr>
+      <w:r>
+        <w:rPr>
+          <w:b w:val="0"/>
+        </w:rPr>
+        <w:t>Reference example, not the only acceptable wording: Route type is classification because 1 and 2 encode categories. Whole-minute duration is regression because numerical differences measure time.</w:t>
+      </w:r>
+    </w:p>
+    <w:p>
+      <w:pPr>
+        <w:spacing w:line="336" w:lineRule="auto" w:after="180"/>
+      </w:pPr>
+      <w:r>
+        <w:rPr>
+          <w:b w:val="0"/>
+        </w:rPr>
+        <w:t>Exceeding 10 minutes is binary classification because the target is yes or no.</w:t>
+      </w:r>
+    </w:p>
+    <w:p>
+      <w:pPr>
+        <w:pStyle w:val="Heading2"/>
+      </w:pPr>
+      <w:r>
+        <w:t>End goal</w:t>
+      </w:r>
+    </w:p>
+    <w:p>
+      <w:pPr>
+        <w:spacing w:line="336" w:lineRule="auto" w:after="180"/>
+      </w:pPr>
+      <w:r>
+        <w:rPr>
+          <w:b w:val="0"/>
+        </w:rPr>
+        <w:t xml:space="preserve">By the end, I can explain </w:t>
+      </w:r>
+      <w:r>
+        <w:rPr>
+          <w:b/>
+        </w:rPr>
+        <w:t>dataset card</w:t>
+      </w:r>
+      <w:r>
+        <w:rPr>
+          <w:b w:val="0"/>
+        </w:rPr>
+        <w:t xml:space="preserve">s using a traced example and a stated </w:t>
+      </w:r>
+      <w:r>
+        <w:rPr>
+          <w:b/>
+        </w:rPr>
+        <w:t>limitation</w:t>
+      </w:r>
+      <w:r>
+        <w:rPr>
+          <w:b w:val="0"/>
+        </w:rPr>
+        <w:t>.</w:t>
+      </w:r>
+    </w:p>
+    <w:p>
+      <w:pPr>
+        <w:pStyle w:val="Heading2"/>
+      </w:pPr>
+      <w:r>
+        <w:t>Earlier wording, alternatives and picture transcripts · reference / check after trying</w:t>
+      </w:r>
+    </w:p>
+    <w:p>
+      <w:pPr>
+        <w:pStyle w:val="Heading3"/>
+      </w:pPr>
+      <w:r>
+        <w:t>Teach the learning cycle</w:t>
+      </w:r>
+    </w:p>
+    <w:p>
+      <w:pPr>
+        <w:spacing w:line="336" w:lineRule="auto" w:after="180"/>
+      </w:pPr>
+      <w:r>
+        <w:rPr>
+          <w:b w:val="0"/>
+        </w:rPr>
         <w:t>Case exposure check: this source example appears in ai-4/5, ai-4/7, ai-4/9. Reuse a familiar case for recall or modelling; verify that the case used to assess transfer has not already received feedback.</w:t>
       </w:r>
     </w:p>
@@ -270,74 +596,6 @@
     </w:p>
     <w:p>
       <w:pPr>
-        <w:spacing w:line="336" w:lineRule="auto" w:after="180"/>
-      </w:pPr>
-      <w:r>
-        <w:rPr>
-          <w:b w:val="0"/>
-        </w:rPr>
-        <w:t>Without opening the old lesson, explain one key idea from Leakage. Give an example and a mistake that the idea helps you avoid.</w:t>
-      </w:r>
-    </w:p>
-    <w:p>
-      <w:pPr>
-        <w:spacing w:line="336" w:lineRule="auto" w:after="180"/>
-      </w:pPr>
-      <w:r>
-        <w:rPr>
-          <w:b w:val="0"/>
-        </w:rPr>
-        <w:t xml:space="preserve">Look for: Choose a split unit that matches the intended </w:t>
-      </w:r>
-      <w:r>
-        <w:rPr>
-          <w:b/>
-        </w:rPr>
-        <w:t>prediction</w:t>
-      </w:r>
-      <w:r>
-        <w:rPr>
-          <w:b w:val="0"/>
-        </w:rPr>
-        <w:t xml:space="preserve"> claim</w:t>
-      </w:r>
-    </w:p>
-    <w:p>
-      <w:pPr>
-        <w:spacing w:line="336" w:lineRule="auto" w:after="180"/>
-      </w:pPr>
-      <w:r>
-        <w:rPr>
-          <w:b w:val="0"/>
-        </w:rPr>
-        <w:t xml:space="preserve">Reference example, not the only acceptable wording: </w:t>
-      </w:r>
-      <w:r>
-        <w:rPr>
-          <w:b/>
-        </w:rPr>
-        <w:t>Training</w:t>
-      </w:r>
-      <w:r>
-        <w:rPr>
-          <w:b w:val="0"/>
-        </w:rPr>
-        <w:t xml:space="preserve"> fits the model; validation compares development choices; test evaluates after choices are fixed.</w:t>
-      </w:r>
-    </w:p>
-    <w:p>
-      <w:pPr>
-        <w:spacing w:line="336" w:lineRule="auto" w:after="180"/>
-      </w:pPr>
-      <w:r>
-        <w:rPr>
-          <w:b w:val="0"/>
-        </w:rPr>
-        <w:t>Repeatedly selecting by the test score uses that set for development, so it is no longer an untouched final evaluation.</w:t>
-      </w:r>
-    </w:p>
-    <w:p>
-      <w:pPr>
         <w:pStyle w:val="Heading3"/>
       </w:pPr>
       <w:r>
@@ -346,98 +604,10 @@
     </w:p>
     <w:p>
       <w:pPr>
-        <w:spacing w:line="336" w:lineRule="auto" w:after="180"/>
-      </w:pPr>
-      <w:r>
-        <w:rPr>
-          <w:b w:val="0"/>
-        </w:rPr>
-        <w:t>Without opening the old lesson, explain one key idea from Label Quality. Give an example and a mistake that the idea helps you avoid.</w:t>
-      </w:r>
-    </w:p>
-    <w:p>
-      <w:pPr>
-        <w:spacing w:line="336" w:lineRule="auto" w:after="180"/>
-      </w:pPr>
-      <w:r>
-        <w:rPr>
-          <w:b w:val="0"/>
-        </w:rPr>
-        <w:t>Look for: Write an observable label rule with boundaries and a review option</w:t>
-      </w:r>
-    </w:p>
-    <w:p>
-      <w:pPr>
-        <w:spacing w:line="336" w:lineRule="auto" w:after="180"/>
-      </w:pPr>
-      <w:r>
-        <w:rPr>
-          <w:b w:val="0"/>
-        </w:rPr>
-        <w:t>Reference example, not the only acceptable wording: Touching is blocked. An object entirely outside is clear only when all objects are outside and the entire lane is visible.</w:t>
-      </w:r>
-    </w:p>
-    <w:p>
-      <w:pPr>
-        <w:spacing w:line="336" w:lineRule="auto" w:after="180"/>
-      </w:pPr>
-      <w:r>
-        <w:rPr>
-          <w:b w:val="0"/>
-        </w:rPr>
-        <w:t>A partly hidden lane requires review because clear cannot be established from the available description.</w:t>
-      </w:r>
-    </w:p>
-    <w:p>
-      <w:pPr>
         <w:pStyle w:val="Heading3"/>
       </w:pPr>
       <w:r>
         <w:t>Classification or Regression?</w:t>
-      </w:r>
-    </w:p>
-    <w:p>
-      <w:pPr>
-        <w:spacing w:line="336" w:lineRule="auto" w:after="180"/>
-      </w:pPr>
-      <w:r>
-        <w:rPr>
-          <w:b w:val="0"/>
-        </w:rPr>
-        <w:t>Without opening the old lesson, explain one key idea from Classification or Regression?. Give an example and a mistake that the idea helps you avoid.</w:t>
-      </w:r>
-    </w:p>
-    <w:p>
-      <w:pPr>
-        <w:spacing w:line="336" w:lineRule="auto" w:after="180"/>
-      </w:pPr>
-      <w:r>
-        <w:rPr>
-          <w:b w:val="0"/>
-        </w:rPr>
-        <w:t>Look for: Identify a task from the meaning of its target</w:t>
-      </w:r>
-    </w:p>
-    <w:p>
-      <w:pPr>
-        <w:spacing w:line="336" w:lineRule="auto" w:after="180"/>
-      </w:pPr>
-      <w:r>
-        <w:rPr>
-          <w:b w:val="0"/>
-        </w:rPr>
-        <w:t>Reference example, not the only acceptable wording: Route type is classification because 1 and 2 encode categories. Whole-minute duration is regression because numerical differences measure time.</w:t>
-      </w:r>
-    </w:p>
-    <w:p>
-      <w:pPr>
-        <w:spacing w:line="336" w:lineRule="auto" w:after="180"/>
-      </w:pPr>
-      <w:r>
-        <w:rPr>
-          <w:b w:val="0"/>
-        </w:rPr>
-        <w:t>Exceeding 10 minutes is binary classification because the target is yes or no.</w:t>
       </w:r>
     </w:p>
     <w:p>
@@ -658,6 +828,11 @@
       </w:r>
     </w:p>
     <w:p>
+      <w:r>
+        <w:t>This compact option is not the full-week schedule. Use the main teaching cycle and allow extra sessions for the investigation, independent work and project.</w:t>
+      </w:r>
+    </w:p>
+    <w:p>
       <w:pPr>
         <w:spacing w:line="336" w:lineRule="auto" w:after="180"/>
       </w:pPr>
@@ -665,7 +840,7 @@
         <w:rPr>
           <w:b w:val="0"/>
         </w:rPr>
-        <w:t>Use the supplied scenario, student illustrations and blank paper. For numeric work, offer counters or a calculator after learners show the setup. Fictional records are supplied; personal data and paid accounts are unnecessary.</w:t>
+        <w:t>Allow 80 minutes: recall 8; explanation 12; worked demonstration 15; guided practice 20; independent assessment 15; project and reflection 10. Extend the lab into a second session when needed.</w:t>
       </w:r>
     </w:p>
     <w:p>
@@ -673,24 +848,420 @@
         <w:pStyle w:val="Heading3"/>
       </w:pPr>
       <w:r>
-        <w:t>Alternative compact allocation</w:t>
-      </w:r>
-    </w:p>
-    <w:p>
-      <w:r>
-        <w:t>This compact option is not the full-week schedule. Use the main teaching cycle and allow extra sessions for the investigation, independent work and project.</w:t>
+        <w:t>Preparation for the connected explanation</w:t>
+      </w:r>
+    </w:p>
+    <w:p>
+      <w:pPr>
+        <w:pStyle w:val="Heading3"/>
+      </w:pPr>
+      <w:r>
+        <w:t>Readiness answer</w:t>
+      </w:r>
+    </w:p>
+    <w:p>
+      <w:pPr>
+        <w:pStyle w:val="Heading3"/>
+      </w:pPr>
+      <w:r>
+        <w:t>End goal for the pictorial case</w:t>
       </w:r>
     </w:p>
     <w:p>
       <w:pPr>
         <w:spacing w:line="336" w:lineRule="auto" w:after="180"/>
-        <w:shd w:fill="F1F6F8"/>
-      </w:pPr>
-      <w:r>
-        <w:rPr>
-          <w:b w:val="0"/>
-        </w:rPr>
-        <w:t>Allow 80 minutes: recall 8; explanation 12; worked demonstration 15; guided practice 20; independent assessment 15; project and reflection 10. Extend the lab into a second session when needed.</w:t>
+      </w:pPr>
+      <w:r>
+        <w:rPr>
+          <w:b w:val="0"/>
+        </w:rPr>
+        <w:t>This added worked case illustrates the week’s main idea. Retain all original and connected topics; schedule its practice within the teaching cycle.</w:t>
+      </w:r>
+    </w:p>
+    <w:p>
+      <w:pPr>
+        <w:pStyle w:val="Heading1"/>
+      </w:pPr>
+      <w:r>
+        <w:t>02. Model source-linked entries and explicit unknowns</w:t>
+      </w:r>
+    </w:p>
+    <w:p>
+      <w:r>
+        <w:t>Count photos and plant identities before interpreting the dataset.</w:t>
+      </w:r>
+    </w:p>
+    <w:p>
+      <w:pPr>
+        <w:pStyle w:val="Heading2"/>
+      </w:pPr>
+      <w:r>
+        <w:t>Complete current worked card</w:t>
+      </w:r>
+    </w:p>
+    <w:tbl>
+      <w:tblPr>
+        <w:tblStyle w:val="LightShading-Accent1"/>
+        <w:tblW w:type="auto" w:w="0"/>
+        <w:tblLook w:firstColumn="1" w:firstRow="1" w:lastColumn="0" w:lastRow="0" w:noHBand="0" w:noVBand="1" w:val="04A0"/>
+      </w:tblPr>
+      <w:tblGrid>
+        <w:gridCol w:w="5112"/>
+        <w:gridCol w:w="5112"/>
+      </w:tblGrid>
+      <w:tr>
+        <w:trPr>
+          <w:tblHeader/>
+        </w:trPr>
+        <w:tc>
+          <w:tcPr>
+            <w:tcW w:type="dxa" w:w="5112"/>
+          </w:tcPr>
+          <w:p>
+            <w:r>
+              <w:t>Card field</w:t>
+            </w:r>
+          </w:p>
+        </w:tc>
+        <w:tc>
+          <w:tcPr>
+            <w:tcW w:type="dxa" w:w="5112"/>
+          </w:tcPr>
+          <w:p>
+            <w:r>
+              <w:t>Evidence-linked Photo practice v1 entry</w:t>
+            </w:r>
+          </w:p>
+        </w:tc>
+      </w:tr>
+      <w:tr>
+        <w:tc>
+          <w:tcPr>
+            <w:tcW w:type="dxa" w:w="5112"/>
+          </w:tcPr>
+          <w:p>
+            <w:r>
+              <w:t>Purpose / owner</w:t>
+            </w:r>
+          </w:p>
+        </w:tc>
+        <w:tc>
+          <w:tcPr>
+            <w:tcW w:type="dxa" w:w="5112"/>
+          </w:tcPr>
+          <w:p>
+            <w:r>
+              <w:t>Teacher-maintained fictional classroom card-writing and toy visible-spot practice</w:t>
+            </w:r>
+          </w:p>
+        </w:tc>
+      </w:tr>
+      <w:tr>
+        <w:tc>
+          <w:tcPr>
+            <w:tcW w:type="dxa" w:w="5112"/>
+          </w:tcPr>
+          <w:p>
+            <w:r>
+              <w:t>Source / version</w:t>
+            </w:r>
+          </w:p>
+        </w:tc>
+        <w:tc>
+          <w:tcPr>
+            <w:tcW w:type="dxa" w:w="5112"/>
+          </w:tcPr>
+          <w:p>
+            <w:r>
+              <w:t>Teacher-created fictional fixture, Photo practice v1; detailed creation date not supplied</w:t>
+            </w:r>
+          </w:p>
+        </w:tc>
+      </w:tr>
+      <w:tr>
+        <w:tc>
+          <w:tcPr>
+            <w:tcW w:type="dxa" w:w="5112"/>
+          </w:tcPr>
+          <w:p>
+            <w:r>
+              <w:t>Row / group / counts</w:t>
+            </w:r>
+          </w:p>
+        </w:tc>
+        <w:tc>
+          <w:tcPr>
+            <w:tcW w:type="dxa" w:w="5112"/>
+          </w:tcPr>
+          <w:p>
+            <w:r>
+              <w:t>One photo row; related views share plant ID;18photos/6plants/3views each</w:t>
+            </w:r>
+          </w:p>
+        </w:tc>
+      </w:tr>
+      <w:tr>
+        <w:tc>
+          <w:tcPr>
+            <w:tcW w:type="dxa" w:w="5112"/>
+          </w:tcPr>
+          <w:p>
+            <w:r>
+              <w:t>Conditions</w:t>
+            </w:r>
+          </w:p>
+        </w:tc>
+        <w:tc>
+          <w:tcPr>
+            <w:tcW w:type="dxa" w:w="5112"/>
+          </w:tcPr>
+          <w:p>
+            <w:r>
+              <w:t>One tablet; indoor fluorescent light; other conditions not documented</w:t>
+            </w:r>
+          </w:p>
+        </w:tc>
+      </w:tr>
+      <w:tr>
+        <w:tc>
+          <w:tcPr>
+            <w:tcW w:type="dxa" w:w="5112"/>
+          </w:tcPr>
+          <w:p>
+            <w:r>
+              <w:t>Labels</w:t>
+            </w:r>
+          </w:p>
+        </w:tc>
+        <w:tc>
+          <w:tcPr>
+            <w:tcW w:type="dxa" w:w="5112"/>
+          </w:tcPr>
+          <w:p>
+            <w:r>
+              <w:t>Vocabulary visible spot/no visible spot/review; per-photo labels and detailed annotation history not supplied</w:t>
+            </w:r>
+          </w:p>
+        </w:tc>
+      </w:tr>
+      <w:tr>
+        <w:tc>
+          <w:tcPr>
+            <w:tcW w:type="dxa" w:w="5112"/>
+          </w:tcPr>
+          <w:p>
+            <w:r>
+              <w:t>Changes / quality</w:t>
+            </w:r>
+          </w:p>
+        </w:tc>
+        <w:tc>
+          <w:tcPr>
+            <w:tcW w:type="dxa" w:w="5112"/>
+          </w:tcPr>
+          <w:p>
+            <w:r>
+              <w:t>No corrections or transformations supplied; completeness/measurement accuracy not established</w:t>
+            </w:r>
+          </w:p>
+        </w:tc>
+      </w:tr>
+      <w:tr>
+        <w:tc>
+          <w:tcPr>
+            <w:tcW w:type="dxa" w:w="5112"/>
+          </w:tcPr>
+          <w:p>
+            <w:r>
+              <w:t>Splits</w:t>
+            </w:r>
+          </w:p>
+        </w:tc>
+        <w:tc>
+          <w:tcPr>
+            <w:tcW w:type="dxa" w:w="5112"/>
+          </w:tcPr>
+          <w:p>
+            <w:r>
+              <w:t>Not assigned. A proposed unseen-plant evaluation must keep all views of a plant together; no evaluation has occurred</w:t>
+            </w:r>
+          </w:p>
+        </w:tc>
+      </w:tr>
+      <w:tr>
+        <w:tc>
+          <w:tcPr>
+            <w:tcW w:type="dxa" w:w="5112"/>
+          </w:tcPr>
+          <w:p>
+            <w:r>
+              <w:t>Intended / excluded uses</w:t>
+            </w:r>
+          </w:p>
+        </w:tc>
+        <w:tc>
+          <w:tcPr>
+            <w:tcW w:type="dxa" w:w="5112"/>
+          </w:tcPr>
+          <w:p>
+            <w:r>
+              <w:t>Classroom documentation practice; no demonstrated outdoor use or disease diagnosis</w:t>
+            </w:r>
+          </w:p>
+        </w:tc>
+      </w:tr>
+      <w:tr>
+        <w:tc>
+          <w:tcPr>
+            <w:tcW w:type="dxa" w:w="5112"/>
+          </w:tcPr>
+          <w:p>
+            <w:r>
+              <w:t>Open questions</w:t>
+            </w:r>
+          </w:p>
+        </w:tc>
+        <w:tc>
+          <w:tcPr>
+            <w:tcW w:type="dxa" w:w="5112"/>
+          </w:tcPr>
+          <w:p>
+            <w:r>
+              <w:t>Exact label rule/records, source detail, permission for any proposed external reuse, quality checks, collection dates and assignment record</w:t>
+            </w:r>
+          </w:p>
+        </w:tc>
+      </w:tr>
+    </w:tbl>
+    <w:p>
+      <w:pPr>
+        <w:pStyle w:val="Heading2"/>
+      </w:pPr>
+      <w:r>
+        <w:t>Pictured facts and exact v2 update</w:t>
+      </w:r>
+    </w:p>
+    <w:p>
+      <w:pPr>
+        <w:spacing w:line="336" w:lineRule="auto" w:after="180"/>
+      </w:pPr>
+      <w:r>
+        <w:rPr>
+          <w:b w:val="0"/>
+        </w:rPr>
+        <w:t xml:space="preserve">Build a </w:t>
+      </w:r>
+      <w:r>
+        <w:rPr>
+          <w:b/>
+        </w:rPr>
+        <w:t>dataset card</w:t>
+      </w:r>
+      <w:r>
+        <w:rPr>
+          <w:b w:val="0"/>
+        </w:rPr>
+        <w:t xml:space="preserve"> that reveals what the photo count hides.</w:t>
+      </w:r>
+    </w:p>
+    <w:p>
+      <w:pPr>
+        <w:spacing w:line="336" w:lineRule="auto" w:after="180"/>
+      </w:pPr>
+      <w:r>
+        <w:rPr>
+          <w:b w:val="0"/>
+        </w:rPr>
+        <w:t>Teacher-created dataset: 18 photos of 6 fictional plants, 3 views each, one tablet, indoor fluorescent light. Label rule is visible spot/no visible spot/review.</w:t>
+      </w:r>
+    </w:p>
+    <w:p>
+      <w:pPr>
+        <w:spacing w:line="336" w:lineRule="auto" w:after="180"/>
+      </w:pPr>
+      <w:r>
+        <w:rPr>
+          <w:b w:val="0"/>
+        </w:rPr>
+        <w:t xml:space="preserve">All </w:t>
+      </w:r>
+      <w:r>
+        <w:rPr>
+          <w:b/>
+        </w:rPr>
+        <w:t>input</w:t>
+      </w:r>
+      <w:r>
+        <w:rPr>
+          <w:b w:val="0"/>
+        </w:rPr>
+        <w:t>s and outcomes in this worked example are invented classroom data; no real model run is claimed.</w:t>
+      </w:r>
+    </w:p>
+    <w:p>
+      <w:pPr>
+        <w:spacing w:line="336" w:lineRule="auto" w:after="180"/>
+      </w:pPr>
+      <w:r>
+        <w:rPr>
+          <w:b w:val="0"/>
+        </w:rPr>
+        <w:t>Photo practice v2 adds one outdoor view of each of the same P1–P6 plants: new IDs P1d,P2d,P3d,P4d,P5d,P6d. The updated card records24 photos,6plant identities,18 indoor and6 outdoor views. Outdoor lighting details, device for the added views and per-photo labels are not supplied; do not invent them. A condition was added, but no additional source plants or accuracy result were created.</w:t>
+      </w:r>
+    </w:p>
+    <w:p>
+      <w:pPr>
+        <w:spacing w:line="336" w:lineRule="auto" w:after="180"/>
+      </w:pPr>
+      <w:r>
+        <w:rPr>
+          <w:b w:val="0"/>
+        </w:rPr>
+        <w:t>Preserve v1 and record this explicit change in v2.</w:t>
+      </w:r>
+    </w:p>
+    <w:p>
+      <w:pPr>
+        <w:pStyle w:val="Heading2"/>
+      </w:pPr>
+      <w:r>
+        <w:t>Trace source, count and documented limits</w:t>
+      </w:r>
+    </w:p>
+    <w:p>
+      <w:r>
+        <w:drawing>
+          <wp:inline xmlns:a="http://schemas.openxmlformats.org/drawingml/2006/main" xmlns:pic="http://schemas.openxmlformats.org/drawingml/2006/picture">
+            <wp:extent cx="5486400" cy="3493008"/>
+            <wp:docPr id="1" name="Picture 1" descr="Describe source: Record teacher-created fictional source, one tablet and indoor fluorescent lighting. → Describe units: 18 photo rows come from only 6 plant identities. → Record limits: Split by plant; state that outdoor use and disease diagnosis have not been evaluated."/>
+            <wp:cNvGraphicFramePr>
+              <a:graphicFrameLocks noChangeAspect="1"/>
+            </wp:cNvGraphicFramePr>
+            <a:graphic>
+              <a:graphicData uri="http://schemas.openxmlformats.org/drawingml/2006/picture">
+                <pic:pic>
+                  <pic:nvPicPr>
+                    <pic:cNvPr id="0" name="academy-story-ai-4-9-02.png"/>
+                    <pic:cNvPicPr/>
+                  </pic:nvPicPr>
+                  <pic:blipFill>
+                    <a:blip r:embed="rId9"/>
+                    <a:stretch>
+                      <a:fillRect/>
+                    </a:stretch>
+                  </pic:blipFill>
+                  <pic:spPr>
+                    <a:xfrm>
+                      <a:off x="0" y="0"/>
+                      <a:ext cx="5486400" cy="3493008"/>
+                    </a:xfrm>
+                    <a:prstGeom prst="rect"/>
+                  </pic:spPr>
+                </pic:pic>
+              </a:graphicData>
+            </a:graphic>
+          </wp:inline>
+        </w:drawing>
       </w:r>
     </w:p>
     <w:p>
@@ -698,7 +1269,114 @@
         <w:pStyle w:val="Heading3"/>
       </w:pPr>
       <w:r>
-        <w:t>Preparation for the connected explanation</w:t>
+        <w:t>Read the picture one step at a time</w:t>
+      </w:r>
+    </w:p>
+    <w:tbl>
+      <w:tblPr>
+        <w:tblStyle w:val="LightShading-Accent1"/>
+        <w:tblW w:type="auto" w:w="0"/>
+        <w:tblLook w:firstColumn="1" w:firstRow="1" w:lastColumn="0" w:lastRow="0" w:noHBand="0" w:noVBand="1" w:val="04A0"/>
+      </w:tblPr>
+      <w:tblGrid>
+        <w:gridCol w:w="5112"/>
+        <w:gridCol w:w="5112"/>
+      </w:tblGrid>
+      <w:tr>
+        <w:trPr>
+          <w:tblHeader/>
+        </w:trPr>
+        <w:tc>
+          <w:tcPr>
+            <w:tcW w:type="dxa" w:w="5112"/>
+          </w:tcPr>
+          <w:p>
+            <w:r>
+              <w:t>Step</w:t>
+            </w:r>
+          </w:p>
+        </w:tc>
+        <w:tc>
+          <w:tcPr>
+            <w:tcW w:type="dxa" w:w="5112"/>
+          </w:tcPr>
+          <w:p>
+            <w:r>
+              <w:t>What happens and why</w:t>
+            </w:r>
+          </w:p>
+        </w:tc>
+      </w:tr>
+      <w:tr>
+        <w:tc>
+          <w:tcPr>
+            <w:tcW w:type="dxa" w:w="5112"/>
+          </w:tcPr>
+          <w:p>
+            <w:r>
+              <w:t>1. Describe source</w:t>
+            </w:r>
+          </w:p>
+        </w:tc>
+        <w:tc>
+          <w:tcPr>
+            <w:tcW w:type="dxa" w:w="5112"/>
+          </w:tcPr>
+          <w:p>
+            <w:r>
+              <w:t>Record teacher-created fictional source, one tablet and indoor fluorescent lighting.</w:t>
+            </w:r>
+          </w:p>
+        </w:tc>
+      </w:tr>
+      <w:tr>
+        <w:tc>
+          <w:tcPr>
+            <w:tcW w:type="dxa" w:w="5112"/>
+          </w:tcPr>
+          <w:p>
+            <w:r>
+              <w:t>2. Describe units</w:t>
+            </w:r>
+          </w:p>
+        </w:tc>
+        <w:tc>
+          <w:tcPr>
+            <w:tcW w:type="dxa" w:w="5112"/>
+          </w:tcPr>
+          <w:p>
+            <w:r>
+              <w:t>18 photo rows come from only 6 plant identities.</w:t>
+            </w:r>
+          </w:p>
+        </w:tc>
+      </w:tr>
+      <w:tr>
+        <w:tc>
+          <w:tcPr>
+            <w:tcW w:type="dxa" w:w="5112"/>
+          </w:tcPr>
+          <w:p>
+            <w:r>
+              <w:t>3. Record limits</w:t>
+            </w:r>
+          </w:p>
+        </w:tc>
+        <w:tc>
+          <w:tcPr>
+            <w:tcW w:type="dxa" w:w="5112"/>
+          </w:tcPr>
+          <w:p>
+            <w:r>
+              <w:t>Split by plant; state that outdoor use and disease diagnosis have not been evaluated.</w:t>
+            </w:r>
+          </w:p>
+        </w:tc>
+      </w:tr>
+    </w:tbl>
+    <w:p>
+      <w:r>
+        <w:t>Match each pictured step to the supplied facts. This is a worked teaching case, not an independent assessment.</w:t>
       </w:r>
     </w:p>
     <w:p>
@@ -709,31 +1387,73 @@
         <w:rPr>
           <w:b w:val="0"/>
         </w:rPr>
-        <w:t xml:space="preserve">Teach inspection before modelling in two 45-minute sessions. Use fictional data only. Emphasize the unit of </w:t>
+        <w:t xml:space="preserve">Read the picture in order. Split by plant; state that outdoor use and disease diagnosis have not been evaluated. The arrows show which recorded </w:t>
       </w:r>
       <w:r>
         <w:rPr>
           <w:b/>
         </w:rPr>
-        <w:t>observation</w:t>
-      </w:r>
-      <w:r>
-        <w:rPr>
-          <w:b w:val="0"/>
-        </w:rPr>
-        <w:t xml:space="preserve">, </w:t>
+        <w:t>input</w:t>
+      </w:r>
+      <w:r>
+        <w:rPr>
+          <w:b w:val="0"/>
+        </w:rPr>
+        <w:t xml:space="preserve"> or intermediate result each decision uses.</w:t>
+      </w:r>
+    </w:p>
+    <w:p>
+      <w:pPr>
+        <w:spacing w:line="336" w:lineRule="auto" w:after="180"/>
+      </w:pPr>
+      <w:r>
+        <w:rPr>
+          <w:b w:val="0"/>
+        </w:rPr>
+        <w:t>Explain the deciding step aloud before checking the changed case; pointing to the final answer alone does not show how it follows.</w:t>
+      </w:r>
+    </w:p>
+    <w:p>
+      <w:pPr>
+        <w:spacing w:line="336" w:lineRule="auto" w:after="180"/>
+      </w:pPr>
+      <w:r>
+        <w:rPr>
+          <w:b w:val="0"/>
+        </w:rPr>
+        <w:t xml:space="preserve">A </w:t>
       </w:r>
       <w:r>
         <w:rPr>
           <w:b/>
         </w:rPr>
-        <w:t>provenance</w:t>
-      </w:r>
-      <w:r>
-        <w:rPr>
-          <w:b w:val="0"/>
-        </w:rPr>
-        <w:t>, units, unknown values and overlapping audit flags.</w:t>
+        <w:t>dataset card</w:t>
+      </w:r>
+      <w:r>
+        <w:rPr>
+          <w:b w:val="0"/>
+        </w:rPr>
+        <w:t xml:space="preserve"> documents </w:t>
+      </w:r>
+      <w:r>
+        <w:rPr>
+          <w:b/>
+        </w:rPr>
+        <w:t>evidence</w:t>
+      </w:r>
+      <w:r>
+        <w:rPr>
+          <w:b w:val="0"/>
+        </w:rPr>
+        <w:t xml:space="preserve"> and gaps; writing one does not fix biased sampling or inaccurate labels.</w:t>
+      </w:r>
+    </w:p>
+    <w:p>
+      <w:pPr>
+        <w:pStyle w:val="Heading2"/>
+      </w:pPr>
+      <w:r>
+        <w:t>Predict the update and source-identity distinction</w:t>
       </w:r>
     </w:p>
     <w:p>
@@ -744,19 +1464,89 @@
         <w:rPr>
           <w:b w:val="0"/>
         </w:rPr>
-        <w:t xml:space="preserve">The </w:t>
-      </w:r>
+        <w:t>Change: The dataset adds 6 outdoor photos of the same plants.</w:t>
+      </w:r>
+    </w:p>
+    <w:p>
+      <w:pPr>
+        <w:spacing w:line="336" w:lineRule="auto" w:after="180"/>
+      </w:pPr>
       <w:r>
         <w:rPr>
           <w:b/>
         </w:rPr>
+        <w:t>Prediction</w:t>
+      </w:r>
+      <w:r>
+        <w:rPr>
+          <w:b w:val="0"/>
+        </w:rPr>
+        <w:t>: Photo count becomes 24, plant count remains 6; lighting coverage changes.</w:t>
+      </w:r>
+    </w:p>
+    <w:p>
+      <w:pPr>
+        <w:spacing w:line="336" w:lineRule="auto" w:after="180"/>
+      </w:pPr>
+      <w:r>
+        <w:rPr>
+          <w:b w:val="0"/>
+        </w:rPr>
+        <w:t>Reason: Additional views broaden conditions without creating new independent plant identities.</w:t>
+      </w:r>
+    </w:p>
+    <w:p>
+      <w:pPr>
+        <w:pStyle w:val="Heading2"/>
+      </w:pPr>
+      <w:r>
+        <w:t>Review · Earlier trip-audit card · reference / check after trying</w:t>
+      </w:r>
+    </w:p>
+    <w:p>
+      <w:pPr>
+        <w:spacing w:line="336" w:lineRule="auto" w:after="180"/>
+      </w:pPr>
+      <w:r>
+        <w:rPr>
+          <w:b w:val="0"/>
+        </w:rPr>
+        <w:t xml:space="preserve">A dataset can look like a neat table and still contain missing outcomes, repeated records or impossible values. Before </w:t>
+      </w:r>
+      <w:r>
+        <w:rPr>
+          <w:b/>
+        </w:rPr>
+        <w:t>fitting</w:t>
+      </w:r>
+      <w:r>
+        <w:rPr>
+          <w:b w:val="0"/>
+        </w:rPr>
+        <w:t xml:space="preserve"> a model, inspect what one row represents and document where the table came from.</w:t>
+      </w:r>
+    </w:p>
+    <w:p>
+      <w:pPr>
+        <w:spacing w:line="336" w:lineRule="auto" w:after="180"/>
+      </w:pPr>
+      <w:r>
+        <w:rPr>
+          <w:b w:val="0"/>
+        </w:rPr>
+        <w:t xml:space="preserve">A </w:t>
+      </w:r>
+      <w:r>
+        <w:rPr>
+          <w:b/>
+        </w:rPr>
         <w:t>dataset card</w:t>
       </w:r>
       <w:r>
         <w:rPr>
           <w:b w:val="0"/>
         </w:rPr>
-        <w:t xml:space="preserve"> is a concise classroom documentation exercise inspired by datasheets for datasets, not a claim to implement every part of a research framework.</w:t>
+        <w:t xml:space="preserve"> is a short record of its purpose, contents, collection, changes and limits. It helps another person decide whether the data suits a proposed use.</w:t>
       </w:r>
     </w:p>
     <w:p>
@@ -767,19 +1557,52 @@
         <w:rPr>
           <w:b w:val="0"/>
         </w:rPr>
-        <w:t xml:space="preserve">Students must distinguish </w:t>
+        <w:t>Our source is a teacher-authored fictional export called Robot practice v1, created for this lesson. Each row is intended to describe one trip, with one unique trip ID and elapsed duration in minutes.</w:t>
+      </w:r>
+    </w:p>
+    <w:p>
+      <w:pPr>
+        <w:spacing w:line="336" w:lineRule="auto" w:after="180"/>
+      </w:pPr>
+      <w:r>
+        <w:rPr>
+          <w:b w:val="0"/>
+        </w:rPr>
+        <w:t xml:space="preserve">Durations may be zero or positive; None means unknown. All trips are described as indoor practice trips. No real robot measurements or personal records were collected, and there is no </w:t>
       </w:r>
       <w:r>
         <w:rPr>
           <w:b/>
         </w:rPr>
-        <w:t>observation</w:t>
-      </w:r>
-      <w:r>
-        <w:rPr>
-          <w:b w:val="0"/>
-        </w:rPr>
-        <w:t xml:space="preserve">s from unsupported repairs and from </w:t>
+        <w:t>evidence</w:t>
+      </w:r>
+      <w:r>
+        <w:rPr>
+          <w:b w:val="0"/>
+        </w:rPr>
+        <w:t xml:space="preserve"> about outdoor performance.</w:t>
+      </w:r>
+    </w:p>
+    <w:p>
+      <w:pPr>
+        <w:spacing w:line="336" w:lineRule="auto" w:after="180"/>
+      </w:pPr>
+      <w:r>
+        <w:rPr>
+          <w:b w:val="0"/>
+        </w:rPr>
+        <w:t>Keep this raw version unchanged. At this stage a flag means investigate, not automatically delete or replace. A repeated ID might be a copied row or a problem with the supposed one-row-per-trip definition.</w:t>
+      </w:r>
+    </w:p>
+    <w:p>
+      <w:pPr>
+        <w:spacing w:line="336" w:lineRule="auto" w:after="180"/>
+      </w:pPr>
+      <w:r>
+        <w:rPr>
+          <w:b w:val="0"/>
+        </w:rPr>
+        <w:t xml:space="preserve">We need </w:t>
       </w:r>
       <w:r>
         <w:rPr>
@@ -791,15 +1614,7 @@
         <w:rPr>
           <w:b w:val="0"/>
         </w:rPr>
-        <w:t xml:space="preserve"> of model fitness.</w:t>
-      </w:r>
-    </w:p>
-    <w:p>
-      <w:pPr>
-        <w:pStyle w:val="Heading3"/>
-      </w:pPr>
-      <w:r>
-        <w:t>Readiness answer</w:t>
+        <w:t xml:space="preserve"> before deciding what happened.</w:t>
       </w:r>
     </w:p>
     <w:p>
@@ -810,7 +1625,19 @@
         <w:rPr>
           <w:b w:val="0"/>
         </w:rPr>
-        <w:t>It is a numerical quantity whose differences measure time. Whole-number formatting does not turn it into a category.</w:t>
+        <w:t xml:space="preserve">A set stores each distinct ID once. The </w:t>
+      </w:r>
+      <w:r>
+        <w:rPr>
+          <w:b/>
+        </w:rPr>
+        <w:t>output</w:t>
+      </w:r>
+      <w:r>
+        <w:rPr>
+          <w:b w:val="0"/>
+        </w:rPr>
+        <w:t xml:space="preserve"> is 5 4 2 1: five rows, four distinct IDs, two rows with unknown duration and one row with a negative duration. There is one extra occurrence beyond the four distinct IDs.</w:t>
       </w:r>
     </w:p>
     <w:p>
@@ -821,7 +1648,7 @@
         <w:rPr>
           <w:b w:val="0"/>
         </w:rPr>
-        <w:t>Printed lesson and workbook</w:t>
+        <w:t>This is not a count of all rows in repeated-ID groups: both B rows belong to that group.</w:t>
       </w:r>
     </w:p>
     <w:p>
@@ -832,7 +1659,19 @@
         <w:rPr>
           <w:b w:val="0"/>
         </w:rPr>
-        <w:t>Cards for the five raw rows including both B rows</w:t>
+        <w:t xml:space="preserve">The code assumes every row is a pair and each duration is a number or None. It is a small audit, not full </w:t>
+      </w:r>
+      <w:r>
+        <w:rPr>
+          <w:b/>
+        </w:rPr>
+        <w:t>schema</w:t>
+      </w:r>
+      <w:r>
+        <w:rPr>
+          <w:b w:val="0"/>
+        </w:rPr>
+        <w:t xml:space="preserve"> validation. It does not check text values, units, source truth or whether IDs refer to real unique events.</w:t>
       </w:r>
     </w:p>
     <w:p>
@@ -843,730 +1682,7 @@
         <w:rPr>
           <w:b w:val="0"/>
         </w:rPr>
-        <w:t>Optional Python 3 editor; no packages required</w:t>
-      </w:r>
-    </w:p>
-    <w:p>
-      <w:pPr>
-        <w:spacing w:line="336" w:lineRule="auto" w:after="180"/>
-      </w:pPr>
-      <w:r>
-        <w:rPr>
-          <w:b w:val="0"/>
-        </w:rPr>
-        <w:t xml:space="preserve">Blank card headings: purpose source row </w:t>
-      </w:r>
-      <w:r>
-        <w:rPr>
-          <w:b/>
-        </w:rPr>
-        <w:t>schema</w:t>
-      </w:r>
-      <w:r>
-        <w:rPr>
-          <w:b w:val="0"/>
-        </w:rPr>
-        <w:t xml:space="preserve"> findings changes limits version owner</w:t>
-      </w:r>
-    </w:p>
-    <w:p>
-      <w:pPr>
-        <w:pStyle w:val="Heading3"/>
-      </w:pPr>
-      <w:r>
-        <w:t>End goal for the pictorial case</w:t>
-      </w:r>
-    </w:p>
-    <w:p>
-      <w:pPr>
-        <w:spacing w:line="336" w:lineRule="auto" w:after="180"/>
-      </w:pPr>
-      <w:r>
-        <w:rPr>
-          <w:b w:val="0"/>
-        </w:rPr>
-        <w:t xml:space="preserve">By the end, I can explain </w:t>
-      </w:r>
-      <w:r>
-        <w:rPr>
-          <w:b/>
-        </w:rPr>
-        <w:t>dataset card</w:t>
-      </w:r>
-      <w:r>
-        <w:rPr>
-          <w:b w:val="0"/>
-        </w:rPr>
-        <w:t xml:space="preserve">s using a traced example and a stated </w:t>
-      </w:r>
-      <w:r>
-        <w:rPr>
-          <w:b/>
-        </w:rPr>
-        <w:t>limitation</w:t>
-      </w:r>
-      <w:r>
-        <w:rPr>
-          <w:b w:val="0"/>
-        </w:rPr>
-        <w:t>.</w:t>
-      </w:r>
-    </w:p>
-    <w:p>
-      <w:pPr>
-        <w:spacing w:line="336" w:lineRule="auto" w:after="180"/>
-      </w:pPr>
-      <w:r>
-        <w:rPr>
-          <w:b w:val="0"/>
-        </w:rPr>
-        <w:t>This added worked case illustrates the week’s main idea. Retain all original and connected topics; schedule its practice within the teaching cycle.</w:t>
-      </w:r>
-    </w:p>
-    <w:p>
-      <w:pPr>
-        <w:pStyle w:val="Heading1"/>
-      </w:pPr>
-      <w:r>
-        <w:t>02. Explain the mechanism</w:t>
-      </w:r>
-    </w:p>
-    <w:p>
-      <w:r>
-        <w:t>Model Dataset Cards using the supplied case, labelled mechanism and reasoning. Make the scope of each conclusion explicit.</w:t>
-      </w:r>
-    </w:p>
-    <w:p>
-      <w:pPr>
-        <w:spacing w:line="336" w:lineRule="auto" w:after="180"/>
-      </w:pPr>
-      <w:r>
-        <w:rPr>
-          <w:b w:val="0"/>
-        </w:rPr>
-        <w:t>Trace the information, fitted behavior, and evaluation proof separately.</w:t>
-      </w:r>
-    </w:p>
-    <w:p>
-      <w:pPr>
-        <w:pStyle w:val="Heading3"/>
-      </w:pPr>
-      <w:r>
-        <w:t>Question to explain</w:t>
-      </w:r>
-    </w:p>
-    <w:p>
-      <w:pPr>
-        <w:spacing w:line="336" w:lineRule="auto" w:after="180"/>
-        <w:shd w:fill="F5F1FB"/>
-      </w:pPr>
-      <w:r>
-        <w:rPr>
-          <w:b w:val="0"/>
-        </w:rPr>
-        <w:t xml:space="preserve">QUESTION Complete a </w:t>
-      </w:r>
-      <w:r>
-        <w:rPr>
-          <w:b/>
-        </w:rPr>
-        <w:t>dataset card</w:t>
-      </w:r>
-      <w:r>
-        <w:rPr>
-          <w:b w:val="0"/>
-        </w:rPr>
-        <w:t xml:space="preserve"> and identify two uses the data cannot support.</w:t>
-      </w:r>
-    </w:p>
-    <w:p>
-      <w:pPr>
-        <w:spacing w:line="336" w:lineRule="auto" w:after="180"/>
-      </w:pPr>
-      <w:r>
-        <w:rPr>
-          <w:b w:val="0"/>
-        </w:rPr>
-        <w:t xml:space="preserve">MODEL IDEA A </w:t>
-      </w:r>
-      <w:r>
-        <w:rPr>
-          <w:b/>
-        </w:rPr>
-        <w:t>dataset card</w:t>
-      </w:r>
-      <w:r>
-        <w:rPr>
-          <w:b w:val="0"/>
-        </w:rPr>
-        <w:t xml:space="preserve"> records where data came from, why it exists, its fields, collection </w:t>
-      </w:r>
-      <w:r>
-        <w:rPr>
-          <w:b/>
-        </w:rPr>
-        <w:t>process</w:t>
-      </w:r>
-      <w:r>
-        <w:rPr>
-          <w:b w:val="0"/>
-        </w:rPr>
-        <w:t xml:space="preserve">, known gaps, risks, and </w:t>
-      </w:r>
-      <w:r>
-        <w:rPr>
-          <w:b/>
-        </w:rPr>
-        <w:t>prohibited use</w:t>
-      </w:r>
-      <w:r>
-        <w:rPr>
-          <w:b w:val="0"/>
-        </w:rPr>
-        <w:t>s.</w:t>
-      </w:r>
-    </w:p>
-    <w:p>
-      <w:pPr>
-        <w:spacing w:line="336" w:lineRule="auto" w:after="180"/>
-      </w:pPr>
-      <w:r>
-        <w:rPr>
-          <w:b w:val="0"/>
-        </w:rPr>
-        <w:t xml:space="preserve">PROOF NEEDED Use an unseen case, visible calculation, error analysis, and a stated </w:t>
-      </w:r>
-      <w:r>
-        <w:rPr>
-          <w:b/>
-        </w:rPr>
-        <w:t>limitation</w:t>
-      </w:r>
-      <w:r>
-        <w:rPr>
-          <w:b w:val="0"/>
-        </w:rPr>
-        <w:t>.</w:t>
-      </w:r>
-    </w:p>
-    <w:p>
-      <w:pPr>
-        <w:pStyle w:val="Heading3"/>
-      </w:pPr>
-      <w:r>
-        <w:t>How the mechanism works</w:t>
-      </w:r>
-    </w:p>
-    <w:p>
-      <w:pPr>
-        <w:spacing w:line="336" w:lineRule="auto" w:after="180"/>
-        <w:shd w:fill="F1F6F8"/>
-      </w:pPr>
-      <w:r>
-        <w:rPr>
-          <w:b w:val="0"/>
-        </w:rPr>
-        <w:t>UNDER THE HOOD Source: student-collected classroom plant photos with permission. Purpose: teach a low-stakes healthy-versus-spotted classifier.</w:t>
-      </w:r>
-    </w:p>
-    <w:p>
-      <w:pPr>
-        <w:spacing w:line="336" w:lineRule="auto" w:after="180"/>
-      </w:pPr>
-      <w:r>
-        <w:rPr>
-          <w:b w:val="0"/>
-        </w:rPr>
-        <w:t xml:space="preserve">Draw a fresh data → model → </w:t>
-      </w:r>
-      <w:r>
-        <w:rPr>
-          <w:b/>
-        </w:rPr>
-        <w:t>prediction</w:t>
-      </w:r>
-      <w:r>
-        <w:rPr>
-          <w:b w:val="0"/>
-        </w:rPr>
-        <w:t xml:space="preserve"> → evaluation trace:</w:t>
-      </w:r>
-    </w:p>
-    <w:p>
-      <w:pPr>
-        <w:spacing w:line="336" w:lineRule="auto" w:after="180"/>
-      </w:pPr>
-      <w:r>
-        <w:rPr>
-          <w:b w:val="0"/>
-        </w:rPr>
-        <w:t xml:space="preserve">Predict first. Then check each step. A correct answer without visible </w:t>
-      </w:r>
-      <w:r>
-        <w:rPr>
-          <w:b/>
-        </w:rPr>
-        <w:t>evidence</w:t>
-      </w:r>
-      <w:r>
-        <w:rPr>
-          <w:b w:val="0"/>
-        </w:rPr>
-        <w:t xml:space="preserve"> cannot be audited.</w:t>
-      </w:r>
-    </w:p>
-    <w:p>
-      <w:pPr>
-        <w:pStyle w:val="Heading3"/>
-      </w:pPr>
-      <w:r>
-        <w:t>Step 1</w:t>
-      </w:r>
-    </w:p>
-    <w:p>
-      <w:pPr>
-        <w:spacing w:line="336" w:lineRule="auto" w:after="180"/>
-        <w:shd w:fill="F4F9FC"/>
-      </w:pPr>
-      <w:r>
-        <w:rPr>
-          <w:b w:val="0"/>
-        </w:rPr>
-        <w:t>STEP 1 Source: student-collected classroom plant photos with permission.</w:t>
-      </w:r>
-    </w:p>
-    <w:p>
-      <w:pPr>
-        <w:pStyle w:val="Heading3"/>
-      </w:pPr>
-      <w:r>
-        <w:t>Step 2</w:t>
-      </w:r>
-    </w:p>
-    <w:p>
-      <w:pPr>
-        <w:spacing w:line="336" w:lineRule="auto" w:after="180"/>
-        <w:shd w:fill="F4F9FC"/>
-      </w:pPr>
-      <w:r>
-        <w:rPr>
-          <w:b w:val="0"/>
-        </w:rPr>
-        <w:t>STEP 2 Purpose: teach a low-stakes healthy-versus-spotted classifier.</w:t>
-      </w:r>
-    </w:p>
-    <w:p>
-      <w:pPr>
-        <w:pStyle w:val="Heading3"/>
-      </w:pPr>
-      <w:r>
-        <w:t>Step 3</w:t>
-      </w:r>
-    </w:p>
-    <w:p>
-      <w:pPr>
-        <w:spacing w:line="336" w:lineRule="auto" w:after="180"/>
-        <w:shd w:fill="F4F9FC"/>
-      </w:pPr>
-      <w:r>
-        <w:rPr>
-          <w:b w:val="0"/>
-        </w:rPr>
-        <w:t xml:space="preserve">STEP 3 Gap: few evening-light photos and no outdoor disease diagnosis </w:t>
-      </w:r>
-      <w:r>
-        <w:rPr>
-          <w:b/>
-        </w:rPr>
-        <w:t>evidence</w:t>
-      </w:r>
-      <w:r>
-        <w:rPr>
-          <w:b w:val="0"/>
-        </w:rPr>
-        <w:t>.</w:t>
-      </w:r>
-    </w:p>
-    <w:p>
-      <w:pPr>
-        <w:pStyle w:val="Heading3"/>
-      </w:pPr>
-      <w:r>
-        <w:t>Step 4</w:t>
-      </w:r>
-    </w:p>
-    <w:p>
-      <w:pPr>
-        <w:spacing w:line="336" w:lineRule="auto" w:after="180"/>
-        <w:shd w:fill="F4F9FC"/>
-      </w:pPr>
-      <w:r>
-        <w:rPr>
-          <w:b w:val="0"/>
-        </w:rPr>
-        <w:t>STEP 4 Prohibit medical, agricultural, or pesticide decisions; require teacher review.</w:t>
-      </w:r>
-    </w:p>
-    <w:p>
-      <w:pPr>
-        <w:spacing w:line="336" w:lineRule="auto" w:after="180"/>
-      </w:pPr>
-      <w:r>
-        <w:rPr>
-          <w:b w:val="0"/>
-        </w:rPr>
-        <w:t>CHECK Verify the denominator, unit, split, class definition, and data version before interpreting a score.</w:t>
-      </w:r>
-    </w:p>
-    <w:p>
-      <w:pPr>
-        <w:spacing w:line="336" w:lineRule="auto" w:after="180"/>
-      </w:pPr>
-      <w:r>
-        <w:rPr>
-          <w:b w:val="0"/>
-        </w:rPr>
-        <w:t xml:space="preserve">Recalculate, retrace, or restate the </w:t>
-      </w:r>
-      <w:r>
-        <w:rPr>
-          <w:b/>
-        </w:rPr>
-        <w:t>evidence</w:t>
-      </w:r>
-      <w:r>
-        <w:rPr>
-          <w:b w:val="0"/>
-        </w:rPr>
-        <w:t xml:space="preserve"> independently:</w:t>
-      </w:r>
-    </w:p>
-    <w:p>
-      <w:pPr>
-        <w:pStyle w:val="Heading3"/>
-      </w:pPr>
-      <w:r>
-        <w:t>Concrete teaching case</w:t>
-      </w:r>
-    </w:p>
-    <w:p>
-      <w:pPr>
-        <w:pStyle w:val="Heading3"/>
-      </w:pPr>
-      <w:r>
-        <w:t>The teaching case</w:t>
-      </w:r>
-    </w:p>
-    <w:p>
-      <w:pPr>
-        <w:spacing w:line="336" w:lineRule="auto" w:after="180"/>
-        <w:shd w:fill="F1F6FC"/>
-      </w:pPr>
-      <w:r>
-        <w:rPr>
-          <w:b w:val="0"/>
-        </w:rPr>
-        <w:t xml:space="preserve">A </w:t>
-      </w:r>
-      <w:r>
-        <w:rPr>
-          <w:b/>
-        </w:rPr>
-        <w:t>dataset card</w:t>
-      </w:r>
-      <w:r>
-        <w:rPr>
-          <w:b w:val="0"/>
-        </w:rPr>
-        <w:t xml:space="preserve"> lists fields but omits source and intended use.</w:t>
-      </w:r>
-    </w:p>
-    <w:p>
-      <w:pPr>
-        <w:pStyle w:val="Heading3"/>
-      </w:pPr>
-      <w:r>
-        <w:t>The teaching case</w:t>
-      </w:r>
-    </w:p>
-    <w:p>
-      <w:pPr>
-        <w:spacing w:line="336" w:lineRule="auto" w:after="180"/>
-        <w:shd w:fill="F1F6FC"/>
-      </w:pPr>
-      <w:r>
-        <w:rPr>
-          <w:b w:val="0"/>
-        </w:rPr>
-        <w:t>Add information needed to assess suitability.</w:t>
-      </w:r>
-    </w:p>
-    <w:p>
-      <w:pPr>
-        <w:pStyle w:val="Heading3"/>
-      </w:pPr>
-      <w:r>
-        <w:t>Exact explanation to model</w:t>
-      </w:r>
-    </w:p>
-    <w:p>
-      <w:pPr>
-        <w:pStyle w:val="Heading3"/>
-      </w:pPr>
-      <w:r>
-        <w:t>Why the result follows</w:t>
-      </w:r>
-    </w:p>
-    <w:p>
-      <w:pPr>
-        <w:spacing w:line="336" w:lineRule="auto" w:after="180"/>
-        <w:shd w:fill="F1F6FC"/>
-      </w:pPr>
-      <w:r>
-        <w:rPr>
-          <w:b/>
-        </w:rPr>
-        <w:t>Provenance</w:t>
-      </w:r>
-      <w:r>
-        <w:rPr>
-          <w:b w:val="0"/>
-        </w:rPr>
-        <w:t xml:space="preserve">, permissions, collection method/time/conditions, label definitions, coverage, exclusions, missingness, use and </w:t>
-      </w:r>
-      <w:r>
-        <w:rPr>
-          <w:b/>
-        </w:rPr>
-        <w:t>limitation</w:t>
-      </w:r>
-      <w:r>
-        <w:rPr>
-          <w:b w:val="0"/>
-        </w:rPr>
-        <w:t>s. Fields alone are insufficient.</w:t>
-      </w:r>
-    </w:p>
-    <w:p>
-      <w:pPr>
-        <w:pStyle w:val="Heading3"/>
-      </w:pPr>
-      <w:r>
-        <w:t>Explain the added worked example</w:t>
-      </w:r>
-    </w:p>
-    <w:p>
-      <w:pPr>
-        <w:pStyle w:val="Heading3"/>
-      </w:pPr>
-      <w:r>
-        <w:t>Explain the added worked example · 1</w:t>
-      </w:r>
-    </w:p>
-    <w:p>
-      <w:pPr>
-        <w:spacing w:line="336" w:lineRule="auto" w:after="180"/>
-      </w:pPr>
-      <w:r>
-        <w:rPr>
-          <w:b w:val="0"/>
-        </w:rPr>
-        <w:t xml:space="preserve">A dataset can look like a neat table and still contain missing outcomes, repeated records or impossible values. Before </w:t>
-      </w:r>
-      <w:r>
-        <w:rPr>
-          <w:b/>
-        </w:rPr>
-        <w:t>fitting</w:t>
-      </w:r>
-      <w:r>
-        <w:rPr>
-          <w:b w:val="0"/>
-        </w:rPr>
-        <w:t xml:space="preserve"> a model, inspect what one row represents and document where the table came from.</w:t>
-      </w:r>
-    </w:p>
-    <w:p>
-      <w:pPr>
-        <w:spacing w:line="336" w:lineRule="auto" w:after="180"/>
-      </w:pPr>
-      <w:r>
-        <w:rPr>
-          <w:b w:val="0"/>
-        </w:rPr>
-        <w:t xml:space="preserve">A </w:t>
-      </w:r>
-      <w:r>
-        <w:rPr>
-          <w:b/>
-        </w:rPr>
-        <w:t>dataset card</w:t>
-      </w:r>
-      <w:r>
-        <w:rPr>
-          <w:b w:val="0"/>
-        </w:rPr>
-        <w:t xml:space="preserve"> is a short record of its purpose, contents, collection, changes and limits. It helps another person decide whether the data suits a proposed use.</w:t>
-      </w:r>
-    </w:p>
-    <w:p>
-      <w:pPr>
-        <w:pStyle w:val="Heading3"/>
-      </w:pPr>
-      <w:r>
-        <w:t>Explain the added worked example · 2</w:t>
-      </w:r>
-    </w:p>
-    <w:p>
-      <w:pPr>
-        <w:spacing w:line="336" w:lineRule="auto" w:after="180"/>
-      </w:pPr>
-      <w:r>
-        <w:rPr>
-          <w:b w:val="0"/>
-        </w:rPr>
-        <w:t>Our source is a teacher-authored fictional export called Robot practice v1, created for this lesson. Each row is intended to describe one trip, with one unique trip ID and elapsed duration in minutes.</w:t>
-      </w:r>
-    </w:p>
-    <w:p>
-      <w:pPr>
-        <w:spacing w:line="336" w:lineRule="auto" w:after="180"/>
-      </w:pPr>
-      <w:r>
-        <w:rPr>
-          <w:b w:val="0"/>
-        </w:rPr>
-        <w:t xml:space="preserve">Durations may be zero or positive; None means unknown. All trips are described as indoor practice trips. No real robot measurements or personal records were collected, and there is no </w:t>
-      </w:r>
-      <w:r>
-        <w:rPr>
-          <w:b/>
-        </w:rPr>
-        <w:t>evidence</w:t>
-      </w:r>
-      <w:r>
-        <w:rPr>
-          <w:b w:val="0"/>
-        </w:rPr>
-        <w:t xml:space="preserve"> about outdoor performance.</w:t>
-      </w:r>
-    </w:p>
-    <w:p>
-      <w:pPr>
-        <w:spacing w:line="336" w:lineRule="auto" w:after="180"/>
-      </w:pPr>
-      <w:r>
-        <w:rPr>
-          <w:b w:val="0"/>
-        </w:rPr>
-        <w:t>Keep this raw version unchanged. At this stage a flag means investigate, not automatically delete or replace. A repeated ID might be a copied row or a problem with the supposed one-row-per-trip definition.</w:t>
-      </w:r>
-    </w:p>
-    <w:p>
-      <w:pPr>
-        <w:spacing w:line="336" w:lineRule="auto" w:after="180"/>
-      </w:pPr>
-      <w:r>
-        <w:rPr>
-          <w:b w:val="0"/>
-        </w:rPr>
-        <w:t xml:space="preserve">We need </w:t>
-      </w:r>
-      <w:r>
-        <w:rPr>
-          <w:b/>
-        </w:rPr>
-        <w:t>evidence</w:t>
-      </w:r>
-      <w:r>
-        <w:rPr>
-          <w:b w:val="0"/>
-        </w:rPr>
-        <w:t xml:space="preserve"> before deciding what happened.</w:t>
-      </w:r>
-    </w:p>
-    <w:p>
-      <w:pPr>
-        <w:pStyle w:val="Heading3"/>
-      </w:pPr>
-      <w:r>
-        <w:t>Explain the added worked example · 3</w:t>
-      </w:r>
-    </w:p>
-    <w:p>
-      <w:pPr>
-        <w:spacing w:line="336" w:lineRule="auto" w:after="180"/>
-      </w:pPr>
-      <w:r>
-        <w:rPr>
-          <w:b w:val="0"/>
-        </w:rPr>
-        <w:t xml:space="preserve">A set stores each distinct ID once. The </w:t>
-      </w:r>
-      <w:r>
-        <w:rPr>
-          <w:b/>
-        </w:rPr>
-        <w:t>output</w:t>
-      </w:r>
-      <w:r>
-        <w:rPr>
-          <w:b w:val="0"/>
-        </w:rPr>
-        <w:t xml:space="preserve"> is 5 4 2 1: five rows, four distinct IDs, two rows with unknown duration and one row with a negative duration. There is one extra occurrence beyond the four distinct IDs.</w:t>
-      </w:r>
-    </w:p>
-    <w:p>
-      <w:pPr>
-        <w:spacing w:line="336" w:lineRule="auto" w:after="180"/>
-      </w:pPr>
-      <w:r>
-        <w:rPr>
-          <w:b w:val="0"/>
-        </w:rPr>
-        <w:t>This is not a count of all rows in repeated-ID groups: both B rows belong to that group.</w:t>
-      </w:r>
-    </w:p>
-    <w:p>
-      <w:pPr>
-        <w:spacing w:line="336" w:lineRule="auto" w:after="180"/>
-      </w:pPr>
-      <w:r>
-        <w:rPr>
-          <w:b w:val="0"/>
-        </w:rPr>
-        <w:t xml:space="preserve">The code assumes every row is a pair and each duration is a number or None. It is a small audit, not full </w:t>
-      </w:r>
-      <w:r>
-        <w:rPr>
-          <w:b/>
-        </w:rPr>
-        <w:t>schema</w:t>
-      </w:r>
-      <w:r>
-        <w:rPr>
-          <w:b w:val="0"/>
-        </w:rPr>
-        <w:t xml:space="preserve"> validation. It does not check text values, units, source truth or whether IDs refer to real unique events.</w:t>
-      </w:r>
-    </w:p>
-    <w:p>
-      <w:pPr>
-        <w:spacing w:line="336" w:lineRule="auto" w:after="180"/>
-      </w:pPr>
-      <w:r>
-        <w:rPr>
-          <w:b w:val="0"/>
-        </w:rPr>
         <w:t>A successful run does not certify data quality.</w:t>
-      </w:r>
-    </w:p>
-    <w:p>
-      <w:pPr>
-        <w:pStyle w:val="Heading3"/>
-      </w:pPr>
-      <w:r>
-        <w:t>Key terms</w:t>
       </w:r>
     </w:p>
     <w:tbl>
@@ -1695,9 +1811,473 @@
     </w:tbl>
     <w:p>
       <w:pPr>
+        <w:spacing w:line="336" w:lineRule="auto" w:after="180"/>
+      </w:pPr>
+      <w:r>
+        <w:rPr>
+          <w:b w:val="0"/>
+        </w:rPr>
+        <w:t>For Robot practice v1, record the purpose as practising inspection, the source as teacher-authored fictional data, and the row meaning as an intended single indoor trip.</w:t>
+      </w:r>
+    </w:p>
+    <w:p>
+      <w:pPr>
+        <w:spacing w:line="336" w:lineRule="auto" w:after="180"/>
+      </w:pPr>
+      <w:r>
+        <w:rPr>
+          <w:b w:val="0"/>
+        </w:rPr>
+        <w:t>Record the five-row count, the ID field, minutes as the duration unit and None as unknown. List the duplicate-ID and invalid-duration findings.</w:t>
+      </w:r>
+    </w:p>
+    <w:p>
+      <w:pPr>
+        <w:spacing w:line="336" w:lineRule="auto" w:after="180"/>
+      </w:pPr>
+      <w:r>
+        <w:rPr>
+          <w:b w:val="0"/>
+        </w:rPr>
+        <w:t>State that no cleaning has occurred, no train/test split is assigned, and no model has been evaluated.</w:t>
+      </w:r>
+    </w:p>
+    <w:p>
+      <w:pPr>
+        <w:spacing w:line="336" w:lineRule="auto" w:after="180"/>
+      </w:pPr>
+      <w:r>
+        <w:rPr>
+          <w:b w:val="0"/>
+        </w:rPr>
+        <w:t>Add intended use, excluded uses, known gaps, version and a contact or owner. Here the lesson teacher maintains the practice copy; its allowed classroom purpose is inspection practice.</w:t>
+      </w:r>
+    </w:p>
+    <w:p>
+      <w:pPr>
+        <w:spacing w:line="336" w:lineRule="auto" w:after="180"/>
+      </w:pPr>
+      <w:r>
+        <w:rPr>
+          <w:b w:val="0"/>
+        </w:rPr>
+        <w:t>Do not describe it as validated navigation data.</w:t>
+      </w:r>
+    </w:p>
+    <w:p>
+      <w:pPr>
+        <w:spacing w:line="336" w:lineRule="auto" w:after="180"/>
+      </w:pPr>
+      <w:r>
+        <w:rPr>
+          <w:b w:val="0"/>
+        </w:rPr>
+        <w:t>For a real external dataset, also verify its actual permission or licence and collection context; an absent field in the documentation is an unanswered question, not permission to invent a value.</w:t>
+      </w:r>
+    </w:p>
+    <w:p>
+      <w:pPr>
         <w:pStyle w:val="Heading3"/>
       </w:pPr>
       <w:r>
+        <w:t>What fraction of the five raw rows has unknown duration? Can you subtract two missing rows, one negative row and one extra ID occurrence from five to count distinct usable trips? Explain using the B rows.</w:t>
+      </w:r>
+    </w:p>
+    <w:p>
+      <w:r>
+        <w:t>________________________________________________________________</w:t>
+      </w:r>
+    </w:p>
+    <w:p>
+      <w:r>
+        <w:t>________________________________________________________________</w:t>
+      </w:r>
+    </w:p>
+    <w:p>
+      <w:r>
+        <w:t>________________________________________________________________</w:t>
+      </w:r>
+    </w:p>
+    <w:p>
+      <w:r>
+        <w:t>________________________________________________________________</w:t>
+      </w:r>
+    </w:p>
+    <w:p>
+      <w:r>
+        <w:t>________________________________________________________________</w:t>
+      </w:r>
+    </w:p>
+    <w:p>
+      <w:pPr>
+        <w:pStyle w:val="Heading2"/>
+      </w:pPr>
+      <w:r>
+        <w:t>Earlier wording, alternatives and picture transcripts · reference / check after trying</w:t>
+      </w:r>
+    </w:p>
+    <w:p>
+      <w:pPr>
+        <w:spacing w:line="336" w:lineRule="auto" w:after="180"/>
+      </w:pPr>
+      <w:r>
+        <w:rPr>
+          <w:b w:val="0"/>
+        </w:rPr>
+        <w:t>Explain the mechanism</w:t>
+      </w:r>
+    </w:p>
+    <w:p>
+      <w:pPr>
+        <w:spacing w:line="336" w:lineRule="auto" w:after="180"/>
+      </w:pPr>
+      <w:r>
+        <w:rPr>
+          <w:b w:val="0"/>
+        </w:rPr>
+        <w:t>Trace the information, fitted behavior, and evaluation proof separately.</w:t>
+      </w:r>
+    </w:p>
+    <w:p>
+      <w:pPr>
+        <w:spacing w:line="336" w:lineRule="auto" w:after="180"/>
+      </w:pPr>
+      <w:r>
+        <w:rPr>
+          <w:b w:val="0"/>
+        </w:rPr>
+        <w:t xml:space="preserve">QUESTION Complete a </w:t>
+      </w:r>
+      <w:r>
+        <w:rPr>
+          <w:b/>
+        </w:rPr>
+        <w:t>dataset card</w:t>
+      </w:r>
+      <w:r>
+        <w:rPr>
+          <w:b w:val="0"/>
+        </w:rPr>
+        <w:t xml:space="preserve"> and identify two uses the data cannot support.</w:t>
+      </w:r>
+    </w:p>
+    <w:p>
+      <w:pPr>
+        <w:spacing w:line="336" w:lineRule="auto" w:after="180"/>
+      </w:pPr>
+      <w:r>
+        <w:rPr>
+          <w:b w:val="0"/>
+        </w:rPr>
+        <w:t xml:space="preserve">MODEL IDEA A </w:t>
+      </w:r>
+      <w:r>
+        <w:rPr>
+          <w:b/>
+        </w:rPr>
+        <w:t>dataset card</w:t>
+      </w:r>
+      <w:r>
+        <w:rPr>
+          <w:b w:val="0"/>
+        </w:rPr>
+        <w:t xml:space="preserve"> records where data came from, why it exists, its fields, collection </w:t>
+      </w:r>
+      <w:r>
+        <w:rPr>
+          <w:b/>
+        </w:rPr>
+        <w:t>process</w:t>
+      </w:r>
+      <w:r>
+        <w:rPr>
+          <w:b w:val="0"/>
+        </w:rPr>
+        <w:t xml:space="preserve">, known gaps, risks, and </w:t>
+      </w:r>
+      <w:r>
+        <w:rPr>
+          <w:b/>
+        </w:rPr>
+        <w:t>prohibited use</w:t>
+      </w:r>
+      <w:r>
+        <w:rPr>
+          <w:b w:val="0"/>
+        </w:rPr>
+        <w:t>s.</w:t>
+      </w:r>
+    </w:p>
+    <w:p>
+      <w:pPr>
+        <w:spacing w:line="336" w:lineRule="auto" w:after="180"/>
+      </w:pPr>
+      <w:r>
+        <w:rPr>
+          <w:b w:val="0"/>
+        </w:rPr>
+        <w:t xml:space="preserve">PROOF NEEDED Use an unseen case, visible calculation, error analysis, and a stated </w:t>
+      </w:r>
+      <w:r>
+        <w:rPr>
+          <w:b/>
+        </w:rPr>
+        <w:t>limitation</w:t>
+      </w:r>
+      <w:r>
+        <w:rPr>
+          <w:b w:val="0"/>
+        </w:rPr>
+        <w:t>.</w:t>
+      </w:r>
+    </w:p>
+    <w:p>
+      <w:pPr>
+        <w:spacing w:line="336" w:lineRule="auto" w:after="180"/>
+      </w:pPr>
+      <w:r>
+        <w:rPr>
+          <w:b w:val="0"/>
+        </w:rPr>
+        <w:t>UNDER THE HOOD Source: student-collected classroom plant photos with permission. Purpose: teach a low-stakes healthy-versus-spotted classifier.</w:t>
+      </w:r>
+    </w:p>
+    <w:p>
+      <w:pPr>
+        <w:spacing w:line="336" w:lineRule="auto" w:after="180"/>
+      </w:pPr>
+      <w:r>
+        <w:rPr>
+          <w:b w:val="0"/>
+        </w:rPr>
+        <w:t xml:space="preserve">Draw a fresh data → model → </w:t>
+      </w:r>
+      <w:r>
+        <w:rPr>
+          <w:b/>
+        </w:rPr>
+        <w:t>prediction</w:t>
+      </w:r>
+      <w:r>
+        <w:rPr>
+          <w:b w:val="0"/>
+        </w:rPr>
+        <w:t xml:space="preserve"> → evaluation trace:</w:t>
+      </w:r>
+    </w:p>
+    <w:p>
+      <w:pPr>
+        <w:spacing w:line="336" w:lineRule="auto" w:after="180"/>
+      </w:pPr>
+      <w:r>
+        <w:rPr>
+          <w:b w:val="0"/>
+        </w:rPr>
+        <w:t xml:space="preserve">Predict first. Then check each step. A correct answer without visible </w:t>
+      </w:r>
+      <w:r>
+        <w:rPr>
+          <w:b/>
+        </w:rPr>
+        <w:t>evidence</w:t>
+      </w:r>
+      <w:r>
+        <w:rPr>
+          <w:b w:val="0"/>
+        </w:rPr>
+        <w:t xml:space="preserve"> cannot be audited.</w:t>
+      </w:r>
+    </w:p>
+    <w:p>
+      <w:pPr>
+        <w:spacing w:line="336" w:lineRule="auto" w:after="180"/>
+      </w:pPr>
+      <w:r>
+        <w:rPr>
+          <w:b w:val="0"/>
+        </w:rPr>
+        <w:t>STEP 1 Source: student-collected classroom plant photos with permission.</w:t>
+      </w:r>
+    </w:p>
+    <w:p>
+      <w:pPr>
+        <w:spacing w:line="336" w:lineRule="auto" w:after="180"/>
+      </w:pPr>
+      <w:r>
+        <w:rPr>
+          <w:b w:val="0"/>
+        </w:rPr>
+        <w:t>STEP 2 Purpose: teach a low-stakes healthy-versus-spotted classifier.</w:t>
+      </w:r>
+    </w:p>
+    <w:p>
+      <w:pPr>
+        <w:spacing w:line="336" w:lineRule="auto" w:after="180"/>
+      </w:pPr>
+      <w:r>
+        <w:rPr>
+          <w:b w:val="0"/>
+        </w:rPr>
+        <w:t xml:space="preserve">STEP 3 Gap: few evening-light photos and no outdoor disease diagnosis </w:t>
+      </w:r>
+      <w:r>
+        <w:rPr>
+          <w:b/>
+        </w:rPr>
+        <w:t>evidence</w:t>
+      </w:r>
+      <w:r>
+        <w:rPr>
+          <w:b w:val="0"/>
+        </w:rPr>
+        <w:t>.</w:t>
+      </w:r>
+    </w:p>
+    <w:p>
+      <w:pPr>
+        <w:spacing w:line="336" w:lineRule="auto" w:after="180"/>
+      </w:pPr>
+      <w:r>
+        <w:rPr>
+          <w:b w:val="0"/>
+        </w:rPr>
+        <w:t>STEP 4 Prohibit medical, agricultural, or pesticide decisions; require teacher review.</w:t>
+      </w:r>
+    </w:p>
+    <w:p>
+      <w:pPr>
+        <w:spacing w:line="336" w:lineRule="auto" w:after="180"/>
+      </w:pPr>
+      <w:r>
+        <w:rPr>
+          <w:b w:val="0"/>
+        </w:rPr>
+        <w:t>CHECK Verify the denominator, unit, split, class definition, and data version before interpreting a score.</w:t>
+      </w:r>
+    </w:p>
+    <w:p>
+      <w:pPr>
+        <w:spacing w:line="336" w:lineRule="auto" w:after="180"/>
+      </w:pPr>
+      <w:r>
+        <w:rPr>
+          <w:b w:val="0"/>
+        </w:rPr>
+        <w:t xml:space="preserve">Recalculate, retrace, or restate the </w:t>
+      </w:r>
+      <w:r>
+        <w:rPr>
+          <w:b/>
+        </w:rPr>
+        <w:t>evidence</w:t>
+      </w:r>
+      <w:r>
+        <w:rPr>
+          <w:b w:val="0"/>
+        </w:rPr>
+        <w:t xml:space="preserve"> independently:</w:t>
+      </w:r>
+    </w:p>
+    <w:p>
+      <w:pPr>
+        <w:pStyle w:val="Heading3"/>
+      </w:pPr>
+      <w:r>
+        <w:t>Concrete teaching case</w:t>
+      </w:r>
+    </w:p>
+    <w:p>
+      <w:pPr>
+        <w:spacing w:line="336" w:lineRule="auto" w:after="180"/>
+      </w:pPr>
+      <w:r>
+        <w:rPr>
+          <w:b w:val="0"/>
+        </w:rPr>
+        <w:t xml:space="preserve">A </w:t>
+      </w:r>
+      <w:r>
+        <w:rPr>
+          <w:b/>
+        </w:rPr>
+        <w:t>dataset card</w:t>
+      </w:r>
+      <w:r>
+        <w:rPr>
+          <w:b w:val="0"/>
+        </w:rPr>
+        <w:t xml:space="preserve"> lists fields but omits source and intended use.</w:t>
+      </w:r>
+    </w:p>
+    <w:p>
+      <w:pPr>
+        <w:spacing w:line="336" w:lineRule="auto" w:after="180"/>
+      </w:pPr>
+      <w:r>
+        <w:rPr>
+          <w:b w:val="0"/>
+        </w:rPr>
+        <w:t>Add information needed to assess suitability.</w:t>
+      </w:r>
+    </w:p>
+    <w:p>
+      <w:pPr>
+        <w:pStyle w:val="Heading3"/>
+      </w:pPr>
+      <w:r>
+        <w:t>Exact explanation to model</w:t>
+      </w:r>
+    </w:p>
+    <w:p>
+      <w:pPr>
+        <w:spacing w:line="336" w:lineRule="auto" w:after="180"/>
+      </w:pPr>
+      <w:r>
+        <w:rPr>
+          <w:b/>
+        </w:rPr>
+        <w:t>Provenance</w:t>
+      </w:r>
+      <w:r>
+        <w:rPr>
+          <w:b w:val="0"/>
+        </w:rPr>
+        <w:t xml:space="preserve">, permissions, collection method/time/conditions, label definitions, coverage, exclusions, missingness, use and </w:t>
+      </w:r>
+      <w:r>
+        <w:rPr>
+          <w:b/>
+        </w:rPr>
+        <w:t>limitation</w:t>
+      </w:r>
+      <w:r>
+        <w:rPr>
+          <w:b w:val="0"/>
+        </w:rPr>
+        <w:t>s. Fields alone are insufficient.</w:t>
+      </w:r>
+    </w:p>
+    <w:p>
+      <w:pPr>
+        <w:pStyle w:val="Heading3"/>
+      </w:pPr>
+      <w:r>
+        <w:t>Explain the added worked example</w:t>
+      </w:r>
+    </w:p>
+    <w:p>
+      <w:pPr>
+        <w:pStyle w:val="Heading3"/>
+      </w:pPr>
+      <w:r>
+        <w:t>Key terms</w:t>
+      </w:r>
+    </w:p>
+    <w:p>
+      <w:pPr>
+        <w:pStyle w:val="Heading3"/>
+      </w:pPr>
+      <w:r>
         <w:t>Model the reasoning aloud</w:t>
       </w:r>
     </w:p>
@@ -1733,121 +2313,6 @@
           <w:b w:val="0"/>
         </w:rPr>
         <w:t>These teacher notes contain solutions; do not reveal the independent case answer during modelling.</w:t>
-      </w:r>
-    </w:p>
-    <w:p>
-      <w:pPr>
-        <w:pStyle w:val="Heading3"/>
-      </w:pPr>
-      <w:r>
-        <w:t>Model the reasoning aloud · 4</w:t>
-      </w:r>
-    </w:p>
-    <w:p>
-      <w:pPr>
-        <w:spacing w:line="336" w:lineRule="auto" w:after="180"/>
-      </w:pPr>
-      <w:r>
-        <w:rPr>
-          <w:b w:val="0"/>
-        </w:rPr>
-        <w:t>For Robot practice v1, record the purpose as practising inspection, the source as teacher-authored fictional data, and the row meaning as an intended single indoor trip.</w:t>
-      </w:r>
-    </w:p>
-    <w:p>
-      <w:pPr>
-        <w:spacing w:line="336" w:lineRule="auto" w:after="180"/>
-      </w:pPr>
-      <w:r>
-        <w:rPr>
-          <w:b w:val="0"/>
-        </w:rPr>
-        <w:t>Record the five-row count, the ID field, minutes as the duration unit and None as unknown. List the duplicate-ID and invalid-duration findings.</w:t>
-      </w:r>
-    </w:p>
-    <w:p>
-      <w:pPr>
-        <w:spacing w:line="336" w:lineRule="auto" w:after="180"/>
-      </w:pPr>
-      <w:r>
-        <w:rPr>
-          <w:b w:val="0"/>
-        </w:rPr>
-        <w:t>State that no cleaning has occurred, no train/test split is assigned, and no model has been evaluated.</w:t>
-      </w:r>
-    </w:p>
-    <w:p>
-      <w:pPr>
-        <w:pStyle w:val="Heading3"/>
-      </w:pPr>
-      <w:r>
-        <w:t>Model the reasoning aloud · 5</w:t>
-      </w:r>
-    </w:p>
-    <w:p>
-      <w:pPr>
-        <w:spacing w:line="336" w:lineRule="auto" w:after="180"/>
-      </w:pPr>
-      <w:r>
-        <w:rPr>
-          <w:b w:val="0"/>
-        </w:rPr>
-        <w:t>Add intended use, excluded uses, known gaps, version and a contact or owner. Here the lesson teacher maintains the practice copy; its allowed classroom purpose is inspection practice.</w:t>
-      </w:r>
-    </w:p>
-    <w:p>
-      <w:pPr>
-        <w:spacing w:line="336" w:lineRule="auto" w:after="180"/>
-      </w:pPr>
-      <w:r>
-        <w:rPr>
-          <w:b w:val="0"/>
-        </w:rPr>
-        <w:t>Do not describe it as validated navigation data.</w:t>
-      </w:r>
-    </w:p>
-    <w:p>
-      <w:pPr>
-        <w:spacing w:line="336" w:lineRule="auto" w:after="180"/>
-      </w:pPr>
-      <w:r>
-        <w:rPr>
-          <w:b w:val="0"/>
-        </w:rPr>
-        <w:t>For a real external dataset, also verify its actual permission or licence and collection context; an absent field in the documentation is an unanswered question, not permission to invent a value.</w:t>
-      </w:r>
-    </w:p>
-    <w:p>
-      <w:pPr>
-        <w:pStyle w:val="Heading3"/>
-      </w:pPr>
-      <w:r>
-        <w:t>What fraction of the five raw rows has unknown duration? Can you subtract two missing rows, one negative row and one extra ID occurrence from five to count distinct usable trips? Explain using the B rows.</w:t>
-      </w:r>
-    </w:p>
-    <w:p>
-      <w:r>
-        <w:t>________________________________________________________________</w:t>
-      </w:r>
-    </w:p>
-    <w:p>
-      <w:r>
-        <w:t>________________________________________________________________</w:t>
-      </w:r>
-    </w:p>
-    <w:p>
-      <w:r>
-        <w:t>________________________________________________________________</w:t>
-      </w:r>
-    </w:p>
-    <w:p>
-      <w:r>
-        <w:t>________________________________________________________________</w:t>
-      </w:r>
-    </w:p>
-    <w:p>
-      <w:r>
-        <w:t>________________________________________________________________</w:t>
       </w:r>
     </w:p>
     <w:tbl>
@@ -1973,85 +2438,10 @@
     </w:p>
     <w:p>
       <w:pPr>
-        <w:spacing w:line="336" w:lineRule="auto" w:after="180"/>
-      </w:pPr>
-      <w:r>
-        <w:rPr>
-          <w:b w:val="0"/>
-        </w:rPr>
-        <w:t xml:space="preserve">Build a </w:t>
-      </w:r>
-      <w:r>
-        <w:rPr>
-          <w:b/>
-        </w:rPr>
-        <w:t>dataset card</w:t>
-      </w:r>
-      <w:r>
-        <w:rPr>
-          <w:b w:val="0"/>
-        </w:rPr>
-        <w:t xml:space="preserve"> that reveals what the photo count hides.</w:t>
-      </w:r>
-    </w:p>
-    <w:p>
-      <w:pPr>
         <w:pStyle w:val="Heading3"/>
       </w:pPr>
       <w:r>
         <w:t>The facts we will use</w:t>
-      </w:r>
-    </w:p>
-    <w:p>
-      <w:pPr>
-        <w:pStyle w:val="Heading3"/>
-      </w:pPr>
-      <w:r>
-        <w:t>Supplied facts</w:t>
-      </w:r>
-    </w:p>
-    <w:p>
-      <w:pPr>
-        <w:spacing w:line="336" w:lineRule="auto" w:after="180"/>
-        <w:shd w:fill="F1F6FC"/>
-      </w:pPr>
-      <w:r>
-        <w:rPr>
-          <w:b w:val="0"/>
-        </w:rPr>
-        <w:t>Teacher-created dataset: 18 photos of 6 fictional plants, 3 views each, one tablet, indoor fluorescent light. Label rule is visible spot/no visible spot/review.</w:t>
-      </w:r>
-    </w:p>
-    <w:p>
-      <w:pPr>
-        <w:pStyle w:val="Heading3"/>
-      </w:pPr>
-      <w:r>
-        <w:t>Supplied facts</w:t>
-      </w:r>
-    </w:p>
-    <w:p>
-      <w:pPr>
-        <w:spacing w:line="336" w:lineRule="auto" w:after="180"/>
-        <w:shd w:fill="F1F6FC"/>
-      </w:pPr>
-      <w:r>
-        <w:rPr>
-          <w:b w:val="0"/>
-        </w:rPr>
-        <w:t xml:space="preserve">All </w:t>
-      </w:r>
-      <w:r>
-        <w:rPr>
-          <w:b/>
-        </w:rPr>
-        <w:t>input</w:t>
-      </w:r>
-      <w:r>
-        <w:rPr>
-          <w:b w:val="0"/>
-        </w:rPr>
-        <w:t>s and outcomes in this worked example are invented classroom data; no real model run is claimed.</w:t>
       </w:r>
     </w:p>
     <w:p>
@@ -2059,7 +2449,7 @@
         <w:drawing>
           <wp:inline xmlns:a="http://schemas.openxmlformats.org/drawingml/2006/main" xmlns:pic="http://schemas.openxmlformats.org/drawingml/2006/picture">
             <wp:extent cx="5486400" cy="5225143"/>
-            <wp:docPr id="1" name="Picture 1" descr="Dataset Cards. Describe source: Record teacher-created fictional source, one tablet and indoor fluorescent lighting.. Describe units: 18 photo rows come from only 6 plant identities.. Record limits: Split by plant; state that outdoor use and disease diagnosis have not been evaluated."/>
+            <wp:docPr id="2" name="Picture 2" descr="Dataset Cards. Describe source: Record teacher-created fictional source, one tablet and indoor fluorescent lighting.. Describe units: 18 photo rows come from only 6 plant identities.. Record limits: Split by plant; state that outdoor use and disease diagnosis have not been evaluated."/>
             <wp:cNvGraphicFramePr>
               <a:graphicFrameLocks noChangeAspect="1"/>
             </wp:cNvGraphicFramePr>
@@ -2071,7 +2461,7 @@
                     <pic:cNvPicPr/>
                   </pic:nvPicPr>
                   <pic:blipFill>
-                    <a:blip r:embed="rId9"/>
+                    <a:blip r:embed="rId10"/>
                     <a:stretch>
                       <a:fillRect/>
                     </a:stretch>
@@ -2095,114 +2485,7 @@
         <w:pStyle w:val="Heading3"/>
       </w:pPr>
       <w:r>
-        <w:t>Read the picture one step at a time</w:t>
-      </w:r>
-    </w:p>
-    <w:tbl>
-      <w:tblPr>
-        <w:tblStyle w:val="LightShading-Accent1"/>
-        <w:tblW w:type="auto" w:w="0"/>
-        <w:tblLook w:firstColumn="1" w:firstRow="1" w:lastColumn="0" w:lastRow="0" w:noHBand="0" w:noVBand="1" w:val="04A0"/>
-      </w:tblPr>
-      <w:tblGrid>
-        <w:gridCol w:w="5112"/>
-        <w:gridCol w:w="5112"/>
-      </w:tblGrid>
-      <w:tr>
-        <w:trPr>
-          <w:tblHeader/>
-        </w:trPr>
-        <w:tc>
-          <w:tcPr>
-            <w:tcW w:type="dxa" w:w="5112"/>
-          </w:tcPr>
-          <w:p>
-            <w:r>
-              <w:t>Step</w:t>
-            </w:r>
-          </w:p>
-        </w:tc>
-        <w:tc>
-          <w:tcPr>
-            <w:tcW w:type="dxa" w:w="5112"/>
-          </w:tcPr>
-          <w:p>
-            <w:r>
-              <w:t>What happens and why</w:t>
-            </w:r>
-          </w:p>
-        </w:tc>
-      </w:tr>
-      <w:tr>
-        <w:tc>
-          <w:tcPr>
-            <w:tcW w:type="dxa" w:w="5112"/>
-          </w:tcPr>
-          <w:p>
-            <w:r>
-              <w:t>1. Describe source</w:t>
-            </w:r>
-          </w:p>
-        </w:tc>
-        <w:tc>
-          <w:tcPr>
-            <w:tcW w:type="dxa" w:w="5112"/>
-          </w:tcPr>
-          <w:p>
-            <w:r>
-              <w:t>Record teacher-created fictional source, one tablet and indoor fluorescent lighting.</w:t>
-            </w:r>
-          </w:p>
-        </w:tc>
-      </w:tr>
-      <w:tr>
-        <w:tc>
-          <w:tcPr>
-            <w:tcW w:type="dxa" w:w="5112"/>
-          </w:tcPr>
-          <w:p>
-            <w:r>
-              <w:t>2. Describe units</w:t>
-            </w:r>
-          </w:p>
-        </w:tc>
-        <w:tc>
-          <w:tcPr>
-            <w:tcW w:type="dxa" w:w="5112"/>
-          </w:tcPr>
-          <w:p>
-            <w:r>
-              <w:t>18 photo rows come from only 6 plant identities.</w:t>
-            </w:r>
-          </w:p>
-        </w:tc>
-      </w:tr>
-      <w:tr>
-        <w:tc>
-          <w:tcPr>
-            <w:tcW w:type="dxa" w:w="5112"/>
-          </w:tcPr>
-          <w:p>
-            <w:r>
-              <w:t>3. Record limits</w:t>
-            </w:r>
-          </w:p>
-        </w:tc>
-        <w:tc>
-          <w:tcPr>
-            <w:tcW w:type="dxa" w:w="5112"/>
-          </w:tcPr>
-          <w:p>
-            <w:r>
-              <w:t>Split by plant; state that outdoor use and disease diagnosis have not been evaluated.</w:t>
-            </w:r>
-          </w:p>
-        </w:tc>
-      </w:tr>
-    </w:tbl>
-    <w:p>
-      <w:r>
-        <w:t>Match each pictured step to the supplied facts. This is a worked teaching case, not an independent assessment.</w:t>
+        <w:t>Why this result follows</w:t>
       </w:r>
     </w:p>
     <w:p>
@@ -2210,7 +2493,7 @@
         <w:pStyle w:val="Heading3"/>
       </w:pPr>
       <w:r>
-        <w:t>Why this result follows</w:t>
+        <w:t>What this example does not establish</w:t>
       </w:r>
     </w:p>
     <w:p>
@@ -2218,19 +2501,26 @@
         <w:pStyle w:val="Heading3"/>
       </w:pPr>
       <w:r>
-        <w:t>Why the result follows</w:t>
+        <w:t>Change one thing in the pictured case</w:t>
+      </w:r>
+    </w:p>
+    <w:p>
+      <w:pPr>
+        <w:pStyle w:val="Heading3"/>
+      </w:pPr>
+      <w:r>
+        <w:t>Ask while showing the picture</w:t>
       </w:r>
     </w:p>
     <w:p>
       <w:pPr>
         <w:spacing w:line="336" w:lineRule="auto" w:after="180"/>
-        <w:shd w:fill="F1F6FC"/>
-      </w:pPr>
-      <w:r>
-        <w:rPr>
-          <w:b w:val="0"/>
-        </w:rPr>
-        <w:t xml:space="preserve">Read the picture in order. Split by plant; state that outdoor use and disease diagnosis have not been evaluated. The arrows show which recorded </w:t>
+      </w:pPr>
+      <w:r>
+        <w:rPr>
+          <w:b w:val="0"/>
+        </w:rPr>
+        <w:t xml:space="preserve">Cover the result. Ask learners to name the </w:t>
       </w:r>
       <w:r>
         <w:rPr>
@@ -2242,19 +2532,296 @@
         <w:rPr>
           <w:b w:val="0"/>
         </w:rPr>
-        <w:t xml:space="preserve"> or intermediate result each decision uses.</w:t>
+        <w:t xml:space="preserve">s and predict the next step. Uncover one step, connect the icon to the actual procedure, and explain its </w:t>
+      </w:r>
+      <w:r>
+        <w:rPr>
+          <w:b/>
+        </w:rPr>
+        <w:t>evidence</w:t>
+      </w:r>
+      <w:r>
+        <w:rPr>
+          <w:b w:val="0"/>
+        </w:rPr>
+        <w:t>. Then change the supplied condition and compare.</w:t>
       </w:r>
     </w:p>
     <w:p>
       <w:pPr>
         <w:spacing w:line="336" w:lineRule="auto" w:after="180"/>
-        <w:shd w:fill="F1F6FC"/>
-      </w:pPr>
-      <w:r>
-        <w:rPr>
-          <w:b w:val="0"/>
-        </w:rPr>
-        <w:t>Explain the deciding step aloud before checking the changed case; pointing to the final answer alone does not show how it follows.</w:t>
+      </w:pPr>
+      <w:r>
+        <w:rPr>
+          <w:b w:val="0"/>
+        </w:rPr>
+        <w:t>The picture is a representation; it does not document execution of a real AI model.</w:t>
+      </w:r>
+    </w:p>
+    <w:p>
+      <w:pPr>
+        <w:pStyle w:val="Heading1"/>
+      </w:pPr>
+      <w:r>
+        <w:t>03. Guide card writing before the independent task</w:t>
+      </w:r>
+    </w:p>
+    <w:p>
+      <w:r>
+        <w:t>Require an evidence source or an explicit unknown for every entry.</w:t>
+      </w:r>
+    </w:p>
+    <w:p>
+      <w:pPr>
+        <w:pStyle w:val="Heading2"/>
+      </w:pPr>
+      <w:r>
+        <w:t>Current completion task and key</w:t>
+      </w:r>
+    </w:p>
+    <w:p>
+      <w:pPr>
+        <w:spacing w:line="336" w:lineRule="auto" w:after="180"/>
+      </w:pPr>
+      <w:r>
+        <w:rPr>
+          <w:b w:val="0"/>
+        </w:rPr>
+        <w:t>From Photo practice v1’s complete manifest, fill purpose/source/version, photo and plant counts, known conditions, label status and split status. Mark one field not supplied and one use with no supporting evaluation. Then update the card for v2’s P1d–P6d outdoor additions, preserving the earlier version.</w:t>
+      </w:r>
+    </w:p>
+    <w:p>
+      <w:pPr>
+        <w:spacing w:line="336" w:lineRule="auto" w:after="180"/>
+      </w:pPr>
+      <w:r>
+        <w:rPr>
+          <w:b w:val="0"/>
+        </w:rPr>
+        <w:t>v1 teacher-created fictional classroom fixture;18photos/6plants/3views each,one tablet,indoor fluorescent. Vocabulary given, per-photo labels/history not supplied. No split assigned or model evaluated. Unknown date/external-reuse permission must not be invented. No demonstrated outdoor use/disease diagnosis.</w:t>
+      </w:r>
+    </w:p>
+    <w:p>
+      <w:pPr>
+        <w:spacing w:line="336" w:lineRule="auto" w:after="180"/>
+      </w:pPr>
+      <w:r>
+        <w:rPr>
+          <w:b w:val="0"/>
+        </w:rPr>
+        <w:t>v2 adds6outdoor views of same6plants:24photos/6plants,18indoor/6outdoor; preserve v1 and note unknown added-view device/lighting details.</w:t>
+      </w:r>
+    </w:p>
+    <w:p>
+      <w:pPr>
+        <w:pStyle w:val="Heading2"/>
+      </w:pPr>
+      <w:r>
+        <w:t>Current misconception check</w:t>
+      </w:r>
+    </w:p>
+    <w:p>
+      <w:pPr>
+        <w:spacing w:line="336" w:lineRule="auto" w:after="180"/>
+      </w:pPr>
+      <w:r>
+        <w:rPr>
+          <w:b w:val="0"/>
+        </w:rPr>
+        <w:t>A dataset card has every heading filled, but each unknown field was guessed. Does completeness establish that its claims are correct or that a model is ready? Name the repair.</w:t>
+      </w:r>
+    </w:p>
+    <w:p>
+      <w:pPr>
+        <w:spacing w:line="336" w:lineRule="auto" w:after="180"/>
+      </w:pPr>
+      <w:r>
+        <w:rPr>
+          <w:b w:val="0"/>
+        </w:rPr>
+        <w:t>Completeness does not validate guesses. Mark unknowns, ask for evidence, preserve versions and perform the missing checks.</w:t>
+      </w:r>
+    </w:p>
+    <w:p>
+      <w:pPr>
+        <w:pStyle w:val="Heading2"/>
+      </w:pPr>
+      <w:r>
+        <w:t>Pictured update reasoning</w:t>
+      </w:r>
+    </w:p>
+    <w:p>
+      <w:pPr>
+        <w:spacing w:line="336" w:lineRule="auto" w:after="180"/>
+      </w:pPr>
+      <w:r>
+        <w:rPr>
+          <w:b w:val="0"/>
+        </w:rPr>
+        <w:t xml:space="preserve">What two counts should the revised card show? Point to the relevant step in the picture, then write the changed result and the rule or </w:t>
+      </w:r>
+      <w:r>
+        <w:rPr>
+          <w:b/>
+        </w:rPr>
+        <w:t>evidence</w:t>
+      </w:r>
+      <w:r>
+        <w:rPr>
+          <w:b w:val="0"/>
+        </w:rPr>
+        <w:t xml:space="preserve"> that supports it.</w:t>
+      </w:r>
+    </w:p>
+    <w:p>
+      <w:pPr>
+        <w:spacing w:line="336" w:lineRule="auto" w:after="180"/>
+      </w:pPr>
+      <w:r>
+        <w:rPr>
+          <w:b w:val="0"/>
+        </w:rPr>
+        <w:t>24 photos and 6 plants, with view relationships, source and indoor/outdoor conditions documented. Changed-case check: Photo count becomes 24, plant count remains 6; lighting coverage changes.</w:t>
+      </w:r>
+    </w:p>
+    <w:p>
+      <w:pPr>
+        <w:spacing w:line="336" w:lineRule="auto" w:after="180"/>
+      </w:pPr>
+      <w:r>
+        <w:rPr>
+          <w:b w:val="0"/>
+        </w:rPr>
+        <w:t>Additional views broaden conditions without creating new independent plant identities.</w:t>
+      </w:r>
+    </w:p>
+    <w:p>
+      <w:pPr>
+        <w:spacing w:line="336" w:lineRule="auto" w:after="180"/>
+      </w:pPr>
+      <w:r>
+        <w:rPr>
+          <w:b w:val="0"/>
+        </w:rPr>
+        <w:t>Changed-case reasoning: Photo count becomes 24, plant count remains 6; lighting coverage changes. Additional views broaden conditions without creating new independent plant identities.</w:t>
+      </w:r>
+    </w:p>
+    <w:p>
+      <w:pPr>
+        <w:spacing w:line="336" w:lineRule="auto" w:after="180"/>
+      </w:pPr>
+      <w:r>
+        <w:rPr>
+          <w:b w:val="0"/>
+        </w:rPr>
+        <w:t xml:space="preserve">Collect each learner’s explanation before discussion. Use the first missing connection between </w:t>
+      </w:r>
+      <w:r>
+        <w:rPr>
+          <w:b/>
+        </w:rPr>
+        <w:t>input</w:t>
+      </w:r>
+      <w:r>
+        <w:rPr>
+          <w:b w:val="0"/>
+        </w:rPr>
+        <w:t xml:space="preserve">, deciding step and result to choose support. This question is worked-case practice, not fresh mastery </w:t>
+      </w:r>
+      <w:r>
+        <w:rPr>
+          <w:b/>
+        </w:rPr>
+        <w:t>evidence</w:t>
+      </w:r>
+      <w:r>
+        <w:rPr>
+          <w:b w:val="0"/>
+        </w:rPr>
+        <w:t>.</w:t>
+      </w:r>
+    </w:p>
+    <w:p>
+      <w:pPr>
+        <w:pStyle w:val="Heading2"/>
+      </w:pPr>
+      <w:r>
+        <w:t>Keep each learner explaining</w:t>
+      </w:r>
+    </w:p>
+    <w:p>
+      <w:pPr>
+        <w:spacing w:line="336" w:lineRule="auto" w:after="180"/>
+      </w:pPr>
+      <w:r>
+        <w:rPr>
+          <w:b w:val="0"/>
+        </w:rPr>
+        <w:t>Ask: Which facts are given, and which would we have to assume? Learners mark relevant details before discussing answers.</w:t>
+      </w:r>
+    </w:p>
+    <w:p>
+      <w:pPr>
+        <w:spacing w:line="336" w:lineRule="auto" w:after="180"/>
+      </w:pPr>
+      <w:r>
+        <w:rPr>
+          <w:b w:val="0"/>
+        </w:rPr>
+        <w:t>Say: Predict first. Show the rule, information path or calculation that would produce the result. A correct guess is not yet an explanation.</w:t>
+      </w:r>
+    </w:p>
+    <w:p>
+      <w:pPr>
+        <w:spacing w:line="336" w:lineRule="auto" w:after="180"/>
+      </w:pPr>
+      <w:r>
+        <w:rPr>
+          <w:b w:val="0"/>
+        </w:rPr>
+        <w:t xml:space="preserve">In pairs, one learner solves while the other checks </w:t>
+      </w:r>
+      <w:r>
+        <w:rPr>
+          <w:b/>
+        </w:rPr>
+        <w:t>evidence</w:t>
+      </w:r>
+      <w:r>
+        <w:rPr>
+          <w:b w:val="0"/>
+        </w:rPr>
+        <w:t>; exchange roles. Remove the worked answer before independent assessment.</w:t>
+      </w:r>
+    </w:p>
+    <w:p>
+      <w:pPr>
+        <w:pStyle w:val="Heading2"/>
+      </w:pPr>
+      <w:r>
+        <w:t>Earlier wording, alternatives and picture transcripts · reference / check after trying</w:t>
+      </w:r>
+    </w:p>
+    <w:p>
+      <w:pPr>
+        <w:spacing w:line="336" w:lineRule="auto" w:after="180"/>
+      </w:pPr>
+      <w:r>
+        <w:rPr>
+          <w:b w:val="0"/>
+        </w:rPr>
+        <w:t>Compact alternative: this two-session sequence covers selected core tasks. Use the three-session weekly plan for the full lesson, independent transfer, feedback and project work; allow extra time for extensions.</w:t>
+      </w:r>
+    </w:p>
+    <w:p>
+      <w:pPr>
+        <w:spacing w:line="336" w:lineRule="auto" w:after="180"/>
+      </w:pPr>
+      <w:r>
+        <w:rPr>
+          <w:b w:val="0"/>
+        </w:rPr>
+        <w:t>Demonstrate and guide practice</w:t>
       </w:r>
     </w:p>
     <w:p>
@@ -2262,7 +2829,99 @@
         <w:pStyle w:val="Heading3"/>
       </w:pPr>
       <w:r>
-        <w:t>What this example does not establish</w:t>
+        <w:t>Board sequence</w:t>
+      </w:r>
+    </w:p>
+    <w:p>
+      <w:pPr>
+        <w:spacing w:line="336" w:lineRule="auto" w:after="180"/>
+      </w:pPr>
+      <w:r>
+        <w:rPr>
+          <w:b w:val="0"/>
+        </w:rPr>
+        <w:t xml:space="preserve">Write the given facts: A </w:t>
+      </w:r>
+      <w:r>
+        <w:rPr>
+          <w:b/>
+        </w:rPr>
+        <w:t>dataset card</w:t>
+      </w:r>
+      <w:r>
+        <w:rPr>
+          <w:b w:val="0"/>
+        </w:rPr>
+        <w:t xml:space="preserve"> lists fields but omits source and intended use.</w:t>
+      </w:r>
+    </w:p>
+    <w:p>
+      <w:pPr>
+        <w:spacing w:line="336" w:lineRule="auto" w:after="180"/>
+      </w:pPr>
+      <w:r>
+        <w:rPr>
+          <w:b w:val="0"/>
+        </w:rPr>
+        <w:t>Write the question to explain: Add information needed to assess suitability.</w:t>
+      </w:r>
+    </w:p>
+    <w:p>
+      <w:pPr>
+        <w:spacing w:line="336" w:lineRule="auto" w:after="180"/>
+      </w:pPr>
+      <w:r>
+        <w:rPr>
+          <w:b w:val="0"/>
+        </w:rPr>
+        <w:t xml:space="preserve">Reveal after </w:t>
+      </w:r>
+      <w:r>
+        <w:rPr>
+          <w:b/>
+        </w:rPr>
+        <w:t>prediction</w:t>
+      </w:r>
+      <w:r>
+        <w:rPr>
+          <w:b w:val="0"/>
+        </w:rPr>
+        <w:t xml:space="preserve">s: </w:t>
+      </w:r>
+      <w:r>
+        <w:rPr>
+          <w:b/>
+        </w:rPr>
+        <w:t>Provenance</w:t>
+      </w:r>
+      <w:r>
+        <w:rPr>
+          <w:b w:val="0"/>
+        </w:rPr>
+        <w:t xml:space="preserve">, permissions, collection method/time/conditions, label definitions, coverage, exclusions, missingness, use and </w:t>
+      </w:r>
+      <w:r>
+        <w:rPr>
+          <w:b/>
+        </w:rPr>
+        <w:t>limitation</w:t>
+      </w:r>
+      <w:r>
+        <w:rPr>
+          <w:b w:val="0"/>
+        </w:rPr>
+        <w:t>s. Fields alone are insufficient.</w:t>
+      </w:r>
+    </w:p>
+    <w:p>
+      <w:pPr>
+        <w:spacing w:line="336" w:lineRule="auto" w:after="180"/>
+      </w:pPr>
+      <w:r>
+        <w:rPr>
+          <w:b w:val="0"/>
+        </w:rPr>
+        <w:t>Use the earlier transfer question as additional practice. Reserve the selected20-photo five-plant documentation task for the first individual attempt and record support used.</w:t>
       </w:r>
     </w:p>
     <w:p>
@@ -2270,442 +2929,18 @@
         <w:pStyle w:val="Heading3"/>
       </w:pPr>
       <w:r>
-        <w:t>Keep the stated limit</w:t>
+        <w:t>Classroom dialogue</w:t>
       </w:r>
     </w:p>
     <w:p>
       <w:pPr>
         <w:spacing w:line="336" w:lineRule="auto" w:after="180"/>
-        <w:shd w:fill="FFF5E6"/>
-      </w:pPr>
-      <w:r>
-        <w:rPr>
-          <w:b w:val="0"/>
-        </w:rPr>
-        <w:t xml:space="preserve">A </w:t>
-      </w:r>
-      <w:r>
-        <w:rPr>
-          <w:b/>
-        </w:rPr>
-        <w:t>dataset card</w:t>
-      </w:r>
-      <w:r>
-        <w:rPr>
-          <w:b w:val="0"/>
-        </w:rPr>
-        <w:t xml:space="preserve"> documents </w:t>
-      </w:r>
-      <w:r>
-        <w:rPr>
-          <w:b/>
-        </w:rPr>
-        <w:t>evidence</w:t>
-      </w:r>
-      <w:r>
-        <w:rPr>
-          <w:b w:val="0"/>
-        </w:rPr>
-        <w:t xml:space="preserve"> and gaps; writing one does not fix biased sampling or inaccurate labels.</w:t>
-      </w:r>
-    </w:p>
-    <w:p>
-      <w:pPr>
-        <w:pStyle w:val="Heading3"/>
-      </w:pPr>
-      <w:r>
-        <w:t>Change one thing in the pictured case</w:t>
-      </w:r>
-    </w:p>
-    <w:p>
-      <w:pPr>
-        <w:pStyle w:val="Heading3"/>
-      </w:pPr>
-      <w:r>
-        <w:t>Change one thing</w:t>
-      </w:r>
-    </w:p>
-    <w:p>
-      <w:pPr>
-        <w:spacing w:line="336" w:lineRule="auto" w:after="180"/>
-        <w:shd w:fill="F5F1FB"/>
-      </w:pPr>
-      <w:r>
-        <w:rPr>
-          <w:b w:val="0"/>
-        </w:rPr>
-        <w:t>Change: The dataset adds 6 outdoor photos of the same plants.</w:t>
-      </w:r>
-    </w:p>
-    <w:p>
-      <w:pPr>
-        <w:pStyle w:val="Heading3"/>
-      </w:pPr>
-      <w:r>
-        <w:t>Predicted result</w:t>
-      </w:r>
-    </w:p>
-    <w:p>
-      <w:pPr>
-        <w:spacing w:line="336" w:lineRule="auto" w:after="180"/>
-        <w:shd w:fill="F1F6FC"/>
-      </w:pPr>
-      <w:r>
-        <w:rPr>
-          <w:b/>
-        </w:rPr>
-        <w:t>Prediction</w:t>
-      </w:r>
-      <w:r>
-        <w:rPr>
-          <w:b w:val="0"/>
-        </w:rPr>
-        <w:t>: Photo count becomes 24, plant count remains 6; lighting coverage changes.</w:t>
-      </w:r>
-    </w:p>
-    <w:p>
-      <w:pPr>
-        <w:pStyle w:val="Heading3"/>
-      </w:pPr>
-      <w:r>
-        <w:t>Why the result follows</w:t>
-      </w:r>
-    </w:p>
-    <w:p>
-      <w:pPr>
-        <w:spacing w:line="336" w:lineRule="auto" w:after="180"/>
-        <w:shd w:fill="F1F6FC"/>
-      </w:pPr>
-      <w:r>
-        <w:rPr>
-          <w:b w:val="0"/>
-        </w:rPr>
-        <w:t>Reason: Additional views broaden conditions without creating new independent plant identities.</w:t>
-      </w:r>
-    </w:p>
-    <w:p>
-      <w:pPr>
-        <w:pStyle w:val="Heading3"/>
-      </w:pPr>
-      <w:r>
-        <w:t>Ask while showing the picture</w:t>
-      </w:r>
-    </w:p>
-    <w:p>
-      <w:pPr>
-        <w:pStyle w:val="Heading3"/>
-      </w:pPr>
-      <w:r>
-        <w:t>Ask while showing the picture · 6</w:t>
-      </w:r>
-    </w:p>
-    <w:p>
-      <w:pPr>
-        <w:spacing w:line="336" w:lineRule="auto" w:after="180"/>
-      </w:pPr>
-      <w:r>
-        <w:rPr>
-          <w:b w:val="0"/>
-        </w:rPr>
-        <w:t xml:space="preserve">Cover the result. Ask learners to name the </w:t>
-      </w:r>
-      <w:r>
-        <w:rPr>
-          <w:b/>
-        </w:rPr>
-        <w:t>input</w:t>
-      </w:r>
-      <w:r>
-        <w:rPr>
-          <w:b w:val="0"/>
-        </w:rPr>
-        <w:t xml:space="preserve">s and predict the next step. Uncover one step, connect the icon to the actual procedure, and explain its </w:t>
-      </w:r>
-      <w:r>
-        <w:rPr>
-          <w:b/>
-        </w:rPr>
-        <w:t>evidence</w:t>
-      </w:r>
-      <w:r>
-        <w:rPr>
-          <w:b w:val="0"/>
-        </w:rPr>
-        <w:t>. Then change the supplied condition and compare.</w:t>
-      </w:r>
-    </w:p>
-    <w:p>
-      <w:pPr>
-        <w:spacing w:line="336" w:lineRule="auto" w:after="180"/>
-      </w:pPr>
-      <w:r>
-        <w:rPr>
-          <w:b w:val="0"/>
-        </w:rPr>
-        <w:t>The picture is a representation; it does not document execution of a real AI model.</w:t>
-      </w:r>
-    </w:p>
-    <w:p>
-      <w:pPr>
-        <w:pStyle w:val="Heading1"/>
-      </w:pPr>
-      <w:r>
-        <w:t>03. Demonstrate and guide practice</w:t>
-      </w:r>
-    </w:p>
-    <w:p>
-      <w:r>
-        <w:t>Demonstrate Dataset Cards, reduce support deliberately and check individual reasoning before discussing answers.</w:t>
-      </w:r>
-    </w:p>
-    <w:p>
-      <w:pPr>
-        <w:pStyle w:val="Heading3"/>
-      </w:pPr>
-      <w:r>
-        <w:t>Choose the pacing route</w:t>
-      </w:r>
-    </w:p>
-    <w:p>
-      <w:pPr>
-        <w:spacing w:line="336" w:lineRule="auto" w:after="180"/>
-        <w:shd w:fill="F1F6F8"/>
-      </w:pPr>
-      <w:r>
-        <w:rPr>
-          <w:b w:val="0"/>
-        </w:rPr>
-        <w:t>Compact alternative: this two-session sequence covers selected core tasks. Use the three-session weekly plan for the full lesson, independent transfer, feedback and project work; allow extra time for extensions.</w:t>
-      </w:r>
-    </w:p>
-    <w:p>
-      <w:pPr>
-        <w:pStyle w:val="Heading3"/>
-      </w:pPr>
-      <w:r>
-        <w:t>Board sequence</w:t>
-      </w:r>
-    </w:p>
-    <w:p>
-      <w:pPr>
-        <w:pStyle w:val="Heading3"/>
-      </w:pPr>
-      <w:r>
-        <w:t>1. Put the facts on the board</w:t>
-      </w:r>
-    </w:p>
-    <w:p>
-      <w:pPr>
-        <w:spacing w:line="336" w:lineRule="auto" w:after="180"/>
-        <w:shd w:fill="F4F9FC"/>
-      </w:pPr>
-      <w:r>
-        <w:rPr>
-          <w:b w:val="0"/>
-        </w:rPr>
-        <w:t xml:space="preserve">Write the given facts: A </w:t>
-      </w:r>
-      <w:r>
-        <w:rPr>
-          <w:b/>
-        </w:rPr>
-        <w:t>dataset card</w:t>
-      </w:r>
-      <w:r>
-        <w:rPr>
-          <w:b w:val="0"/>
-        </w:rPr>
-        <w:t xml:space="preserve"> lists fields but omits source and intended use.</w:t>
-      </w:r>
-    </w:p>
-    <w:p>
-      <w:pPr>
-        <w:pStyle w:val="Heading3"/>
-      </w:pPr>
-      <w:r>
-        <w:t>2. State the decision to explain</w:t>
-      </w:r>
-    </w:p>
-    <w:p>
-      <w:pPr>
-        <w:spacing w:line="336" w:lineRule="auto" w:after="180"/>
-        <w:shd w:fill="F4F9FC"/>
-      </w:pPr>
-      <w:r>
-        <w:rPr>
-          <w:b w:val="0"/>
-        </w:rPr>
-        <w:t>Write the question to explain: Add information needed to assess suitability.</w:t>
-      </w:r>
-    </w:p>
-    <w:p>
-      <w:pPr>
-        <w:pStyle w:val="Heading3"/>
-      </w:pPr>
-      <w:r>
-        <w:t>3. Reveal the worked reasoning</w:t>
-      </w:r>
-    </w:p>
-    <w:p>
-      <w:pPr>
-        <w:spacing w:line="336" w:lineRule="auto" w:after="180"/>
-        <w:shd w:fill="F1F6FC"/>
-      </w:pPr>
-      <w:r>
-        <w:rPr>
-          <w:b w:val="0"/>
-        </w:rPr>
-        <w:t xml:space="preserve">Reveal after </w:t>
-      </w:r>
-      <w:r>
-        <w:rPr>
-          <w:b/>
-        </w:rPr>
-        <w:t>prediction</w:t>
-      </w:r>
-      <w:r>
-        <w:rPr>
-          <w:b w:val="0"/>
-        </w:rPr>
-        <w:t xml:space="preserve">s: </w:t>
-      </w:r>
-      <w:r>
-        <w:rPr>
-          <w:b/>
-        </w:rPr>
-        <w:t>Provenance</w:t>
-      </w:r>
-      <w:r>
-        <w:rPr>
-          <w:b w:val="0"/>
-        </w:rPr>
-        <w:t xml:space="preserve">, permissions, collection method/time/conditions, label definitions, coverage, exclusions, missingness, use and </w:t>
-      </w:r>
-      <w:r>
-        <w:rPr>
-          <w:b/>
-        </w:rPr>
-        <w:t>limitation</w:t>
-      </w:r>
-      <w:r>
-        <w:rPr>
-          <w:b w:val="0"/>
-        </w:rPr>
-        <w:t>s. Fields alone are insufficient.</w:t>
-      </w:r>
-    </w:p>
-    <w:p>
-      <w:pPr>
-        <w:pStyle w:val="Heading3"/>
-      </w:pPr>
-      <w:r>
-        <w:t>Hold back the independent task</w:t>
-      </w:r>
-    </w:p>
-    <w:p>
-      <w:pPr>
-        <w:spacing w:line="336" w:lineRule="auto" w:after="180"/>
-        <w:shd w:fill="FFF5E6"/>
-      </w:pPr>
-      <w:r>
-        <w:rPr>
-          <w:b w:val="0"/>
-        </w:rPr>
-        <w:t xml:space="preserve">Keep for an independent attempt: A </w:t>
-      </w:r>
-      <w:r>
-        <w:rPr>
-          <w:b/>
-        </w:rPr>
-        <w:t>dataset card</w:t>
-      </w:r>
-      <w:r>
-        <w:rPr>
-          <w:b w:val="0"/>
-        </w:rPr>
-        <w:t xml:space="preserve"> lists 500 images but omits collection conditions and intended use. Add two essential entries and explain their value.</w:t>
-      </w:r>
-    </w:p>
-    <w:p>
-      <w:pPr>
-        <w:pStyle w:val="Heading3"/>
-      </w:pPr>
-      <w:r>
-        <w:t>Classroom dialogue</w:t>
-      </w:r>
-    </w:p>
-    <w:p>
-      <w:pPr>
-        <w:pStyle w:val="Heading3"/>
-      </w:pPr>
-      <w:r>
-        <w:t>Ask the class</w:t>
-      </w:r>
-    </w:p>
-    <w:p>
-      <w:pPr>
-        <w:spacing w:line="336" w:lineRule="auto" w:after="180"/>
-        <w:shd w:fill="F5F1FB"/>
-      </w:pPr>
-      <w:r>
-        <w:rPr>
-          <w:b w:val="0"/>
-        </w:rPr>
-        <w:t>Ask: Which facts are given, and which would we have to assume? Learners mark relevant details before discussing answers.</w:t>
-      </w:r>
-    </w:p>
-    <w:p>
-      <w:pPr>
-        <w:pStyle w:val="Heading3"/>
-      </w:pPr>
-      <w:r>
-        <w:t>Language to model</w:t>
-      </w:r>
-    </w:p>
-    <w:p>
-      <w:pPr>
-        <w:spacing w:line="336" w:lineRule="auto" w:after="180"/>
-        <w:shd w:fill="F1F6F8"/>
-      </w:pPr>
-      <w:r>
-        <w:rPr>
-          <w:b w:val="0"/>
-        </w:rPr>
-        <w:t>Say: Predict first. Show the rule, information path or calculation that would produce the result. A correct guess is not yet an explanation.</w:t>
-      </w:r>
-    </w:p>
-    <w:p>
-      <w:pPr>
-        <w:spacing w:line="336" w:lineRule="auto" w:after="180"/>
       </w:pPr>
       <w:r>
         <w:rPr>
           <w:b w:val="0"/>
         </w:rPr>
         <w:t>Reveal reasoning one step at a time. Explain why a tempting alternative fails. Write units and denominators for arithmetic, trace conditions for decisions, and identify supporting sources for claims.</w:t>
-      </w:r>
-    </w:p>
-    <w:p>
-      <w:pPr>
-        <w:spacing w:line="336" w:lineRule="auto" w:after="180"/>
-      </w:pPr>
-      <w:r>
-        <w:rPr>
-          <w:b w:val="0"/>
-        </w:rPr>
-        <w:t xml:space="preserve">In pairs, one learner solves while the other checks </w:t>
-      </w:r>
-      <w:r>
-        <w:rPr>
-          <w:b/>
-        </w:rPr>
-        <w:t>evidence</w:t>
-      </w:r>
-      <w:r>
-        <w:rPr>
-          <w:b w:val="0"/>
-        </w:rPr>
-        <w:t>; exchange roles. Remove the worked answer before independent assessment.</w:t>
       </w:r>
     </w:p>
     <w:p>
@@ -2991,22 +3226,133 @@
     </w:p>
     <w:p>
       <w:pPr>
+        <w:spacing w:line="336" w:lineRule="auto" w:after="180"/>
+      </w:pPr>
+      <w:r>
+        <w:rPr>
+          <w:b w:val="0"/>
+        </w:rPr>
+        <w:t>Completion task: Explain each number in 5 4 2 1. How many extra ID occurrences are there, and how many rows belong to a repeated-ID group?</w:t>
+      </w:r>
+    </w:p>
+    <w:p>
+      <w:pPr>
+        <w:spacing w:line="336" w:lineRule="auto" w:after="180"/>
+      </w:pPr>
+      <w:r>
+        <w:rPr>
+          <w:b w:val="0"/>
+        </w:rPr>
+        <w:t>Teacher check: The numbers mean 5 raw rows, 4 distinct IDs, 2 missing durations and 1 negative duration. There is 1 extra ID occurrence; 2 rows belong to the repeated-ID group B. These are different counts.</w:t>
+      </w:r>
+    </w:p>
+    <w:p>
+      <w:pPr>
+        <w:spacing w:line="336" w:lineRule="auto" w:after="180"/>
+      </w:pPr>
+      <w:r>
+        <w:rPr>
+          <w:b w:val="0"/>
+        </w:rPr>
+        <w:t xml:space="preserve">Start by identifying the given </w:t>
+      </w:r>
+      <w:r>
+        <w:rPr>
+          <w:b/>
+        </w:rPr>
+        <w:t>input</w:t>
+      </w:r>
+      <w:r>
+        <w:rPr>
+          <w:b w:val="0"/>
+        </w:rPr>
+        <w:t>s together. Leave the intermediate steps blank. If needed, model one step, then withdraw that help on the next step. Move to a full trace only when the partial trace is understood.</w:t>
+      </w:r>
+    </w:p>
+    <w:p>
+      <w:pPr>
+        <w:spacing w:line="336" w:lineRule="auto" w:after="180"/>
+      </w:pPr>
+      <w:r>
+        <w:rPr>
+          <w:b w:val="0"/>
+        </w:rPr>
+        <w:t>For partners, alternate explainer and checker; collect a response from every learner before discussion.</w:t>
+      </w:r>
+    </w:p>
+    <w:p>
+      <w:pPr>
         <w:pStyle w:val="Heading3"/>
       </w:pPr>
       <w:r>
-        <w:t>Completion practice</w:t>
+        <w:t>Individual reasoning check</w:t>
       </w:r>
     </w:p>
     <w:p>
       <w:pPr>
         <w:spacing w:line="336" w:lineRule="auto" w:after="180"/>
-        <w:shd w:fill="F5F1FB"/>
-      </w:pPr>
-      <w:r>
-        <w:rPr>
-          <w:b w:val="0"/>
-        </w:rPr>
-        <w:t>Completion task: Explain each number in 5 4 2 1. How many extra ID occurrences are there, and how many rows belong to a repeated-ID group?</w:t>
+      </w:pPr>
+      <w:r>
+        <w:rPr>
+          <w:b w:val="0"/>
+        </w:rPr>
+        <w:t>Use the worked case for Dataset inspection and cards. Proposed explanation: “A complete card certifies data quality”. Decide whether this explanation is supported.</w:t>
+      </w:r>
+    </w:p>
+    <w:p>
+      <w:pPr>
+        <w:spacing w:line="336" w:lineRule="auto" w:after="180"/>
+      </w:pPr>
+      <w:r>
+        <w:rPr>
+          <w:b w:val="0"/>
+        </w:rPr>
+        <w:t>Point to the step or supplied fact that decides; explain your repair if needed.</w:t>
+      </w:r>
+    </w:p>
+    <w:p>
+      <w:pPr>
+        <w:spacing w:line="336" w:lineRule="auto" w:after="180"/>
+      </w:pPr>
+      <w:r>
+        <w:rPr>
+          <w:b w:val="0"/>
+        </w:rPr>
+        <w:t xml:space="preserve">Expected correction: The card records </w:t>
+      </w:r>
+      <w:r>
+        <w:rPr>
+          <w:b/>
+        </w:rPr>
+        <w:t>evidence</w:t>
+      </w:r>
+      <w:r>
+        <w:rPr>
+          <w:b w:val="0"/>
+        </w:rPr>
+        <w:t xml:space="preserve"> and gaps; its claims still need checking. Documentation does not prove suitability.</w:t>
+      </w:r>
+    </w:p>
+    <w:p>
+      <w:pPr>
+        <w:spacing w:line="336" w:lineRule="auto" w:after="180"/>
+      </w:pPr>
+      <w:r>
+        <w:rPr>
+          <w:b w:val="0"/>
+        </w:rPr>
+        <w:t>Collect explanations, not only yes/no votes. If a misunderstanding is common, re-model the relevant step for the class.</w:t>
+      </w:r>
+    </w:p>
+    <w:p>
+      <w:pPr>
+        <w:spacing w:line="336" w:lineRule="auto" w:after="180"/>
+      </w:pPr>
+      <w:r>
+        <w:rPr>
+          <w:b w:val="0"/>
+        </w:rPr>
+        <w:t>If it affects a few learners, give a short targeted group explanation while others solve a more demanding variation.</w:t>
       </w:r>
     </w:p>
     <w:p>
@@ -3014,19 +3360,47 @@
         <w:pStyle w:val="Heading3"/>
       </w:pPr>
       <w:r>
-        <w:t>Reasoning to listen for</w:t>
+        <w:t>Pictorial practice question</w:t>
+      </w:r>
+    </w:p>
+    <w:p>
+      <w:pPr>
+        <w:pStyle w:val="Heading3"/>
+      </w:pPr>
+      <w:r>
+        <w:t>Reasoned teacher answer</w:t>
+      </w:r>
+    </w:p>
+    <w:p>
+      <w:pPr>
+        <w:pStyle w:val="Heading1"/>
+      </w:pPr>
+      <w:r>
+        <w:t>04. Run the complete card-writing and version review</w:t>
+      </w:r>
+    </w:p>
+    <w:p>
+      <w:r>
+        <w:t>Keep supplied evidence separate from unknowns and future actions.</w:t>
+      </w:r>
+    </w:p>
+    <w:p>
+      <w:pPr>
+        <w:pStyle w:val="Heading2"/>
+      </w:pPr>
+      <w:r>
+        <w:t>Current fixture and answer guidance</w:t>
       </w:r>
     </w:p>
     <w:p>
       <w:pPr>
         <w:spacing w:line="336" w:lineRule="auto" w:after="180"/>
-        <w:shd w:fill="F1F6FC"/>
-      </w:pPr>
-      <w:r>
-        <w:rPr>
-          <w:b w:val="0"/>
-        </w:rPr>
-        <w:t>Teacher check: The numbers mean 5 raw rows, 4 distinct IDs, 2 missing durations and 1 negative duration. There is 1 extra ID occurrence; 2 rows belong to the repeated-ID group B. These are different counts.</w:t>
+      </w:pPr>
+      <w:r>
+        <w:rPr>
+          <w:b w:val="0"/>
+        </w:rPr>
+        <w:t>v1 teacher-created fictional classroom fixture;18photos/6plants/3views each,one tablet,indoor fluorescent. Vocabulary given, per-photo labels/history not supplied. No split assigned or model evaluated. Unknown date/external-reuse permission must not be invented. No demonstrated outdoor use/disease diagnosis.</w:t>
       </w:r>
     </w:p>
     <w:p>
@@ -3037,371 +3411,63 @@
         <w:rPr>
           <w:b w:val="0"/>
         </w:rPr>
-        <w:t xml:space="preserve">Start by identifying the given </w:t>
-      </w:r>
-      <w:r>
-        <w:rPr>
-          <w:b/>
-        </w:rPr>
-        <w:t>input</w:t>
-      </w:r>
-      <w:r>
-        <w:rPr>
-          <w:b w:val="0"/>
-        </w:rPr>
-        <w:t>s together. Leave the intermediate steps blank. If needed, model one step, then withdraw that help on the next step. Move to a full trace only when the partial trace is understood.</w:t>
-      </w:r>
-    </w:p>
-    <w:p>
-      <w:pPr>
-        <w:spacing w:line="336" w:lineRule="auto" w:after="180"/>
-      </w:pPr>
-      <w:r>
-        <w:rPr>
-          <w:b w:val="0"/>
-        </w:rPr>
-        <w:t>For partners, alternate explainer and checker; collect a response from every learner before discussion.</w:t>
-      </w:r>
-    </w:p>
-    <w:p>
-      <w:pPr>
-        <w:pStyle w:val="Heading3"/>
-      </w:pPr>
-      <w:r>
-        <w:t>Individual reasoning check</w:t>
-      </w:r>
-    </w:p>
-    <w:p>
-      <w:pPr>
-        <w:spacing w:line="336" w:lineRule="auto" w:after="180"/>
-      </w:pPr>
-      <w:r>
-        <w:rPr>
-          <w:b w:val="0"/>
-        </w:rPr>
-        <w:t>Use the worked case for Dataset inspection and cards. Proposed explanation: “A complete card certifies data quality”. Decide whether this explanation is supported.</w:t>
-      </w:r>
-    </w:p>
-    <w:p>
-      <w:pPr>
-        <w:spacing w:line="336" w:lineRule="auto" w:after="180"/>
-      </w:pPr>
-      <w:r>
-        <w:rPr>
-          <w:b w:val="0"/>
-        </w:rPr>
-        <w:t>Point to the step or supplied fact that decides; explain your repair if needed.</w:t>
-      </w:r>
-    </w:p>
-    <w:p>
-      <w:pPr>
-        <w:pStyle w:val="Heading3"/>
-      </w:pPr>
-      <w:r>
-        <w:t>Expected repair</w:t>
-      </w:r>
-    </w:p>
-    <w:p>
-      <w:pPr>
-        <w:spacing w:line="336" w:lineRule="auto" w:after="180"/>
-        <w:shd w:fill="F1F6FC"/>
-      </w:pPr>
-      <w:r>
-        <w:rPr>
-          <w:b w:val="0"/>
-        </w:rPr>
-        <w:t xml:space="preserve">Expected correction: The card records </w:t>
-      </w:r>
-      <w:r>
-        <w:rPr>
-          <w:b/>
-        </w:rPr>
-        <w:t>evidence</w:t>
-      </w:r>
-      <w:r>
-        <w:rPr>
-          <w:b w:val="0"/>
-        </w:rPr>
-        <w:t xml:space="preserve"> and gaps; its claims still need checking. Documentation does not prove suitability.</w:t>
-      </w:r>
-    </w:p>
-    <w:p>
-      <w:pPr>
-        <w:spacing w:line="336" w:lineRule="auto" w:after="180"/>
-      </w:pPr>
-      <w:r>
-        <w:rPr>
-          <w:b w:val="0"/>
-        </w:rPr>
-        <w:t>Collect explanations, not only yes/no votes. If a misunderstanding is common, re-model the relevant step for the class.</w:t>
-      </w:r>
-    </w:p>
-    <w:p>
-      <w:pPr>
-        <w:spacing w:line="336" w:lineRule="auto" w:after="180"/>
-      </w:pPr>
-      <w:r>
-        <w:rPr>
-          <w:b w:val="0"/>
-        </w:rPr>
-        <w:t>If it affects a few learners, give a short targeted group explanation while others solve a more demanding variation.</w:t>
-      </w:r>
-    </w:p>
-    <w:p>
-      <w:pPr>
-        <w:pStyle w:val="Heading3"/>
-      </w:pPr>
-      <w:r>
-        <w:t>Pictorial practice question</w:t>
-      </w:r>
-    </w:p>
-    <w:p>
-      <w:pPr>
-        <w:spacing w:line="336" w:lineRule="auto" w:after="180"/>
-      </w:pPr>
-      <w:r>
-        <w:rPr>
-          <w:b w:val="0"/>
-        </w:rPr>
-        <w:t xml:space="preserve">What two counts should the revised card show? Point to the relevant step in the picture, then write the changed result and the rule or </w:t>
-      </w:r>
-      <w:r>
-        <w:rPr>
-          <w:b/>
-        </w:rPr>
-        <w:t>evidence</w:t>
-      </w:r>
-      <w:r>
-        <w:rPr>
-          <w:b w:val="0"/>
-        </w:rPr>
-        <w:t xml:space="preserve"> that supports it.</w:t>
-      </w:r>
-    </w:p>
-    <w:p>
-      <w:pPr>
-        <w:pStyle w:val="Heading3"/>
-      </w:pPr>
-      <w:r>
-        <w:t>Reasoned teacher answer</w:t>
-      </w:r>
-    </w:p>
-    <w:p>
-      <w:pPr>
-        <w:spacing w:line="336" w:lineRule="auto" w:after="180"/>
-      </w:pPr>
-      <w:r>
-        <w:rPr>
-          <w:b w:val="0"/>
-        </w:rPr>
-        <w:t>24 photos and 6 plants, with view relationships, source and indoor/outdoor conditions documented. Changed-case check: Photo count becomes 24, plant count remains 6; lighting coverage changes.</w:t>
-      </w:r>
-    </w:p>
-    <w:p>
-      <w:pPr>
-        <w:spacing w:line="336" w:lineRule="auto" w:after="180"/>
-      </w:pPr>
-      <w:r>
-        <w:rPr>
-          <w:b w:val="0"/>
-        </w:rPr>
-        <w:t>Additional views broaden conditions without creating new independent plant identities.</w:t>
-      </w:r>
-    </w:p>
-    <w:p>
-      <w:pPr>
-        <w:spacing w:line="336" w:lineRule="auto" w:after="180"/>
-      </w:pPr>
-      <w:r>
-        <w:rPr>
-          <w:b w:val="0"/>
-        </w:rPr>
-        <w:t>Changed-case reasoning: Photo count becomes 24, plant count remains 6; lighting coverage changes. Additional views broaden conditions without creating new independent plant identities.</w:t>
-      </w:r>
-    </w:p>
-    <w:p>
-      <w:pPr>
-        <w:spacing w:line="336" w:lineRule="auto" w:after="180"/>
-      </w:pPr>
-      <w:r>
-        <w:rPr>
-          <w:b w:val="0"/>
-        </w:rPr>
-        <w:t xml:space="preserve">Collect each learner’s explanation before discussion. Use the first missing connection between </w:t>
-      </w:r>
-      <w:r>
-        <w:rPr>
-          <w:b/>
-        </w:rPr>
-        <w:t>input</w:t>
-      </w:r>
-      <w:r>
-        <w:rPr>
-          <w:b w:val="0"/>
-        </w:rPr>
-        <w:t xml:space="preserve">, deciding step and result to choose support. This question is worked-case practice, not fresh mastery </w:t>
-      </w:r>
-      <w:r>
-        <w:rPr>
-          <w:b/>
-        </w:rPr>
-        <w:t>evidence</w:t>
-      </w:r>
-      <w:r>
-        <w:rPr>
-          <w:b w:val="0"/>
-        </w:rPr>
-        <w:t>.</w:t>
-      </w:r>
-    </w:p>
-    <w:p>
-      <w:pPr>
-        <w:pStyle w:val="Heading1"/>
-      </w:pPr>
-      <w:r>
-        <w:t>04. Run the weekly evidence lab</w:t>
-      </w:r>
-    </w:p>
-    <w:p>
-      <w:r>
-        <w:t>Run the Dataset Cards investigation and use the first unsupported step to choose a teaching response.</w:t>
-      </w:r>
-    </w:p>
-    <w:p>
-      <w:pPr>
-        <w:spacing w:line="336" w:lineRule="auto" w:after="180"/>
-      </w:pPr>
-      <w:r>
-        <w:rPr>
-          <w:b w:val="0"/>
-        </w:rPr>
-        <w:t>Keep the test conditions fixed, record every result, and change only one planned factor.</w:t>
-      </w:r>
-    </w:p>
-    <w:p>
-      <w:pPr>
-        <w:spacing w:line="336" w:lineRule="auto" w:after="180"/>
-        <w:shd w:fill="F4F9FC"/>
-      </w:pPr>
-      <w:r>
-        <w:rPr>
-          <w:b w:val="0"/>
-        </w:rPr>
-        <w:t xml:space="preserve">1. Write the hypothesis and expected </w:t>
-      </w:r>
-      <w:r>
-        <w:rPr>
-          <w:b/>
-        </w:rPr>
-        <w:t>evidence</w:t>
-      </w:r>
-      <w:r>
-        <w:rPr>
-          <w:b w:val="0"/>
-        </w:rPr>
-        <w:t xml:space="preserve"> before running.</w:t>
-      </w:r>
-    </w:p>
-    <w:p>
-      <w:pPr>
-        <w:spacing w:line="336" w:lineRule="auto" w:after="180"/>
-        <w:shd w:fill="F4F9FC"/>
-      </w:pPr>
-      <w:r>
-        <w:rPr>
-          <w:b w:val="0"/>
-        </w:rPr>
-        <w:t xml:space="preserve">2. </w:t>
-      </w:r>
-      <w:r>
-        <w:rPr>
-          <w:b/>
-        </w:rPr>
-        <w:t>Dataset Card</w:t>
-      </w:r>
-      <w:r>
-        <w:rPr>
-          <w:b w:val="0"/>
-        </w:rPr>
-        <w:t xml:space="preserve"> Review: inspect two incomplete cards, find missing </w:t>
-      </w:r>
-      <w:r>
-        <w:rPr>
-          <w:b/>
-        </w:rPr>
-        <w:t>provenance</w:t>
-      </w:r>
-      <w:r>
-        <w:rPr>
-          <w:b w:val="0"/>
-        </w:rPr>
-        <w:t xml:space="preserve"> or risks, and write a defensible replacement.</w:t>
-      </w:r>
-    </w:p>
-    <w:p>
-      <w:pPr>
-        <w:spacing w:line="336" w:lineRule="auto" w:after="180"/>
-        <w:shd w:fill="F4F9FC"/>
-      </w:pPr>
-      <w:r>
-        <w:rPr>
-          <w:b w:val="0"/>
-        </w:rPr>
+        <w:t>v2 adds6outdoor views of same6plants:24photos/6plants,18indoor/6outdoor; preserve v1 and note unknown added-view device/lighting details. Independent key:20photos/5plants/4views,one phone/indoor; growth labels absent, creator/date/permission not given. Mark unknown, propose target/rule and grouped split; do not invent completed labels, assignments or performance.</w:t>
+      </w:r>
+    </w:p>
+    <w:p>
+      <w:pPr>
+        <w:pStyle w:val="Heading2"/>
+      </w:pPr>
+      <w:r>
+        <w:t>Predict, document and inspect</w:t>
+      </w:r>
+    </w:p>
+    <w:p>
+      <w:pPr>
+        <w:pStyle w:val="ListNumber"/>
+      </w:pPr>
+      <w:r>
+        <w:t>1. Write the hypothesis and expected evidence before running.</w:t>
+      </w:r>
+    </w:p>
+    <w:p>
+      <w:pPr>
+        <w:pStyle w:val="ListNumber"/>
+      </w:pPr>
+      <w:r>
+        <w:t>2. Dataset Card Review: inspect two incomplete cards, find missing provenance or risks, and write a defensible replacement.</w:t>
+      </w:r>
+    </w:p>
+    <w:p>
+      <w:pPr>
+        <w:pStyle w:val="ListNumber"/>
+      </w:pPr>
+      <w:r>
         <w:t>3. Run one normal, one boundary, one missing, and one shifted case.</w:t>
       </w:r>
     </w:p>
     <w:p>
       <w:pPr>
-        <w:spacing w:line="336" w:lineRule="auto" w:after="180"/>
-        <w:shd w:fill="F4F9FC"/>
-      </w:pPr>
-      <w:r>
-        <w:rPr>
-          <w:b w:val="0"/>
-        </w:rPr>
+        <w:pStyle w:val="ListNumber"/>
+      </w:pPr>
+      <w:r>
         <w:t>4. Calculate the metric from raw counts or row-level errors.</w:t>
       </w:r>
     </w:p>
     <w:p>
       <w:pPr>
-        <w:spacing w:line="336" w:lineRule="auto" w:after="180"/>
-        <w:shd w:fill="F4F9FC"/>
-      </w:pPr>
-      <w:r>
-        <w:rPr>
-          <w:b w:val="0"/>
-        </w:rPr>
+        <w:pStyle w:val="ListNumber"/>
+      </w:pPr>
+      <w:r>
         <w:t>5. Interpret what changed, what did not, and what remains unsafe or unknown.</w:t>
       </w:r>
     </w:p>
     <w:p>
       <w:pPr>
-        <w:pStyle w:val="Heading3"/>
-      </w:pPr>
-      <w:r>
-        <w:t>Make the lab runnable</w:t>
-      </w:r>
-    </w:p>
-    <w:p>
-      <w:pPr>
-        <w:spacing w:line="336" w:lineRule="auto" w:after="180"/>
-      </w:pPr>
-      <w:r>
-        <w:rPr>
-          <w:b w:val="0"/>
-        </w:rPr>
-        <w:t>Use the concrete case as the shared normal case and the independent question as a second case. Each pair creates a boundary or missing-information case and predicts its result before testing.</w:t>
-      </w:r>
-    </w:p>
-    <w:p>
-      <w:pPr>
-        <w:spacing w:line="336" w:lineRule="auto" w:after="180"/>
-      </w:pPr>
-      <w:r>
-        <w:rPr>
-          <w:b w:val="0"/>
-        </w:rPr>
-        <w:t>Keep the expected result separate from an observed mistake.</w:t>
+        <w:pStyle w:val="Heading2"/>
+      </w:pPr>
+      <w:r>
+        <w:t>Keep the evidence ledger</w:t>
       </w:r>
     </w:p>
     <w:tbl>
@@ -3552,10 +3618,10 @@
     </w:tbl>
     <w:p>
       <w:pPr>
-        <w:pStyle w:val="Heading3"/>
-      </w:pPr>
-      <w:r>
-        <w:t>Diagnose and reteach</w:t>
+        <w:pStyle w:val="Heading2"/>
+      </w:pPr>
+      <w:r>
+        <w:t>Diagnose current card-writing errors</w:t>
       </w:r>
     </w:p>
     <w:p>
@@ -3566,102 +3632,15 @@
         <w:rPr>
           <w:b w:val="0"/>
         </w:rPr>
-        <w:t>MISCONCEPTION TO REPAIR A file name and list of columns are enough documentation for responsible reuse.</w:t>
-      </w:r>
-    </w:p>
-    <w:p>
-      <w:pPr>
-        <w:spacing w:line="336" w:lineRule="auto" w:after="180"/>
-      </w:pPr>
-      <w:r>
-        <w:rPr>
-          <w:b w:val="0"/>
-        </w:rPr>
-        <w:t>For guessing, return to given facts and request a trace. For vocabulary without application, use one example and one non-example. For arithmetic errors, check the setup before the calculation.</w:t>
-      </w:r>
-    </w:p>
-    <w:p>
-      <w:pPr>
-        <w:spacing w:line="336" w:lineRule="auto" w:after="180"/>
-      </w:pPr>
-      <w:r>
-        <w:rPr>
-          <w:b w:val="0"/>
-        </w:rPr>
-        <w:t>Finish with a different uncoached case before recording mastery.</w:t>
-      </w:r>
-    </w:p>
-    <w:p>
-      <w:pPr>
-        <w:pStyle w:val="Heading3"/>
-      </w:pPr>
-      <w:r>
-        <w:t>Address these additional misconceptions</w:t>
-      </w:r>
-    </w:p>
-    <w:p>
-      <w:pPr>
-        <w:spacing w:line="336" w:lineRule="auto" w:after="180"/>
-      </w:pPr>
-      <w:r>
-        <w:rPr>
-          <w:b w:val="0"/>
-        </w:rPr>
-        <w:t xml:space="preserve">A complete card certifies data quality: The card records </w:t>
-      </w:r>
-      <w:r>
-        <w:rPr>
-          <w:b/>
-        </w:rPr>
-        <w:t>evidence</w:t>
-      </w:r>
-      <w:r>
-        <w:rPr>
-          <w:b w:val="0"/>
-        </w:rPr>
-        <w:t xml:space="preserve"> and gaps; its claims still need checking. Documentation does not prove suitability.</w:t>
-      </w:r>
-    </w:p>
-    <w:p>
-      <w:pPr>
-        <w:spacing w:line="336" w:lineRule="auto" w:after="180"/>
-      </w:pPr>
-      <w:r>
-        <w:rPr>
-          <w:b w:val="0"/>
-        </w:rPr>
-        <w:t xml:space="preserve">Missing means zero: None is unknown; zero is a specific allowed value in this exercise. Substitution without </w:t>
-      </w:r>
-      <w:r>
-        <w:rPr>
-          <w:b/>
-        </w:rPr>
-        <w:t>evidence</w:t>
-      </w:r>
-      <w:r>
-        <w:rPr>
-          <w:b w:val="0"/>
-        </w:rPr>
-        <w:t xml:space="preserve"> changes the meaning.</w:t>
-      </w:r>
-    </w:p>
-    <w:p>
-      <w:pPr>
-        <w:spacing w:line="336" w:lineRule="auto" w:after="180"/>
-      </w:pPr>
-      <w:r>
-        <w:rPr>
-          <w:b w:val="0"/>
-        </w:rPr>
-        <w:t>Flag counts can always be added: The same row can have multiple flags. Count rows or unique events under an explicit policy and retain the raw denominator.</w:t>
-      </w:r>
-    </w:p>
-    <w:p>
-      <w:pPr>
-        <w:pStyle w:val="Heading3"/>
-      </w:pPr>
-      <w:r>
-        <w:t>Match the support to the first error</w:t>
+        <w:t>Card misconceptions: row count equals independent sources—report both; vocabulary means labels exist—state missing assignments; a filled heading proves truth—require evidence; proposed grouping is completed split—mark status; outdoor views add plants—preserve plant IDs; absent permission can be guessed—record a question and resolve it for the intended use.</w:t>
+      </w:r>
+    </w:p>
+    <w:p>
+      <w:pPr>
+        <w:pStyle w:val="Heading2"/>
+      </w:pPr>
+      <w:r>
+        <w:t>Choose support</w:t>
       </w:r>
     </w:p>
     <w:tbl>
@@ -3834,15 +3813,443 @@
     </w:p>
     <w:p>
       <w:pPr>
+        <w:pStyle w:val="Heading2"/>
+      </w:pPr>
+      <w:r>
+        <w:t>Earlier wording, alternatives and picture transcripts · reference / check after trying</w:t>
+      </w:r>
+    </w:p>
+    <w:p>
+      <w:pPr>
+        <w:spacing w:line="336" w:lineRule="auto" w:after="180"/>
+      </w:pPr>
+      <w:r>
+        <w:rPr>
+          <w:b w:val="0"/>
+        </w:rPr>
+        <w:t>Run the weekly evidence lab</w:t>
+      </w:r>
+    </w:p>
+    <w:p>
+      <w:pPr>
+        <w:spacing w:line="336" w:lineRule="auto" w:after="180"/>
+      </w:pPr>
+      <w:r>
+        <w:rPr>
+          <w:b w:val="0"/>
+        </w:rPr>
+        <w:t>Keep the test conditions fixed, record every result, and change only one planned factor.</w:t>
+      </w:r>
+    </w:p>
+    <w:p>
+      <w:pPr>
+        <w:pStyle w:val="Heading3"/>
+      </w:pPr>
+      <w:r>
+        <w:t>Make the lab runnable</w:t>
+      </w:r>
+    </w:p>
+    <w:p>
+      <w:pPr>
+        <w:spacing w:line="336" w:lineRule="auto" w:after="180"/>
+      </w:pPr>
+      <w:r>
+        <w:rPr>
+          <w:b w:val="0"/>
+        </w:rPr>
+        <w:t>Use the supplied complete investigation for shared practice. Reserve the selected20-photo five-plant documentation task for the individual first attempt before hints or feedback; earlier transfer questions remain additional practice.</w:t>
+      </w:r>
+    </w:p>
+    <w:p>
+      <w:pPr>
+        <w:pStyle w:val="Heading3"/>
+      </w:pPr>
+      <w:r>
+        <w:t>Diagnose and reteach</w:t>
+      </w:r>
+    </w:p>
+    <w:p>
+      <w:pPr>
+        <w:spacing w:line="336" w:lineRule="auto" w:after="180"/>
+      </w:pPr>
+      <w:r>
+        <w:rPr>
+          <w:b w:val="0"/>
+        </w:rPr>
+        <w:t>MISCONCEPTION TO REPAIR A file name and list of columns are enough documentation for responsible reuse.</w:t>
+      </w:r>
+    </w:p>
+    <w:p>
+      <w:pPr>
+        <w:spacing w:line="336" w:lineRule="auto" w:after="180"/>
+      </w:pPr>
+      <w:r>
+        <w:rPr>
+          <w:b w:val="0"/>
+        </w:rPr>
+        <w:t>For guessing, return to given facts and request a trace. For vocabulary without application, use one example and one non-example. For arithmetic errors, check the setup before the calculation.</w:t>
+      </w:r>
+    </w:p>
+    <w:p>
+      <w:pPr>
+        <w:spacing w:line="336" w:lineRule="auto" w:after="180"/>
+      </w:pPr>
+      <w:r>
+        <w:rPr>
+          <w:b w:val="0"/>
+        </w:rPr>
+        <w:t>Finish with a different uncoached case before recording mastery.</w:t>
+      </w:r>
+    </w:p>
+    <w:p>
+      <w:pPr>
+        <w:pStyle w:val="Heading3"/>
+      </w:pPr>
+      <w:r>
+        <w:t>Address these additional misconceptions</w:t>
+      </w:r>
+    </w:p>
+    <w:p>
+      <w:pPr>
+        <w:spacing w:line="336" w:lineRule="auto" w:after="180"/>
+      </w:pPr>
+      <w:r>
+        <w:rPr>
+          <w:b w:val="0"/>
+        </w:rPr>
+        <w:t xml:space="preserve">A complete card certifies data quality: The card records </w:t>
+      </w:r>
+      <w:r>
+        <w:rPr>
+          <w:b/>
+        </w:rPr>
+        <w:t>evidence</w:t>
+      </w:r>
+      <w:r>
+        <w:rPr>
+          <w:b w:val="0"/>
+        </w:rPr>
+        <w:t xml:space="preserve"> and gaps; its claims still need checking. Documentation does not prove suitability.</w:t>
+      </w:r>
+    </w:p>
+    <w:p>
+      <w:pPr>
+        <w:spacing w:line="336" w:lineRule="auto" w:after="180"/>
+      </w:pPr>
+      <w:r>
+        <w:rPr>
+          <w:b w:val="0"/>
+        </w:rPr>
+        <w:t xml:space="preserve">Missing means zero: None is unknown; zero is a specific allowed value in this exercise. Substitution without </w:t>
+      </w:r>
+      <w:r>
+        <w:rPr>
+          <w:b/>
+        </w:rPr>
+        <w:t>evidence</w:t>
+      </w:r>
+      <w:r>
+        <w:rPr>
+          <w:b w:val="0"/>
+        </w:rPr>
+        <w:t xml:space="preserve"> changes the meaning.</w:t>
+      </w:r>
+    </w:p>
+    <w:p>
+      <w:pPr>
+        <w:spacing w:line="336" w:lineRule="auto" w:after="180"/>
+      </w:pPr>
+      <w:r>
+        <w:rPr>
+          <w:b w:val="0"/>
+        </w:rPr>
+        <w:t>Flag counts can always be added: The same row can have multiple flags. Count rows or unique events under an explicit policy and retain the raw denominator.</w:t>
+      </w:r>
+    </w:p>
+    <w:p>
+      <w:pPr>
+        <w:pStyle w:val="Heading3"/>
+      </w:pPr>
+      <w:r>
+        <w:t>Match the support to the first error</w:t>
+      </w:r>
+    </w:p>
+    <w:p>
+      <w:pPr>
         <w:pStyle w:val="Heading1"/>
       </w:pPr>
       <w:r>
-        <w:t>05. Assess and explain the answers</w:t>
-      </w:r>
-    </w:p>
-    <w:p>
-      <w:r>
-        <w:t>Use the Dataset Cards questions, teacher keys and criteria after the relevant attempts. Previously discussed cases are practice; protect the separately selected independent task.</w:t>
+        <w:t>05. Assess the selected fresh dataset card</w:t>
+      </w:r>
+    </w:p>
+    <w:p>
+      <w:r>
+        <w:t>The current workbook tests documentation reasoning rather than copied trip-audit counts.</w:t>
+      </w:r>
+    </w:p>
+    <w:p>
+      <w:pPr>
+        <w:pStyle w:val="Heading2"/>
+      </w:pPr>
+      <w:r>
+        <w:t>Selected task and checked answer</w:t>
+      </w:r>
+    </w:p>
+    <w:p>
+      <w:pPr>
+        <w:spacing w:line="336" w:lineRule="auto" w:after="180"/>
+      </w:pPr>
+      <w:r>
+        <w:rPr>
+          <w:b w:val="0"/>
+        </w:rPr>
+        <w:t>Selected case: Write key dataset-card entries for20 photos: five plants, four views each, one phone, one indoor setting. Growth labels have not been supplied.</w:t>
+      </w:r>
+    </w:p>
+    <w:p>
+      <w:pPr>
+        <w:spacing w:line="336" w:lineRule="auto" w:after="180"/>
+      </w:pPr>
+      <w:r>
+        <w:rPr>
+          <w:b w:val="0"/>
+        </w:rPr>
+        <w:t xml:space="preserve">Record collection source,20 images and five plant groups, view/device/setting coverage, missing label definitions, intended use and </w:t>
+      </w:r>
+      <w:r>
+        <w:rPr>
+          <w:b/>
+        </w:rPr>
+        <w:t>limitation</w:t>
+      </w:r>
+      <w:r>
+        <w:rPr>
+          <w:b w:val="0"/>
+        </w:rPr>
+        <w:t>s. Specify a plant-group split and obtain a defensible label rule.</w:t>
+      </w:r>
+    </w:p>
+    <w:p>
+      <w:pPr>
+        <w:spacing w:line="336" w:lineRule="auto" w:after="180"/>
+      </w:pPr>
+      <w:r>
+        <w:rPr>
+          <w:b w:val="0"/>
+        </w:rPr>
+        <w:t>Twenty images are not20 independent plants; no accuracy claim is supported without labels and evaluation.</w:t>
+      </w:r>
+    </w:p>
+    <w:p>
+      <w:pPr>
+        <w:pStyle w:val="Heading2"/>
+      </w:pPr>
+      <w:r>
+        <w:t>Current W1–W3/W5 guidance</w:t>
+      </w:r>
+    </w:p>
+    <w:p>
+      <w:pPr>
+        <w:spacing w:line="336" w:lineRule="auto" w:after="180"/>
+      </w:pPr>
+      <w:r>
+        <w:rPr>
+          <w:b w:val="0"/>
+        </w:rPr>
+        <w:t>Current W1–W2 require v1 facts and explicit unknowns; v2 is24photos/6plants,18indoor/6outdoor. W3 rejects guessed completeness. W5 identifies absent growth labels/outdoor evidence and unresolved intended-reuse questions, with no suitability guarantee. v1 teacher-created fictional classroom fixture;18photos/6plants/3views each,one tablet,indoor fluorescent. Vocabulary given, per-photo labels/history not supplied.</w:t>
+      </w:r>
+    </w:p>
+    <w:p>
+      <w:pPr>
+        <w:spacing w:line="336" w:lineRule="auto" w:after="180"/>
+      </w:pPr>
+      <w:r>
+        <w:rPr>
+          <w:b w:val="0"/>
+        </w:rPr>
+        <w:t>No split assigned or model evaluated. Unknown date/external-reuse permission must not be invented. No demonstrated outdoor use/disease diagnosis. v2 adds6outdoor views of same6plants:24photos/6plants,18indoor/6outdoor; preserve v1 and note unknown added-view device/lighting details.</w:t>
+      </w:r>
+    </w:p>
+    <w:p>
+      <w:pPr>
+        <w:pStyle w:val="Heading2"/>
+      </w:pPr>
+      <w:r>
+        <w:t>Judge evidence and support</w:t>
+      </w:r>
+    </w:p>
+    <w:tbl>
+      <w:tblPr>
+        <w:tblStyle w:val="LightShading-Accent1"/>
+        <w:tblW w:type="auto" w:w="0"/>
+        <w:tblLook w:firstColumn="1" w:firstRow="1" w:lastColumn="0" w:lastRow="0" w:noHBand="0" w:noVBand="1" w:val="04A0"/>
+      </w:tblPr>
+      <w:tblGrid>
+        <w:gridCol w:w="5112"/>
+        <w:gridCol w:w="5112"/>
+      </w:tblGrid>
+      <w:tr>
+        <w:trPr>
+          <w:tblHeader/>
+        </w:trPr>
+        <w:tc>
+          <w:tcPr>
+            <w:tcW w:type="dxa" w:w="5112"/>
+          </w:tcPr>
+          <w:p>
+            <w:r>
+              <w:t>Dimension</w:t>
+            </w:r>
+          </w:p>
+        </w:tc>
+        <w:tc>
+          <w:tcPr>
+            <w:tcW w:type="dxa" w:w="5112"/>
+          </w:tcPr>
+          <w:p>
+            <w:r>
+              <w:t>Evidence required</w:t>
+            </w:r>
+          </w:p>
+        </w:tc>
+      </w:tr>
+      <w:tr>
+        <w:tc>
+          <w:tcPr>
+            <w:tcW w:type="dxa" w:w="5112"/>
+          </w:tcPr>
+          <w:p>
+            <w:r>
+              <w:t>Explanation</w:t>
+            </w:r>
+          </w:p>
+        </w:tc>
+        <w:tc>
+          <w:tcPr>
+            <w:tcW w:type="dxa" w:w="5112"/>
+          </w:tcPr>
+          <w:p>
+            <w:r>
+              <w:t>Names the applicable idea or procedure and ties it to the supplied facts.</w:t>
+            </w:r>
+          </w:p>
+        </w:tc>
+      </w:tr>
+      <w:tr>
+        <w:tc>
+          <w:tcPr>
+            <w:tcW w:type="dxa" w:w="5112"/>
+          </w:tcPr>
+          <w:p>
+            <w:r>
+              <w:t>Trace and result</w:t>
+            </w:r>
+          </w:p>
+        </w:tc>
+        <w:tc>
+          <w:tcPr>
+            <w:tcW w:type="dxa" w:w="5112"/>
+          </w:tcPr>
+          <w:p>
+            <w:r>
+              <w:t>Preserves the given inputs and shows the relevant intermediate steps; distinguishes a prediction from an observed execution.</w:t>
+            </w:r>
+          </w:p>
+        </w:tc>
+      </w:tr>
+      <w:tr>
+        <w:tc>
+          <w:tcPr>
+            <w:tcW w:type="dxa" w:w="5112"/>
+          </w:tcPr>
+          <w:p>
+            <w:r>
+              <w:t>Limits</w:t>
+            </w:r>
+          </w:p>
+        </w:tc>
+        <w:tc>
+          <w:tcPr>
+            <w:tcW w:type="dxa" w:w="5112"/>
+          </w:tcPr>
+          <w:p>
+            <w:r>
+              <w:t>States the assumptions, missing evidence or conditions under which the result would change.</w:t>
+            </w:r>
+          </w:p>
+        </w:tc>
+      </w:tr>
+    </w:tbl>
+    <w:p>
+      <w:pPr>
+        <w:spacing w:line="336" w:lineRule="auto" w:after="180"/>
+      </w:pPr>
+      <w:r>
+        <w:rPr>
+          <w:b w:val="0"/>
+        </w:rPr>
+        <w:t>Record each dimension as not yet, with support, or independent. Accept a valid alternative procedure with a defensible trace.</w:t>
+      </w:r>
+    </w:p>
+    <w:p>
+      <w:pPr>
+        <w:spacing w:line="336" w:lineRule="auto" w:after="180"/>
+      </w:pPr>
+      <w:r>
+        <w:rPr>
+          <w:b w:val="0"/>
+        </w:rPr>
+        <w:t xml:space="preserve">Do not penalise an honestly recorded model failure if the learner correctly explains its </w:t>
+      </w:r>
+      <w:r>
+        <w:rPr>
+          <w:b/>
+        </w:rPr>
+        <w:t>evidence</w:t>
+      </w:r>
+      <w:r>
+        <w:rPr>
+          <w:b w:val="0"/>
+        </w:rPr>
+        <w:t xml:space="preserve"> and limits.</w:t>
+      </w:r>
+    </w:p>
+    <w:p>
+      <w:pPr>
+        <w:pStyle w:val="Heading2"/>
+      </w:pPr>
+      <w:r>
+        <w:t>Give one repair action</w:t>
+      </w:r>
+    </w:p>
+    <w:p>
+      <w:pPr>
+        <w:spacing w:line="336" w:lineRule="auto" w:after="180"/>
+      </w:pPr>
+      <w:r>
+        <w:rPr>
+          <w:b w:val="0"/>
+        </w:rPr>
+        <w:t>Name the earliest unsupported step and give one action to repair it. Have the learner make that repair now and explain why. Then assess the relevant skill on a fresh, fully specified case.</w:t>
+      </w:r>
+    </w:p>
+    <w:p>
+      <w:pPr>
+        <w:spacing w:line="336" w:lineRule="auto" w:after="180"/>
+      </w:pPr>
+      <w:r>
+        <w:rPr>
+          <w:b w:val="0"/>
+        </w:rPr>
+        <w:t>Confirm it was not previously practised with feedback; solve and check the new case before assigning it. A follow-up design prompt is a starting brief, not automatically an equivalent test.</w:t>
+      </w:r>
+    </w:p>
+    <w:p>
+      <w:pPr>
+        <w:pStyle w:val="Heading2"/>
+      </w:pPr>
+      <w:r>
+        <w:t>Review · Earlier audit questions and keys · reference / check after trying</w:t>
       </w:r>
     </w:p>
     <w:p>
@@ -3850,45 +4257,341 @@
         <w:pStyle w:val="Heading3"/>
       </w:pPr>
       <w:r>
+        <w:t>W1 Define the row and source</w:t>
+      </w:r>
+    </w:p>
+    <w:p>
+      <w:pPr>
+        <w:spacing w:line="336" w:lineRule="auto" w:after="180"/>
+      </w:pPr>
+      <w:r>
+        <w:rPr>
+          <w:b w:val="0"/>
+        </w:rPr>
+        <w:t>For Robot practice v1, state what one row is intended to represent, the source, the unit and the meaning of None.</w:t>
+      </w:r>
+    </w:p>
+    <w:p>
+      <w:pPr>
+        <w:spacing w:line="336" w:lineRule="auto" w:after="180"/>
+      </w:pPr>
+      <w:r>
+        <w:rPr>
+          <w:b w:val="0"/>
+        </w:rPr>
+        <w:t>One row is intended to represent one indoor practice trip. The source is a teacher-authored fictional export for this lesson, duration uses minutes, and None means unknown rather than zero.</w:t>
+      </w:r>
+    </w:p>
+    <w:p>
+      <w:pPr>
+        <w:pStyle w:val="Heading3"/>
+      </w:pPr>
+      <w:r>
+        <w:t>W2 Interpret the audit counts</w:t>
+      </w:r>
+    </w:p>
+    <w:p>
+      <w:pPr>
+        <w:spacing w:line="336" w:lineRule="auto" w:after="180"/>
+      </w:pPr>
+      <w:r>
+        <w:rPr>
+          <w:b w:val="0"/>
+        </w:rPr>
+        <w:t>Explain each number in 5 4 2 1. How many extra ID occurrences are there, and how many rows belong to a repeated-ID group?</w:t>
+      </w:r>
+    </w:p>
+    <w:p>
+      <w:pPr>
+        <w:spacing w:line="336" w:lineRule="auto" w:after="180"/>
+      </w:pPr>
+      <w:r>
+        <w:rPr>
+          <w:b w:val="0"/>
+        </w:rPr>
+        <w:t>The numbers mean 5 raw rows, 4 distinct IDs, 2 missing durations and 1 negative duration. There is 1 extra ID occurrence; 2 rows belong to the repeated-ID group B. These are different counts.</w:t>
+      </w:r>
+    </w:p>
+    <w:p>
+      <w:pPr>
+        <w:pStyle w:val="Heading3"/>
+      </w:pPr>
+      <w:r>
+        <w:t>W3 Reject an unsupported correction</w:t>
+      </w:r>
+    </w:p>
+    <w:p>
+      <w:pPr>
+        <w:spacing w:line="336" w:lineRule="auto" w:after="180"/>
+      </w:pPr>
+      <w:r>
+        <w:rPr>
+          <w:b w:val="0"/>
+        </w:rPr>
+        <w:t>A learner changes None to 0 and -2 to 2, then reports a clean dataset. Explain why this is not a justified repair and what record should be kept.</w:t>
+      </w:r>
+    </w:p>
+    <w:p>
+      <w:pPr>
+        <w:spacing w:line="336" w:lineRule="auto" w:after="180"/>
+      </w:pPr>
+      <w:r>
+        <w:rPr>
+          <w:b w:val="0"/>
+        </w:rPr>
+        <w:t xml:space="preserve">Those edits invent outcomes without source </w:t>
+      </w:r>
+      <w:r>
+        <w:rPr>
+          <w:b/>
+        </w:rPr>
+        <w:t>evidence</w:t>
+      </w:r>
+      <w:r>
+        <w:rPr>
+          <w:b w:val="0"/>
+        </w:rPr>
+        <w:t>. Preserve the raw version, flag the affected rows and investigate.</w:t>
+      </w:r>
+    </w:p>
+    <w:p>
+      <w:pPr>
+        <w:spacing w:line="336" w:lineRule="auto" w:after="180"/>
+      </w:pPr>
+      <w:r>
+        <w:rPr>
+          <w:b w:val="0"/>
+        </w:rPr>
+        <w:t>Record any supported correction with old value, new value, reason and version; unresolved values remain uncertain.</w:t>
+      </w:r>
+    </w:p>
+    <w:p>
+      <w:pPr>
+        <w:pStyle w:val="Heading3"/>
+      </w:pPr>
+      <w:r>
+        <w:t>W4 Inspect and document independently</w:t>
+      </w:r>
+    </w:p>
+    <w:p>
+      <w:pPr>
+        <w:spacing w:line="336" w:lineRule="auto" w:after="180"/>
+      </w:pPr>
+      <w:r>
+        <w:rPr>
+          <w:b w:val="0"/>
+        </w:rPr>
+        <w:t xml:space="preserve">A new fictional indoor trip export has (P,4), (Q,None), (Q,None), (R,-1), (S,6), (T,0), with durations in minutes and the same </w:t>
+      </w:r>
+      <w:r>
+        <w:rPr>
+          <w:b/>
+        </w:rPr>
+        <w:t>schema</w:t>
+      </w:r>
+      <w:r>
+        <w:rPr>
+          <w:b w:val="0"/>
+        </w:rPr>
+        <w:t>.</w:t>
+      </w:r>
+    </w:p>
+    <w:p>
+      <w:pPr>
+        <w:spacing w:line="336" w:lineRule="auto" w:after="180"/>
+      </w:pPr>
+      <w:r>
+        <w:rPr>
+          <w:b w:val="0"/>
+        </w:rPr>
+        <w:t xml:space="preserve">Count raw rows, distinct IDs, missing durations, negative durations and extra ID occurrences. Identify overlap. Draft a short </w:t>
+      </w:r>
+      <w:r>
+        <w:rPr>
+          <w:b/>
+        </w:rPr>
+        <w:t>dataset card</w:t>
+      </w:r>
+      <w:r>
+        <w:rPr>
+          <w:b w:val="0"/>
+        </w:rPr>
+        <w:t xml:space="preserve"> stating source, row meaning, unit, findings, unchanged version and one excluded use.</w:t>
+      </w:r>
+    </w:p>
+    <w:p>
+      <w:pPr>
+        <w:spacing w:line="336" w:lineRule="auto" w:after="180"/>
+      </w:pPr>
+      <w:r>
+        <w:rPr>
+          <w:b w:val="0"/>
+        </w:rPr>
+        <w:t xml:space="preserve">There are 6 rows, 5 distinct IDs, 2 missing durations, 1 negative duration and 1 extra ID occurrence. Both Q rows are missing, so the duplicate and missing flags overlap. Zero for T is allowed by the stated </w:t>
+      </w:r>
+      <w:r>
+        <w:rPr>
+          <w:b/>
+        </w:rPr>
+        <w:t>schema</w:t>
+      </w:r>
+      <w:r>
+        <w:rPr>
+          <w:b w:val="0"/>
+        </w:rPr>
+        <w:t>.</w:t>
+      </w:r>
+    </w:p>
+    <w:p>
+      <w:pPr>
+        <w:spacing w:line="336" w:lineRule="auto" w:after="180"/>
+      </w:pPr>
+      <w:r>
+        <w:rPr>
+          <w:b w:val="0"/>
+        </w:rPr>
+        <w:t xml:space="preserve">The card should identify the supplied fictional indoor export, one intended row per trip, minutes, all findings, raw unchanged version and no </w:t>
+      </w:r>
+      <w:r>
+        <w:rPr>
+          <w:b/>
+        </w:rPr>
+        <w:t>evidence</w:t>
+      </w:r>
+      <w:r>
+        <w:rPr>
+          <w:b w:val="0"/>
+        </w:rPr>
+        <w:t xml:space="preserve"> for real or outdoor navigation use.</w:t>
+      </w:r>
+    </w:p>
+    <w:p>
+      <w:pPr>
+        <w:pStyle w:val="Heading3"/>
+      </w:pPr>
+      <w:r>
+        <w:t>W5 State an evidence gap</w:t>
+      </w:r>
+    </w:p>
+    <w:p>
+      <w:pPr>
+        <w:spacing w:line="336" w:lineRule="auto" w:after="180"/>
+      </w:pPr>
+      <w:r>
+        <w:rPr>
+          <w:b w:val="0"/>
+        </w:rPr>
+        <w:t>Someone duplicates each row ten times and claims the export now covers more kinds of trips. Explain what changed and what did not.</w:t>
+      </w:r>
+    </w:p>
+    <w:p>
+      <w:pPr>
+        <w:spacing w:line="336" w:lineRule="auto" w:after="180"/>
+      </w:pPr>
+      <w:r>
+        <w:rPr>
+          <w:b w:val="0"/>
+        </w:rPr>
+        <w:t xml:space="preserve">The row count increased but no new trip conditions or independent </w:t>
+      </w:r>
+      <w:r>
+        <w:rPr>
+          <w:b/>
+        </w:rPr>
+        <w:t>observation</w:t>
+      </w:r>
+      <w:r>
+        <w:rPr>
+          <w:b w:val="0"/>
+        </w:rPr>
+        <w:t>s were added. Coverage remains limited to the same supplied fictional indoor cases; the larger count does not establish broader usefulness.</w:t>
+      </w:r>
+    </w:p>
+    <w:p>
+      <w:pPr>
+        <w:pStyle w:val="Heading2"/>
+      </w:pPr>
+      <w:r>
+        <w:t>Earlier wording, alternatives and picture transcripts · reference / check after trying</w:t>
+      </w:r>
+    </w:p>
+    <w:p>
+      <w:pPr>
+        <w:spacing w:line="336" w:lineRule="auto" w:after="180"/>
+      </w:pPr>
+      <w:r>
+        <w:rPr>
+          <w:b w:val="0"/>
+        </w:rPr>
+        <w:t>Assess and explain the answers</w:t>
+      </w:r>
+    </w:p>
+    <w:p>
+      <w:pPr>
+        <w:pStyle w:val="Heading3"/>
+      </w:pPr>
+      <w:r>
         <w:t>Worked case answer</w:t>
       </w:r>
     </w:p>
     <w:p>
       <w:pPr>
+        <w:spacing w:line="336" w:lineRule="auto" w:after="180"/>
+      </w:pPr>
+      <w:r>
+        <w:rPr>
+          <w:b/>
+        </w:rPr>
+        <w:t>Provenance</w:t>
+      </w:r>
+      <w:r>
+        <w:rPr>
+          <w:b w:val="0"/>
+        </w:rPr>
+        <w:t xml:space="preserve">, permissions, collection method/time/conditions, label definitions, coverage, exclusions, missingness, use and </w:t>
+      </w:r>
+      <w:r>
+        <w:rPr>
+          <w:b/>
+        </w:rPr>
+        <w:t>limitation</w:t>
+      </w:r>
+      <w:r>
+        <w:rPr>
+          <w:b w:val="0"/>
+        </w:rPr>
+        <w:t>s. Fields alone are insufficient.</w:t>
+      </w:r>
+    </w:p>
+    <w:p>
+      <w:pPr>
         <w:pStyle w:val="Heading3"/>
       </w:pPr>
       <w:r>
-        <w:t>Teacher key · Worked case answer</w:t>
+        <w:t>Additional transfer practice question</w:t>
       </w:r>
     </w:p>
     <w:p>
       <w:pPr>
         <w:spacing w:line="336" w:lineRule="auto" w:after="180"/>
-        <w:shd w:fill="F1F6FC"/>
-      </w:pPr>
+      </w:pPr>
+      <w:r>
+        <w:rPr>
+          <w:b w:val="0"/>
+        </w:rPr>
+        <w:t xml:space="preserve">A </w:t>
+      </w:r>
       <w:r>
         <w:rPr>
           <w:b/>
         </w:rPr>
-        <w:t>Provenance</w:t>
-      </w:r>
-      <w:r>
-        <w:rPr>
-          <w:b w:val="0"/>
-        </w:rPr>
-        <w:t xml:space="preserve">, permissions, collection method/time/conditions, label definitions, coverage, exclusions, missingness, use and </w:t>
-      </w:r>
-      <w:r>
-        <w:rPr>
-          <w:b/>
-        </w:rPr>
-        <w:t>limitation</w:t>
-      </w:r>
-      <w:r>
-        <w:rPr>
-          <w:b w:val="0"/>
-        </w:rPr>
-        <w:t>s. Fields alone are insufficient.</w:t>
+        <w:t>dataset card</w:t>
+      </w:r>
+      <w:r>
+        <w:rPr>
+          <w:b w:val="0"/>
+        </w:rPr>
+        <w:t xml:space="preserve"> lists 500 images but omits collection conditions and intended use. Add two essential entries and explain their value.</w:t>
       </w:r>
     </w:p>
     <w:p>
@@ -3896,61 +4599,12 @@
         <w:pStyle w:val="Heading3"/>
       </w:pPr>
       <w:r>
-        <w:t>Independent question</w:t>
-      </w:r>
-    </w:p>
-    <w:p>
-      <w:pPr>
-        <w:pStyle w:val="Heading3"/>
-      </w:pPr>
-      <w:r>
-        <w:t>Independent question · withhold the key</w:t>
+        <w:t>Reasoned practice answer</w:t>
       </w:r>
     </w:p>
     <w:p>
       <w:pPr>
         <w:spacing w:line="336" w:lineRule="auto" w:after="180"/>
-        <w:shd w:fill="F5F1FB"/>
-      </w:pPr>
-      <w:r>
-        <w:rPr>
-          <w:b w:val="0"/>
-        </w:rPr>
-        <w:t xml:space="preserve">A </w:t>
-      </w:r>
-      <w:r>
-        <w:rPr>
-          <w:b/>
-        </w:rPr>
-        <w:t>dataset card</w:t>
-      </w:r>
-      <w:r>
-        <w:rPr>
-          <w:b w:val="0"/>
-        </w:rPr>
-        <w:t xml:space="preserve"> lists 500 images but omits collection conditions and intended use. Add two essential entries and explain their value.</w:t>
-      </w:r>
-    </w:p>
-    <w:p>
-      <w:pPr>
-        <w:pStyle w:val="Heading3"/>
-      </w:pPr>
-      <w:r>
-        <w:t>Expected independent answer</w:t>
-      </w:r>
-    </w:p>
-    <w:p>
-      <w:pPr>
-        <w:pStyle w:val="Heading3"/>
-      </w:pPr>
-      <w:r>
-        <w:t>Teacher key · Expected independent answer</w:t>
-      </w:r>
-    </w:p>
-    <w:p>
-      <w:pPr>
-        <w:spacing w:line="336" w:lineRule="auto" w:after="180"/>
-        <w:shd w:fill="F1F6FC"/>
       </w:pPr>
       <w:r>
         <w:rPr>
@@ -4256,948 +4910,254 @@
     </w:p>
     <w:p>
       <w:pPr>
+        <w:spacing w:line="336" w:lineRule="auto" w:after="180"/>
+      </w:pPr>
+      <w:r>
+        <w:rPr>
+          <w:b w:val="0"/>
+        </w:rPr>
+        <w:t xml:space="preserve">Include </w:t>
+      </w:r>
+      <w:r>
+        <w:rPr>
+          <w:b/>
+        </w:rPr>
+        <w:t>provenance</w:t>
+      </w:r>
+      <w:r>
+        <w:rPr>
+          <w:b w:val="0"/>
+        </w:rPr>
+        <w:t>/permission, collection conditions and dates, leaf identity groups, operational label definitions and class/condition coverage, plus missingness, intended use and exclusions.</w:t>
+      </w:r>
+    </w:p>
+    <w:p>
+      <w:pPr>
+        <w:spacing w:line="336" w:lineRule="auto" w:after="180"/>
+      </w:pPr>
+      <w:r>
+        <w:rPr>
+          <w:b w:val="0"/>
+        </w:rPr>
+        <w:t>A large count can consist of duplicates or narrow conditions.</w:t>
+      </w:r>
+    </w:p>
+    <w:p>
+      <w:pPr>
         <w:pStyle w:val="Heading3"/>
       </w:pPr>
       <w:r>
-        <w:t>Teacher key · Original transfer answer</w:t>
+        <w:t>Explanations for the additional workbook examples</w:t>
+      </w:r>
+    </w:p>
+    <w:p>
+      <w:pPr>
+        <w:pStyle w:val="Heading3"/>
+      </w:pPr>
+      <w:r>
+        <w:t>Assess independent transfer</w:t>
+      </w:r>
+    </w:p>
+    <w:p>
+      <w:pPr>
+        <w:pStyle w:val="Heading3"/>
+      </w:pPr>
+      <w:r>
+        <w:t>Selected case answer</w:t>
+      </w:r>
+    </w:p>
+    <w:p>
+      <w:pPr>
+        <w:pStyle w:val="Heading3"/>
+      </w:pPr>
+      <w:r>
+        <w:t>Feedback that the learner uses</w:t>
+      </w:r>
+    </w:p>
+    <w:p>
+      <w:pPr>
+        <w:pStyle w:val="Heading1"/>
+      </w:pPr>
+      <w:r>
+        <w:t>06. Connect, support and revisit the experiment</w:t>
+      </w:r>
+    </w:p>
+    <w:p>
+      <w:r>
+        <w:t>Retain failures and assess a fresh parallel case after help.</w:t>
+      </w:r>
+    </w:p>
+    <w:p>
+      <w:pPr>
+        <w:pStyle w:val="Heading2"/>
+      </w:pPr>
+      <w:r>
+        <w:t>Project evidence</w:t>
       </w:r>
     </w:p>
     <w:p>
       <w:pPr>
         <w:spacing w:line="336" w:lineRule="auto" w:after="180"/>
-        <w:shd w:fill="F1F6FC"/>
-      </w:pPr>
-      <w:r>
-        <w:rPr>
-          <w:b w:val="0"/>
-        </w:rPr>
-        <w:t xml:space="preserve">Include </w:t>
+      </w:pPr>
+      <w:r>
+        <w:rPr>
+          <w:b w:val="0"/>
+        </w:rPr>
+        <w:t xml:space="preserve">Publish the Plant Classifier </w:t>
       </w:r>
       <w:r>
         <w:rPr>
           <w:b/>
         </w:rPr>
-        <w:t>provenance</w:t>
-      </w:r>
-      <w:r>
-        <w:rPr>
-          <w:b w:val="0"/>
-        </w:rPr>
-        <w:t>/permission, collection conditions and dates, leaf identity groups, operational label definitions and class/condition coverage, plus missingness, intended use and exclusions.</w:t>
+        <w:t>dataset card</w:t>
+      </w:r>
+      <w:r>
+        <w:rPr>
+          <w:b w:val="0"/>
+        </w:rPr>
+        <w:t xml:space="preserve"> before model experiments begin; update it when data changes.</w:t>
       </w:r>
     </w:p>
     <w:p>
       <w:pPr>
         <w:spacing w:line="336" w:lineRule="auto" w:after="180"/>
-        <w:shd w:fill="F1F6FC"/>
-      </w:pPr>
-      <w:r>
-        <w:rPr>
-          <w:b w:val="0"/>
-        </w:rPr>
-        <w:t>A large count can consist of duplicates or narrow conditions.</w:t>
-      </w:r>
-    </w:p>
-    <w:p>
-      <w:pPr>
-        <w:pStyle w:val="Heading3"/>
-      </w:pPr>
-      <w:r>
-        <w:t>Explanations for the additional workbook examples</w:t>
-      </w:r>
-    </w:p>
-    <w:p>
-      <w:pPr>
-        <w:pStyle w:val="Heading3"/>
-      </w:pPr>
-      <w:r>
-        <w:t>W1 Define the row and source</w:t>
-      </w:r>
-    </w:p>
-    <w:p>
-      <w:pPr>
-        <w:pStyle w:val="Heading3"/>
-      </w:pPr>
-      <w:r>
-        <w:t>Workbook question · W1</w:t>
+      </w:pPr>
+      <w:r>
+        <w:rPr>
+          <w:b w:val="0"/>
+        </w:rPr>
+        <w:t xml:space="preserve">Keep the decision, </w:t>
+      </w:r>
+      <w:r>
+        <w:rPr>
+          <w:b/>
+        </w:rPr>
+        <w:t>input</w:t>
+      </w:r>
+      <w:r>
+        <w:rPr>
+          <w:b w:val="0"/>
+        </w:rPr>
+        <w:t xml:space="preserve">, result, explanation and remaining </w:t>
+      </w:r>
+      <w:r>
+        <w:rPr>
+          <w:b/>
+        </w:rPr>
+        <w:t>limitation</w:t>
+      </w:r>
+      <w:r>
+        <w:rPr>
+          <w:b w:val="0"/>
+        </w:rPr>
+        <w:t xml:space="preserve"> in the project </w:t>
+      </w:r>
+      <w:r>
+        <w:rPr>
+          <w:b/>
+        </w:rPr>
+        <w:t>evidence</w:t>
+      </w:r>
+      <w:r>
+        <w:rPr>
+          <w:b w:val="0"/>
+        </w:rPr>
+        <w:t xml:space="preserve"> record. Retrieve this record next week rather than restarting the project.</w:t>
       </w:r>
     </w:p>
     <w:p>
       <w:pPr>
         <w:spacing w:line="336" w:lineRule="auto" w:after="180"/>
-        <w:shd w:fill="F5F1FB"/>
-      </w:pPr>
-      <w:r>
-        <w:rPr>
-          <w:b w:val="0"/>
-        </w:rPr>
-        <w:t>For Robot practice v1, state what one row is intended to represent, the source, the unit and the meaning of None.</w:t>
-      </w:r>
-    </w:p>
-    <w:p>
-      <w:pPr>
-        <w:pStyle w:val="Heading3"/>
-      </w:pPr>
-      <w:r>
-        <w:t>Teacher reasoning · W1</w:t>
+      </w:pPr>
+      <w:r>
+        <w:rPr>
+          <w:b w:val="0"/>
+        </w:rPr>
+        <w:t xml:space="preserve">For your Responsible Plant Classifier, save the </w:t>
+      </w:r>
+      <w:r>
+        <w:rPr>
+          <w:b/>
+        </w:rPr>
+        <w:t>input</w:t>
+      </w:r>
+      <w:r>
+        <w:rPr>
+          <w:b w:val="0"/>
+        </w:rPr>
+        <w:t xml:space="preserve">, procedure, observed result and </w:t>
+      </w:r>
+      <w:r>
+        <w:rPr>
+          <w:b/>
+        </w:rPr>
+        <w:t>limitation</w:t>
+      </w:r>
+      <w:r>
+        <w:rPr>
+          <w:b w:val="0"/>
+        </w:rPr>
+        <w:t xml:space="preserve"> of this check.</w:t>
       </w:r>
     </w:p>
     <w:p>
       <w:pPr>
         <w:spacing w:line="336" w:lineRule="auto" w:after="180"/>
-        <w:shd w:fill="F1F6FC"/>
-      </w:pPr>
-      <w:r>
-        <w:rPr>
-          <w:b w:val="0"/>
-        </w:rPr>
-        <w:t>One row is intended to represent one indoor practice trip. The source is a teacher-authored fictional export for this lesson, duration uses minutes, and None means unknown rather than zero.</w:t>
-      </w:r>
-    </w:p>
-    <w:p>
-      <w:pPr>
-        <w:pStyle w:val="Heading3"/>
-      </w:pPr>
-      <w:r>
-        <w:t>W2 Interpret the audit counts</w:t>
-      </w:r>
-    </w:p>
-    <w:p>
-      <w:pPr>
-        <w:pStyle w:val="Heading3"/>
-      </w:pPr>
-      <w:r>
-        <w:t>Workbook question · W2</w:t>
+      </w:pPr>
+      <w:r>
+        <w:rPr>
+          <w:b w:val="0"/>
+        </w:rPr>
+        <w:t>Label this worked example as practice; use a different, previously unreviewed case when checking independent understanding.</w:t>
+      </w:r>
+    </w:p>
+    <w:p>
+      <w:pPr>
+        <w:pStyle w:val="Heading2"/>
+      </w:pPr>
+      <w:r>
+        <w:t>Support and selected reassessment</w:t>
       </w:r>
     </w:p>
     <w:p>
       <w:pPr>
         <w:spacing w:line="336" w:lineRule="auto" w:after="180"/>
-        <w:shd w:fill="F5F1FB"/>
-      </w:pPr>
-      <w:r>
-        <w:rPr>
-          <w:b w:val="0"/>
-        </w:rPr>
-        <w:t>Explain each number in 5 4 2 1. How many extra ID occurrences are there, and how many rows belong to a repeated-ID group?</w:t>
-      </w:r>
-    </w:p>
-    <w:p>
-      <w:pPr>
-        <w:pStyle w:val="Heading3"/>
-      </w:pPr>
-      <w:r>
-        <w:t>Teacher reasoning · W2</w:t>
+      </w:pPr>
+      <w:r>
+        <w:rPr>
+          <w:b w:val="0"/>
+        </w:rPr>
+        <w:t>Use a tiny labelled dataset, explicit units and a named positive class. Stretch: require a baseline, held-out evaluation and subgroup or shifted-condition analysis with denominators.</w:t>
       </w:r>
     </w:p>
     <w:p>
       <w:pPr>
         <w:spacing w:line="336" w:lineRule="auto" w:after="180"/>
-        <w:shd w:fill="F1F6FC"/>
-      </w:pPr>
-      <w:r>
-        <w:rPr>
-          <w:b w:val="0"/>
-        </w:rPr>
-        <w:t>The numbers mean 5 raw rows, 4 distinct IDs, 2 missing durations and 1 negative duration. There is 1 extra ID occurrence; 2 rows belong to the repeated-ID group B. These are different counts.</w:t>
-      </w:r>
-    </w:p>
-    <w:p>
-      <w:pPr>
-        <w:pStyle w:val="Heading3"/>
-      </w:pPr>
-      <w:r>
-        <w:t>W3 Reject an unsupported correction</w:t>
-      </w:r>
-    </w:p>
-    <w:p>
-      <w:pPr>
-        <w:pStyle w:val="Heading3"/>
-      </w:pPr>
-      <w:r>
-        <w:t>Workbook question · W3</w:t>
+      </w:pPr>
+      <w:r>
+        <w:rPr>
+          <w:b w:val="0"/>
+        </w:rPr>
+        <w:t>Offer blank card headings and the exact source brief; prompt learners to label entries given, unknown or proposed. Extension: require a revision record with old/new counts, unchanged plant IDs and unresolved metadata.</w:t>
       </w:r>
     </w:p>
     <w:p>
       <w:pPr>
         <w:spacing w:line="336" w:lineRule="auto" w:after="180"/>
-        <w:shd w:fill="F5F1FB"/>
-      </w:pPr>
-      <w:r>
-        <w:rPr>
-          <w:b w:val="0"/>
-        </w:rPr>
-        <w:t>A learner changes None to 0 and -2 to 2, then reports a clean dataset. Explain why this is not a justified repair and what record should be kept.</w:t>
-      </w:r>
-    </w:p>
-    <w:p>
-      <w:pPr>
-        <w:pStyle w:val="Heading3"/>
-      </w:pPr>
-      <w:r>
-        <w:t>Teacher reasoning · W3</w:t>
-      </w:r>
-    </w:p>
-    <w:p>
-      <w:pPr>
-        <w:spacing w:line="336" w:lineRule="auto" w:after="180"/>
-        <w:shd w:fill="F1F6FC"/>
-      </w:pPr>
-      <w:r>
-        <w:rPr>
-          <w:b w:val="0"/>
-        </w:rPr>
-        <w:t xml:space="preserve">Those edits invent outcomes without source </w:t>
-      </w:r>
-      <w:r>
-        <w:rPr>
-          <w:b/>
-        </w:rPr>
-        <w:t>evidence</w:t>
-      </w:r>
-      <w:r>
-        <w:rPr>
-          <w:b w:val="0"/>
-        </w:rPr>
-        <w:t>. Preserve the raw version, flag the affected rows and investigate.</w:t>
-      </w:r>
-    </w:p>
-    <w:p>
-      <w:pPr>
-        <w:spacing w:line="336" w:lineRule="auto" w:after="180"/>
-        <w:shd w:fill="F1F6FC"/>
-      </w:pPr>
-      <w:r>
-        <w:rPr>
-          <w:b w:val="0"/>
-        </w:rPr>
-        <w:t>Record any supported correction with old value, new value, reason and version; unresolved values remain uncertain.</w:t>
-      </w:r>
-    </w:p>
-    <w:p>
-      <w:pPr>
-        <w:pStyle w:val="Heading3"/>
-      </w:pPr>
-      <w:r>
-        <w:t>W4 Inspect and document independently</w:t>
-      </w:r>
-    </w:p>
-    <w:p>
-      <w:pPr>
-        <w:pStyle w:val="Heading3"/>
-      </w:pPr>
-      <w:r>
-        <w:t>Workbook question · W4</w:t>
-      </w:r>
-    </w:p>
-    <w:p>
-      <w:pPr>
-        <w:spacing w:line="336" w:lineRule="auto" w:after="180"/>
-        <w:shd w:fill="F5F1FB"/>
-      </w:pPr>
-      <w:r>
-        <w:rPr>
-          <w:b w:val="0"/>
-        </w:rPr>
-        <w:t xml:space="preserve">A new fictional indoor trip export has (P,4), (Q,None), (Q,None), (R,-1), (S,6), (T,0), with durations in minutes and the same </w:t>
-      </w:r>
-      <w:r>
-        <w:rPr>
-          <w:b/>
-        </w:rPr>
-        <w:t>schema</w:t>
-      </w:r>
-      <w:r>
-        <w:rPr>
-          <w:b w:val="0"/>
-        </w:rPr>
-        <w:t>.</w:t>
-      </w:r>
-    </w:p>
-    <w:p>
-      <w:pPr>
-        <w:spacing w:line="336" w:lineRule="auto" w:after="180"/>
-        <w:shd w:fill="F5F1FB"/>
-      </w:pPr>
-      <w:r>
-        <w:rPr>
-          <w:b w:val="0"/>
-        </w:rPr>
-        <w:t xml:space="preserve">Count raw rows, distinct IDs, missing durations, negative durations and extra ID occurrences. Identify overlap. Draft a short </w:t>
-      </w:r>
-      <w:r>
-        <w:rPr>
-          <w:b/>
-        </w:rPr>
-        <w:t>dataset card</w:t>
-      </w:r>
-      <w:r>
-        <w:rPr>
-          <w:b w:val="0"/>
-        </w:rPr>
-        <w:t xml:space="preserve"> stating source, row meaning, unit, findings, unchanged version and one excluded use.</w:t>
-      </w:r>
-    </w:p>
-    <w:p>
-      <w:pPr>
-        <w:pStyle w:val="Heading3"/>
-      </w:pPr>
-      <w:r>
-        <w:t>Teacher reasoning · W4</w:t>
-      </w:r>
-    </w:p>
-    <w:p>
-      <w:pPr>
-        <w:spacing w:line="336" w:lineRule="auto" w:after="180"/>
-        <w:shd w:fill="F1F6FC"/>
-      </w:pPr>
-      <w:r>
-        <w:rPr>
-          <w:b w:val="0"/>
-        </w:rPr>
-        <w:t xml:space="preserve">There are 6 rows, 5 distinct IDs, 2 missing durations, 1 negative duration and 1 extra ID occurrence. Both Q rows are missing, so the duplicate and missing flags overlap. Zero for T is allowed by the stated </w:t>
-      </w:r>
-      <w:r>
-        <w:rPr>
-          <w:b/>
-        </w:rPr>
-        <w:t>schema</w:t>
-      </w:r>
-      <w:r>
-        <w:rPr>
-          <w:b w:val="0"/>
-        </w:rPr>
-        <w:t>.</w:t>
-      </w:r>
-    </w:p>
-    <w:p>
-      <w:pPr>
-        <w:spacing w:line="336" w:lineRule="auto" w:after="180"/>
-        <w:shd w:fill="F1F6FC"/>
-      </w:pPr>
-      <w:r>
-        <w:rPr>
-          <w:b w:val="0"/>
-        </w:rPr>
-        <w:t xml:space="preserve">The card should identify the supplied fictional indoor export, one intended row per trip, minutes, all findings, raw unchanged version and no </w:t>
-      </w:r>
-      <w:r>
-        <w:rPr>
-          <w:b/>
-        </w:rPr>
-        <w:t>evidence</w:t>
-      </w:r>
-      <w:r>
-        <w:rPr>
-          <w:b w:val="0"/>
-        </w:rPr>
-        <w:t xml:space="preserve"> for real or outdoor navigation use.</w:t>
-      </w:r>
-    </w:p>
-    <w:p>
-      <w:pPr>
-        <w:pStyle w:val="Heading3"/>
-      </w:pPr>
-      <w:r>
-        <w:t>W5 State an evidence gap</w:t>
-      </w:r>
-    </w:p>
-    <w:p>
-      <w:pPr>
-        <w:pStyle w:val="Heading3"/>
-      </w:pPr>
-      <w:r>
-        <w:t>Workbook question · W5</w:t>
-      </w:r>
-    </w:p>
-    <w:p>
-      <w:pPr>
-        <w:spacing w:line="336" w:lineRule="auto" w:after="180"/>
-        <w:shd w:fill="F5F1FB"/>
-      </w:pPr>
-      <w:r>
-        <w:rPr>
-          <w:b w:val="0"/>
-        </w:rPr>
-        <w:t>Someone duplicates each row ten times and claims the export now covers more kinds of trips. Explain what changed and what did not.</w:t>
-      </w:r>
-    </w:p>
-    <w:p>
-      <w:pPr>
-        <w:pStyle w:val="Heading3"/>
-      </w:pPr>
-      <w:r>
-        <w:t>Teacher reasoning · W5</w:t>
-      </w:r>
-    </w:p>
-    <w:p>
-      <w:pPr>
-        <w:spacing w:line="336" w:lineRule="auto" w:after="180"/>
-        <w:shd w:fill="F1F6FC"/>
-      </w:pPr>
-      <w:r>
-        <w:rPr>
-          <w:b w:val="0"/>
-        </w:rPr>
-        <w:t xml:space="preserve">The row count increased but no new trip conditions or independent </w:t>
-      </w:r>
-      <w:r>
-        <w:rPr>
-          <w:b/>
-        </w:rPr>
-        <w:t>observation</w:t>
-      </w:r>
-      <w:r>
-        <w:rPr>
-          <w:b w:val="0"/>
-        </w:rPr>
-        <w:t>s were added. Coverage remains limited to the same supplied fictional indoor cases; the larger count does not establish broader usefulness.</w:t>
-      </w:r>
-    </w:p>
-    <w:p>
-      <w:pPr>
-        <w:pStyle w:val="Heading3"/>
-      </w:pPr>
-      <w:r>
-        <w:t>Assess independent transfer</w:t>
-      </w:r>
-    </w:p>
-    <w:p>
-      <w:pPr>
-        <w:pStyle w:val="Heading3"/>
-      </w:pPr>
-      <w:r>
-        <w:t>Independent question · withhold the key</w:t>
-      </w:r>
-    </w:p>
-    <w:p>
-      <w:pPr>
-        <w:spacing w:line="336" w:lineRule="auto" w:after="180"/>
-        <w:shd w:fill="F5F1FB"/>
-      </w:pPr>
-      <w:r>
-        <w:rPr>
-          <w:b w:val="0"/>
-        </w:rPr>
-        <w:t>Selected case: Write key dataset-card entries for20 photos: five plants, four views each, one phone, one indoor setting. Growth labels have not been supplied.</w:t>
-      </w:r>
-    </w:p>
-    <w:p>
-      <w:pPr>
-        <w:pStyle w:val="Heading3"/>
-      </w:pPr>
-      <w:r>
-        <w:t>Selected case answer</w:t>
-      </w:r>
-    </w:p>
-    <w:p>
-      <w:pPr>
-        <w:pStyle w:val="Heading3"/>
-      </w:pPr>
-      <w:r>
-        <w:t>Teacher key · Selected case answer</w:t>
-      </w:r>
-    </w:p>
-    <w:p>
-      <w:pPr>
-        <w:spacing w:line="336" w:lineRule="auto" w:after="180"/>
-        <w:shd w:fill="F1F6FC"/>
-      </w:pPr>
-      <w:r>
-        <w:rPr>
-          <w:b w:val="0"/>
-        </w:rPr>
-        <w:t xml:space="preserve">Record collection source,20 images and five plant groups, view/device/setting coverage, missing label definitions, intended use and </w:t>
-      </w:r>
-      <w:r>
-        <w:rPr>
-          <w:b/>
-        </w:rPr>
-        <w:t>limitation</w:t>
-      </w:r>
-      <w:r>
-        <w:rPr>
-          <w:b w:val="0"/>
-        </w:rPr>
-        <w:t>s. Specify a plant-group split and obtain a defensible label rule.</w:t>
-      </w:r>
-    </w:p>
-    <w:p>
-      <w:pPr>
-        <w:spacing w:line="336" w:lineRule="auto" w:after="180"/>
-        <w:shd w:fill="F1F6FC"/>
-      </w:pPr>
-      <w:r>
-        <w:rPr>
-          <w:b w:val="0"/>
-        </w:rPr>
-        <w:t>Twenty images are not20 independent plants; no accuracy claim is supported without labels and evaluation.</w:t>
-      </w:r>
-    </w:p>
-    <w:tbl>
-      <w:tblPr>
-        <w:tblStyle w:val="LightShading-Accent1"/>
-        <w:tblW w:type="auto" w:w="0"/>
-        <w:tblLook w:firstColumn="1" w:firstRow="1" w:lastColumn="0" w:lastRow="0" w:noHBand="0" w:noVBand="1" w:val="04A0"/>
-      </w:tblPr>
-      <w:tblGrid>
-        <w:gridCol w:w="5112"/>
-        <w:gridCol w:w="5112"/>
-      </w:tblGrid>
-      <w:tr>
-        <w:trPr>
-          <w:tblHeader/>
-        </w:trPr>
-        <w:tc>
-          <w:tcPr>
-            <w:tcW w:type="dxa" w:w="5112"/>
-          </w:tcPr>
-          <w:p>
-            <w:r>
-              <w:t>Dimension</w:t>
-            </w:r>
-          </w:p>
-        </w:tc>
-        <w:tc>
-          <w:tcPr>
-            <w:tcW w:type="dxa" w:w="5112"/>
-          </w:tcPr>
-          <w:p>
-            <w:r>
-              <w:t>Evidence required</w:t>
-            </w:r>
-          </w:p>
-        </w:tc>
-      </w:tr>
-      <w:tr>
-        <w:tc>
-          <w:tcPr>
-            <w:tcW w:type="dxa" w:w="5112"/>
-          </w:tcPr>
-          <w:p>
-            <w:r>
-              <w:t>Explanation</w:t>
-            </w:r>
-          </w:p>
-        </w:tc>
-        <w:tc>
-          <w:tcPr>
-            <w:tcW w:type="dxa" w:w="5112"/>
-          </w:tcPr>
-          <w:p>
-            <w:r>
-              <w:t>Names the applicable idea or procedure and ties it to the supplied facts.</w:t>
-            </w:r>
-          </w:p>
-        </w:tc>
-      </w:tr>
-      <w:tr>
-        <w:tc>
-          <w:tcPr>
-            <w:tcW w:type="dxa" w:w="5112"/>
-          </w:tcPr>
-          <w:p>
-            <w:r>
-              <w:t>Trace and result</w:t>
-            </w:r>
-          </w:p>
-        </w:tc>
-        <w:tc>
-          <w:tcPr>
-            <w:tcW w:type="dxa" w:w="5112"/>
-          </w:tcPr>
-          <w:p>
-            <w:r>
-              <w:t>Preserves the given inputs and shows the relevant intermediate steps; distinguishes a prediction from an observed execution.</w:t>
-            </w:r>
-          </w:p>
-        </w:tc>
-      </w:tr>
-      <w:tr>
-        <w:tc>
-          <w:tcPr>
-            <w:tcW w:type="dxa" w:w="5112"/>
-          </w:tcPr>
-          <w:p>
-            <w:r>
-              <w:t>Limits</w:t>
-            </w:r>
-          </w:p>
-        </w:tc>
-        <w:tc>
-          <w:tcPr>
-            <w:tcW w:type="dxa" w:w="5112"/>
-          </w:tcPr>
-          <w:p>
-            <w:r>
-              <w:t>States the assumptions, missing evidence or conditions under which the result would change.</w:t>
-            </w:r>
-          </w:p>
-        </w:tc>
-      </w:tr>
-    </w:tbl>
-    <w:p>
-      <w:pPr>
-        <w:pStyle w:val="Heading3"/>
-      </w:pPr>
-      <w:r>
-        <w:t>Teacher key · Selected case answer</w:t>
-      </w:r>
-    </w:p>
-    <w:p>
-      <w:pPr>
-        <w:spacing w:line="336" w:lineRule="auto" w:after="180"/>
-        <w:shd w:fill="F1F6FC"/>
-      </w:pPr>
-      <w:r>
-        <w:rPr>
-          <w:b w:val="0"/>
-        </w:rPr>
-        <w:t>Record each dimension as not yet, with support, or independent. Accept a valid alternative procedure with a defensible trace.</w:t>
-      </w:r>
-    </w:p>
-    <w:p>
-      <w:pPr>
-        <w:spacing w:line="336" w:lineRule="auto" w:after="180"/>
-        <w:shd w:fill="F1F6FC"/>
-      </w:pPr>
-      <w:r>
-        <w:rPr>
-          <w:b w:val="0"/>
-        </w:rPr>
-        <w:t xml:space="preserve">Do not penalise an honestly recorded model failure if the learner correctly explains its </w:t>
-      </w:r>
-      <w:r>
-        <w:rPr>
-          <w:b/>
-        </w:rPr>
-        <w:t>evidence</w:t>
-      </w:r>
-      <w:r>
-        <w:rPr>
-          <w:b w:val="0"/>
-        </w:rPr>
-        <w:t xml:space="preserve"> and limits.</w:t>
-      </w:r>
-    </w:p>
-    <w:p>
-      <w:pPr>
-        <w:pStyle w:val="Heading3"/>
-      </w:pPr>
-      <w:r>
-        <w:t>Feedback that the learner uses</w:t>
-      </w:r>
-    </w:p>
-    <w:p>
-      <w:pPr>
-        <w:spacing w:line="336" w:lineRule="auto" w:after="180"/>
-      </w:pPr>
-      <w:r>
-        <w:rPr>
-          <w:b w:val="0"/>
-        </w:rPr>
-        <w:t>Name the earliest unsupported step and give one action to repair it. Have the learner make that repair now and explain why. Then assess the relevant skill on a fresh, fully specified case.</w:t>
-      </w:r>
-    </w:p>
-    <w:p>
-      <w:pPr>
-        <w:spacing w:line="336" w:lineRule="auto" w:after="180"/>
-      </w:pPr>
-      <w:r>
-        <w:rPr>
-          <w:b w:val="0"/>
-        </w:rPr>
-        <w:t>Confirm it was not previously practised with feedback; solve and check the new case before assigning it. A follow-up design prompt is a starting brief, not automatically an equivalent test.</w:t>
-      </w:r>
-    </w:p>
-    <w:p>
-      <w:pPr>
-        <w:pStyle w:val="Heading1"/>
-      </w:pPr>
-      <w:r>
-        <w:t>06. Connect and extend learning</w:t>
-      </w:r>
-    </w:p>
-    <w:p>
-      <w:r>
-        <w:t>Connect Dataset Cards to Responsible Plant Classifier, adapt support and plan a later changed-case check.</w:t>
-      </w:r>
-    </w:p>
-    <w:p>
-      <w:pPr>
-        <w:pStyle w:val="Heading3"/>
-      </w:pPr>
-      <w:r>
-        <w:t>Responsible Plant Classifier</w:t>
-      </w:r>
-    </w:p>
-    <w:p>
-      <w:pPr>
-        <w:spacing w:line="336" w:lineRule="auto" w:after="180"/>
-      </w:pPr>
-      <w:r>
-        <w:rPr>
-          <w:b w:val="0"/>
-        </w:rPr>
-        <w:t xml:space="preserve">Publish the Plant Classifier </w:t>
-      </w:r>
-      <w:r>
-        <w:rPr>
-          <w:b/>
-        </w:rPr>
-        <w:t>dataset card</w:t>
-      </w:r>
-      <w:r>
-        <w:rPr>
-          <w:b w:val="0"/>
-        </w:rPr>
-        <w:t xml:space="preserve"> before model experiments begin; update it when data changes.</w:t>
-      </w:r>
-    </w:p>
-    <w:p>
-      <w:pPr>
-        <w:spacing w:line="336" w:lineRule="auto" w:after="180"/>
-      </w:pPr>
-      <w:r>
-        <w:rPr>
-          <w:b w:val="0"/>
-        </w:rPr>
-        <w:t xml:space="preserve">Keep the decision, </w:t>
-      </w:r>
-      <w:r>
-        <w:rPr>
-          <w:b/>
-        </w:rPr>
-        <w:t>input</w:t>
-      </w:r>
-      <w:r>
-        <w:rPr>
-          <w:b w:val="0"/>
-        </w:rPr>
-        <w:t xml:space="preserve">, result, explanation and remaining </w:t>
-      </w:r>
-      <w:r>
-        <w:rPr>
-          <w:b/>
-        </w:rPr>
-        <w:t>limitation</w:t>
-      </w:r>
-      <w:r>
-        <w:rPr>
-          <w:b w:val="0"/>
-        </w:rPr>
-        <w:t xml:space="preserve"> in the project </w:t>
-      </w:r>
-      <w:r>
-        <w:rPr>
-          <w:b/>
-        </w:rPr>
-        <w:t>evidence</w:t>
-      </w:r>
-      <w:r>
-        <w:rPr>
-          <w:b w:val="0"/>
-        </w:rPr>
-        <w:t xml:space="preserve"> record. Retrieve this record next week rather than restarting the project.</w:t>
-      </w:r>
-    </w:p>
-    <w:p>
-      <w:pPr>
-        <w:pStyle w:val="Heading3"/>
-      </w:pPr>
-      <w:r>
-        <w:t>Support and stretch</w:t>
-      </w:r>
-    </w:p>
-    <w:p>
-      <w:pPr>
-        <w:spacing w:line="336" w:lineRule="auto" w:after="180"/>
-      </w:pPr>
-      <w:r>
-        <w:rPr>
-          <w:b w:val="0"/>
-        </w:rPr>
-        <w:t>Use a tiny labelled dataset, explicit units and a named positive class. Stretch: require a baseline, held-out evaluation and subgroup or shifted-condition analysis with denominators.</w:t>
-      </w:r>
-    </w:p>
-    <w:p>
-      <w:pPr>
-        <w:pStyle w:val="Heading3"/>
-      </w:pPr>
-      <w:r>
-        <w:t>Exit reflection</w:t>
-      </w:r>
-    </w:p>
-    <w:p>
-      <w:pPr>
-        <w:spacing w:line="336" w:lineRule="auto" w:after="180"/>
-      </w:pPr>
-      <w:r>
-        <w:rPr>
-          <w:b w:val="0"/>
-        </w:rPr>
-        <w:t xml:space="preserve">Ask for one decision the learner can now justify and one situation requiring more </w:t>
-      </w:r>
-      <w:r>
-        <w:rPr>
-          <w:b/>
-        </w:rPr>
-        <w:t>evidence</w:t>
-      </w:r>
-      <w:r>
-        <w:rPr>
-          <w:b w:val="0"/>
-        </w:rPr>
-        <w:t xml:space="preserve"> or human review. Confidence ratings are separate from correct independent performance.</w:t>
-      </w:r>
-    </w:p>
-    <w:p>
-      <w:pPr>
-        <w:pStyle w:val="Heading3"/>
-      </w:pPr>
-      <w:r>
-        <w:t>Bridge to the next week</w:t>
-      </w:r>
-    </w:p>
-    <w:p>
-      <w:pPr>
-        <w:spacing w:line="336" w:lineRule="auto" w:after="180"/>
-      </w:pPr>
-      <w:r>
-        <w:rPr>
-          <w:b w:val="0"/>
-        </w:rPr>
-        <w:t xml:space="preserve">Next: Week 10: Baselines First. Retrieve today’s </w:t>
-      </w:r>
-      <w:r>
-        <w:rPr>
-          <w:b/>
-        </w:rPr>
-        <w:t>evidence</w:t>
-      </w:r>
-      <w:r>
-        <w:rPr>
-          <w:b w:val="0"/>
-        </w:rPr>
-        <w:t xml:space="preserve"> and identify what carries forward and what is new.</w:t>
-      </w:r>
-    </w:p>
-    <w:p>
-      <w:pPr>
-        <w:pStyle w:val="Heading3"/>
-      </w:pPr>
-      <w:r>
-        <w:t>Support and fresh reassessment</w:t>
-      </w:r>
-    </w:p>
-    <w:p>
-      <w:pPr>
-        <w:spacing w:line="336" w:lineRule="auto" w:after="180"/>
-      </w:pPr>
-      <w:r>
-        <w:rPr>
-          <w:b w:val="0"/>
-        </w:rPr>
-        <w:t>Use physical row cards and overlapping circles for flags. Supply blank card headings but no completed findings.</w:t>
-      </w:r>
-    </w:p>
-    <w:p>
-      <w:pPr>
-        <w:spacing w:line="336" w:lineRule="auto" w:after="180"/>
-      </w:pPr>
-      <w:r>
-        <w:rPr>
-          <w:b w:val="0"/>
-        </w:rPr>
-        <w:t xml:space="preserve">Extension: explain how to record an </w:t>
-      </w:r>
-      <w:r>
-        <w:rPr>
-          <w:b/>
-        </w:rPr>
-        <w:t>evidence</w:t>
-      </w:r>
-      <w:r>
-        <w:rPr>
-          <w:b w:val="0"/>
-        </w:rPr>
-        <w:t>d seconds-to-minutes conversion while preserving the raw value, unit and version, and why a unit guess is not enough.</w:t>
-      </w:r>
-    </w:p>
-    <w:p>
-      <w:pPr>
-        <w:spacing w:line="336" w:lineRule="auto" w:after="180"/>
-      </w:pPr>
-      <w:r>
-        <w:rPr>
-          <w:b w:val="0"/>
-        </w:rPr>
-        <w:t xml:space="preserve">Require W4 counts 6,5,2,1,1 in the stated order, the Q overlap, acceptance of zero under this </w:t>
-      </w:r>
-      <w:r>
-        <w:rPr>
-          <w:b/>
-        </w:rPr>
-        <w:t>schema</w:t>
-      </w:r>
-      <w:r>
-        <w:rPr>
-          <w:b w:val="0"/>
-        </w:rPr>
-        <w:t>, and a card with source, unit, raw version and excluded use. Fresh retry: rows (L,3), (M,None), (N,-2), (N,-2), (O,0).</w:t>
-      </w:r>
-    </w:p>
-    <w:p>
-      <w:pPr>
-        <w:spacing w:line="336" w:lineRule="auto" w:after="180"/>
-      </w:pPr>
-      <w:r>
-        <w:rPr>
-          <w:b w:val="0"/>
-        </w:rPr>
-        <w:t>Counts are 5 raw, 4 IDs, 1 missing, 2 negative and 1 extra ID occurrence. The negative and repeated-ID flags overlap on N. Do not infer whether the two N rows describe one event without checking the source.</w:t>
-      </w:r>
-    </w:p>
-    <w:p>
-      <w:pPr>
-        <w:spacing w:line="336" w:lineRule="auto" w:after="180"/>
-      </w:pPr>
-      <w:r>
-        <w:rPr>
-          <w:b w:val="0"/>
-        </w:rPr>
-        <w:t xml:space="preserve">Week 5 examines label definitions and disagreement. Carry forward the </w:t>
-      </w:r>
-      <w:r>
-        <w:rPr>
-          <w:b/>
-        </w:rPr>
-        <w:t>dataset card</w:t>
-      </w:r>
-      <w:r>
-        <w:rPr>
-          <w:b w:val="0"/>
-        </w:rPr>
-        <w:t>, source questions and explicit distinction between unknown and observed values.</w:t>
-      </w:r>
-    </w:p>
-    <w:p>
-      <w:pPr>
-        <w:spacing w:line="336" w:lineRule="auto" w:after="180"/>
-      </w:pPr>
-      <w:r>
-        <w:rPr>
-          <w:b w:val="0"/>
-        </w:rPr>
-        <w:t>Teacher reference: https://arxiv.org/abs/1803.09010 (Datasheets for Datasets; reviewed 2026-09-26).</w:t>
-      </w:r>
-    </w:p>
-    <w:p>
-      <w:pPr>
-        <w:pStyle w:val="Heading3"/>
-      </w:pPr>
-      <w:r>
-        <w:t>Plan the delayed return</w:t>
+      </w:pPr>
+      <w:r>
+        <w:rPr>
+          <w:b w:val="0"/>
+        </w:rPr>
+        <w:t>Selected independent key:20photos/5plants/4views each,one phone/indoor,growth labels absent. Source creator/date/permission and other unsupplied fields remain unknown; require a proposed target/rule and plant grouping without claiming completed evaluation. Fresh retry:12photos/4objects/3views,one indoor device,labels unknown; require row/group counts, evidence-linked fields, unknowns and an explicitly proposed split.</w:t>
+      </w:r>
+    </w:p>
+    <w:p>
+      <w:pPr>
+        <w:pStyle w:val="Heading2"/>
+      </w:pPr>
+      <w:r>
+        <w:t>Delayed return</w:t>
       </w:r>
     </w:p>
     <w:p>
@@ -5414,83 +5374,176 @@
     </w:p>
     <w:p>
       <w:pPr>
+        <w:pStyle w:val="Heading2"/>
+      </w:pPr>
+      <w:r>
+        <w:t>Bridge and reflection</w:t>
+      </w:r>
+    </w:p>
+    <w:p>
+      <w:pPr>
+        <w:spacing w:line="336" w:lineRule="auto" w:after="180"/>
+      </w:pPr>
+      <w:r>
+        <w:rPr>
+          <w:b w:val="0"/>
+        </w:rPr>
+        <w:t xml:space="preserve">Ask for one decision the learner can now justify and one situation requiring more </w:t>
+      </w:r>
+      <w:r>
+        <w:rPr>
+          <w:b/>
+        </w:rPr>
+        <w:t>evidence</w:t>
+      </w:r>
+      <w:r>
+        <w:rPr>
+          <w:b w:val="0"/>
+        </w:rPr>
+        <w:t xml:space="preserve"> or human review. Confidence ratings are separate from correct independent performance.</w:t>
+      </w:r>
+    </w:p>
+    <w:p>
+      <w:pPr>
+        <w:spacing w:line="336" w:lineRule="auto" w:after="180"/>
+      </w:pPr>
+      <w:r>
+        <w:rPr>
+          <w:b w:val="0"/>
+        </w:rPr>
+        <w:t xml:space="preserve">Next: Week 10: Baselines First. Retrieve today’s </w:t>
+      </w:r>
+      <w:r>
+        <w:rPr>
+          <w:b/>
+        </w:rPr>
+        <w:t>evidence</w:t>
+      </w:r>
+      <w:r>
+        <w:rPr>
+          <w:b w:val="0"/>
+        </w:rPr>
+        <w:t xml:space="preserve"> and identify what carries forward and what is new.</w:t>
+      </w:r>
+    </w:p>
+    <w:p>
+      <w:pPr>
+        <w:spacing w:line="336" w:lineRule="auto" w:after="180"/>
+      </w:pPr>
+      <w:r>
+        <w:rPr>
+          <w:b w:val="0"/>
+        </w:rPr>
+        <w:t>Next is Week10: Baselines First. Carry forward the versioned card, source groups, label contract and intended use so every baseline result names its data and evaluation context. Research reference: https://arxiv.org/abs/1803.09010 (Datasheets for Datasets).</w:t>
+      </w:r>
+    </w:p>
+    <w:p>
+      <w:pPr>
+        <w:pStyle w:val="Heading2"/>
+      </w:pPr>
+      <w:r>
+        <w:t>Earlier wording, alternatives and picture transcripts · reference / check after trying</w:t>
+      </w:r>
+    </w:p>
+    <w:p>
+      <w:pPr>
+        <w:spacing w:line="336" w:lineRule="auto" w:after="180"/>
+      </w:pPr>
+      <w:r>
+        <w:rPr>
+          <w:b w:val="0"/>
+        </w:rPr>
+        <w:t>Connect and extend learning</w:t>
+      </w:r>
+    </w:p>
+    <w:p>
+      <w:pPr>
         <w:pStyle w:val="Heading3"/>
       </w:pPr>
       <w:r>
+        <w:t>Responsible Plant Classifier</w:t>
+      </w:r>
+    </w:p>
+    <w:p>
+      <w:pPr>
+        <w:pStyle w:val="Heading3"/>
+      </w:pPr>
+      <w:r>
+        <w:t>Support and stretch</w:t>
+      </w:r>
+    </w:p>
+    <w:p>
+      <w:pPr>
+        <w:pStyle w:val="Heading3"/>
+      </w:pPr>
+      <w:r>
+        <w:t>Exit reflection</w:t>
+      </w:r>
+    </w:p>
+    <w:p>
+      <w:pPr>
+        <w:pStyle w:val="Heading3"/>
+      </w:pPr>
+      <w:r>
+        <w:t>Bridge to the next week</w:t>
+      </w:r>
+    </w:p>
+    <w:p>
+      <w:pPr>
+        <w:pStyle w:val="Heading3"/>
+      </w:pPr>
+      <w:r>
+        <w:t>Support and fresh reassessment</w:t>
+      </w:r>
+    </w:p>
+    <w:p>
+      <w:pPr>
+        <w:pStyle w:val="Heading3"/>
+      </w:pPr>
+      <w:r>
+        <w:t>Plan the delayed return</w:t>
+      </w:r>
+    </w:p>
+    <w:p>
+      <w:pPr>
+        <w:pStyle w:val="Heading3"/>
+      </w:pPr>
+      <w:r>
         <w:t>Project evidence from this case</w:t>
       </w:r>
     </w:p>
     <w:p>
       <w:pPr>
+        <w:pStyle w:val="Heading1"/>
+      </w:pPr>
+      <w:r>
+        <w:t>Reference bank and extra practice</w:t>
+      </w:r>
+    </w:p>
+    <w:p>
+      <w:pPr>
+        <w:pStyle w:val="Heading1"/>
+      </w:pPr>
+      <w:r>
+        <w:t>07. Reference · Alternative planning checklist</w:t>
+      </w:r>
+    </w:p>
+    <w:p>
+      <w:r>
+        <w:t>Use alongside the main route without repeating the whole cycle.</w:t>
+      </w:r>
+    </w:p>
+    <w:p>
+      <w:pPr>
+        <w:pStyle w:val="Heading2"/>
+      </w:pPr>
+      <w:r>
+        <w:t>Planning and assessment reference</w:t>
+      </w:r>
+    </w:p>
+    <w:p>
+      <w:pPr>
         <w:spacing w:line="336" w:lineRule="auto" w:after="180"/>
-      </w:pPr>
-      <w:r>
-        <w:rPr>
-          <w:b w:val="0"/>
-        </w:rPr>
-        <w:t xml:space="preserve">For your Responsible Plant Classifier, save the </w:t>
-      </w:r>
-      <w:r>
-        <w:rPr>
-          <w:b/>
-        </w:rPr>
-        <w:t>input</w:t>
-      </w:r>
-      <w:r>
-        <w:rPr>
-          <w:b w:val="0"/>
-        </w:rPr>
-        <w:t xml:space="preserve">, procedure, observed result and </w:t>
-      </w:r>
-      <w:r>
-        <w:rPr>
-          <w:b/>
-        </w:rPr>
-        <w:t>limitation</w:t>
-      </w:r>
-      <w:r>
-        <w:rPr>
-          <w:b w:val="0"/>
-        </w:rPr>
-        <w:t xml:space="preserve"> of this check.</w:t>
-      </w:r>
-    </w:p>
-    <w:p>
-      <w:pPr>
-        <w:spacing w:line="336" w:lineRule="auto" w:after="180"/>
-      </w:pPr>
-      <w:r>
-        <w:rPr>
-          <w:b w:val="0"/>
-        </w:rPr>
-        <w:t>Label this worked example as practice; use a different, previously unreviewed case when checking independent understanding.</w:t>
-      </w:r>
-    </w:p>
-    <w:p>
-      <w:pPr>
-        <w:pStyle w:val="Heading1"/>
-      </w:pPr>
-      <w:r>
-        <w:t>07. Prepare, teach and assess</w:t>
-      </w:r>
-    </w:p>
-    <w:p>
-      <w:r>
-        <w:t>Use this preparation summary alongside the detailed Dataset Cards lesson; it is a checklist rather than a replacement for the full sequence.</w:t>
-      </w:r>
-    </w:p>
-    <w:p>
-      <w:pPr>
-        <w:pStyle w:val="Heading3"/>
-      </w:pPr>
-      <w:r>
-        <w:t>Teaching target</w:t>
-      </w:r>
-    </w:p>
-    <w:p>
-      <w:pPr>
-        <w:spacing w:line="336" w:lineRule="auto" w:after="180"/>
-        <w:shd w:fill="EDF7F3"/>
       </w:pPr>
       <w:r>
         <w:rPr>
@@ -5680,7 +5733,6 @@
     <w:p>
       <w:pPr>
         <w:spacing w:line="336" w:lineRule="auto" w:after="180"/>
-        <w:shd w:fill="F5F1FB"/>
       </w:pPr>
       <w:r>
         <w:rPr>
@@ -5691,16 +5743,7 @@
     </w:p>
     <w:p>
       <w:pPr>
-        <w:pStyle w:val="Heading3"/>
-      </w:pPr>
-      <w:r>
-        <w:t>Supported practice answer</w:t>
-      </w:r>
-    </w:p>
-    <w:p>
-      <w:pPr>
         <w:spacing w:line="336" w:lineRule="auto" w:after="180"/>
-        <w:shd w:fill="F1F6FC"/>
       </w:pPr>
       <w:r>
         <w:rPr>
@@ -5733,16 +5776,7 @@
     </w:p>
     <w:p>
       <w:pPr>
-        <w:pStyle w:val="Heading3"/>
-      </w:pPr>
-      <w:r>
-        <w:t>Repair the misconception</w:t>
-      </w:r>
-    </w:p>
-    <w:p>
-      <w:pPr>
         <w:spacing w:line="336" w:lineRule="auto" w:after="180"/>
-        <w:shd w:fill="FFF5E6"/>
       </w:pPr>
       <w:r>
         <w:rPr>
@@ -5765,16 +5799,7 @@
     </w:p>
     <w:p>
       <w:pPr>
-        <w:pStyle w:val="Heading3"/>
-      </w:pPr>
-      <w:r>
-        <w:t>Support without giving away the answer</w:t>
-      </w:r>
-    </w:p>
-    <w:p>
-      <w:pPr>
         <w:spacing w:line="336" w:lineRule="auto" w:after="180"/>
-        <w:shd w:fill="F1F6F8"/>
       </w:pPr>
       <w:r>
         <w:rPr>
@@ -5797,16 +5822,7 @@
     </w:p>
     <w:p>
       <w:pPr>
-        <w:pStyle w:val="Heading3"/>
-      </w:pPr>
-      <w:r>
-        <w:t>Extend the reasoning</w:t>
-      </w:r>
-    </w:p>
-    <w:p>
-      <w:pPr>
         <w:spacing w:line="336" w:lineRule="auto" w:after="180"/>
-        <w:shd w:fill="F5F1FB"/>
       </w:pPr>
       <w:r>
         <w:rPr>
@@ -5830,7 +5846,6 @@
     <w:p>
       <w:pPr>
         <w:spacing w:line="336" w:lineRule="auto" w:after="180"/>
-        <w:shd w:fill="F5F1FB"/>
       </w:pPr>
       <w:r>
         <w:rPr>
@@ -5841,16 +5856,7 @@
     </w:p>
     <w:p>
       <w:pPr>
-        <w:pStyle w:val="Heading3"/>
-      </w:pPr>
-      <w:r>
-        <w:t>Protect the independent attempt</w:t>
-      </w:r>
-    </w:p>
-    <w:p>
-      <w:pPr>
         <w:spacing w:line="336" w:lineRule="auto" w:after="180"/>
-        <w:shd w:fill="FFF5E6"/>
       </w:pPr>
       <w:r>
         <w:rPr>
@@ -6045,16 +6051,7 @@
     </w:tbl>
     <w:p>
       <w:pPr>
-        <w:pStyle w:val="Heading3"/>
-      </w:pPr>
-      <w:r>
-        <w:t>Project checkpoint</w:t>
-      </w:r>
-    </w:p>
-    <w:p>
-      <w:pPr>
         <w:spacing w:line="336" w:lineRule="auto" w:after="180"/>
-        <w:shd w:fill="EDF7F3"/>
       </w:pPr>
       <w:r>
         <w:rPr>
@@ -6115,12 +6112,20 @@
         <w:pStyle w:val="Heading1"/>
       </w:pPr>
       <w:r>
-        <w:t>08. Use feedback, labs and repair paths</w:t>
-      </w:r>
-    </w:p>
-    <w:p>
-      <w:r>
-        <w:t>Use feedback, earlier review and portfolios purposefully. Apply the coding routine only when this lesson has an executable lab.</w:t>
+        <w:t>08. Reference · Feedback and evidence records</w:t>
+      </w:r>
+    </w:p>
+    <w:p>
+      <w:r>
+        <w:t>Keep supported rehearsal separate from independent performance.</w:t>
+      </w:r>
+    </w:p>
+    <w:p>
+      <w:pPr>
+        <w:pStyle w:val="Heading2"/>
+      </w:pPr>
+      <w:r>
+        <w:t>Record and repair</w:t>
       </w:r>
     </w:p>
     <w:p>
@@ -6165,6 +6170,60 @@
         <w:rPr>
           <w:b w:val="0"/>
         </w:rPr>
+        <w:t>Use the earlier worked-explanation links to address a specific missing building block, then return to the current question. Adapt this suggestion after observing the learner; it is not an automatic diagnosis.</w:t>
+      </w:r>
+    </w:p>
+    <w:p>
+      <w:pPr>
+        <w:spacing w:line="336" w:lineRule="auto" w:after="180"/>
+      </w:pPr>
+      <w:r>
+        <w:rPr>
+          <w:b w:val="0"/>
+        </w:rPr>
+        <w:t xml:space="preserve">Collect the completed-work portfolio as </w:t>
+      </w:r>
+      <w:r>
+        <w:rPr>
+          <w:b/>
+        </w:rPr>
+        <w:t>evidence</w:t>
+      </w:r>
+      <w:r>
+        <w:rPr>
+          <w:b w:val="0"/>
+        </w:rPr>
+        <w:t xml:space="preserve">. Record support separately from correctness, and assess explanation, trace/test and </w:t>
+      </w:r>
+      <w:r>
+        <w:rPr>
+          <w:b/>
+        </w:rPr>
+        <w:t>limitation</w:t>
+      </w:r>
+      <w:r>
+        <w:rPr>
+          <w:b w:val="0"/>
+        </w:rPr>
+        <w:t>s. Progress ticks and quiz selections alone do not establish mastery.</w:t>
+      </w:r>
+    </w:p>
+    <w:p>
+      <w:pPr>
+        <w:pStyle w:val="Heading2"/>
+      </w:pPr>
+      <w:r>
+        <w:t>Earlier wording, alternatives and picture transcripts · reference / check after trying</w:t>
+      </w:r>
+    </w:p>
+    <w:p>
+      <w:pPr>
+        <w:spacing w:line="336" w:lineRule="auto" w:after="180"/>
+      </w:pPr>
+      <w:r>
+        <w:rPr>
+          <w:b w:val="0"/>
+        </w:rPr>
         <w:t xml:space="preserve">Ask students to predict before running code. Preserve errors and actual </w:t>
       </w:r>
       <w:r>
@@ -6182,89 +6241,20 @@
     </w:p>
     <w:p>
       <w:pPr>
-        <w:spacing w:line="336" w:lineRule="auto" w:after="180"/>
-      </w:pPr>
-      <w:r>
-        <w:rPr>
-          <w:b w:val="0"/>
-        </w:rPr>
-        <w:t>Use the earlier worked-explanation links to address a specific missing building block, then return to the current question. Adapt this suggestion after observing the learner; it is not an automatic diagnosis.</w:t>
-      </w:r>
-    </w:p>
-    <w:p>
-      <w:pPr>
-        <w:spacing w:line="336" w:lineRule="auto" w:after="180"/>
-      </w:pPr>
-      <w:r>
-        <w:rPr>
-          <w:b w:val="0"/>
-        </w:rPr>
-        <w:t xml:space="preserve">Collect the completed-work portfolio as </w:t>
-      </w:r>
-      <w:r>
-        <w:rPr>
-          <w:b/>
-        </w:rPr>
-        <w:t>evidence</w:t>
-      </w:r>
-      <w:r>
-        <w:rPr>
-          <w:b w:val="0"/>
-        </w:rPr>
-        <w:t xml:space="preserve">. Record support separately from correctness, and assess explanation, trace/test and </w:t>
-      </w:r>
-      <w:r>
-        <w:rPr>
-          <w:b/>
-        </w:rPr>
-        <w:t>limitation</w:t>
-      </w:r>
-      <w:r>
-        <w:rPr>
-          <w:b w:val="0"/>
-        </w:rPr>
-        <w:t>s. Progress ticks and quiz selections alone do not establish mastery.</w:t>
-      </w:r>
-    </w:p>
-    <w:p>
-      <w:pPr>
         <w:pStyle w:val="Heading1"/>
       </w:pPr>
       <w:r>
-        <w:t>09. Visual concept journey</w:t>
-      </w:r>
-    </w:p>
-    <w:p>
-      <w:r>
-        <w:t>Show one Dataset Cards graphic at a time, request a prediction and discuss its trace before the independent assessment.</w:t>
-      </w:r>
-    </w:p>
-    <w:p>
-      <w:pPr>
-        <w:spacing w:line="336" w:lineRule="auto" w:after="180"/>
-      </w:pPr>
-      <w:r>
-        <w:rPr>
-          <w:b w:val="0"/>
-        </w:rPr>
-        <w:t xml:space="preserve">Use one picture at a time. Hide a worked result before asking for a </w:t>
-      </w:r>
-      <w:r>
-        <w:rPr>
-          <w:b/>
-        </w:rPr>
-        <w:t>prediction</w:t>
-      </w:r>
-      <w:r>
-        <w:rPr>
-          <w:b w:val="0"/>
-        </w:rPr>
-        <w:t>, then reveal it for feedback. These are supported teaching cases; retain the separate independent assessment for a fresh first attempt.</w:t>
-      </w:r>
-    </w:p>
-    <w:p>
-      <w:pPr>
-        <w:pStyle w:val="Heading3"/>
+        <w:t>09. Reference · Teach with the six pictures</w:t>
+      </w:r>
+    </w:p>
+    <w:p>
+      <w:r>
+        <w:t>Choose one picture for a specific reasoning move.</w:t>
+      </w:r>
+    </w:p>
+    <w:p>
+      <w:pPr>
+        <w:pStyle w:val="Heading2"/>
       </w:pPr>
       <w:r>
         <w:t>01. Dataset Cards: the case</w:t>
@@ -6275,7 +6265,7 @@
         <w:drawing>
           <wp:inline xmlns:a="http://schemas.openxmlformats.org/drawingml/2006/main" xmlns:pic="http://schemas.openxmlformats.org/drawingml/2006/picture">
             <wp:extent cx="5486400" cy="3142488"/>
-            <wp:docPr id="2" name="Picture 2" descr="Build a dataset card that reveals what the photo count hides. Supplied facts: Teacher-created dataset: 18 photos of 6 fictional plants, 3 views each, one tablet, indoor fluorescent light. Label rule is visible spot/no visible spot/review. All inputs and outcomes in this worked example are invented classroom data; no real model run is claimed."/>
+            <wp:docPr id="3" name="Picture 3" descr="Build a dataset card that reveals what the photo count hides. Supplied facts: Teacher-created dataset: 18 photos of 6 fictional plants, 3 views each, one tablet, indoor fluorescent light. Label rule is visible spot/no visible spot/review. All inputs and outcomes in this worked example are invented classroom data; no real model run is claimed."/>
             <wp:cNvGraphicFramePr>
               <a:graphicFrameLocks noChangeAspect="1"/>
             </wp:cNvGraphicFramePr>
@@ -6287,7 +6277,7 @@
                     <pic:cNvPicPr/>
                   </pic:nvPicPr>
                   <pic:blipFill>
-                    <a:blip r:embed="rId10"/>
+                    <a:blip r:embed="rId11"/>
                     <a:stretch>
                       <a:fillRect/>
                     </a:stretch>
@@ -6355,7 +6345,6 @@
     <w:p>
       <w:pPr>
         <w:spacing w:line="336" w:lineRule="auto" w:after="180"/>
-        <w:shd w:fill="F5F1FB"/>
       </w:pPr>
       <w:r>
         <w:rPr>
@@ -6366,16 +6355,7 @@
     </w:p>
     <w:p>
       <w:pPr>
-        <w:pStyle w:val="Heading3"/>
-      </w:pPr>
-      <w:r>
-        <w:t>Discuss while showing the picture</w:t>
-      </w:r>
-    </w:p>
-    <w:p>
-      <w:pPr>
         <w:spacing w:line="336" w:lineRule="auto" w:after="180"/>
-        <w:shd w:fill="F1F6F8"/>
       </w:pPr>
       <w:r>
         <w:rPr>
@@ -6386,7 +6366,7 @@
     </w:p>
     <w:p>
       <w:pPr>
-        <w:pStyle w:val="Heading3"/>
+        <w:pStyle w:val="Heading2"/>
       </w:pPr>
       <w:r>
         <w:t>02. Follow the deciding steps</w:t>
@@ -6397,7 +6377,7 @@
         <w:drawing>
           <wp:inline xmlns:a="http://schemas.openxmlformats.org/drawingml/2006/main" xmlns:pic="http://schemas.openxmlformats.org/drawingml/2006/picture">
             <wp:extent cx="5486400" cy="3493008"/>
-            <wp:docPr id="3" name="Picture 3" descr="Describe source: Record teacher-created fictional source, one tablet and indoor fluorescent lighting. → Describe units: 18 photo rows come from only 6 plant identities. → Record limits: Split by plant; state that outdoor use and disease diagnosis have not been evaluated."/>
+            <wp:docPr id="4" name="Picture 4" descr="Describe source: Record teacher-created fictional source, one tablet and indoor fluorescent lighting. → Describe units: 18 photo rows come from only 6 plant identities. → Record limits: Split by plant; state that outdoor use and disease diagnosis have not been evaluated."/>
             <wp:cNvGraphicFramePr>
               <a:graphicFrameLocks noChangeAspect="1"/>
             </wp:cNvGraphicFramePr>
@@ -6409,7 +6389,7 @@
                     <pic:cNvPicPr/>
                   </pic:nvPicPr>
                   <pic:blipFill>
-                    <a:blip r:embed="rId11"/>
+                    <a:blip r:embed="rId9"/>
                     <a:stretch>
                       <a:fillRect/>
                     </a:stretch>
@@ -6442,7 +6422,6 @@
     <w:p>
       <w:pPr>
         <w:spacing w:line="336" w:lineRule="auto" w:after="180"/>
-        <w:shd w:fill="F5F1FB"/>
       </w:pPr>
       <w:r>
         <w:rPr>
@@ -6465,16 +6444,7 @@
     </w:p>
     <w:p>
       <w:pPr>
-        <w:pStyle w:val="Heading3"/>
-      </w:pPr>
-      <w:r>
-        <w:t>Discuss while showing the picture</w:t>
-      </w:r>
-    </w:p>
-    <w:p>
-      <w:pPr>
         <w:spacing w:line="336" w:lineRule="auto" w:after="180"/>
-        <w:shd w:fill="F1F6F8"/>
       </w:pPr>
       <w:r>
         <w:rPr>
@@ -6497,7 +6467,7 @@
     </w:p>
     <w:p>
       <w:pPr>
-        <w:pStyle w:val="Heading3"/>
+        <w:pStyle w:val="Heading2"/>
       </w:pPr>
       <w:r>
         <w:t>03. Turn an observation into a documented action</w:t>
@@ -6508,7 +6478,7 @@
         <w:drawing>
           <wp:inline xmlns:a="http://schemas.openxmlformats.org/drawingml/2006/main" xmlns:pic="http://schemas.openxmlformats.org/drawingml/2006/picture">
             <wp:extent cx="5486400" cy="2834640"/>
-            <wp:docPr id="4" name="Picture 4" descr="Turn an observation into a documented action. B appears twice | Identity needs review | Check export history. Two None values | 2 of 5 rows lack duration | Keep unknown explicit. C has minus 2 | Invalid elapsed duration | Check source and units"/>
+            <wp:docPr id="5" name="Picture 5" descr="Turn an observation into a documented action. B appears twice | Identity needs review | Check export history. Two None values | 2 of 5 rows lack duration | Keep unknown explicit. C has minus 2 | Invalid elapsed duration | Check source and units"/>
             <wp:cNvGraphicFramePr>
               <a:graphicFrameLocks noChangeAspect="1"/>
             </wp:cNvGraphicFramePr>
@@ -6576,7 +6546,6 @@
     <w:p>
       <w:pPr>
         <w:spacing w:line="336" w:lineRule="auto" w:after="180"/>
-        <w:shd w:fill="F5F1FB"/>
       </w:pPr>
       <w:r>
         <w:rPr>
@@ -6587,16 +6556,7 @@
     </w:p>
     <w:p>
       <w:pPr>
-        <w:pStyle w:val="Heading3"/>
-      </w:pPr>
-      <w:r>
-        <w:t>Discuss while showing the picture</w:t>
-      </w:r>
-    </w:p>
-    <w:p>
-      <w:pPr>
         <w:spacing w:line="336" w:lineRule="auto" w:after="180"/>
-        <w:shd w:fill="F1F6F8"/>
       </w:pPr>
       <w:r>
         <w:rPr>
@@ -6607,7 +6567,7 @@
     </w:p>
     <w:p>
       <w:pPr>
-        <w:pStyle w:val="Heading3"/>
+        <w:pStyle w:val="Heading2"/>
       </w:pPr>
       <w:r>
         <w:t>04. Change one thing. Trace what follows.</w:t>
@@ -6618,7 +6578,7 @@
         <w:drawing>
           <wp:inline xmlns:a="http://schemas.openxmlformats.org/drawingml/2006/main" xmlns:pic="http://schemas.openxmlformats.org/drawingml/2006/picture">
             <wp:extent cx="5486400" cy="3026664"/>
-            <wp:docPr id="5" name="Picture 5" descr="Original case: Split by plant; state that outdoor use and disease diagnosis have not been evaluated. Changed condition: The dataset adds 6 outdoor photos of the same plants. Expected result: Photo count becomes 24, plant count remains 6; lighting coverage changes. Reason: Additional views broaden conditions without creating new independent plant identities."/>
+            <wp:docPr id="6" name="Picture 6" descr="Original case: Split by plant; state that outdoor use and disease diagnosis have not been evaluated. Changed condition: The dataset adds 6 outdoor photos of the same plants. Expected result: Photo count becomes 24, plant count remains 6; lighting coverage changes. Reason: Additional views broaden conditions without creating new independent plant identities."/>
             <wp:cNvGraphicFramePr>
               <a:graphicFrameLocks noChangeAspect="1"/>
             </wp:cNvGraphicFramePr>
@@ -6674,7 +6634,6 @@
     <w:p>
       <w:pPr>
         <w:spacing w:line="336" w:lineRule="auto" w:after="180"/>
-        <w:shd w:fill="F5F1FB"/>
       </w:pPr>
       <w:r>
         <w:rPr>
@@ -6685,16 +6644,7 @@
     </w:p>
     <w:p>
       <w:pPr>
-        <w:pStyle w:val="Heading3"/>
-      </w:pPr>
-      <w:r>
-        <w:t>Discuss while showing the picture</w:t>
-      </w:r>
-    </w:p>
-    <w:p>
-      <w:pPr>
         <w:spacing w:line="336" w:lineRule="auto" w:after="180"/>
-        <w:shd w:fill="F1F6F8"/>
       </w:pPr>
       <w:r>
         <w:rPr>
@@ -6706,7 +6656,6 @@
     <w:p>
       <w:pPr>
         <w:spacing w:line="336" w:lineRule="auto" w:after="180"/>
-        <w:shd w:fill="F1F6F8"/>
       </w:pPr>
       <w:r>
         <w:rPr>
@@ -6717,7 +6666,7 @@
     </w:p>
     <w:p>
       <w:pPr>
-        <w:pStyle w:val="Heading3"/>
+        <w:pStyle w:val="Heading2"/>
       </w:pPr>
       <w:r>
         <w:t>05. Connect the explanation to its limit</w:t>
@@ -6728,7 +6677,7 @@
         <w:drawing>
           <wp:inline xmlns:a="http://schemas.openxmlformats.org/drawingml/2006/main" xmlns:pic="http://schemas.openxmlformats.org/drawingml/2006/picture">
             <wp:extent cx="5486400" cy="2834640"/>
-            <wp:docPr id="6" name="Picture 6" descr="Read the picture in order. Split by plant; state that outdoor use and disease diagnosis have not been evaluated. The arrows show which recorded input or intermediate result each decision uses. Explain the deciding step aloud before checking the changed case; pointing to the final answer alone does not show how it follows. Limit: A dataset card documents evidence and gaps; writing one does not fix biased sampling or inaccurate labels."/>
+            <wp:docPr id="7" name="Picture 7" descr="Read the picture in order. Split by plant; state that outdoor use and disease diagnosis have not been evaluated. The arrows show which recorded input or intermediate result each decision uses. Explain the deciding step aloud before checking the changed case; pointing to the final answer alone does not show how it follows. Limit: A dataset card documents evidence and gaps; writing one does not fix biased sampling or inaccurate labels."/>
             <wp:cNvGraphicFramePr>
               <a:graphicFrameLocks noChangeAspect="1"/>
             </wp:cNvGraphicFramePr>
@@ -6831,7 +6780,6 @@
     <w:p>
       <w:pPr>
         <w:spacing w:line="336" w:lineRule="auto" w:after="180"/>
-        <w:shd w:fill="F5F1FB"/>
       </w:pPr>
       <w:r>
         <w:rPr>
@@ -6842,16 +6790,7 @@
     </w:p>
     <w:p>
       <w:pPr>
-        <w:pStyle w:val="Heading3"/>
-      </w:pPr>
-      <w:r>
-        <w:t>Discuss while showing the picture</w:t>
-      </w:r>
-    </w:p>
-    <w:p>
-      <w:pPr>
         <w:spacing w:line="336" w:lineRule="auto" w:after="180"/>
-        <w:shd w:fill="F1F6F8"/>
       </w:pPr>
       <w:r>
         <w:rPr>
@@ -6863,7 +6802,6 @@
     <w:p>
       <w:pPr>
         <w:spacing w:line="336" w:lineRule="auto" w:after="180"/>
-        <w:shd w:fill="F1F6F8"/>
       </w:pPr>
       <w:r>
         <w:rPr>
@@ -6898,7 +6836,7 @@
     </w:p>
     <w:p>
       <w:pPr>
-        <w:pStyle w:val="Heading3"/>
+        <w:pStyle w:val="Heading2"/>
       </w:pPr>
       <w:r>
         <w:t>06. Make the idea visible in your project</w:t>
@@ -6909,7 +6847,7 @@
         <w:drawing>
           <wp:inline xmlns:a="http://schemas.openxmlformats.org/drawingml/2006/main" xmlns:pic="http://schemas.openxmlformats.org/drawingml/2006/picture">
             <wp:extent cx="5486400" cy="3681984"/>
-            <wp:docPr id="7" name="Picture 7" descr="For your Responsible Plant Classifier, save the input, procedure, observed result and limitation of this check. Label this worked example as practice; use a different, previously unreviewed case when checking independent understanding. Draw your input, deciding step, result and limit. Supported question: What two counts should the revised card show? Point to the relevant step in the picture, then write the changed result and the rule or evidence that supports it."/>
+            <wp:docPr id="8" name="Picture 8" descr="For your Responsible Plant Classifier, save the input, procedure, observed result and limitation of this check. Label this worked example as practice; use a different, previously unreviewed case when checking independent understanding. Draw your input, deciding step, result and limit. Supported question: What two counts should the revised card show? Point to the relevant step in the picture, then write the changed result and the rule or evidence that supports it."/>
             <wp:cNvGraphicFramePr>
               <a:graphicFrameLocks noChangeAspect="1"/>
             </wp:cNvGraphicFramePr>
@@ -7024,7 +6962,6 @@
     <w:p>
       <w:pPr>
         <w:spacing w:line="336" w:lineRule="auto" w:after="180"/>
-        <w:shd w:fill="F5F1FB"/>
       </w:pPr>
       <w:r>
         <w:rPr>
@@ -7047,58 +6984,126 @@
     </w:p>
     <w:p>
       <w:pPr>
+        <w:spacing w:line="336" w:lineRule="auto" w:after="180"/>
+      </w:pPr>
+      <w:r>
+        <w:rPr>
+          <w:b w:val="0"/>
+        </w:rPr>
+        <w:t xml:space="preserve">Teacher prompt: Draw your project trace and justify the deciding step using </w:t>
+      </w:r>
+      <w:r>
+        <w:rPr>
+          <w:b/>
+        </w:rPr>
+        <w:t>evidence</w:t>
+      </w:r>
+      <w:r>
+        <w:rPr>
+          <w:b w:val="0"/>
+        </w:rPr>
+        <w:t>. Ask learners to describe one label or arrow in ordinary words. Use the adjacent transcript if the image is difficult to see.</w:t>
+      </w:r>
+    </w:p>
+    <w:p>
+      <w:pPr>
+        <w:spacing w:line="336" w:lineRule="auto" w:after="180"/>
+      </w:pPr>
+      <w:r>
+        <w:rPr>
+          <w:b w:val="0"/>
+        </w:rPr>
+        <w:t>Supported practice key: 24 photos and 6 plants, with view relationships, source and indoor/outdoor conditions documented. Changed-case check: Photo count becomes 24, plant count remains 6; lighting coverage changes.</w:t>
+      </w:r>
+    </w:p>
+    <w:p>
+      <w:pPr>
+        <w:spacing w:line="336" w:lineRule="auto" w:after="180"/>
+      </w:pPr>
+      <w:r>
+        <w:rPr>
+          <w:b w:val="0"/>
+        </w:rPr>
+        <w:t>Additional views broaden conditions without creating new independent plant identities.</w:t>
+      </w:r>
+    </w:p>
+    <w:p>
+      <w:pPr>
+        <w:pStyle w:val="Heading2"/>
+      </w:pPr>
+      <w:r>
+        <w:t>Earlier wording, alternatives and picture transcripts · reference / check after trying</w:t>
+      </w:r>
+    </w:p>
+    <w:p>
+      <w:pPr>
+        <w:spacing w:line="336" w:lineRule="auto" w:after="180"/>
+      </w:pPr>
+      <w:r>
+        <w:rPr>
+          <w:b w:val="0"/>
+        </w:rPr>
+        <w:t xml:space="preserve">Use one picture at a time. Hide a worked result before asking for a </w:t>
+      </w:r>
+      <w:r>
+        <w:rPr>
+          <w:b/>
+        </w:rPr>
+        <w:t>prediction</w:t>
+      </w:r>
+      <w:r>
+        <w:rPr>
+          <w:b w:val="0"/>
+        </w:rPr>
+        <w:t>, then reveal it for feedback. These are supported teaching cases; retain the separate independent assessment for a fresh first attempt.</w:t>
+      </w:r>
+    </w:p>
+    <w:p>
+      <w:pPr>
         <w:pStyle w:val="Heading3"/>
       </w:pPr>
       <w:r>
-        <w:t>Discuss while showing the picture</w:t>
-      </w:r>
-    </w:p>
-    <w:p>
-      <w:pPr>
-        <w:spacing w:line="336" w:lineRule="auto" w:after="180"/>
-        <w:shd w:fill="F1F6F8"/>
-      </w:pPr>
-      <w:r>
-        <w:rPr>
-          <w:b w:val="0"/>
-        </w:rPr>
-        <w:t xml:space="preserve">Teacher prompt: Draw your project trace and justify the deciding step using </w:t>
-      </w:r>
-      <w:r>
-        <w:rPr>
-          <w:b/>
-        </w:rPr>
-        <w:t>evidence</w:t>
-      </w:r>
-      <w:r>
-        <w:rPr>
-          <w:b w:val="0"/>
-        </w:rPr>
-        <w:t>. Ask learners to describe one label or arrow in ordinary words. Use the adjacent transcript if the image is difficult to see.</w:t>
-      </w:r>
-    </w:p>
-    <w:p>
-      <w:pPr>
-        <w:spacing w:line="336" w:lineRule="auto" w:after="180"/>
-        <w:shd w:fill="F1F6F8"/>
-      </w:pPr>
-      <w:r>
-        <w:rPr>
-          <w:b w:val="0"/>
-        </w:rPr>
-        <w:t>Supported practice key: 24 photos and 6 plants, with view relationships, source and indoor/outdoor conditions documented. Changed-case check: Photo count becomes 24, plant count remains 6; lighting coverage changes.</w:t>
-      </w:r>
-    </w:p>
-    <w:p>
-      <w:pPr>
-        <w:spacing w:line="336" w:lineRule="auto" w:after="180"/>
-        <w:shd w:fill="F1F6F8"/>
-      </w:pPr>
-      <w:r>
-        <w:rPr>
-          <w:b w:val="0"/>
-        </w:rPr>
-        <w:t>Additional views broaden conditions without creating new independent plant identities.</w:t>
+        <w:t>01. Dataset Cards: the case</w:t>
+      </w:r>
+    </w:p>
+    <w:p>
+      <w:pPr>
+        <w:pStyle w:val="Heading3"/>
+      </w:pPr>
+      <w:r>
+        <w:t>02. Follow the deciding steps</w:t>
+      </w:r>
+    </w:p>
+    <w:p>
+      <w:pPr>
+        <w:pStyle w:val="Heading3"/>
+      </w:pPr>
+      <w:r>
+        <w:t>03. Turn an observation into a documented action</w:t>
+      </w:r>
+    </w:p>
+    <w:p>
+      <w:pPr>
+        <w:pStyle w:val="Heading3"/>
+      </w:pPr>
+      <w:r>
+        <w:t>04. Change one thing. Trace what follows.</w:t>
+      </w:r>
+    </w:p>
+    <w:p>
+      <w:pPr>
+        <w:pStyle w:val="Heading3"/>
+      </w:pPr>
+      <w:r>
+        <w:t>05. Connect the explanation to its limit</w:t>
+      </w:r>
+    </w:p>
+    <w:p>
+      <w:pPr>
+        <w:pStyle w:val="Heading3"/>
+      </w:pPr>
+      <w:r>
+        <w:t>06. Make the idea visible in your project</w:t>
       </w:r>
     </w:p>
     <w:sectPr>
